--- a/Launcher/Templates/F_ТИПОВИЙ ДОГОВІР ТЕ ЕФІРНЕ ГО УААСП.docx
+++ b/Launcher/Templates/F_ТИПОВИЙ ДОГОВІР ТЕ ЕФІРНЕ ГО УААСП.docx
@@ -1,6 +1,6 @@
 
 <file path=word/document.xml><?xml version="1.0" encoding="utf-8"?>
-<w:document xmlns:wpc="http://schemas.microsoft.com/office/word/2010/wordprocessingCanvas" xmlns:cx="http://schemas.microsoft.com/office/drawing/2014/chartex" xmlns:cx1="http://schemas.microsoft.com/office/drawing/2015/9/8/chartex" xmlns:cx2="http://schemas.microsoft.com/office/drawing/2015/10/21/chartex" xmlns:cx3="http://schemas.microsoft.com/office/drawing/2016/5/9/chartex" xmlns:cx4="http://schemas.microsoft.com/office/drawing/2016/5/10/chartex" xmlns:cx5="http://schemas.microsoft.com/office/drawing/2016/5/11/chartex" xmlns:cx6="http://schemas.microsoft.com/office/drawing/2016/5/12/chartex" xmlns:cx7="http://schemas.microsoft.com/office/drawing/2016/5/13/chartex" xmlns:cx8="http://schemas.microsoft.com/office/drawing/2016/5/14/chartex" xmlns:mc="http://schemas.openxmlformats.org/markup-compatibility/2006" xmlns:aink="http://schemas.microsoft.com/office/drawing/2016/ink" xmlns:am3d="http://schemas.microsoft.com/office/drawing/2017/model3d" xmlns:o="urn:schemas-microsoft-com:office:office" xmlns:r="http://schemas.openxmlformats.org/officeDocument/2006/relationships" xmlns:m="http://schemas.openxmlformats.org/officeDocument/2006/math" xmlns:v="urn:schemas-microsoft-com:vml" xmlns:wp14="http://schemas.microsoft.com/office/word/2010/wordprocessingDrawing" xmlns:wp="http://schemas.openxmlformats.org/drawingml/2006/wordprocessingDrawing" xmlns:w10="urn:schemas-microsoft-com:office:word" xmlns:w="http://schemas.openxmlformats.org/wordprocessingml/2006/main" xmlns:w14="http://schemas.microsoft.com/office/word/2010/wordml" xmlns:w15="http://schemas.microsoft.com/office/word/2012/wordml" xmlns:w16cid="http://schemas.microsoft.com/office/word/2016/wordml/cid" xmlns:w16se="http://schemas.microsoft.com/office/word/2015/wordml/symex" xmlns:wpg="http://schemas.microsoft.com/office/word/2010/wordprocessingGroup" xmlns:wpi="http://schemas.microsoft.com/office/word/2010/wordprocessingInk" xmlns:wne="http://schemas.microsoft.com/office/word/2006/wordml" xmlns:wps="http://schemas.microsoft.com/office/word/2010/wordprocessingShape" mc:Ignorable="w14 w15 w16se w16cid wp14">
+<w:document xmlns:wpc="http://schemas.microsoft.com/office/word/2010/wordprocessingCanvas" xmlns:cx="http://schemas.microsoft.com/office/drawing/2014/chartex" xmlns:cx1="http://schemas.microsoft.com/office/drawing/2015/9/8/chartex" xmlns:mc="http://schemas.openxmlformats.org/markup-compatibility/2006" xmlns:o="urn:schemas-microsoft-com:office:office" xmlns:r="http://schemas.openxmlformats.org/officeDocument/2006/relationships" xmlns:m="http://schemas.openxmlformats.org/officeDocument/2006/math" xmlns:v="urn:schemas-microsoft-com:vml" xmlns:wp14="http://schemas.microsoft.com/office/word/2010/wordprocessingDrawing" xmlns:wp="http://schemas.openxmlformats.org/drawingml/2006/wordprocessingDrawing" xmlns:w10="urn:schemas-microsoft-com:office:word" xmlns:w="http://schemas.openxmlformats.org/wordprocessingml/2006/main" xmlns:w14="http://schemas.microsoft.com/office/word/2010/wordml" xmlns:w15="http://schemas.microsoft.com/office/word/2012/wordml" xmlns:w16se="http://schemas.microsoft.com/office/word/2015/wordml/symex" xmlns:wpg="http://schemas.microsoft.com/office/word/2010/wordprocessingGroup" xmlns:wpi="http://schemas.microsoft.com/office/word/2010/wordprocessingInk" xmlns:wne="http://schemas.microsoft.com/office/word/2006/wordml" xmlns:wps="http://schemas.microsoft.com/office/word/2010/wordprocessingShape" mc:Ignorable="w14 w15 w16se wp14">
   <w:body>
     <w:p>
       <w:pPr>
@@ -208,100 +208,63 @@
       </w:pPr>
       <w:r>
         <w:rPr>
-          <w:rFonts w:ascii="Times New Roman CYR" w:hAnsi="Times New Roman CYR" w:cs="Times New Roman CYR"/>
+          <w:rFonts w:eastAsia="Times New Roman"/>
           <w:b/>
         </w:rPr>
         <w:t>Громадська організація «Українська агенція з авторських та суміжних прав» (далі – ГО УААСП)</w:t>
       </w:r>
       <w:r>
         <w:rPr>
-          <w:rFonts w:ascii="Times New Roman CYR" w:hAnsi="Times New Roman CYR" w:cs="Times New Roman CYR"/>
-        </w:rPr>
-        <w:t>, що здійснює колективне управління майновими правами суб’єктів авторського права відповідно до Закону України «Про авторське право і суміжні права»</w:t>
-      </w:r>
-      <w:r>
-        <w:rPr>
-          <w:rFonts w:ascii="Times New Roman CYR" w:hAnsi="Times New Roman CYR" w:cs="Times New Roman CYR"/>
-        </w:rPr>
-        <w:t>,</w:t>
-      </w:r>
-      <w:r>
-        <w:rPr>
-          <w:rFonts w:ascii="Times New Roman CYR" w:hAnsi="Times New Roman CYR" w:cs="Times New Roman CYR"/>
-        </w:rPr>
-        <w:t xml:space="preserve"> </w:t>
-      </w:r>
-      <w:r>
-        <w:rPr>
-          <w:rFonts w:ascii="Times New Roman CYR" w:hAnsi="Times New Roman CYR" w:cs="Times New Roman CYR"/>
-        </w:rPr>
-        <w:t>Закону України «Про ефективне управління майновими правами правовласників у сфері авторського права і (або) суміжних прав»</w:t>
-      </w:r>
-      <w:r>
-        <w:t xml:space="preserve"> </w:t>
-      </w:r>
-      <w:r>
-        <w:t xml:space="preserve"> (далі – Закон)</w:t>
-      </w:r>
-      <w:r>
-        <w:rPr>
-          <w:rFonts w:ascii="Times New Roman CYR" w:hAnsi="Times New Roman CYR" w:cs="Times New Roman CYR"/>
-        </w:rPr>
-        <w:t xml:space="preserve"> та </w:t>
-      </w:r>
-      <w:r>
-        <w:t>на підставі Свідоцтва № 24/2015 від 03.09.2015 р. Державної служби інтелектуальної власності України здійснює колективне управління майновими правами суб’єктів авторського права, в особі</w:t>
+          <w:rFonts w:eastAsia="Times New Roman"/>
+        </w:rPr>
+        <w:t xml:space="preserve">, що здійснює колективне управління майновими правами суб’єктів авторського права </w:t>
+      </w:r>
+      <w:r>
+        <w:rPr>
+          <w:rFonts w:eastAsia="Times New Roman"/>
+        </w:rPr>
+        <w:t xml:space="preserve">(правовласників) </w:t>
+      </w:r>
+      <w:r>
+        <w:rPr>
+          <w:rFonts w:eastAsia="Times New Roman"/>
+        </w:rPr>
+        <w:t xml:space="preserve">відповідно до Закону України «Про авторське право і суміжні права», Закону України «Про ефективне управління майновими правами правовласників у сфері авторського права і (або) суміжних прав» (далі – Закон) </w:t>
+      </w:r>
+      <w:r>
+        <w:rPr>
+          <w:rFonts w:eastAsia="Times New Roman"/>
+        </w:rPr>
+        <w:t xml:space="preserve">та на підставі Витягу з Реєстру організацій колективного управління № 3 від 15.04.2019 р. Міністерства економічного розвитку і торгівлі України, в особі </w:t>
       </w:r>
       <w:r>
         <w:rPr>
           <w:b/>
         </w:rPr>
-        <w:t xml:space="preserve"> </w:t>
-      </w:r>
+        <w:t xml:space="preserve">Генерального директора </w:t>
+      </w:r>
+      <w:proofErr w:type="spellStart"/>
       <w:r>
         <w:rPr>
           <w:b/>
         </w:rPr>
-        <w:t xml:space="preserve">Директора з міжнародної співпраці та ліцензування Цимбал Людмили Анатоліївни, </w:t>
-      </w:r>
-      <w:r>
-        <w:t>що діє на підставі</w:t>
-      </w:r>
+        <w:t>Харчишина</w:t>
+      </w:r>
+      <w:proofErr w:type="spellEnd"/>
       <w:r>
         <w:rPr>
           <w:b/>
         </w:rPr>
-        <w:t xml:space="preserve"> Довіреності № 2/2019</w:t>
+        <w:t xml:space="preserve"> Валерія Володимировича</w:t>
+      </w:r>
+      <w:r>
+        <w:t>, яка діє на підставі Статуту</w:t>
       </w:r>
       <w:r>
         <w:rPr>
           <w:b/>
         </w:rPr>
-        <w:t xml:space="preserve"> від 1</w:t>
-      </w:r>
-      <w:r>
-        <w:rPr>
-          <w:b/>
-        </w:rPr>
-        <w:t>4</w:t>
-      </w:r>
-      <w:r>
-        <w:rPr>
-          <w:b/>
-        </w:rPr>
-        <w:t>.0</w:t>
-      </w:r>
-      <w:r>
-        <w:rPr>
-          <w:b/>
-        </w:rPr>
-        <w:t xml:space="preserve">2.2019 </w:t>
-      </w:r>
-      <w:r>
-        <w:rPr>
-          <w:b/>
-        </w:rPr>
-        <w:t xml:space="preserve">р., </w:t>
+        <w:t xml:space="preserve">, </w:t>
       </w:r>
       <w:r>
         <w:t>з однієї сторони</w:t>
@@ -815,7 +778,7 @@
           <w:sz w:val="20"/>
           <w:szCs w:val="20"/>
         </w:rPr>
-        <w:t xml:space="preserve"> (доведення до загального відома) - передача за згодою суб’єктів авторського права в ефір творів за допомогою радіохвиль (а також лазерних променів, гама-променів тощо), у тому числі з використанням супутників, коли зазначена передача може бути сприйнята необмеженою кількістю осіб у різних місцях, віддаленість яких від місця передачі є такою, що без зазначеної передачі звуки не можуть бути сприйняті;</w:t>
+        <w:t xml:space="preserve"> (доведення до загального відома) - передача в ефір творів за допомогою радіохвиль (а також лазерних променів, гама-променів тощо), у тому числі з використанням супутників, коли зазначена передача може бути сприйнята необмеженою кількістю осіб у різних місцях, віддаленість яких від місця передачі є такою, що без зазначеної передачі звуки не можуть бути сприйняті;</w:t>
       </w:r>
     </w:p>
     <w:p>
@@ -839,106 +802,32 @@
       <w:r>
         <w:rPr>
           <w:b/>
-          <w:bCs/>
-          <w:sz w:val="20"/>
-          <w:szCs w:val="20"/>
-        </w:rPr>
-        <w:t>каталог</w:t>
-      </w:r>
-      <w:r>
-        <w:rPr>
-          <w:b/>
-          <w:bCs/>
+          <w:sz w:val="20"/>
+          <w:szCs w:val="20"/>
+        </w:rPr>
+        <w:t>каталог ГО УААСП</w:t>
+      </w:r>
+      <w:r>
+        <w:rPr>
+          <w:sz w:val="20"/>
+          <w:szCs w:val="20"/>
+        </w:rPr>
+        <w:t xml:space="preserve"> – сукупність тв</w:t>
+      </w:r>
+      <w:r>
+        <w:rPr>
+          <w:sz w:val="20"/>
+          <w:szCs w:val="20"/>
+          <w:lang w:eastAsia="ja-JP"/>
+        </w:rPr>
+        <w:t>орів, щодо яких правовласники, на основі договорів, надали ГО УААСП повноваження на колективне управління майновими правами безпосередньо або на основі договорів з аналогічними іноземними організаціями, у тому числі, договорів про взаємне представництво інтересів / договорів про представництво прав, а також управління якими надано ГО УААСП згідно законодавства – інформація щодо творів знаходиться на веб-сайті ГО УААСП:</w:t>
+      </w:r>
+      <w:r>
+        <w:rPr>
           <w:sz w:val="20"/>
           <w:szCs w:val="20"/>
         </w:rPr>
         <w:t xml:space="preserve"> </w:t>
-      </w:r>
-      <w:r>
-        <w:rPr>
-          <w:b/>
-          <w:bCs/>
-          <w:sz w:val="20"/>
-          <w:szCs w:val="20"/>
-        </w:rPr>
-        <w:t>ГО УААСП</w:t>
-      </w:r>
-      <w:r>
-        <w:rPr>
-          <w:sz w:val="20"/>
-          <w:szCs w:val="20"/>
-        </w:rPr>
-        <w:t xml:space="preserve"> – твори, повноваження на колективне управління якими на території України передано</w:t>
-      </w:r>
-      <w:r>
-        <w:rPr>
-          <w:sz w:val="20"/>
-          <w:szCs w:val="20"/>
-        </w:rPr>
-        <w:t xml:space="preserve">           ГО УААСП</w:t>
-      </w:r>
-      <w:r>
-        <w:rPr>
-          <w:sz w:val="20"/>
-          <w:szCs w:val="20"/>
-        </w:rPr>
-        <w:t xml:space="preserve"> аналогічними іноземними авторсько-правовими організаціями на підставі договорів про взаємне представництво інтересів</w:t>
-      </w:r>
-      <w:r>
-        <w:rPr>
-          <w:sz w:val="20"/>
-          <w:szCs w:val="20"/>
-        </w:rPr>
-        <w:t xml:space="preserve"> (договорами про представництво прав)</w:t>
-      </w:r>
-      <w:r>
-        <w:rPr>
-          <w:sz w:val="20"/>
-          <w:szCs w:val="20"/>
-        </w:rPr>
-        <w:t xml:space="preserve">, українськими </w:t>
-      </w:r>
-      <w:r>
-        <w:rPr>
-          <w:sz w:val="20"/>
-          <w:szCs w:val="20"/>
-        </w:rPr>
-        <w:t xml:space="preserve">/ </w:t>
-      </w:r>
-      <w:r>
-        <w:rPr>
-          <w:sz w:val="20"/>
-          <w:szCs w:val="20"/>
-        </w:rPr>
-        <w:t xml:space="preserve">іноземними </w:t>
-      </w:r>
-      <w:r>
-        <w:rPr>
-          <w:sz w:val="20"/>
-          <w:szCs w:val="20"/>
-        </w:rPr>
-        <w:t xml:space="preserve">суб’єктами авторського права </w:t>
-      </w:r>
-      <w:r>
-        <w:rPr>
-          <w:sz w:val="20"/>
-          <w:szCs w:val="20"/>
-        </w:rPr>
-        <w:t xml:space="preserve">(правовласниками) </w:t>
-      </w:r>
-      <w:r>
-        <w:rPr>
-          <w:sz w:val="20"/>
-          <w:szCs w:val="20"/>
-        </w:rPr>
-        <w:t>та їх правонаступниками  на підставі письмових договорів</w:t>
-      </w:r>
-      <w:r>
-        <w:rPr>
-          <w:sz w:val="20"/>
-          <w:szCs w:val="20"/>
-        </w:rPr>
-        <w:t xml:space="preserve"> - згідно переліку творів, передбаченого на сайті ГО УААСП: </w:t>
       </w:r>
       <w:hyperlink r:id="rId7" w:history="1">
         <w:r>
@@ -954,76 +843,7 @@
         <w:rPr>
           <w:sz w:val="20"/>
           <w:szCs w:val="20"/>
-        </w:rPr>
-        <w:t>. О</w:t>
-      </w:r>
-      <w:r>
-        <w:rPr>
-          <w:sz w:val="20"/>
-          <w:szCs w:val="20"/>
-        </w:rPr>
-        <w:t>скільки, в управлінні ГО УААСП перебувають твори, які входять до каталогів (репертуарів) іноземних авторсько-правових організацій, видавців – посилання на каталог (репертуар) того чи іншого іноземного авторсько-правового товариства та</w:t>
-      </w:r>
-      <w:r>
-        <w:rPr>
-          <w:sz w:val="20"/>
-          <w:szCs w:val="20"/>
-        </w:rPr>
-        <w:t>/</w:t>
-      </w:r>
-      <w:r>
-        <w:rPr>
-          <w:sz w:val="20"/>
-          <w:szCs w:val="20"/>
-        </w:rPr>
-        <w:t>або видавця</w:t>
-      </w:r>
-      <w:r>
-        <w:rPr>
-          <w:sz w:val="20"/>
-          <w:szCs w:val="20"/>
-        </w:rPr>
-        <w:t xml:space="preserve"> означає можливість знайти </w:t>
-      </w:r>
-      <w:r>
-        <w:rPr>
-          <w:sz w:val="20"/>
-          <w:szCs w:val="20"/>
-        </w:rPr>
-        <w:t xml:space="preserve">певний </w:t>
-      </w:r>
-      <w:r>
-        <w:rPr>
-          <w:sz w:val="20"/>
-          <w:szCs w:val="20"/>
-        </w:rPr>
-        <w:t xml:space="preserve">твір </w:t>
-      </w:r>
-      <w:r>
-        <w:rPr>
-          <w:sz w:val="20"/>
-          <w:szCs w:val="20"/>
-        </w:rPr>
-        <w:t>на сайті відповідного авторського-правового товариства та</w:t>
-      </w:r>
-      <w:r>
-        <w:rPr>
-          <w:sz w:val="20"/>
-          <w:szCs w:val="20"/>
-        </w:rPr>
-        <w:t>/</w:t>
-      </w:r>
-      <w:r>
-        <w:rPr>
-          <w:sz w:val="20"/>
-          <w:szCs w:val="20"/>
-        </w:rPr>
-        <w:t>або видавця</w:t>
-      </w:r>
-      <w:r>
-        <w:rPr>
-          <w:sz w:val="20"/>
-          <w:szCs w:val="20"/>
+          <w:lang w:eastAsia="ja-JP"/>
         </w:rPr>
         <w:t>;</w:t>
       </w:r>
@@ -1044,6 +864,7 @@
         <w:rPr>
           <w:sz w:val="20"/>
           <w:szCs w:val="20"/>
+          <w:lang w:val="uk-UA"/>
         </w:rPr>
         <w:t xml:space="preserve">      </w:t>
       </w:r>
@@ -1171,7 +992,14 @@
           <w:sz w:val="20"/>
           <w:szCs w:val="20"/>
         </w:rPr>
-        <w:t xml:space="preserve">.1. </w:t>
+        <w:t>.1</w:t>
+      </w:r>
+      <w:r>
+        <w:rPr>
+          <w:sz w:val="20"/>
+          <w:szCs w:val="20"/>
+        </w:rPr>
+        <w:t xml:space="preserve"> </w:t>
       </w:r>
       <w:r>
         <w:rPr>
@@ -1185,21 +1013,66 @@
           <w:sz w:val="20"/>
           <w:szCs w:val="20"/>
         </w:rPr>
-        <w:t xml:space="preserve"> від імені авторів та їх правонаступників, включаючи іноземних, надає Користувачеві на умовах, визначених цим Договором, право (невиключну ліцензію) на публічне сповіщення шляхом передачі в ефір творів з</w:t>
-      </w:r>
-      <w:r>
-        <w:rPr>
-          <w:sz w:val="20"/>
-          <w:szCs w:val="20"/>
-        </w:rPr>
-        <w:t xml:space="preserve"> каталог</w:t>
-      </w:r>
-      <w:r>
-        <w:rPr>
-          <w:sz w:val="20"/>
-          <w:szCs w:val="20"/>
-        </w:rPr>
-        <w:t>у</w:t>
+        <w:t xml:space="preserve"> від </w:t>
+      </w:r>
+      <w:r>
+        <w:rPr>
+          <w:sz w:val="20"/>
+          <w:szCs w:val="20"/>
+        </w:rPr>
+        <w:t xml:space="preserve">свого </w:t>
+      </w:r>
+      <w:r>
+        <w:rPr>
+          <w:sz w:val="20"/>
+          <w:szCs w:val="20"/>
+        </w:rPr>
+        <w:t xml:space="preserve">імені </w:t>
+      </w:r>
+      <w:r>
+        <w:rPr>
+          <w:sz w:val="20"/>
+          <w:szCs w:val="20"/>
+        </w:rPr>
+        <w:t xml:space="preserve">та в інтересах </w:t>
+      </w:r>
+      <w:r>
+        <w:rPr>
+          <w:sz w:val="20"/>
+          <w:szCs w:val="20"/>
+          <w:lang w:val="en-US"/>
+        </w:rPr>
+        <w:t>c</w:t>
+      </w:r>
+      <w:proofErr w:type="spellStart"/>
+      <w:r>
+        <w:rPr>
+          <w:sz w:val="20"/>
+          <w:szCs w:val="20"/>
+        </w:rPr>
+        <w:t>уб`єктів</w:t>
+      </w:r>
+      <w:proofErr w:type="spellEnd"/>
+      <w:r>
+        <w:rPr>
+          <w:sz w:val="20"/>
+          <w:szCs w:val="20"/>
+        </w:rPr>
+        <w:t xml:space="preserve"> авторського права (правовласників)</w:t>
+      </w:r>
+      <w:r>
+        <w:rPr>
+          <w:sz w:val="20"/>
+          <w:szCs w:val="20"/>
+        </w:rPr>
+        <w:t>, включаючи іноземних, надає Користувачеві на умовах, визначених цим Договором, право (невиключну ліцензію) на публічне сповіщення шляхом передачі в ефір творів з</w:t>
+      </w:r>
+      <w:r>
+        <w:rPr>
+          <w:sz w:val="20"/>
+          <w:szCs w:val="20"/>
+        </w:rPr>
+        <w:t xml:space="preserve"> каталогу</w:t>
       </w:r>
       <w:r>
         <w:rPr>
@@ -1222,16 +1095,6 @@
         </w:rPr>
         <w:t xml:space="preserve"> на території*</w:t>
       </w:r>
-    </w:p>
-    <w:p>
-      <w:pPr>
-        <w:pStyle w:val="a3"/>
-        <w:ind w:right="-1" w:firstLine="720"/>
-        <w:rPr>
-          <w:sz w:val="20"/>
-          <w:szCs w:val="20"/>
-        </w:rPr>
-      </w:pPr>
     </w:p>
     <w:sdt>
       <w:sdtPr>
@@ -1252,7 +1115,6 @@
       </w:sdtPr>
       <w:sdtEndPr/>
       <w:sdtContent>
-        <w:bookmarkStart w:id="2" w:name="_GoBack" w:displacedByCustomXml="prev"/>
         <w:p>
           <w:pPr>
             <w:pStyle w:val="a3"/>
@@ -1460,7 +1322,6 @@
             </w:rPr>
           </w:pPr>
         </w:p>
-        <w:bookmarkEnd w:id="2" w:displacedByCustomXml="next"/>
       </w:sdtContent>
     </w:sdt>
     <w:p>
@@ -1622,7 +1483,6 @@
           <w:sz w:val="20"/>
           <w:szCs w:val="20"/>
         </w:rPr>
-        <w:lastRenderedPageBreak/>
         <w:t>2.3. Цей Договір не поширюється на:</w:t>
       </w:r>
     </w:p>
@@ -1726,6 +1586,7 @@
           <w:sz w:val="20"/>
           <w:szCs w:val="20"/>
         </w:rPr>
+        <w:lastRenderedPageBreak/>
         <w:t xml:space="preserve">г) передачу в ефір оприлюднених літературних (музично-літературних, літературно-драматичних композицій), драматичних, музично-драматичних творів, а також музичних творів, спеціально створених для супроводження драматичних творів, якщо вказані твори </w:t>
       </w:r>
       <w:proofErr w:type="spellStart"/>
@@ -1831,7 +1692,15 @@
           <w:sz w:val="20"/>
           <w:szCs w:val="20"/>
         </w:rPr>
-        <w:t xml:space="preserve">2.4. Сторони домовились, що сума авторської винагороди (роялті), яка сплачується Користувачем за надання невиключного права на публічне </w:t>
+        <w:t xml:space="preserve">2.4. </w:t>
+      </w:r>
+      <w:r>
+        <w:rPr>
+          <w:rFonts w:ascii="Times New Roman CYR" w:hAnsi="Times New Roman CYR" w:cs="Times New Roman CYR"/>
+          <w:sz w:val="20"/>
+          <w:szCs w:val="20"/>
+        </w:rPr>
+        <w:t xml:space="preserve">Сторони домовились, що сума авторської винагороди (роялті), яка сплачується Користувачем за надання невиключного права на публічне </w:t>
       </w:r>
       <w:r>
         <w:rPr>
@@ -1859,7 +1728,7 @@
           <w:sz w:val="20"/>
           <w:szCs w:val="20"/>
         </w:rPr>
-        <w:t>ГО УААСП</w:t>
+        <w:t>ГО УААСП, з урахуванням діючих попередніх тарифів, затверджених Загальними зборами членів ГО УААСП та приписів законодавства України</w:t>
       </w:r>
       <w:r>
         <w:rPr>
@@ -1910,7 +1779,7 @@
         </w:rPr>
         <w:t xml:space="preserve"> </w:t>
       </w:r>
-      <w:bookmarkStart w:id="3" w:name="_Hlk3207123"/>
+      <w:bookmarkStart w:id="2" w:name="_Hlk3207123"/>
       <w:sdt>
         <w:sdtPr>
           <w:rPr>
@@ -1974,7 +1843,7 @@
           </w:r>
         </w:sdtContent>
       </w:sdt>
-      <w:bookmarkEnd w:id="3"/>
+      <w:bookmarkEnd w:id="2"/>
       <w:r>
         <w:rPr>
           <w:sz w:val="20"/>
@@ -2051,7 +1920,7 @@
         </w:rPr>
         <w:t xml:space="preserve">але не менше ніж </w:t>
       </w:r>
-      <w:bookmarkStart w:id="4" w:name="_Hlk3207175"/>
+      <w:bookmarkStart w:id="3" w:name="_Hlk3207175"/>
       <w:sdt>
         <w:sdtPr>
           <w:rPr>
@@ -2178,7 +2047,7 @@
         </w:rPr>
         <w:t xml:space="preserve"> коп.</w:t>
       </w:r>
-      <w:bookmarkEnd w:id="4"/>
+      <w:bookmarkEnd w:id="3"/>
       <w:r>
         <w:rPr>
           <w:sz w:val="20"/>
@@ -2186,7 +2055,7 @@
         </w:rPr>
         <w:t xml:space="preserve"> (далі – мінімальний платіж) </w:t>
       </w:r>
-      <w:bookmarkStart w:id="5" w:name="_Hlk3207388"/>
+      <w:bookmarkStart w:id="4" w:name="_Hlk3207388"/>
       <w:sdt>
         <w:sdtPr>
           <w:rPr>
@@ -2214,7 +2083,7 @@
           </w:r>
         </w:sdtContent>
       </w:sdt>
-      <w:bookmarkEnd w:id="5"/>
+      <w:bookmarkEnd w:id="4"/>
       <w:r>
         <w:rPr>
           <w:sz w:val="20"/>
@@ -2232,6 +2101,7 @@
           <w:szCs w:val="20"/>
         </w:rPr>
       </w:pPr>
+      <w:bookmarkStart w:id="5" w:name="_Hlk3207428"/>
       <w:r>
         <w:rPr>
           <w:sz w:val="20"/>
@@ -2288,10 +2158,10 @@
         <w:rPr>
           <w:sz w:val="20"/>
           <w:szCs w:val="20"/>
+          <w:lang w:val="ru-RU"/>
         </w:rPr>
         <w:t xml:space="preserve"> </w:t>
       </w:r>
-      <w:bookmarkStart w:id="6" w:name="_Hlk3207428"/>
       <w:sdt>
         <w:sdtPr>
           <w:rPr>
@@ -2320,7 +2190,7 @@
           </w:r>
         </w:sdtContent>
       </w:sdt>
-      <w:bookmarkEnd w:id="6"/>
+      <w:bookmarkEnd w:id="5"/>
       <w:r>
         <w:rPr>
           <w:sz w:val="20"/>
@@ -2343,7 +2213,14 @@
           <w:sz w:val="20"/>
           <w:szCs w:val="20"/>
         </w:rPr>
-        <w:t xml:space="preserve">2.5.1. перерахувати на поточний рахунок </w:t>
+        <w:t xml:space="preserve">2.5.1. </w:t>
+      </w:r>
+      <w:r>
+        <w:rPr>
+          <w:sz w:val="20"/>
+          <w:szCs w:val="20"/>
+        </w:rPr>
+        <w:t xml:space="preserve">перерахувати на поточний рахунок </w:t>
       </w:r>
       <w:r>
         <w:rPr>
@@ -2357,7 +2234,7 @@
           <w:sz w:val="20"/>
           <w:szCs w:val="20"/>
         </w:rPr>
-        <w:t xml:space="preserve"> суму авторської винагороди, визначену відповідно до п. 2.4. та п. 5.2. даного Договору;</w:t>
+        <w:t xml:space="preserve"> суму авторської винагороди, визначену відповідно до п. 2.4. даного Договору;</w:t>
       </w:r>
     </w:p>
     <w:p>
@@ -2393,7 +2270,7 @@
           <w:sz w:val="20"/>
           <w:szCs w:val="20"/>
         </w:rPr>
-        <w:t xml:space="preserve"> безпосередньо або через представника Звіт про публічно сповіщені твори </w:t>
+        <w:t xml:space="preserve"> безпосередньо або через представника </w:t>
       </w:r>
       <w:r>
         <w:rPr>
@@ -2401,7 +2278,14 @@
           <w:sz w:val="20"/>
           <w:szCs w:val="20"/>
         </w:rPr>
-        <w:t xml:space="preserve">в ефір </w:t>
+        <w:t>у паперовому прошитому вигляді за підписом уповноваженої особи Користувача</w:t>
+      </w:r>
+      <w:r>
+        <w:rPr>
+          <w:sz w:val="20"/>
+          <w:szCs w:val="20"/>
+        </w:rPr>
+        <w:t xml:space="preserve"> </w:t>
       </w:r>
       <w:r>
         <w:rPr>
@@ -2409,7 +2293,15 @@
           <w:sz w:val="20"/>
           <w:szCs w:val="20"/>
         </w:rPr>
-        <w:t xml:space="preserve">за формою, наведеною у </w:t>
+        <w:t xml:space="preserve">Звіт про публічно сповіщені твори </w:t>
+      </w:r>
+      <w:r>
+        <w:rPr>
+          <w:b w:val="0"/>
+          <w:sz w:val="20"/>
+          <w:szCs w:val="20"/>
+        </w:rPr>
+        <w:t xml:space="preserve">в ефір за формою, наведеною у </w:t>
       </w:r>
       <w:r>
         <w:rPr>
@@ -2447,25 +2339,7 @@
           <w:sz w:val="20"/>
           <w:szCs w:val="20"/>
         </w:rPr>
-        <w:t>за адрес</w:t>
-      </w:r>
-      <w:r>
-        <w:rPr>
-          <w:b w:val="0"/>
-          <w:color w:val="000000"/>
-          <w:sz w:val="20"/>
-          <w:szCs w:val="20"/>
-        </w:rPr>
-        <w:t>ою:</w:t>
-      </w:r>
-      <w:r>
-        <w:rPr>
-          <w:b w:val="0"/>
-          <w:color w:val="000000"/>
-          <w:sz w:val="20"/>
-          <w:szCs w:val="20"/>
-        </w:rPr>
-        <w:t xml:space="preserve"> </w:t>
+        <w:t xml:space="preserve">за адресами </w:t>
       </w:r>
       <w:hyperlink r:id="rId8" w:history="1">
         <w:r>
@@ -2481,19 +2355,10 @@
       <w:r>
         <w:rPr>
           <w:b w:val="0"/>
-          <w:color w:val="000000"/>
-          <w:sz w:val="20"/>
-          <w:szCs w:val="20"/>
-        </w:rPr>
-        <w:t xml:space="preserve"> </w:t>
-      </w:r>
-      <w:r>
-        <w:rPr>
-          <w:b w:val="0"/>
-          <w:sz w:val="20"/>
-          <w:szCs w:val="20"/>
-        </w:rPr>
-        <w:t xml:space="preserve">(Звіт подається в файлі формату </w:t>
+          <w:sz w:val="20"/>
+          <w:szCs w:val="20"/>
+        </w:rPr>
+        <w:t xml:space="preserve"> (Звіт подається в файлі формату </w:t>
       </w:r>
       <w:proofErr w:type="spellStart"/>
       <w:r>
@@ -2542,7 +2407,21 @@
           <w:sz w:val="20"/>
           <w:szCs w:val="20"/>
         </w:rPr>
-        <w:t xml:space="preserve"> Звіт про використані музичні твори в рекламі, що публічно </w:t>
+        <w:t xml:space="preserve"> безпосередньо або через представника </w:t>
+      </w:r>
+      <w:r>
+        <w:rPr>
+          <w:sz w:val="20"/>
+          <w:szCs w:val="20"/>
+        </w:rPr>
+        <w:t xml:space="preserve">у паперовому прошитому вигляді за підписом уповноваженої особи Користувача </w:t>
+      </w:r>
+      <w:r>
+        <w:rPr>
+          <w:sz w:val="20"/>
+          <w:szCs w:val="20"/>
+        </w:rPr>
+        <w:t xml:space="preserve">Звіт про використані музичні твори в рекламі, що публічно </w:t>
       </w:r>
       <w:proofErr w:type="spellStart"/>
       <w:r>
@@ -2581,14 +2460,15 @@
           <w:sz w:val="20"/>
           <w:szCs w:val="20"/>
         </w:rPr>
-        <w:t xml:space="preserve">до даного Договору та в </w:t>
-      </w:r>
-      <w:r>
-        <w:rPr>
-          <w:sz w:val="20"/>
-          <w:szCs w:val="20"/>
-        </w:rPr>
-        <w:t xml:space="preserve">електронному вигляді за адресою: </w:t>
+        <w:t xml:space="preserve">до даного Договору та в електронному вигляді за адресою </w:t>
+      </w:r>
+      <w:r>
+        <w:rPr>
+          <w:color w:val="000000"/>
+          <w:sz w:val="20"/>
+          <w:szCs w:val="20"/>
+        </w:rPr>
+        <w:t xml:space="preserve">за адресами </w:t>
       </w:r>
       <w:hyperlink r:id="rId9" w:history="1">
         <w:r>
@@ -2605,14 +2485,7 @@
           <w:sz w:val="20"/>
           <w:szCs w:val="20"/>
         </w:rPr>
-        <w:t xml:space="preserve"> </w:t>
-      </w:r>
-      <w:r>
-        <w:rPr>
-          <w:sz w:val="20"/>
-          <w:szCs w:val="20"/>
-        </w:rPr>
-        <w:t xml:space="preserve">(Звіт подається в файлі формату </w:t>
+        <w:t xml:space="preserve"> (Звіт подається в файлі формату </w:t>
       </w:r>
       <w:proofErr w:type="spellStart"/>
       <w:r>
@@ -2682,23 +2555,7 @@
           <w:sz w:val="20"/>
           <w:szCs w:val="20"/>
         </w:rPr>
-        <w:t xml:space="preserve">Додатку </w:t>
-      </w:r>
-      <w:r>
-        <w:rPr>
-          <w:b/>
-          <w:sz w:val="20"/>
-          <w:szCs w:val="20"/>
-        </w:rPr>
-        <w:t xml:space="preserve">№ </w:t>
-      </w:r>
-      <w:r>
-        <w:rPr>
-          <w:b/>
-          <w:sz w:val="20"/>
-          <w:szCs w:val="20"/>
-        </w:rPr>
-        <w:t>2</w:t>
+        <w:t>Додатку № 2</w:t>
       </w:r>
       <w:r>
         <w:rPr>
@@ -2945,7 +2802,7 @@
           <w:sz w:val="20"/>
           <w:szCs w:val="20"/>
         </w:rPr>
-        <w:t>2.5.1., п.</w:t>
+        <w:t>2.5.1.</w:t>
       </w:r>
       <w:r>
         <w:rPr>
@@ -2959,20 +2816,6 @@
           <w:sz w:val="20"/>
           <w:szCs w:val="20"/>
         </w:rPr>
-        <w:t>5.2.</w:t>
-      </w:r>
-      <w:r>
-        <w:rPr>
-          <w:sz w:val="20"/>
-          <w:szCs w:val="20"/>
-        </w:rPr>
-        <w:t xml:space="preserve"> </w:t>
-      </w:r>
-      <w:r>
-        <w:rPr>
-          <w:sz w:val="20"/>
-          <w:szCs w:val="20"/>
-        </w:rPr>
         <w:t xml:space="preserve">Договору, Користувач зобов’язаний виплатити </w:t>
       </w:r>
       <w:r>
@@ -2980,14 +2823,7 @@
           <w:sz w:val="20"/>
           <w:szCs w:val="20"/>
         </w:rPr>
-        <w:t xml:space="preserve"> </w:t>
-      </w:r>
-      <w:r>
-        <w:rPr>
-          <w:sz w:val="20"/>
-          <w:szCs w:val="20"/>
-        </w:rPr>
-        <w:t>ГО УААСП</w:t>
+        <w:t xml:space="preserve">               ГО УААСП</w:t>
       </w:r>
       <w:r>
         <w:rPr>
@@ -3212,44 +3048,23 @@
         <w:rPr>
           <w:rFonts w:ascii="Times New Roman" w:hAnsi="Times New Roman" w:cs="Times New Roman"/>
         </w:rPr>
-        <w:t>2.9.</w:t>
-      </w:r>
-      <w:r>
-        <w:rPr>
-          <w:rFonts w:ascii="Times New Roman" w:hAnsi="Times New Roman" w:cs="Times New Roman"/>
-        </w:rPr>
-        <w:t xml:space="preserve"> </w:t>
-      </w:r>
-      <w:r>
-        <w:rPr>
-          <w:rFonts w:ascii="Times New Roman" w:hAnsi="Times New Roman" w:cs="Times New Roman"/>
-        </w:rPr>
-        <w:t>ГО УААСП</w:t>
-      </w:r>
-      <w:r>
-        <w:rPr>
-          <w:rFonts w:ascii="Times New Roman" w:hAnsi="Times New Roman" w:cs="Times New Roman"/>
-        </w:rPr>
-        <w:t xml:space="preserve"> надсилає</w:t>
+        <w:t>2.9. ГО УААСП надсилає</w:t>
       </w:r>
       <w:r>
         <w:rPr>
           <w:rFonts w:ascii="inherit" w:hAnsi="inherit"/>
-          <w:color w:val="212121"/>
         </w:rPr>
         <w:t xml:space="preserve"> Користувачеві вимоги (</w:t>
       </w:r>
       <w:r>
         <w:rPr>
           <w:rFonts w:ascii="inherit" w:hAnsi="inherit" w:hint="eastAsia"/>
-          <w:color w:val="212121"/>
         </w:rPr>
         <w:t>претензії</w:t>
       </w:r>
       <w:r>
         <w:rPr>
           <w:rFonts w:ascii="inherit" w:hAnsi="inherit"/>
-          <w:color w:val="212121"/>
         </w:rPr>
         <w:t>), передбачені цим Договором, рекомендованим листом з повідомленням про вручення за юридичною адресою Користувача або останньою відомою поштовою адресою Користувача.</w:t>
       </w:r>
@@ -3261,29 +3076,13 @@
         <w:jc w:val="both"/>
         <w:rPr>
           <w:rFonts w:ascii="inherit" w:hAnsi="inherit"/>
-          <w:color w:val="212121"/>
         </w:rPr>
       </w:pPr>
       <w:r>
         <w:rPr>
           <w:rFonts w:ascii="inherit" w:hAnsi="inherit"/>
-          <w:color w:val="212121"/>
-        </w:rPr>
-        <w:t xml:space="preserve">Вимога (претензія) вважається належним чином доставленою з дати її отримання Користувачем або з дати доставки такої вимоги (претензії) за юридичною адресою Користувача або останньою відомою </w:t>
-      </w:r>
-      <w:r>
-        <w:rPr>
-          <w:rFonts w:ascii="inherit" w:hAnsi="inherit"/>
-          <w:color w:val="212121"/>
-        </w:rPr>
-        <w:t>ГО УААСП</w:t>
-      </w:r>
-      <w:r>
-        <w:rPr>
-          <w:rFonts w:ascii="inherit" w:hAnsi="inherit"/>
-          <w:color w:val="212121"/>
-        </w:rPr>
-        <w:t xml:space="preserve"> поштовою адресою Користувача - в разі відмови Користувача від отримання вимоги (претензії) або повернення листа за закінченням терміну зберігання, або вибуття адресата.</w:t>
+        </w:rPr>
+        <w:t>Вимога (претензія) вважається належним чином доставленою з дати її отримання Користувачем або з дати доставки такої вимоги (претензії) за юридичною адресою Користувача або останньою відомою ГО УААСП поштовою адресою Користувача - в разі відмови Користувача від отримання вимоги (претензії) або повернення листа за закінченням терміну зберігання, або вибуття адресата.</w:t>
       </w:r>
     </w:p>
     <w:p>
@@ -3353,7 +3152,6 @@
           <w:sz w:val="20"/>
           <w:szCs w:val="20"/>
         </w:rPr>
-        <w:lastRenderedPageBreak/>
         <w:t xml:space="preserve">       </w:t>
       </w:r>
       <w:r>
@@ -3420,7 +3218,8 @@
           <w:sz w:val="20"/>
           <w:szCs w:val="20"/>
         </w:rPr>
-        <w:t xml:space="preserve">        2.12. У випадку існування власного Інтернет - сайту Користувач зобов’язується зазначити на ньому інформацію, що дозвіл на використання Творів отримано в ГО УААСП з інтерактивним посиланням на веб-адресу      ГО УААСП: </w:t>
+        <w:lastRenderedPageBreak/>
+        <w:t xml:space="preserve">        2.12. У випадку існування власного Інтернет - сайту Користувач зобов’язується зазначити на ньому інформацію, що дозвіл на використання Творів отримано в ГО УААСП з інтерактивним посиланням на веб-адресу ГО УААСП: </w:t>
       </w:r>
       <w:hyperlink r:id="rId10" w:history="1">
         <w:r>
@@ -3443,12 +3242,19 @@
     <w:p>
       <w:pPr>
         <w:pStyle w:val="a3"/>
-        <w:tabs>
-          <w:tab w:val="left" w:pos="0"/>
-          <w:tab w:val="left" w:pos="720"/>
-        </w:tabs>
-        <w:spacing w:before="120" w:after="120"/>
-        <w:ind w:right="0"/>
+        <w:ind w:right="-1" w:firstLine="720"/>
+        <w:rPr>
+          <w:b/>
+          <w:bCs/>
+          <w:sz w:val="20"/>
+          <w:szCs w:val="20"/>
+        </w:rPr>
+      </w:pPr>
+    </w:p>
+    <w:p>
+      <w:pPr>
+        <w:pStyle w:val="a3"/>
+        <w:ind w:right="-1"/>
         <w:jc w:val="center"/>
         <w:rPr>
           <w:b/>
@@ -3805,7 +3611,68 @@
           <w:szCs w:val="20"/>
           <w:lang w:val="uk-UA"/>
         </w:rPr>
-        <w:t xml:space="preserve"> в ефір, інформації про використані твори Користувач зобов’язується виплатити на користь кожного автора (додатково до суми авторської винагороди, визначеної Сторонами в п. 2.4., 5.2 даного Договору) належну авторську винагороду. При цьому</w:t>
+        <w:t xml:space="preserve"> в ефір, інформації про використані твори</w:t>
+      </w:r>
+      <w:r>
+        <w:rPr>
+          <w:b w:val="0"/>
+          <w:sz w:val="20"/>
+          <w:szCs w:val="20"/>
+        </w:rPr>
+        <w:t xml:space="preserve"> </w:t>
+      </w:r>
+      <w:r>
+        <w:rPr>
+          <w:b w:val="0"/>
+          <w:sz w:val="20"/>
+          <w:szCs w:val="20"/>
+          <w:lang w:val="uk-UA"/>
+        </w:rPr>
+        <w:t xml:space="preserve">з каталогу ГО УААСП </w:t>
+      </w:r>
+      <w:r>
+        <w:rPr>
+          <w:b w:val="0"/>
+          <w:sz w:val="20"/>
+          <w:szCs w:val="20"/>
+          <w:lang w:val="uk-UA"/>
+        </w:rPr>
+        <w:t xml:space="preserve"> Користувач зобов’язується виплатити на користь кожного автора</w:t>
+      </w:r>
+      <w:r>
+        <w:rPr>
+          <w:b w:val="0"/>
+          <w:sz w:val="20"/>
+          <w:szCs w:val="20"/>
+          <w:lang w:val="uk-UA"/>
+        </w:rPr>
+        <w:t xml:space="preserve"> </w:t>
+      </w:r>
+      <w:r>
+        <w:rPr>
+          <w:b w:val="0"/>
+          <w:sz w:val="20"/>
+          <w:szCs w:val="20"/>
+        </w:rPr>
+        <w:t xml:space="preserve">/ </w:t>
+      </w:r>
+      <w:r>
+        <w:rPr>
+          <w:b w:val="0"/>
+          <w:sz w:val="20"/>
+          <w:szCs w:val="20"/>
+          <w:lang w:val="uk-UA"/>
+        </w:rPr>
+        <w:t>правовласника</w:t>
+      </w:r>
+      <w:r>
+        <w:rPr>
+          <w:b w:val="0"/>
+          <w:sz w:val="20"/>
+          <w:szCs w:val="20"/>
+          <w:lang w:val="uk-UA"/>
+        </w:rPr>
+        <w:t xml:space="preserve"> (додатково до суми авторської винагороди, визначеної Сторонами в п. 2.4. даного Договору) належну авторську винагороду. При цьому</w:t>
       </w:r>
       <w:r>
         <w:rPr>
@@ -4195,14 +4062,14 @@
         <w:rPr>
           <w:sz w:val="20"/>
           <w:szCs w:val="20"/>
-        </w:rPr>
-      </w:pPr>
-      <w:r>
-        <w:rPr>
-          <w:sz w:val="20"/>
-          <w:szCs w:val="20"/>
-        </w:rPr>
-        <w:lastRenderedPageBreak/>
+          <w:lang w:eastAsia="ja-JP"/>
+        </w:rPr>
+      </w:pPr>
+      <w:r>
+        <w:rPr>
+          <w:sz w:val="20"/>
+          <w:szCs w:val="20"/>
+        </w:rPr>
         <w:t xml:space="preserve">5.1. </w:t>
       </w:r>
       <w:r>
@@ -4212,7 +4079,7 @@
         </w:rPr>
         <w:t xml:space="preserve">Цей Договір набирає чинності з </w:t>
       </w:r>
-      <w:bookmarkStart w:id="7" w:name="_Hlk3208475"/>
+      <w:bookmarkStart w:id="6" w:name="_Hlk3208475"/>
       <w:sdt>
         <w:sdtPr>
           <w:rPr>
@@ -4257,549 +4124,453 @@
         </w:rPr>
         <w:t xml:space="preserve">року </w:t>
       </w:r>
-      <w:r>
-        <w:rPr>
-          <w:bCs/>
-          <w:sz w:val="20"/>
-          <w:szCs w:val="20"/>
-        </w:rPr>
-        <w:t>і діє до</w:t>
-      </w:r>
-      <w:r>
+      <w:bookmarkEnd w:id="6"/>
+      <w:r>
+        <w:rPr>
+          <w:sz w:val="20"/>
+          <w:szCs w:val="20"/>
+          <w:lang w:eastAsia="ja-JP"/>
+        </w:rPr>
+        <w:t>або діє до 60 дня з дня публікації на офіційному веб-сайті</w:t>
+      </w:r>
+      <w:r>
+        <w:rPr>
+          <w:color w:val="333333"/>
+          <w:shd w:val="clear" w:color="auto" w:fill="FFFFFF"/>
+          <w:lang w:eastAsia="ja-JP"/>
+        </w:rPr>
+        <w:t xml:space="preserve"> </w:t>
+      </w:r>
+      <w:r>
+        <w:rPr>
+          <w:sz w:val="20"/>
+          <w:szCs w:val="20"/>
+          <w:shd w:val="clear" w:color="auto" w:fill="FFFFFF"/>
+          <w:lang w:eastAsia="ja-JP"/>
+        </w:rPr>
+        <w:t>центрального органу виконавчої влади, що забезпечує формування та реалізує державну політику у сфері інтелектуальної власності</w:t>
+      </w:r>
+      <w:r>
+        <w:rPr>
+          <w:sz w:val="20"/>
+          <w:szCs w:val="20"/>
+          <w:lang w:eastAsia="ja-JP"/>
+        </w:rPr>
+        <w:t xml:space="preserve"> (далі – Установа) оголошення Установи про встановлення тарифу у сфері: «</w:t>
+      </w:r>
+      <w:r>
+        <w:rPr>
+          <w:sz w:val="20"/>
+          <w:szCs w:val="20"/>
+          <w:shd w:val="clear" w:color="auto" w:fill="FFFFFF"/>
+          <w:lang w:eastAsia="ja-JP"/>
+        </w:rPr>
+        <w:t>публічне сповіщення музичних недраматичних творів з текстом і без тексту, включно з тими творами, що включені до складу аудіовізуальних творів, крім кабельної ретрансляції»</w:t>
+      </w:r>
+      <w:r>
+        <w:rPr>
+          <w:sz w:val="20"/>
+          <w:szCs w:val="20"/>
+          <w:lang w:eastAsia="ja-JP"/>
+        </w:rPr>
+        <w:t xml:space="preserve"> за результатами узгодження шляхом переговорів або визначеного судом</w:t>
+      </w:r>
+      <w:r>
+        <w:rPr>
+          <w:lang w:eastAsia="ja-JP"/>
+        </w:rPr>
+        <w:t xml:space="preserve">, </w:t>
+      </w:r>
+      <w:r>
+        <w:rPr>
+          <w:sz w:val="20"/>
+          <w:szCs w:val="20"/>
+          <w:lang w:eastAsia="ja-JP"/>
+        </w:rPr>
+        <w:t>якщо вказаний 60 день з дня публікації оголошення на офіційному веб-сайті</w:t>
+      </w:r>
+      <w:r>
+        <w:rPr>
+          <w:color w:val="333333"/>
+          <w:shd w:val="clear" w:color="auto" w:fill="FFFFFF"/>
+          <w:lang w:eastAsia="ja-JP"/>
+        </w:rPr>
+        <w:t xml:space="preserve"> </w:t>
+      </w:r>
+      <w:r>
+        <w:rPr>
+          <w:sz w:val="20"/>
+          <w:szCs w:val="20"/>
+          <w:lang w:eastAsia="ja-JP"/>
+        </w:rPr>
+        <w:t xml:space="preserve">Установи настане </w:t>
+      </w:r>
+      <w:r>
+        <w:rPr>
+          <w:sz w:val="20"/>
+          <w:szCs w:val="20"/>
+          <w:lang w:eastAsia="ja-JP"/>
+        </w:rPr>
+        <w:lastRenderedPageBreak/>
+        <w:t xml:space="preserve">раніше за «___» _______ 20__ року. При цьому, всі зобов`язання Користувача, що виникли під час дії даного Договору, залишаються в силі до їх повного виконання. </w:t>
+      </w:r>
+    </w:p>
+    <w:p>
+      <w:pPr>
+        <w:pStyle w:val="a3"/>
+        <w:ind w:right="0" w:firstLine="425"/>
+        <w:rPr>
+          <w:sz w:val="20"/>
+          <w:szCs w:val="20"/>
+        </w:rPr>
+      </w:pPr>
+      <w:r>
+        <w:rPr>
+          <w:sz w:val="20"/>
+          <w:szCs w:val="20"/>
+        </w:rPr>
+        <w:t xml:space="preserve">      5.2</w:t>
+      </w:r>
+      <w:r>
+        <w:rPr>
+          <w:sz w:val="20"/>
+          <w:szCs w:val="20"/>
+        </w:rPr>
+        <w:t xml:space="preserve">. Даний Договір може бути достроково розірваним </w:t>
+      </w:r>
+      <w:r>
+        <w:rPr>
+          <w:sz w:val="20"/>
+          <w:szCs w:val="20"/>
+        </w:rPr>
+        <w:t xml:space="preserve">за домовленістю Сторін </w:t>
+      </w:r>
+      <w:r>
+        <w:rPr>
+          <w:sz w:val="20"/>
+          <w:szCs w:val="20"/>
+        </w:rPr>
+        <w:t xml:space="preserve">у випадку припинення  </w:t>
+      </w:r>
+      <w:r>
+        <w:rPr>
+          <w:sz w:val="20"/>
+          <w:szCs w:val="20"/>
+        </w:rPr>
+        <w:t xml:space="preserve">Користувачем </w:t>
+      </w:r>
+      <w:r>
+        <w:rPr>
+          <w:sz w:val="20"/>
+          <w:szCs w:val="20"/>
+        </w:rPr>
+        <w:t xml:space="preserve">публічного сповіщення творів з </w:t>
+      </w:r>
+      <w:r>
+        <w:rPr>
+          <w:sz w:val="20"/>
+          <w:szCs w:val="20"/>
+        </w:rPr>
+        <w:t>каталогу</w:t>
+      </w:r>
+      <w:r>
+        <w:rPr>
+          <w:sz w:val="20"/>
+          <w:szCs w:val="20"/>
+        </w:rPr>
+        <w:t xml:space="preserve"> </w:t>
+      </w:r>
+      <w:r>
+        <w:rPr>
+          <w:sz w:val="20"/>
+          <w:szCs w:val="20"/>
+        </w:rPr>
+        <w:t>ГО УААСП</w:t>
+      </w:r>
+      <w:r>
+        <w:rPr>
+          <w:sz w:val="20"/>
+          <w:szCs w:val="20"/>
+        </w:rPr>
+        <w:t xml:space="preserve"> шляхом підписання додаткової угоди. При цьому, Користувач повинен додатково направити </w:t>
+      </w:r>
+      <w:r>
+        <w:rPr>
+          <w:sz w:val="20"/>
+          <w:szCs w:val="20"/>
+        </w:rPr>
+        <w:t>ГО УААСП</w:t>
+      </w:r>
+      <w:r>
+        <w:rPr>
+          <w:sz w:val="20"/>
+          <w:szCs w:val="20"/>
+        </w:rPr>
+        <w:t xml:space="preserve"> офіційні документи, які підтверджують обставини, згідно з якими Користувач припиняє публічне сповіщення творів з </w:t>
+      </w:r>
+      <w:r>
+        <w:rPr>
+          <w:sz w:val="20"/>
+          <w:szCs w:val="20"/>
+        </w:rPr>
+        <w:t>каталогу</w:t>
+      </w:r>
+      <w:r>
+        <w:rPr>
+          <w:sz w:val="20"/>
+          <w:szCs w:val="20"/>
+        </w:rPr>
+        <w:t xml:space="preserve"> </w:t>
+      </w:r>
+      <w:r>
+        <w:rPr>
+          <w:sz w:val="20"/>
+          <w:szCs w:val="20"/>
+        </w:rPr>
+        <w:t>ГО УААСП</w:t>
+      </w:r>
+      <w:r>
+        <w:rPr>
+          <w:sz w:val="20"/>
+          <w:szCs w:val="20"/>
+        </w:rPr>
+        <w:t>.</w:t>
+      </w:r>
+    </w:p>
+    <w:p>
+      <w:pPr>
+        <w:pStyle w:val="a3"/>
+        <w:ind w:right="0" w:firstLine="360"/>
+        <w:rPr>
+          <w:sz w:val="20"/>
+          <w:szCs w:val="20"/>
+        </w:rPr>
+      </w:pPr>
+      <w:r>
+        <w:rPr>
+          <w:sz w:val="20"/>
+          <w:szCs w:val="20"/>
+        </w:rPr>
+        <w:t xml:space="preserve">       5.3</w:t>
+      </w:r>
+      <w:r>
+        <w:rPr>
+          <w:sz w:val="20"/>
+          <w:szCs w:val="20"/>
+        </w:rPr>
+        <w:t xml:space="preserve">. </w:t>
+      </w:r>
+      <w:r>
+        <w:rPr>
+          <w:sz w:val="20"/>
+          <w:szCs w:val="20"/>
+        </w:rPr>
+        <w:t>ГО УААСП</w:t>
+      </w:r>
+      <w:r>
+        <w:rPr>
+          <w:sz w:val="20"/>
+          <w:szCs w:val="20"/>
+        </w:rPr>
+        <w:t xml:space="preserve"> має право розірвати даний Договір в односторонньому порядку, про що </w:t>
+      </w:r>
+      <w:r>
+        <w:rPr>
+          <w:sz w:val="20"/>
+          <w:szCs w:val="20"/>
+        </w:rPr>
+        <w:t>ГО УААСП</w:t>
+      </w:r>
+      <w:r>
+        <w:rPr>
+          <w:sz w:val="20"/>
+          <w:szCs w:val="20"/>
+        </w:rPr>
+        <w:t xml:space="preserve"> зобов’язується письмово повідомити Користувача, шляхом надсилання рекомендованого листа або рекомендованого листа з повідомленням про вручення (на вибір </w:t>
+      </w:r>
+      <w:r>
+        <w:rPr>
+          <w:sz w:val="20"/>
+          <w:szCs w:val="20"/>
+        </w:rPr>
+        <w:t>ГО УААСП</w:t>
+      </w:r>
+      <w:r>
+        <w:rPr>
+          <w:sz w:val="20"/>
+          <w:szCs w:val="20"/>
+        </w:rPr>
+        <w:t>) на юридичну або поштову адресу Користувача не пізніше, ніж за 30 (тридцять) календарних днів до дати, з якої Договір підлягає розірванню, при цьому</w:t>
+      </w:r>
+      <w:r>
+        <w:rPr>
+          <w:sz w:val="20"/>
+          <w:szCs w:val="20"/>
+        </w:rPr>
+        <w:t>,</w:t>
+      </w:r>
+      <w:r>
+        <w:rPr>
+          <w:sz w:val="20"/>
+          <w:szCs w:val="20"/>
+        </w:rPr>
+        <w:t xml:space="preserve"> всі зобов’язання Користувача, що виникли під час дії даного Договору, залишаються в силі до їх повного виконання. Договір вважається розірваним з дати, вказаної </w:t>
+      </w:r>
+      <w:r>
+        <w:rPr>
+          <w:sz w:val="20"/>
+          <w:szCs w:val="20"/>
+        </w:rPr>
+        <w:t>ГО УААСП</w:t>
+      </w:r>
+      <w:r>
+        <w:rPr>
+          <w:sz w:val="20"/>
+          <w:szCs w:val="20"/>
+        </w:rPr>
+        <w:t xml:space="preserve"> у письмовому повідомленні, надісланому згідно вищевказаних умов.</w:t>
+      </w:r>
+    </w:p>
+    <w:p>
+      <w:pPr>
+        <w:pStyle w:val="a3"/>
+        <w:ind w:right="0" w:firstLine="360"/>
+        <w:rPr>
+          <w:sz w:val="20"/>
+          <w:szCs w:val="20"/>
+        </w:rPr>
+      </w:pPr>
+      <w:r>
+        <w:rPr>
+          <w:rFonts w:ascii="inherit" w:hAnsi="inherit"/>
+          <w:color w:val="212121"/>
+          <w:sz w:val="20"/>
+          <w:szCs w:val="20"/>
+        </w:rPr>
+        <w:t xml:space="preserve">  </w:t>
+      </w:r>
+      <w:r>
+        <w:rPr>
+          <w:rFonts w:ascii="inherit" w:hAnsi="inherit"/>
+          <w:color w:val="212121"/>
+          <w:sz w:val="20"/>
+          <w:szCs w:val="20"/>
+        </w:rPr>
+        <w:t xml:space="preserve">Письмове повідомлення вважається належним чином доставленим, а Користувач таким, що повідомлений про розірвання Договору у порядку, передбаченому п. </w:t>
+      </w:r>
+      <w:r>
+        <w:rPr>
+          <w:rFonts w:ascii="inherit" w:hAnsi="inherit"/>
+          <w:color w:val="212121"/>
+          <w:sz w:val="20"/>
+          <w:szCs w:val="20"/>
+        </w:rPr>
+        <w:t>5.3</w:t>
+      </w:r>
+      <w:r>
+        <w:rPr>
+          <w:rFonts w:ascii="inherit" w:hAnsi="inherit"/>
+          <w:color w:val="212121"/>
+          <w:sz w:val="20"/>
+          <w:szCs w:val="20"/>
+        </w:rPr>
+        <w:t>. Договору та з дати, вказаної у письмовому повідомленні</w:t>
+      </w:r>
+      <w:r>
+        <w:rPr>
+          <w:rFonts w:ascii="inherit" w:hAnsi="inherit"/>
+          <w:color w:val="212121"/>
+          <w:sz w:val="20"/>
+          <w:szCs w:val="20"/>
+        </w:rPr>
+        <w:t xml:space="preserve">                      ГО УААСП </w:t>
+      </w:r>
+      <w:r>
+        <w:rPr>
+          <w:rFonts w:ascii="inherit" w:hAnsi="inherit"/>
+          <w:color w:val="212121"/>
+          <w:sz w:val="20"/>
+          <w:szCs w:val="20"/>
+        </w:rPr>
+        <w:t xml:space="preserve">також у разі відмови Користувача від отримання листа або повернення листа за закінченням терміну </w:t>
+      </w:r>
+      <w:r>
+        <w:rPr>
+          <w:sz w:val="20"/>
+          <w:szCs w:val="20"/>
+        </w:rPr>
+        <w:t>зберігання, або вибуття адресата.</w:t>
+      </w:r>
+      <w:r>
+        <w:rPr>
+          <w:sz w:val="20"/>
+          <w:szCs w:val="20"/>
+        </w:rPr>
+        <w:t xml:space="preserve"> </w:t>
+      </w:r>
+    </w:p>
+    <w:p>
+      <w:pPr>
+        <w:pStyle w:val="a3"/>
+        <w:ind w:right="0" w:firstLine="360"/>
         <w:rPr>
           <w:b/>
           <w:bCs/>
           <w:sz w:val="20"/>
           <w:szCs w:val="20"/>
         </w:rPr>
-        <w:t xml:space="preserve">  </w:t>
-      </w:r>
-      <w:bookmarkStart w:id="8" w:name="_Hlk3207534"/>
-      <w:sdt>
-        <w:sdtPr>
-          <w:rPr>
-            <w:b/>
-            <w:sz w:val="20"/>
-            <w:szCs w:val="20"/>
-          </w:rPr>
-          <w:alias w:val="docDateEnd"/>
-          <w:tag w:val="docDateEnd"/>
-          <w:id w:val="1553884469"/>
-          <w:placeholder>
-            <w:docPart w:val="8D6EAE10837C4193B313742AA70D1DAB"/>
-          </w:placeholder>
-          <w:showingPlcHdr/>
-          <w15:appearance w15:val="tags"/>
-          <w:text/>
-        </w:sdtPr>
-        <w:sdtEndPr/>
-        <w:sdtContent>
-          <w:r>
-            <w:rPr>
-              <w:rStyle w:val="af"/>
-            </w:rPr>
-            <w:t>Место для ввода текста.</w:t>
-          </w:r>
-        </w:sdtContent>
-      </w:sdt>
-      <w:bookmarkEnd w:id="7"/>
-      <w:bookmarkEnd w:id="8"/>
+      </w:pPr>
+      <w:r>
+        <w:rPr>
+          <w:sz w:val="20"/>
+          <w:szCs w:val="20"/>
+          <w:lang w:val="ru-RU"/>
+        </w:rPr>
+        <w:t xml:space="preserve">      5</w:t>
+      </w:r>
+      <w:r>
+        <w:rPr>
+          <w:sz w:val="20"/>
+          <w:szCs w:val="20"/>
+        </w:rPr>
+        <w:t>.4</w:t>
+      </w:r>
+      <w:r>
+        <w:rPr>
+          <w:sz w:val="20"/>
+          <w:szCs w:val="20"/>
+        </w:rPr>
+        <w:t xml:space="preserve">. Внаслідок розірвання чи припинення Договору, Користувач не має права на публічне сповіщення творів з </w:t>
+      </w:r>
+      <w:r>
+        <w:rPr>
+          <w:sz w:val="20"/>
+          <w:szCs w:val="20"/>
+        </w:rPr>
+        <w:t>каталогу</w:t>
+      </w:r>
+      <w:r>
+        <w:rPr>
+          <w:sz w:val="20"/>
+          <w:szCs w:val="20"/>
+        </w:rPr>
+        <w:t xml:space="preserve"> </w:t>
+      </w:r>
+      <w:r>
+        <w:rPr>
+          <w:sz w:val="20"/>
+          <w:szCs w:val="20"/>
+        </w:rPr>
+        <w:t>ГО УААСП, якщо інше не передбачено законодавством України</w:t>
+      </w:r>
       <w:r>
         <w:rPr>
           <w:b/>
+          <w:bCs/>
           <w:sz w:val="20"/>
           <w:szCs w:val="20"/>
         </w:rPr>
         <w:t xml:space="preserve"> </w:t>
-      </w:r>
-      <w:r>
-        <w:rPr>
-          <w:b/>
-          <w:sz w:val="20"/>
-          <w:szCs w:val="20"/>
-        </w:rPr>
-        <w:t>року</w:t>
-      </w:r>
-      <w:r>
-        <w:rPr>
-          <w:sz w:val="20"/>
-          <w:szCs w:val="20"/>
-        </w:rPr>
-        <w:t xml:space="preserve">; при цьому, всі зобов’язання Користувача, що виникли під час дії даного Договору, залишаються в силі до їх повного виконання. </w:t>
-      </w:r>
-    </w:p>
-    <w:p>
-      <w:pPr>
-        <w:pStyle w:val="a3"/>
-        <w:ind w:right="0" w:firstLine="426"/>
-        <w:rPr>
-          <w:sz w:val="20"/>
-          <w:szCs w:val="20"/>
-        </w:rPr>
-      </w:pPr>
-      <w:r>
-        <w:rPr>
-          <w:sz w:val="20"/>
-          <w:szCs w:val="20"/>
-        </w:rPr>
-        <w:t xml:space="preserve">      </w:t>
-      </w:r>
-      <w:r>
-        <w:rPr>
-          <w:sz w:val="20"/>
-          <w:szCs w:val="20"/>
-        </w:rPr>
-        <w:t xml:space="preserve">5.2. </w:t>
-      </w:r>
-      <w:r>
-        <w:rPr>
-          <w:sz w:val="20"/>
-          <w:szCs w:val="20"/>
-        </w:rPr>
-        <w:t>Дія даного Договору автоматично продовжується строком на 1 рік з одночасним підвищенням розміру мінімального платежу авторської винагороди</w:t>
-      </w:r>
-      <w:r>
-        <w:rPr>
-          <w:sz w:val="20"/>
-          <w:szCs w:val="20"/>
-          <w:lang w:val="ru-RU"/>
-        </w:rPr>
-        <w:t xml:space="preserve"> </w:t>
-      </w:r>
-      <w:r>
-        <w:rPr>
-          <w:sz w:val="20"/>
-          <w:szCs w:val="20"/>
-        </w:rPr>
-        <w:t xml:space="preserve">за попередній рік на </w:t>
-      </w:r>
-      <w:sdt>
-        <w:sdtPr>
-          <w:rPr>
-            <w:b/>
-            <w:sz w:val="20"/>
-            <w:szCs w:val="20"/>
-          </w:rPr>
-          <w:alias w:val="prcntPrl"/>
-          <w:tag w:val="prcntPrl"/>
-          <w:id w:val="973418347"/>
-          <w:placeholder>
-            <w:docPart w:val="DefaultPlaceholder_-1854013440"/>
-          </w:placeholder>
-          <w:showingPlcHdr/>
-          <w15:appearance w15:val="tags"/>
-          <w:text/>
-        </w:sdtPr>
-        <w:sdtEndPr/>
-        <w:sdtContent>
-          <w:r>
-            <w:rPr>
-              <w:rStyle w:val="af"/>
-            </w:rPr>
-            <w:t>Место для ввода текста.</w:t>
-          </w:r>
-        </w:sdtContent>
-      </w:sdt>
-      <w:r>
-        <w:rPr>
-          <w:sz w:val="20"/>
-          <w:szCs w:val="20"/>
-        </w:rPr>
-        <w:t xml:space="preserve"> (</w:t>
-      </w:r>
-      <w:sdt>
-        <w:sdtPr>
-          <w:rPr>
-            <w:sz w:val="20"/>
-            <w:szCs w:val="20"/>
-          </w:rPr>
-          <w:alias w:val="prcntPrlText"/>
-          <w:tag w:val="prcntPrlText"/>
-          <w:id w:val="-492410048"/>
-          <w:placeholder>
-            <w:docPart w:val="DefaultPlaceholder_-1854013440"/>
-          </w:placeholder>
-          <w:showingPlcHdr/>
-          <w15:appearance w15:val="tags"/>
-          <w:text/>
-        </w:sdtPr>
-        <w:sdtEndPr/>
-        <w:sdtContent>
-          <w:r>
-            <w:rPr>
-              <w:rStyle w:val="af"/>
-            </w:rPr>
-            <w:t>Место для ввода текста.</w:t>
-          </w:r>
-        </w:sdtContent>
-      </w:sdt>
-      <w:r>
-        <w:rPr>
-          <w:sz w:val="20"/>
-          <w:szCs w:val="20"/>
-        </w:rPr>
-        <w:t xml:space="preserve">) </w:t>
-      </w:r>
-      <w:r>
-        <w:rPr>
-          <w:b/>
-          <w:sz w:val="20"/>
-          <w:szCs w:val="20"/>
-        </w:rPr>
-        <w:t>%</w:t>
-      </w:r>
-      <w:r>
-        <w:rPr>
-          <w:sz w:val="20"/>
-          <w:szCs w:val="20"/>
-        </w:rPr>
-        <w:t xml:space="preserve"> - і так із року в рік.</w:t>
-      </w:r>
-    </w:p>
-    <w:p>
-      <w:pPr>
-        <w:pStyle w:val="a3"/>
-        <w:ind w:right="0" w:firstLine="425"/>
-        <w:rPr>
-          <w:sz w:val="20"/>
-          <w:szCs w:val="20"/>
-        </w:rPr>
-      </w:pPr>
-      <w:r>
-        <w:rPr>
-          <w:sz w:val="20"/>
-          <w:szCs w:val="20"/>
-        </w:rPr>
-        <w:t xml:space="preserve">      </w:t>
-      </w:r>
-      <w:r>
-        <w:rPr>
-          <w:sz w:val="20"/>
-          <w:szCs w:val="20"/>
-        </w:rPr>
-        <w:t xml:space="preserve">5.3. Даний Договір може бути достроково розірваним </w:t>
-      </w:r>
-      <w:r>
-        <w:rPr>
-          <w:sz w:val="20"/>
-          <w:szCs w:val="20"/>
-        </w:rPr>
-        <w:t xml:space="preserve">за домовленістю Сторін </w:t>
-      </w:r>
-      <w:r>
-        <w:rPr>
-          <w:sz w:val="20"/>
-          <w:szCs w:val="20"/>
-        </w:rPr>
-        <w:t xml:space="preserve">у випадку припинення  </w:t>
-      </w:r>
-      <w:r>
-        <w:rPr>
-          <w:sz w:val="20"/>
-          <w:szCs w:val="20"/>
-        </w:rPr>
-        <w:t xml:space="preserve">Користувачем </w:t>
-      </w:r>
-      <w:r>
-        <w:rPr>
-          <w:sz w:val="20"/>
-          <w:szCs w:val="20"/>
-        </w:rPr>
-        <w:t xml:space="preserve">публічного сповіщення творів з </w:t>
-      </w:r>
-      <w:r>
-        <w:rPr>
-          <w:sz w:val="20"/>
-          <w:szCs w:val="20"/>
-        </w:rPr>
-        <w:t>каталогу</w:t>
-      </w:r>
-      <w:r>
-        <w:rPr>
-          <w:sz w:val="20"/>
-          <w:szCs w:val="20"/>
-        </w:rPr>
-        <w:t xml:space="preserve"> </w:t>
-      </w:r>
-      <w:r>
-        <w:rPr>
-          <w:sz w:val="20"/>
-          <w:szCs w:val="20"/>
-        </w:rPr>
-        <w:t>ГО УААСП</w:t>
-      </w:r>
-      <w:r>
-        <w:rPr>
-          <w:sz w:val="20"/>
-          <w:szCs w:val="20"/>
-        </w:rPr>
-        <w:t xml:space="preserve"> шляхом підписання додаткової угоди. При цьому, Користувач повинен додатково направити </w:t>
-      </w:r>
-      <w:r>
-        <w:rPr>
-          <w:sz w:val="20"/>
-          <w:szCs w:val="20"/>
-        </w:rPr>
-        <w:t>ГО УААСП</w:t>
-      </w:r>
-      <w:r>
-        <w:rPr>
-          <w:sz w:val="20"/>
-          <w:szCs w:val="20"/>
-        </w:rPr>
-        <w:t xml:space="preserve"> офіційні документи, які підтверджують обставини, згідно з якими Користувач припиняє публічне сповіщення творів з </w:t>
-      </w:r>
-      <w:r>
-        <w:rPr>
-          <w:sz w:val="20"/>
-          <w:szCs w:val="20"/>
-        </w:rPr>
-        <w:t>каталогу</w:t>
-      </w:r>
-      <w:r>
-        <w:rPr>
-          <w:sz w:val="20"/>
-          <w:szCs w:val="20"/>
-        </w:rPr>
-        <w:t xml:space="preserve"> </w:t>
-      </w:r>
-      <w:r>
-        <w:rPr>
-          <w:sz w:val="20"/>
-          <w:szCs w:val="20"/>
-        </w:rPr>
-        <w:t>ГО УААСП</w:t>
-      </w:r>
-      <w:r>
-        <w:rPr>
-          <w:sz w:val="20"/>
-          <w:szCs w:val="20"/>
-        </w:rPr>
-        <w:t>.</w:t>
-      </w:r>
-    </w:p>
-    <w:p>
-      <w:pPr>
-        <w:pStyle w:val="a3"/>
-        <w:ind w:right="0" w:firstLine="360"/>
-        <w:rPr>
-          <w:sz w:val="20"/>
-          <w:szCs w:val="20"/>
-        </w:rPr>
-      </w:pPr>
-      <w:r>
-        <w:rPr>
-          <w:sz w:val="20"/>
-          <w:szCs w:val="20"/>
-        </w:rPr>
-        <w:t xml:space="preserve"> </w:t>
-      </w:r>
-      <w:r>
-        <w:rPr>
-          <w:sz w:val="20"/>
-          <w:szCs w:val="20"/>
-        </w:rPr>
-        <w:t xml:space="preserve">     </w:t>
-      </w:r>
-      <w:r>
-        <w:rPr>
-          <w:sz w:val="20"/>
-          <w:szCs w:val="20"/>
-        </w:rPr>
-        <w:t xml:space="preserve"> </w:t>
-      </w:r>
-      <w:r>
-        <w:rPr>
-          <w:sz w:val="20"/>
-          <w:szCs w:val="20"/>
-        </w:rPr>
-        <w:t xml:space="preserve">5.4. </w:t>
-      </w:r>
-      <w:r>
-        <w:rPr>
-          <w:sz w:val="20"/>
-          <w:szCs w:val="20"/>
-        </w:rPr>
-        <w:t>ГО УААСП</w:t>
-      </w:r>
-      <w:r>
-        <w:rPr>
-          <w:sz w:val="20"/>
-          <w:szCs w:val="20"/>
-        </w:rPr>
-        <w:t xml:space="preserve"> має право розірвати даний Договір в односторонньому порядку, про що </w:t>
-      </w:r>
-      <w:r>
-        <w:rPr>
-          <w:sz w:val="20"/>
-          <w:szCs w:val="20"/>
-        </w:rPr>
-        <w:t>ГО УААСП</w:t>
-      </w:r>
-      <w:r>
-        <w:rPr>
-          <w:sz w:val="20"/>
-          <w:szCs w:val="20"/>
-        </w:rPr>
-        <w:t xml:space="preserve"> зобов’язується письмово повідомити Користувача, шляхом надсилання рекомендованого листа або рекомендованого листа з повідомленням про вручення (на вибір </w:t>
-      </w:r>
-      <w:r>
-        <w:rPr>
-          <w:sz w:val="20"/>
-          <w:szCs w:val="20"/>
-        </w:rPr>
-        <w:t>ГО УААСП</w:t>
-      </w:r>
-      <w:r>
-        <w:rPr>
-          <w:sz w:val="20"/>
-          <w:szCs w:val="20"/>
-        </w:rPr>
-        <w:t>) на юридичну або поштову адресу Користувача не пізніше, ніж за 30 (тридцять) календарних днів до дати, з якої Договір підлягає розірванню, при цьому</w:t>
-      </w:r>
-      <w:r>
-        <w:rPr>
-          <w:sz w:val="20"/>
-          <w:szCs w:val="20"/>
-        </w:rPr>
-        <w:t>,</w:t>
-      </w:r>
-      <w:r>
-        <w:rPr>
-          <w:sz w:val="20"/>
-          <w:szCs w:val="20"/>
-        </w:rPr>
-        <w:t xml:space="preserve"> всі зобов’язання Користувача, що виникли під час дії даного Договору, залишаються в силі до їх повного виконання. Договір вважається розірваним з дати, вказаної </w:t>
-      </w:r>
-      <w:r>
-        <w:rPr>
-          <w:sz w:val="20"/>
-          <w:szCs w:val="20"/>
-        </w:rPr>
-        <w:t>ГО УААСП</w:t>
-      </w:r>
-      <w:r>
-        <w:rPr>
-          <w:sz w:val="20"/>
-          <w:szCs w:val="20"/>
-        </w:rPr>
-        <w:t xml:space="preserve"> у письмовому повідомленні, надісланому згідно вищевказаних умов.</w:t>
-      </w:r>
-    </w:p>
-    <w:p>
-      <w:pPr>
-        <w:pStyle w:val="a3"/>
-        <w:ind w:right="0" w:firstLine="360"/>
-        <w:rPr>
-          <w:sz w:val="20"/>
-          <w:szCs w:val="20"/>
-        </w:rPr>
-      </w:pPr>
-      <w:r>
-        <w:rPr>
-          <w:rFonts w:ascii="inherit" w:hAnsi="inherit"/>
-          <w:color w:val="212121"/>
-          <w:sz w:val="20"/>
-          <w:szCs w:val="20"/>
-        </w:rPr>
-        <w:t xml:space="preserve">  </w:t>
-      </w:r>
-      <w:r>
-        <w:rPr>
-          <w:rFonts w:ascii="inherit" w:hAnsi="inherit"/>
-          <w:color w:val="212121"/>
-          <w:sz w:val="20"/>
-          <w:szCs w:val="20"/>
-        </w:rPr>
-        <w:t>Письмове повідомлення вважається належним чином доставленим, а Користувач таким, що повідомлений про розірвання Договору у порядку, передбаченому п. 5.4. Договору та з дати, вказаної у письмовому повідомленні</w:t>
-      </w:r>
-      <w:r>
-        <w:rPr>
-          <w:rFonts w:ascii="inherit" w:hAnsi="inherit"/>
-          <w:color w:val="212121"/>
-          <w:sz w:val="20"/>
-          <w:szCs w:val="20"/>
-        </w:rPr>
-        <w:t xml:space="preserve"> </w:t>
-      </w:r>
-      <w:r>
-        <w:rPr>
-          <w:rFonts w:ascii="inherit" w:hAnsi="inherit"/>
-          <w:color w:val="212121"/>
-          <w:sz w:val="20"/>
-          <w:szCs w:val="20"/>
-        </w:rPr>
-        <w:t xml:space="preserve">               </w:t>
-      </w:r>
-      <w:r>
-        <w:rPr>
-          <w:rFonts w:ascii="inherit" w:hAnsi="inherit"/>
-          <w:color w:val="212121"/>
-          <w:sz w:val="20"/>
-          <w:szCs w:val="20"/>
-        </w:rPr>
-        <w:t xml:space="preserve">ГО УААСП </w:t>
-      </w:r>
-      <w:r>
-        <w:rPr>
-          <w:rFonts w:ascii="inherit" w:hAnsi="inherit"/>
-          <w:color w:val="212121"/>
-          <w:sz w:val="20"/>
-          <w:szCs w:val="20"/>
-        </w:rPr>
-        <w:t>також у разі відмови Користувача від отримання листа або повернення листа за закінченням терміну зберігання, або вибуття адресата.</w:t>
-      </w:r>
-    </w:p>
-    <w:p>
-      <w:pPr>
-        <w:pStyle w:val="a3"/>
-        <w:ind w:right="0" w:firstLine="426"/>
-        <w:rPr>
-          <w:sz w:val="20"/>
-          <w:szCs w:val="20"/>
-        </w:rPr>
-      </w:pPr>
-      <w:r>
-        <w:rPr>
-          <w:sz w:val="20"/>
-          <w:szCs w:val="20"/>
-        </w:rPr>
-        <w:t xml:space="preserve">      </w:t>
-      </w:r>
-      <w:r>
-        <w:rPr>
-          <w:sz w:val="20"/>
-          <w:szCs w:val="20"/>
-        </w:rPr>
-        <w:t xml:space="preserve">5.5. Внаслідок розірвання чи припинення Договору, Користувач не має права на публічне сповіщення творів з </w:t>
-      </w:r>
-      <w:r>
-        <w:rPr>
-          <w:sz w:val="20"/>
-          <w:szCs w:val="20"/>
-        </w:rPr>
-        <w:t>каталогу</w:t>
-      </w:r>
-      <w:r>
-        <w:rPr>
-          <w:sz w:val="20"/>
-          <w:szCs w:val="20"/>
-        </w:rPr>
-        <w:t xml:space="preserve"> </w:t>
-      </w:r>
-      <w:r>
-        <w:rPr>
-          <w:sz w:val="20"/>
-          <w:szCs w:val="20"/>
-        </w:rPr>
-        <w:t>ГО УААСП</w:t>
-      </w:r>
-      <w:r>
-        <w:rPr>
-          <w:sz w:val="20"/>
-          <w:szCs w:val="20"/>
-        </w:rPr>
-        <w:t>.</w:t>
       </w:r>
     </w:p>
     <w:p>
@@ -4951,13 +4722,19 @@
         <w:rPr>
           <w:rFonts w:ascii="Times New Roman CYR" w:hAnsi="Times New Roman CYR" w:cs="Times New Roman CYR"/>
         </w:rPr>
-        <w:t>Закону України «Про ефективне управління майновими правами правовласників у сфері авторського права і (або) суміжних прав»</w:t>
-      </w:r>
-      <w:r>
-        <w:t>,</w:t>
-      </w:r>
-      <w:r>
-        <w:t xml:space="preserve"> Постанови КМУ № 72 від 18.01.2003 р. «Про затвердження мінімальних ставок винагороди (роялті) за використання об’єктів авторського права і суміжних прав».</w:t>
+        <w:t>Закону України «Про ефективне управління майновими правами правовласників у сфері авторського права і (або) суміжних прав</w:t>
+      </w:r>
+      <w:r>
+        <w:rPr>
+          <w:rFonts w:ascii="Times New Roman CYR" w:hAnsi="Times New Roman CYR" w:cs="Times New Roman CYR"/>
+        </w:rPr>
+        <w:t>»</w:t>
+      </w:r>
+      <w:r>
+        <w:t xml:space="preserve">, </w:t>
+      </w:r>
+      <w:r>
+        <w:t>Постанови КМУ № 72 від 18.01.2003 р. «Про затвердження мінімальних ставок винагороди (роялті) за використання об’єктів авторського права і суміжних прав».</w:t>
       </w:r>
     </w:p>
     <w:p>
@@ -5059,51 +4836,207 @@
         <w:rPr>
           <w:sz w:val="20"/>
           <w:szCs w:val="20"/>
-        </w:rPr>
-      </w:pPr>
-      <w:r>
-        <w:rPr>
-          <w:sz w:val="20"/>
-          <w:szCs w:val="20"/>
-        </w:rPr>
-        <w:t>8.2. Всі зміни та додатки до даного Договору укладаються у письмовій формі та є чинними за умови підписання їх уповноваженими представниками обох Сторін.</w:t>
+          <w:lang w:eastAsia="ja-JP"/>
+        </w:rPr>
+      </w:pPr>
+      <w:r>
+        <w:rPr>
+          <w:sz w:val="20"/>
+          <w:szCs w:val="20"/>
+        </w:rPr>
+        <w:t xml:space="preserve">8.2. </w:t>
+      </w:r>
+      <w:r>
+        <w:rPr>
+          <w:color w:val="222222"/>
+          <w:sz w:val="20"/>
+          <w:szCs w:val="20"/>
+          <w:shd w:val="clear" w:color="auto" w:fill="FFFFFF"/>
+          <w:lang w:eastAsia="ja-JP"/>
+        </w:rPr>
+        <w:t>Всі зміни та додатки до даного Договору укладаються у письмовій формі та є чинними за умови підписання їх уповноваженими представниками Сторін.</w:t>
       </w:r>
       <w:r>
         <w:rPr>
           <w:b/>
           <w:bCs/>
-          <w:sz w:val="20"/>
-          <w:szCs w:val="20"/>
-        </w:rPr>
-        <w:t xml:space="preserve"> </w:t>
-      </w:r>
-      <w:r>
-        <w:rPr>
-          <w:bCs/>
-          <w:sz w:val="20"/>
-          <w:szCs w:val="20"/>
-        </w:rPr>
-        <w:t>Всі додатки</w:t>
+          <w:color w:val="222222"/>
+          <w:sz w:val="20"/>
+          <w:szCs w:val="20"/>
+          <w:shd w:val="clear" w:color="auto" w:fill="FFFFFF"/>
+          <w:lang w:eastAsia="ja-JP"/>
+        </w:rPr>
+        <w:t> </w:t>
+      </w:r>
+      <w:r>
+        <w:rPr>
+          <w:color w:val="222222"/>
+          <w:sz w:val="20"/>
+          <w:szCs w:val="20"/>
+          <w:shd w:val="clear" w:color="auto" w:fill="FFFFFF"/>
+          <w:lang w:eastAsia="ja-JP"/>
+        </w:rPr>
+        <w:t>Форми додатків до Договору є частиною Договору.</w:t>
       </w:r>
       <w:r>
         <w:rPr>
           <w:b/>
           <w:bCs/>
-          <w:sz w:val="20"/>
-          <w:szCs w:val="20"/>
-        </w:rPr>
-        <w:t xml:space="preserve"> </w:t>
-      </w:r>
-      <w:r>
-        <w:rPr>
-          <w:sz w:val="20"/>
-          <w:szCs w:val="20"/>
-        </w:rPr>
-        <w:t>до даного Договору є його невід’ємною частиною.</w:t>
+          <w:color w:val="222222"/>
+          <w:sz w:val="20"/>
+          <w:szCs w:val="20"/>
+          <w:shd w:val="clear" w:color="auto" w:fill="FFFFFF"/>
+          <w:lang w:eastAsia="ja-JP"/>
+        </w:rPr>
+        <w:t> </w:t>
+      </w:r>
+      <w:r>
+        <w:rPr>
+          <w:color w:val="222222"/>
+          <w:sz w:val="20"/>
+          <w:szCs w:val="20"/>
+          <w:shd w:val="clear" w:color="auto" w:fill="FFFFFF"/>
+          <w:lang w:eastAsia="ja-JP"/>
+        </w:rPr>
+        <w:t>Якщо форма додатку, затвердженого (підписаного) Сторонами відповідно до даного Договору передбачає лише підпис уповноваженого(</w:t>
+      </w:r>
+      <w:proofErr w:type="spellStart"/>
+      <w:r>
+        <w:rPr>
+          <w:color w:val="222222"/>
+          <w:sz w:val="20"/>
+          <w:szCs w:val="20"/>
+          <w:shd w:val="clear" w:color="auto" w:fill="FFFFFF"/>
+          <w:lang w:eastAsia="ja-JP"/>
+        </w:rPr>
+        <w:t>их</w:t>
+      </w:r>
+      <w:proofErr w:type="spellEnd"/>
+      <w:r>
+        <w:rPr>
+          <w:color w:val="222222"/>
+          <w:sz w:val="20"/>
+          <w:szCs w:val="20"/>
+          <w:shd w:val="clear" w:color="auto" w:fill="FFFFFF"/>
+          <w:lang w:eastAsia="ja-JP"/>
+        </w:rPr>
+        <w:t>) представника(</w:t>
+      </w:r>
+      <w:proofErr w:type="spellStart"/>
+      <w:r>
+        <w:rPr>
+          <w:color w:val="222222"/>
+          <w:sz w:val="20"/>
+          <w:szCs w:val="20"/>
+          <w:shd w:val="clear" w:color="auto" w:fill="FFFFFF"/>
+          <w:lang w:eastAsia="ja-JP"/>
+        </w:rPr>
+        <w:t>ів</w:t>
+      </w:r>
+      <w:proofErr w:type="spellEnd"/>
+      <w:r>
+        <w:rPr>
+          <w:color w:val="222222"/>
+          <w:sz w:val="20"/>
+          <w:szCs w:val="20"/>
+          <w:shd w:val="clear" w:color="auto" w:fill="FFFFFF"/>
+          <w:lang w:eastAsia="ja-JP"/>
+        </w:rPr>
+        <w:t>) Користувача – такий додаток з заповненою Користувачем інформацією є чинним за умови підписання його уповноваженим(и) представником(</w:t>
+      </w:r>
+      <w:proofErr w:type="spellStart"/>
+      <w:r>
+        <w:rPr>
+          <w:color w:val="222222"/>
+          <w:sz w:val="20"/>
+          <w:szCs w:val="20"/>
+          <w:shd w:val="clear" w:color="auto" w:fill="FFFFFF"/>
+          <w:lang w:eastAsia="ja-JP"/>
+        </w:rPr>
+        <w:t>ами</w:t>
+      </w:r>
+      <w:proofErr w:type="spellEnd"/>
+      <w:r>
+        <w:rPr>
+          <w:color w:val="222222"/>
+          <w:sz w:val="20"/>
+          <w:szCs w:val="20"/>
+          <w:shd w:val="clear" w:color="auto" w:fill="FFFFFF"/>
+          <w:lang w:eastAsia="ja-JP"/>
+        </w:rPr>
+        <w:t>) Користувача.</w:t>
       </w:r>
     </w:p>
     <w:p>
       <w:pPr>
+        <w:overflowPunct/>
+        <w:adjustRightInd/>
+        <w:ind w:firstLine="720"/>
+        <w:jc w:val="both"/>
+        <w:textAlignment w:val="auto"/>
+        <w:rPr>
+          <w:b w:val="0"/>
+          <w:bCs w:val="0"/>
+          <w:sz w:val="20"/>
+          <w:szCs w:val="20"/>
+          <w:lang w:val="uk-UA" w:eastAsia="ja-JP"/>
+        </w:rPr>
+      </w:pPr>
+      <w:r>
+        <w:rPr>
+          <w:b w:val="0"/>
+          <w:bCs w:val="0"/>
+          <w:sz w:val="20"/>
+          <w:szCs w:val="20"/>
+          <w:lang w:val="uk-UA" w:eastAsia="ja-JP"/>
+        </w:rPr>
+        <w:t xml:space="preserve">8.3. Користувач розуміє та погоджується, що у випадку присутності у наданому Користувачем Звіті про публічно сповіщені твори </w:t>
+      </w:r>
+      <w:r>
+        <w:rPr>
+          <w:b w:val="0"/>
+          <w:bCs w:val="0"/>
+          <w:sz w:val="20"/>
+          <w:szCs w:val="20"/>
+          <w:lang w:val="uk-UA" w:eastAsia="ja-JP"/>
+        </w:rPr>
+        <w:t xml:space="preserve">в ефір </w:t>
+      </w:r>
+      <w:r>
+        <w:rPr>
+          <w:b w:val="0"/>
+          <w:bCs w:val="0"/>
+          <w:sz w:val="20"/>
+          <w:szCs w:val="20"/>
+          <w:lang w:val="uk-UA" w:eastAsia="ja-JP"/>
+        </w:rPr>
+        <w:t xml:space="preserve">і (або) Звіті про використані музичні твори в рекламі, що публічно </w:t>
+      </w:r>
+      <w:proofErr w:type="spellStart"/>
+      <w:r>
+        <w:rPr>
+          <w:b w:val="0"/>
+          <w:bCs w:val="0"/>
+          <w:sz w:val="20"/>
+          <w:szCs w:val="20"/>
+          <w:lang w:val="uk-UA" w:eastAsia="ja-JP"/>
+        </w:rPr>
+        <w:t>сповіщувалась</w:t>
+      </w:r>
+      <w:proofErr w:type="spellEnd"/>
+      <w:r>
+        <w:rPr>
+          <w:b w:val="0"/>
+          <w:bCs w:val="0"/>
+          <w:sz w:val="20"/>
+          <w:szCs w:val="20"/>
+          <w:lang w:val="uk-UA" w:eastAsia="ja-JP"/>
+        </w:rPr>
+        <w:t xml:space="preserve"> в ефір, інформації про використані твори, які не належать до каталогу ГО УААСП, ГО УААСП здійснює розподіл винагороди виключно на твори (правовласників творів), які належать до каталогу ГО УААСП.</w:t>
+      </w:r>
+    </w:p>
+    <w:p>
+      <w:pPr>
         <w:pStyle w:val="a3"/>
         <w:ind w:right="0" w:firstLine="720"/>
         <w:rPr>
@@ -5116,7 +5049,14 @@
           <w:sz w:val="20"/>
           <w:szCs w:val="20"/>
         </w:rPr>
-        <w:t xml:space="preserve">8.3. Сторони повинні у 5-денний строк письмово повідомляти одна одну про зміни організаційно-правової форми, характеру і (або) виду діяльності, місцезнаходження, обставин непереборної сили та наявність інших обставин, </w:t>
+        <w:t>8.4</w:t>
+      </w:r>
+      <w:r>
+        <w:rPr>
+          <w:sz w:val="20"/>
+          <w:szCs w:val="20"/>
+        </w:rPr>
+        <w:t xml:space="preserve">. Сторони повинні у 5-денний строк письмово повідомляти одна одну про зміни організаційно-правової форми, характеру і (або) виду діяльності, місцезнаходження, обставин непереборної сили та наявність інших обставин, </w:t>
       </w:r>
       <w:r>
         <w:rPr>
@@ -5141,7 +5081,14 @@
           <w:sz w:val="20"/>
           <w:szCs w:val="20"/>
         </w:rPr>
-        <w:t xml:space="preserve">8.4. Несвоєчасне повідомлення і (або) неповідомлення іншої Сторони про дію таких обставин позбавляє відповідну Сторону права посилатися на такі обставини у майбутньому як на підставу для звільнення від відповідальності за часткове або повне невиконання зобов’язань за цим Договором. </w:t>
+        <w:t>8.5</w:t>
+      </w:r>
+      <w:r>
+        <w:rPr>
+          <w:sz w:val="20"/>
+          <w:szCs w:val="20"/>
+        </w:rPr>
+        <w:t xml:space="preserve">. Несвоєчасне повідомлення і (або) неповідомлення іншої Сторони про дію таких обставин позбавляє відповідну Сторону права посилатися на такі обставини у майбутньому як на підставу для звільнення від відповідальності за часткове або повне невиконання зобов’язань за цим Договором. </w:t>
       </w:r>
     </w:p>
     <w:p>
@@ -5158,7 +5105,28 @@
           <w:sz w:val="20"/>
           <w:szCs w:val="20"/>
         </w:rPr>
-        <w:t>8.5. Сторони не звільняються від виконання своїх обов’язків за даним Договором у разі невиконання умов, зазначених у п. 8.3. даного Договору.</w:t>
+        <w:t>8.6</w:t>
+      </w:r>
+      <w:r>
+        <w:rPr>
+          <w:sz w:val="20"/>
+          <w:szCs w:val="20"/>
+        </w:rPr>
+        <w:t>. Сторони не звільняються від виконання своїх обов’язків за даним Договором у разі невик</w:t>
+      </w:r>
+      <w:r>
+        <w:rPr>
+          <w:sz w:val="20"/>
+          <w:szCs w:val="20"/>
+        </w:rPr>
+        <w:t>онання умов, зазначених у п. 8.4</w:t>
+      </w:r>
+      <w:r>
+        <w:rPr>
+          <w:sz w:val="20"/>
+          <w:szCs w:val="20"/>
+        </w:rPr>
+        <w:t>. даного Договору.</w:t>
       </w:r>
     </w:p>
     <w:p>
@@ -5175,7 +5143,14 @@
           <w:sz w:val="20"/>
           <w:szCs w:val="20"/>
         </w:rPr>
-        <w:t xml:space="preserve">8.6. </w:t>
+        <w:t>8.7</w:t>
+      </w:r>
+      <w:r>
+        <w:rPr>
+          <w:sz w:val="20"/>
+          <w:szCs w:val="20"/>
+        </w:rPr>
+        <w:t xml:space="preserve">. </w:t>
       </w:r>
       <w:r>
         <w:rPr>
@@ -5352,7 +5327,7 @@
           <w:szCs w:val="20"/>
           <w:lang w:val="uk-UA" w:eastAsia="uk-UA"/>
         </w:rPr>
-        <w:t xml:space="preserve">        ГО УААСП</w:t>
+        <w:t xml:space="preserve">                   ГО УААСП</w:t>
       </w:r>
       <w:r>
         <w:rPr>
@@ -5479,14 +5454,14 @@
           <w:sz w:val="20"/>
           <w:szCs w:val="20"/>
         </w:rPr>
-        <w:t xml:space="preserve">      </w:t>
-      </w:r>
-      <w:r>
-        <w:rPr>
-          <w:sz w:val="20"/>
-          <w:szCs w:val="20"/>
-        </w:rPr>
-        <w:t>8.7. Користувач розуміє та погоджується, що у випадку публічного виконання творів під</w:t>
+        <w:t xml:space="preserve">      8.8</w:t>
+      </w:r>
+      <w:r>
+        <w:rPr>
+          <w:sz w:val="20"/>
+          <w:szCs w:val="20"/>
+        </w:rPr>
+        <w:t>. Користувач розуміє та погоджується, що у випадку публічного виконання творів під</w:t>
       </w:r>
       <w:r>
         <w:rPr>
@@ -5535,7 +5510,7 @@
           <w:szCs w:val="20"/>
           <w:lang w:val="uk-UA"/>
         </w:rPr>
-        <w:t xml:space="preserve">8.8. </w:t>
+        <w:t xml:space="preserve">8.9. </w:t>
       </w:r>
       <w:r>
         <w:rPr>
@@ -5568,7 +5543,7 @@
           <w:sz w:val="20"/>
           <w:szCs w:val="20"/>
         </w:rPr>
-        <w:t>.9</w:t>
+        <w:t>.10</w:t>
       </w:r>
       <w:r>
         <w:rPr>
@@ -5601,7 +5576,7 @@
           <w:szCs w:val="20"/>
           <w:lang w:val="ru-RU"/>
         </w:rPr>
-        <w:t>10</w:t>
+        <w:t>11</w:t>
       </w:r>
       <w:r>
         <w:rPr>
@@ -5684,14 +5659,91 @@
           <w:sz w:val="20"/>
           <w:szCs w:val="20"/>
         </w:rPr>
-        <w:t>1</w:t>
-      </w:r>
-      <w:r>
-        <w:rPr>
-          <w:sz w:val="20"/>
-          <w:szCs w:val="20"/>
-        </w:rPr>
-        <w:t>. У підтвердження того, що Сторони розуміють визначення всіх термінів, які містяться в даному Договорі, юридичні наслідки виконання умов даного Договору, в підтвердження того, що даний Договір містить всі істотні умови, про які Сторони мали намір домовитись, Сторони поставили нижче свої підписи та печатки.</w:t>
+        <w:t>2</w:t>
+      </w:r>
+      <w:r>
+        <w:rPr>
+          <w:sz w:val="20"/>
+          <w:szCs w:val="20"/>
+        </w:rPr>
+        <w:t xml:space="preserve">. </w:t>
+      </w:r>
+      <w:r>
+        <w:rPr>
+          <w:sz w:val="20"/>
+          <w:szCs w:val="20"/>
+        </w:rPr>
+        <w:t>У підтвердження того, що Користувач до моменту підписання даного Д</w:t>
+      </w:r>
+      <w:r>
+        <w:rPr>
+          <w:sz w:val="20"/>
+          <w:szCs w:val="20"/>
+        </w:rPr>
+        <w:t>оговору ознайомився з каталого</w:t>
+      </w:r>
+      <w:r>
+        <w:rPr>
+          <w:sz w:val="20"/>
+          <w:szCs w:val="20"/>
+        </w:rPr>
+        <w:t>м</w:t>
+      </w:r>
+      <w:r>
+        <w:rPr>
+          <w:sz w:val="20"/>
+          <w:szCs w:val="20"/>
+        </w:rPr>
+        <w:t xml:space="preserve"> </w:t>
+      </w:r>
+      <w:r>
+        <w:rPr>
+          <w:sz w:val="20"/>
+          <w:szCs w:val="20"/>
+        </w:rPr>
+        <w:t xml:space="preserve">                   </w:t>
+      </w:r>
+      <w:r>
+        <w:rPr>
+          <w:sz w:val="20"/>
+          <w:szCs w:val="20"/>
+        </w:rPr>
+        <w:t>ГО УААСП</w:t>
+      </w:r>
+      <w:r>
+        <w:rPr>
+          <w:sz w:val="20"/>
+          <w:szCs w:val="20"/>
+        </w:rPr>
+        <w:t>,</w:t>
+      </w:r>
+      <w:r>
+        <w:rPr>
+          <w:sz w:val="20"/>
+          <w:szCs w:val="20"/>
+        </w:rPr>
+        <w:t xml:space="preserve"> а також</w:t>
+      </w:r>
+      <w:r>
+        <w:rPr>
+          <w:sz w:val="20"/>
+          <w:szCs w:val="20"/>
+        </w:rPr>
+        <w:t xml:space="preserve"> </w:t>
+      </w:r>
+      <w:r>
+        <w:rPr>
+          <w:sz w:val="20"/>
+          <w:szCs w:val="20"/>
+        </w:rPr>
+        <w:t>діючими попередніми тарифами, затвердженими Загальними зборами членів ГО УААСП,</w:t>
+      </w:r>
+      <w:r>
+        <w:rPr>
+          <w:sz w:val="20"/>
+          <w:szCs w:val="20"/>
+        </w:rPr>
+        <w:t xml:space="preserve"> у підтвердження того, що Сторони розуміють визначення всіх термінів, які містяться в даному Договорі, юридичні наслідки виконання умов даного Договору, в підтвердження того, що даний Договір містить всі істотні умови, про які Сторони мали намір домовитись, Сторони поставили нижче свої підписи та печатки.</w:t>
       </w:r>
     </w:p>
     <w:p>
@@ -5866,7 +5918,7 @@
               <w:ind w:left="0"/>
               <w:jc w:val="center"/>
               <w:rPr>
-                <w:sz w:val="20"/>
+                <w:sz w:val="24"/>
                 <w:szCs w:val="20"/>
                 <w:lang w:val="uk-UA"/>
               </w:rPr>
@@ -5878,14 +5930,14 @@
               <w:jc w:val="center"/>
               <w:rPr>
                 <w:sz w:val="20"/>
-                <w:szCs w:val="20"/>
+                <w:szCs w:val="16"/>
                 <w:lang w:val="uk-UA"/>
               </w:rPr>
             </w:pPr>
             <w:r>
               <w:rPr>
                 <w:sz w:val="20"/>
-                <w:szCs w:val="20"/>
+                <w:szCs w:val="16"/>
                 <w:lang w:val="uk-UA"/>
               </w:rPr>
               <w:t>Громадська організація</w:t>
@@ -5897,14 +5949,14 @@
               <w:jc w:val="center"/>
               <w:rPr>
                 <w:sz w:val="20"/>
-                <w:szCs w:val="20"/>
+                <w:szCs w:val="16"/>
                 <w:lang w:val="uk-UA"/>
               </w:rPr>
             </w:pPr>
             <w:r>
               <w:rPr>
                 <w:sz w:val="20"/>
-                <w:szCs w:val="20"/>
+                <w:szCs w:val="16"/>
                 <w:lang w:val="uk-UA"/>
               </w:rPr>
               <w:t xml:space="preserve"> «Українська агенція з авторських</w:t>
@@ -5916,14 +5968,14 @@
               <w:jc w:val="center"/>
               <w:rPr>
                 <w:sz w:val="20"/>
-                <w:szCs w:val="20"/>
+                <w:szCs w:val="16"/>
                 <w:lang w:val="uk-UA"/>
               </w:rPr>
             </w:pPr>
             <w:r>
               <w:rPr>
                 <w:sz w:val="20"/>
-                <w:szCs w:val="20"/>
+                <w:szCs w:val="16"/>
                 <w:lang w:val="uk-UA"/>
               </w:rPr>
               <w:t>та суміжних прав»</w:t>
@@ -5935,7 +5987,7 @@
               <w:rPr>
                 <w:b w:val="0"/>
                 <w:sz w:val="20"/>
-                <w:szCs w:val="20"/>
+                <w:szCs w:val="16"/>
                 <w:lang w:val="uk-UA"/>
               </w:rPr>
             </w:pPr>
@@ -5944,83 +5996,107 @@
             <w:pPr>
               <w:rPr>
                 <w:b w:val="0"/>
-                <w:sz w:val="20"/>
-                <w:szCs w:val="20"/>
+                <w:bCs w:val="0"/>
+                <w:sz w:val="20"/>
+                <w:szCs w:val="16"/>
+              </w:rPr>
+            </w:pPr>
+            <w:r>
+              <w:rPr>
+                <w:b w:val="0"/>
+                <w:sz w:val="20"/>
+                <w:szCs w:val="16"/>
                 <w:lang w:val="uk-UA"/>
               </w:rPr>
-            </w:pPr>
-            <w:r>
-              <w:rPr>
-                <w:b w:val="0"/>
-                <w:sz w:val="20"/>
-                <w:szCs w:val="20"/>
-                <w:lang w:val="uk-UA"/>
-              </w:rPr>
-              <w:t xml:space="preserve">    01030, м. Київ, </w:t>
-            </w:r>
-          </w:p>
-          <w:p>
-            <w:pPr>
-              <w:ind w:left="180"/>
-              <w:rPr>
-                <w:b w:val="0"/>
-                <w:sz w:val="20"/>
-                <w:szCs w:val="20"/>
-                <w:lang w:val="uk-UA"/>
-              </w:rPr>
-            </w:pPr>
-            <w:r>
-              <w:rPr>
-                <w:b w:val="0"/>
-                <w:sz w:val="20"/>
-                <w:szCs w:val="20"/>
-                <w:lang w:val="uk-UA"/>
-              </w:rPr>
-              <w:t>вул. Б.</w:t>
+              <w:t xml:space="preserve">    </w:t>
             </w:r>
             <w:r>
               <w:rPr>
                 <w:b w:val="0"/>
-                <w:sz w:val="20"/>
-                <w:szCs w:val="20"/>
-                <w:lang w:val="uk-UA"/>
-              </w:rPr>
-              <w:t xml:space="preserve"> Хмельницького, </w:t>
+                <w:bCs w:val="0"/>
+                <w:sz w:val="20"/>
+                <w:szCs w:val="16"/>
+              </w:rPr>
+              <w:t xml:space="preserve">04060, м. </w:t>
+            </w:r>
+            <w:proofErr w:type="spellStart"/>
+            <w:r>
+              <w:rPr>
+                <w:b w:val="0"/>
+                <w:bCs w:val="0"/>
+                <w:sz w:val="20"/>
+                <w:szCs w:val="16"/>
+              </w:rPr>
+              <w:t>Київ</w:t>
+            </w:r>
+            <w:proofErr w:type="spellEnd"/>
+            <w:r>
+              <w:rPr>
+                <w:b w:val="0"/>
+                <w:bCs w:val="0"/>
+                <w:sz w:val="20"/>
+                <w:szCs w:val="16"/>
+              </w:rPr>
+              <w:t>,</w:t>
+            </w:r>
+          </w:p>
+          <w:p>
+            <w:pPr>
+              <w:ind w:left="180"/>
+              <w:rPr>
+                <w:b w:val="0"/>
+                <w:bCs w:val="0"/>
+                <w:sz w:val="20"/>
+                <w:szCs w:val="16"/>
+              </w:rPr>
+            </w:pPr>
+            <w:proofErr w:type="spellStart"/>
+            <w:r>
+              <w:rPr>
+                <w:b w:val="0"/>
+                <w:bCs w:val="0"/>
+                <w:sz w:val="20"/>
+                <w:szCs w:val="16"/>
+              </w:rPr>
+              <w:t>вул</w:t>
+            </w:r>
+            <w:proofErr w:type="spellEnd"/>
+            <w:r>
+              <w:rPr>
+                <w:b w:val="0"/>
+                <w:bCs w:val="0"/>
+                <w:sz w:val="20"/>
+                <w:szCs w:val="16"/>
+              </w:rPr>
+              <w:t>. Вавілових, 15</w:t>
             </w:r>
             <w:r>
               <w:rPr>
                 <w:b w:val="0"/>
-                <w:sz w:val="20"/>
-                <w:szCs w:val="20"/>
-              </w:rPr>
-              <w:t xml:space="preserve">буд. </w:t>
+                <w:bCs w:val="0"/>
+                <w:sz w:val="20"/>
+                <w:szCs w:val="16"/>
+                <w:lang w:val="uk-UA"/>
+              </w:rPr>
+              <w:t>-</w:t>
             </w:r>
             <w:r>
               <w:rPr>
                 <w:b w:val="0"/>
-                <w:sz w:val="20"/>
-                <w:szCs w:val="20"/>
-                <w:lang w:val="uk-UA"/>
-              </w:rPr>
-              <w:t xml:space="preserve">41 літера А, прим. </w:t>
+                <w:bCs w:val="0"/>
+                <w:sz w:val="20"/>
+                <w:szCs w:val="16"/>
+              </w:rPr>
+              <w:t>А</w:t>
             </w:r>
-            <w:r>
+          </w:p>
+          <w:p>
+            <w:pPr>
+              <w:ind w:left="180"/>
               <w:rPr>
                 <w:b w:val="0"/>
                 <w:sz w:val="20"/>
-                <w:szCs w:val="20"/>
-                <w:lang w:val="uk-UA"/>
-              </w:rPr>
-              <w:t>1-3,</w:t>
-            </w:r>
-          </w:p>
-          <w:p>
-            <w:pPr>
-              <w:ind w:left="180"/>
-              <w:rPr>
-                <w:b w:val="0"/>
-                <w:sz w:val="20"/>
-                <w:szCs w:val="20"/>
+                <w:szCs w:val="16"/>
               </w:rPr>
             </w:pPr>
             <w:proofErr w:type="spellStart"/>
@@ -6028,7 +6104,7 @@
               <w:rPr>
                 <w:b w:val="0"/>
                 <w:sz w:val="20"/>
-                <w:szCs w:val="20"/>
+                <w:szCs w:val="16"/>
                 <w:lang w:val="uk-UA"/>
               </w:rPr>
               <w:t>тел</w:t>
@@ -6038,7 +6114,7 @@
               <w:rPr>
                 <w:b w:val="0"/>
                 <w:sz w:val="20"/>
-                <w:szCs w:val="20"/>
+                <w:szCs w:val="16"/>
                 <w:lang w:val="uk-UA"/>
               </w:rPr>
               <w:t>.: (044) 223-60-40;</w:t>
@@ -6050,14 +6126,14 @@
               <w:rPr>
                 <w:b w:val="0"/>
                 <w:sz w:val="20"/>
-                <w:szCs w:val="20"/>
+                <w:szCs w:val="16"/>
               </w:rPr>
             </w:pPr>
             <w:r>
               <w:rPr>
                 <w:b w:val="0"/>
                 <w:sz w:val="20"/>
-                <w:szCs w:val="20"/>
+                <w:szCs w:val="16"/>
                 <w:lang w:val="uk-UA"/>
               </w:rPr>
               <w:t>код ЄДРПОУ: 39939650;</w:t>
@@ -6069,7 +6145,7 @@
               <w:rPr>
                 <w:b w:val="0"/>
                 <w:sz w:val="20"/>
-                <w:szCs w:val="20"/>
+                <w:szCs w:val="16"/>
                 <w:lang w:val="uk-UA"/>
               </w:rPr>
             </w:pPr>
@@ -6077,45 +6153,65 @@
               <w:rPr>
                 <w:b w:val="0"/>
                 <w:sz w:val="20"/>
-                <w:szCs w:val="20"/>
+                <w:szCs w:val="16"/>
                 <w:lang w:val="uk-UA"/>
               </w:rPr>
-              <w:t>поточний рахунок: 26002053021074</w:t>
+              <w:t xml:space="preserve">поточний рахунок: </w:t>
             </w:r>
           </w:p>
           <w:p>
             <w:pPr>
-              <w:ind w:left="180"/>
+              <w:overflowPunct/>
+              <w:adjustRightInd/>
+              <w:ind w:left="201"/>
+              <w:textAlignment w:val="auto"/>
+              <w:rPr>
+                <w:sz w:val="20"/>
+                <w:szCs w:val="16"/>
+              </w:rPr>
+            </w:pPr>
+            <w:r>
               <w:rPr>
                 <w:b w:val="0"/>
                 <w:sz w:val="20"/>
-                <w:szCs w:val="20"/>
+                <w:szCs w:val="16"/>
                 <w:lang w:val="uk-UA"/>
               </w:rPr>
-            </w:pPr>
-            <w:r>
-              <w:rPr>
-                <w:b w:val="0"/>
-                <w:sz w:val="20"/>
-                <w:szCs w:val="20"/>
-                <w:lang w:val="uk-UA"/>
-              </w:rPr>
-              <w:t xml:space="preserve">в </w:t>
+              <w:t>IBAN № UA</w:t>
             </w:r>
             <w:r>
               <w:rPr>
                 <w:b w:val="0"/>
                 <w:sz w:val="20"/>
-                <w:szCs w:val="20"/>
+                <w:szCs w:val="16"/>
+              </w:rPr>
+              <w:t>683052990000026004040115716</w:t>
+            </w:r>
+          </w:p>
+          <w:p>
+            <w:pPr>
+              <w:ind w:left="180"/>
+              <w:rPr>
+                <w:b w:val="0"/>
+                <w:sz w:val="20"/>
+                <w:szCs w:val="16"/>
                 <w:lang w:val="uk-UA"/>
               </w:rPr>
-              <w:t xml:space="preserve">АТ </w:t>
+            </w:pPr>
+            <w:r>
+              <w:rPr>
+                <w:b w:val="0"/>
+                <w:sz w:val="20"/>
+                <w:szCs w:val="16"/>
+                <w:lang w:val="uk-UA"/>
+              </w:rPr>
+              <w:t xml:space="preserve">в АТ </w:t>
             </w:r>
             <w:r>
               <w:rPr>
                 <w:b w:val="0"/>
                 <w:sz w:val="20"/>
-                <w:szCs w:val="20"/>
+                <w:szCs w:val="16"/>
               </w:rPr>
               <w:t xml:space="preserve">КБ </w:t>
             </w:r>
@@ -6123,72 +6219,98 @@
               <w:rPr>
                 <w:b w:val="0"/>
                 <w:sz w:val="20"/>
-                <w:szCs w:val="20"/>
+                <w:szCs w:val="16"/>
                 <w:lang w:val="uk-UA"/>
               </w:rPr>
-              <w:t>«Приватб</w:t>
+              <w:t>«Приватбанк»,</w:t>
+            </w:r>
+          </w:p>
+          <w:p>
+            <w:pPr>
+              <w:rPr>
+                <w:b w:val="0"/>
+                <w:sz w:val="20"/>
+                <w:szCs w:val="16"/>
+              </w:rPr>
+            </w:pPr>
+            <w:r>
+              <w:rPr>
+                <w:b w:val="0"/>
+                <w:sz w:val="20"/>
+                <w:szCs w:val="16"/>
+                <w:lang w:val="uk-UA"/>
+              </w:rPr>
+              <w:t xml:space="preserve">    </w:t>
             </w:r>
             <w:r>
               <w:rPr>
                 <w:b w:val="0"/>
                 <w:sz w:val="20"/>
-                <w:szCs w:val="20"/>
+                <w:szCs w:val="16"/>
+              </w:rPr>
+              <w:t xml:space="preserve">Організація </w:t>
+            </w:r>
+            <w:proofErr w:type="spellStart"/>
+            <w:r>
+              <w:rPr>
+                <w:b w:val="0"/>
+                <w:sz w:val="20"/>
+                <w:szCs w:val="16"/>
+              </w:rPr>
+              <w:t>має</w:t>
+            </w:r>
+            <w:proofErr w:type="spellEnd"/>
+            <w:r>
+              <w:rPr>
+                <w:b w:val="0"/>
+                <w:sz w:val="20"/>
+                <w:szCs w:val="16"/>
+              </w:rPr>
+              <w:t xml:space="preserve"> статус </w:t>
+            </w:r>
+            <w:proofErr w:type="spellStart"/>
+            <w:r>
+              <w:rPr>
+                <w:b w:val="0"/>
+                <w:sz w:val="20"/>
+                <w:szCs w:val="16"/>
+              </w:rPr>
+              <w:t>неприбуткової</w:t>
+            </w:r>
+            <w:proofErr w:type="spellEnd"/>
+            <w:r>
+              <w:rPr>
+                <w:b w:val="0"/>
+                <w:sz w:val="20"/>
+                <w:szCs w:val="16"/>
+              </w:rPr>
+              <w:t xml:space="preserve"> за </w:t>
+            </w:r>
+            <w:proofErr w:type="spellStart"/>
+            <w:r>
+              <w:rPr>
+                <w:b w:val="0"/>
+                <w:sz w:val="20"/>
+                <w:szCs w:val="16"/>
+              </w:rPr>
+              <w:t>ознакою</w:t>
+            </w:r>
+            <w:proofErr w:type="spellEnd"/>
+          </w:p>
+          <w:p>
+            <w:pPr>
+              <w:rPr>
+                <w:b w:val="0"/>
+                <w:sz w:val="20"/>
+                <w:szCs w:val="16"/>
                 <w:lang w:val="uk-UA"/>
               </w:rPr>
-              <w:t>анк</w:t>
-            </w:r>
+            </w:pPr>
             <w:r>
               <w:rPr>
                 <w:b w:val="0"/>
                 <w:sz w:val="20"/>
-                <w:szCs w:val="20"/>
-                <w:lang w:val="uk-UA"/>
-              </w:rPr>
-              <w:t>»</w:t>
-            </w:r>
-            <w:r>
-              <w:rPr>
-                <w:b w:val="0"/>
-                <w:sz w:val="20"/>
-                <w:szCs w:val="20"/>
-                <w:lang w:val="uk-UA"/>
-              </w:rPr>
-              <w:t>;</w:t>
-            </w:r>
-          </w:p>
-          <w:p>
-            <w:pPr>
-              <w:ind w:left="180"/>
-              <w:rPr>
-                <w:b w:val="0"/>
-                <w:sz w:val="20"/>
-                <w:szCs w:val="20"/>
-                <w:lang w:val="uk-UA"/>
-              </w:rPr>
-            </w:pPr>
-            <w:r>
-              <w:rPr>
-                <w:b w:val="0"/>
-                <w:sz w:val="20"/>
-                <w:szCs w:val="20"/>
-                <w:lang w:val="uk-UA"/>
-              </w:rPr>
-              <w:t>МФО 321842</w:t>
-            </w:r>
-          </w:p>
-          <w:p>
-            <w:pPr>
-              <w:rPr>
-                <w:b w:val="0"/>
-                <w:sz w:val="20"/>
-                <w:szCs w:val="20"/>
-              </w:rPr>
-            </w:pPr>
-            <w:r>
-              <w:rPr>
-                <w:b w:val="0"/>
-                <w:sz w:val="20"/>
-                <w:szCs w:val="20"/>
+                <w:szCs w:val="16"/>
                 <w:lang w:val="uk-UA"/>
               </w:rPr>
               <w:t xml:space="preserve">    </w:t>
@@ -6198,90 +6320,7 @@
               <w:rPr>
                 <w:b w:val="0"/>
                 <w:sz w:val="20"/>
-                <w:szCs w:val="20"/>
-              </w:rPr>
-              <w:t>Організація</w:t>
-            </w:r>
-            <w:proofErr w:type="spellEnd"/>
-            <w:r>
-              <w:rPr>
-                <w:b w:val="0"/>
-                <w:sz w:val="20"/>
-                <w:szCs w:val="20"/>
-              </w:rPr>
-              <w:t xml:space="preserve"> </w:t>
-            </w:r>
-            <w:proofErr w:type="spellStart"/>
-            <w:r>
-              <w:rPr>
-                <w:b w:val="0"/>
-                <w:sz w:val="20"/>
-                <w:szCs w:val="20"/>
-              </w:rPr>
-              <w:t>має</w:t>
-            </w:r>
-            <w:proofErr w:type="spellEnd"/>
-            <w:r>
-              <w:rPr>
-                <w:b w:val="0"/>
-                <w:sz w:val="20"/>
-                <w:szCs w:val="20"/>
-              </w:rPr>
-              <w:t xml:space="preserve"> статус </w:t>
-            </w:r>
-            <w:proofErr w:type="spellStart"/>
-            <w:r>
-              <w:rPr>
-                <w:b w:val="0"/>
-                <w:sz w:val="20"/>
-                <w:szCs w:val="20"/>
-              </w:rPr>
-              <w:t>неприбуткової</w:t>
-            </w:r>
-            <w:proofErr w:type="spellEnd"/>
-            <w:r>
-              <w:rPr>
-                <w:b w:val="0"/>
-                <w:sz w:val="20"/>
-                <w:szCs w:val="20"/>
-              </w:rPr>
-              <w:t xml:space="preserve"> за </w:t>
-            </w:r>
-            <w:proofErr w:type="spellStart"/>
-            <w:r>
-              <w:rPr>
-                <w:b w:val="0"/>
-                <w:sz w:val="20"/>
-                <w:szCs w:val="20"/>
-              </w:rPr>
-              <w:t>ознакою</w:t>
-            </w:r>
-            <w:proofErr w:type="spellEnd"/>
-          </w:p>
-          <w:p>
-            <w:pPr>
-              <w:rPr>
-                <w:b w:val="0"/>
-                <w:sz w:val="20"/>
-                <w:szCs w:val="20"/>
-                <w:lang w:val="uk-UA"/>
-              </w:rPr>
-            </w:pPr>
-            <w:r>
-              <w:rPr>
-                <w:b w:val="0"/>
-                <w:sz w:val="20"/>
-                <w:szCs w:val="20"/>
-                <w:lang w:val="uk-UA"/>
-              </w:rPr>
-              <w:t xml:space="preserve">    </w:t>
-            </w:r>
-            <w:proofErr w:type="spellStart"/>
-            <w:r>
-              <w:rPr>
-                <w:b w:val="0"/>
-                <w:sz w:val="20"/>
-                <w:szCs w:val="20"/>
+                <w:szCs w:val="16"/>
               </w:rPr>
               <w:t>неприбутковості</w:t>
             </w:r>
@@ -6290,7 +6329,7 @@
               <w:rPr>
                 <w:b w:val="0"/>
                 <w:sz w:val="20"/>
-                <w:szCs w:val="20"/>
+                <w:szCs w:val="16"/>
               </w:rPr>
               <w:t xml:space="preserve"> </w:t>
             </w:r>
@@ -6298,7 +6337,7 @@
               <w:rPr>
                 <w:b w:val="0"/>
                 <w:sz w:val="20"/>
-                <w:szCs w:val="20"/>
+                <w:szCs w:val="16"/>
                 <w:lang w:val="uk-UA"/>
               </w:rPr>
               <w:t>0032</w:t>
@@ -6309,7 +6348,7 @@
               <w:ind w:left="180"/>
               <w:rPr>
                 <w:sz w:val="20"/>
-                <w:szCs w:val="20"/>
+                <w:szCs w:val="16"/>
                 <w:lang w:val="uk-UA"/>
               </w:rPr>
             </w:pPr>
@@ -6323,7 +6362,7 @@
                 <w:b/>
                 <w:bCs/>
                 <w:sz w:val="20"/>
-                <w:szCs w:val="20"/>
+                <w:szCs w:val="16"/>
               </w:rPr>
             </w:pPr>
           </w:p>
@@ -6336,7 +6375,7 @@
                 <w:b/>
                 <w:bCs/>
                 <w:sz w:val="20"/>
-                <w:szCs w:val="20"/>
+                <w:szCs w:val="16"/>
               </w:rPr>
             </w:pPr>
           </w:p>
@@ -6349,7 +6388,7 @@
                 <w:b/>
                 <w:bCs/>
                 <w:sz w:val="20"/>
-                <w:szCs w:val="20"/>
+                <w:szCs w:val="16"/>
               </w:rPr>
             </w:pPr>
           </w:p>
@@ -6362,7 +6401,7 @@
                 <w:b/>
                 <w:bCs/>
                 <w:sz w:val="20"/>
-                <w:szCs w:val="20"/>
+                <w:szCs w:val="16"/>
               </w:rPr>
             </w:pPr>
           </w:p>
@@ -6375,7 +6414,33 @@
                 <w:b/>
                 <w:bCs/>
                 <w:sz w:val="20"/>
-                <w:szCs w:val="20"/>
+                <w:szCs w:val="16"/>
+              </w:rPr>
+            </w:pPr>
+          </w:p>
+          <w:p>
+            <w:pPr>
+              <w:pStyle w:val="a3"/>
+              <w:ind w:right="-1"/>
+              <w:jc w:val="left"/>
+              <w:rPr>
+                <w:b/>
+                <w:bCs/>
+                <w:sz w:val="20"/>
+                <w:szCs w:val="16"/>
+              </w:rPr>
+            </w:pPr>
+          </w:p>
+          <w:p>
+            <w:pPr>
+              <w:pStyle w:val="a3"/>
+              <w:ind w:right="-1"/>
+              <w:jc w:val="left"/>
+              <w:rPr>
+                <w:b/>
+                <w:bCs/>
+                <w:sz w:val="20"/>
+                <w:szCs w:val="16"/>
               </w:rPr>
             </w:pPr>
           </w:p>
@@ -6388,27 +6453,23 @@
                 <w:b/>
                 <w:bCs/>
                 <w:sz w:val="20"/>
-                <w:szCs w:val="20"/>
-              </w:rPr>
-            </w:pPr>
-          </w:p>
-          <w:p>
-            <w:pPr>
-              <w:pStyle w:val="a3"/>
-              <w:ind w:left="180" w:right="-1"/>
-              <w:jc w:val="left"/>
+                <w:szCs w:val="16"/>
+              </w:rPr>
+            </w:pPr>
+            <w:r>
               <w:rPr>
                 <w:b/>
                 <w:bCs/>
                 <w:sz w:val="20"/>
-                <w:szCs w:val="20"/>
-              </w:rPr>
-            </w:pPr>
+                <w:szCs w:val="16"/>
+              </w:rPr>
+              <w:t>____________________   /В. В. Харчишин/</w:t>
+            </w:r>
           </w:p>
           <w:p>
             <w:pPr>
               <w:pStyle w:val="a3"/>
-              <w:ind w:right="-1"/>
+              <w:ind w:right="0"/>
               <w:jc w:val="left"/>
               <w:rPr>
                 <w:b/>
@@ -6417,103 +6478,22 @@
                 <w:szCs w:val="20"/>
               </w:rPr>
             </w:pPr>
-          </w:p>
-          <w:p>
-            <w:pPr>
-              <w:pStyle w:val="a3"/>
-              <w:ind w:left="180" w:right="-1"/>
-              <w:jc w:val="left"/>
-              <w:rPr>
-                <w:b/>
+            <w:r>
+              <w:rPr>
                 <w:bCs/>
                 <w:sz w:val="20"/>
-                <w:szCs w:val="20"/>
-              </w:rPr>
-            </w:pPr>
-            <w:r>
-              <w:rPr>
-                <w:b/>
-                <w:bCs/>
-                <w:sz w:val="20"/>
-                <w:szCs w:val="20"/>
-              </w:rPr>
-              <w:t>______</w:t>
-            </w:r>
-            <w:r>
-              <w:rPr>
-                <w:b/>
-                <w:bCs/>
-                <w:sz w:val="20"/>
-                <w:szCs w:val="20"/>
-              </w:rPr>
-              <w:t xml:space="preserve">______________   / </w:t>
-            </w:r>
-            <w:r>
-              <w:rPr>
-                <w:b/>
-                <w:bCs/>
-                <w:sz w:val="20"/>
-                <w:szCs w:val="20"/>
-              </w:rPr>
-              <w:t xml:space="preserve">Л.А. Цимбал </w:t>
-            </w:r>
-            <w:r>
-              <w:rPr>
-                <w:b/>
-                <w:bCs/>
-                <w:sz w:val="20"/>
-                <w:szCs w:val="20"/>
-              </w:rPr>
-              <w:t>/</w:t>
-            </w:r>
-          </w:p>
-          <w:p>
-            <w:pPr>
-              <w:pStyle w:val="a3"/>
-              <w:ind w:right="0"/>
-              <w:rPr>
-                <w:sz w:val="20"/>
-                <w:szCs w:val="20"/>
-                <w:vertAlign w:val="superscript"/>
-              </w:rPr>
-            </w:pPr>
-            <w:r>
-              <w:rPr>
-                <w:bCs/>
-                <w:sz w:val="20"/>
-                <w:szCs w:val="20"/>
+                <w:szCs w:val="16"/>
               </w:rPr>
               <w:t xml:space="preserve">         М.П.</w:t>
             </w:r>
             <w:r>
               <w:rPr>
                 <w:sz w:val="20"/>
-                <w:szCs w:val="20"/>
+                <w:szCs w:val="16"/>
                 <w:vertAlign w:val="superscript"/>
               </w:rPr>
-              <w:t xml:space="preserve">         </w:t>
+              <w:t xml:space="preserve">           (підпис)                                                      </w:t>
             </w:r>
-            <w:r>
-              <w:rPr>
-                <w:sz w:val="20"/>
-                <w:szCs w:val="20"/>
-                <w:vertAlign w:val="superscript"/>
-              </w:rPr>
-              <w:t xml:space="preserve">  (підпис)                                                      </w:t>
-            </w:r>
-          </w:p>
-          <w:p>
-            <w:pPr>
-              <w:pStyle w:val="a3"/>
-              <w:ind w:right="0"/>
-              <w:jc w:val="left"/>
-              <w:rPr>
-                <w:b/>
-                <w:bCs/>
-                <w:sz w:val="20"/>
-                <w:szCs w:val="20"/>
-              </w:rPr>
-            </w:pPr>
           </w:p>
         </w:tc>
         <w:tc>
@@ -7162,6 +7142,7 @@
                 <w:szCs w:val="20"/>
                 <w:lang w:val="uk-UA"/>
               </w:rPr>
+              <w:lastRenderedPageBreak/>
               <w:t>Є платником</w:t>
             </w:r>
             <w:r>
@@ -7218,7 +7199,6 @@
                 <w:szCs w:val="20"/>
                 <w:lang w:val="uk-UA"/>
               </w:rPr>
-              <w:lastRenderedPageBreak/>
               <w:t xml:space="preserve">Індивідуальний податковий № </w:t>
             </w:r>
             <w:sdt>
@@ -7416,7 +7396,6 @@
                     <w:t>.           (</w:t>
                   </w:r>
                   <w:proofErr w:type="spellStart"/>
-                  <w:proofErr w:type="gramStart"/>
                   <w:r>
                     <w:rPr>
                       <w:sz w:val="18"/>
@@ -7432,16 +7411,7 @@
                       <w:szCs w:val="18"/>
                       <w:vertAlign w:val="superscript"/>
                     </w:rPr>
-                    <w:t xml:space="preserve">)   </w:t>
-                  </w:r>
-                  <w:proofErr w:type="gramEnd"/>
-                  <w:r>
-                    <w:rPr>
-                      <w:sz w:val="18"/>
-                      <w:szCs w:val="18"/>
-                      <w:vertAlign w:val="superscript"/>
-                    </w:rPr>
-                    <w:t xml:space="preserve">                </w:t>
+                    <w:t xml:space="preserve">)                   </w:t>
                   </w:r>
                 </w:p>
               </w:tc>
@@ -7931,24 +7901,239 @@
         <w:ind w:left="-142" w:firstLine="0"/>
       </w:pPr>
       <w:r>
+        <w:lastRenderedPageBreak/>
+        <w:t xml:space="preserve">Додаток </w:t>
+      </w:r>
+      <w:r>
+        <w:t xml:space="preserve">№ </w:t>
+      </w:r>
+      <w:r>
+        <w:t>1</w:t>
+      </w:r>
+    </w:p>
+    <w:p>
+      <w:pPr>
+        <w:ind w:left="-142" w:firstLine="24"/>
+        <w:jc w:val="right"/>
+        <w:rPr>
+          <w:b w:val="0"/>
+          <w:bCs w:val="0"/>
+          <w:sz w:val="20"/>
+          <w:szCs w:val="20"/>
+          <w:lang w:val="uk-UA"/>
+        </w:rPr>
+      </w:pPr>
+      <w:r>
+        <w:rPr>
+          <w:sz w:val="20"/>
+          <w:szCs w:val="20"/>
+          <w:lang w:val="uk-UA"/>
+        </w:rPr>
+        <w:t xml:space="preserve"> </w:t>
+      </w:r>
+      <w:r>
+        <w:rPr>
+          <w:b w:val="0"/>
+          <w:bCs w:val="0"/>
+          <w:sz w:val="20"/>
+          <w:szCs w:val="20"/>
+          <w:lang w:val="uk-UA"/>
+        </w:rPr>
+        <w:t xml:space="preserve">до Ліцензійного договору </w:t>
+      </w:r>
+    </w:p>
+    <w:p>
+      <w:pPr>
+        <w:ind w:left="-142" w:firstLine="24"/>
+        <w:jc w:val="right"/>
+        <w:rPr>
+          <w:b w:val="0"/>
+          <w:bCs w:val="0"/>
+          <w:sz w:val="20"/>
+          <w:szCs w:val="20"/>
+        </w:rPr>
+      </w:pPr>
+      <w:r>
+        <w:rPr>
+          <w:rFonts w:ascii="Times New Roman CYR" w:hAnsi="Times New Roman CYR" w:cs="Times New Roman CYR"/>
+          <w:b w:val="0"/>
+          <w:sz w:val="20"/>
+          <w:szCs w:val="20"/>
+          <w:lang w:val="uk-UA"/>
+        </w:rPr>
+        <w:t>№ ТЕ - ____</w:t>
+      </w:r>
+      <w:r>
+        <w:rPr>
+          <w:rFonts w:ascii="Times New Roman CYR" w:hAnsi="Times New Roman CYR" w:cs="Times New Roman CYR"/>
+          <w:b w:val="0"/>
+          <w:sz w:val="20"/>
+          <w:szCs w:val="20"/>
+          <w:lang w:val="uk-UA"/>
+        </w:rPr>
+        <w:t>/</w:t>
+      </w:r>
+      <w:r>
+        <w:rPr>
+          <w:rFonts w:ascii="Times New Roman CYR" w:hAnsi="Times New Roman CYR" w:cs="Times New Roman CYR"/>
+          <w:b w:val="0"/>
+          <w:sz w:val="20"/>
+          <w:szCs w:val="20"/>
+          <w:lang w:val="uk-UA"/>
+        </w:rPr>
+        <w:t>___</w:t>
+      </w:r>
+    </w:p>
+    <w:p>
+      <w:pPr>
+        <w:ind w:left="-142" w:firstLine="24"/>
+        <w:jc w:val="right"/>
+        <w:rPr>
+          <w:b w:val="0"/>
+          <w:bCs w:val="0"/>
+          <w:sz w:val="20"/>
+          <w:szCs w:val="20"/>
+          <w:lang w:val="uk-UA"/>
+        </w:rPr>
+      </w:pPr>
+      <w:r>
+        <w:rPr>
+          <w:b w:val="0"/>
+          <w:bCs w:val="0"/>
+          <w:sz w:val="20"/>
+          <w:szCs w:val="20"/>
+          <w:lang w:val="uk-UA"/>
+        </w:rPr>
+        <w:t xml:space="preserve">    </w:t>
+      </w:r>
+      <w:r>
+        <w:rPr>
+          <w:b w:val="0"/>
+          <w:bCs w:val="0"/>
+          <w:sz w:val="20"/>
+          <w:szCs w:val="20"/>
+          <w:lang w:val="uk-UA"/>
+        </w:rPr>
+        <w:t xml:space="preserve">        від “__</w:t>
+      </w:r>
+      <w:r>
+        <w:rPr>
+          <w:b w:val="0"/>
+          <w:bCs w:val="0"/>
+          <w:sz w:val="20"/>
+          <w:szCs w:val="20"/>
+          <w:lang w:val="uk-UA"/>
+        </w:rPr>
+        <w:t>_</w:t>
+      </w:r>
+      <w:r>
+        <w:rPr>
+          <w:b w:val="0"/>
+          <w:bCs w:val="0"/>
+          <w:sz w:val="20"/>
+          <w:szCs w:val="20"/>
+          <w:lang w:val="uk-UA"/>
+        </w:rPr>
+        <w:t>” _____</w:t>
+      </w:r>
+      <w:r>
+        <w:rPr>
+          <w:b w:val="0"/>
+          <w:bCs w:val="0"/>
+          <w:sz w:val="20"/>
+          <w:szCs w:val="20"/>
+          <w:lang w:val="uk-UA"/>
+        </w:rPr>
+        <w:t xml:space="preserve">_________ </w:t>
+      </w:r>
+      <w:r>
+        <w:rPr>
+          <w:b w:val="0"/>
+          <w:bCs w:val="0"/>
+          <w:sz w:val="20"/>
+          <w:szCs w:val="20"/>
+          <w:lang w:val="uk-UA"/>
+        </w:rPr>
+        <w:t>20__</w:t>
+      </w:r>
+      <w:r>
+        <w:rPr>
+          <w:b w:val="0"/>
+          <w:bCs w:val="0"/>
+          <w:sz w:val="20"/>
+          <w:szCs w:val="20"/>
+          <w:lang w:val="uk-UA"/>
+        </w:rPr>
+        <w:t xml:space="preserve"> р. </w:t>
+      </w:r>
+    </w:p>
+    <w:p>
+      <w:pPr>
+        <w:ind w:left="-142" w:firstLine="24"/>
+        <w:jc w:val="right"/>
+        <w:rPr>
+          <w:b w:val="0"/>
+          <w:sz w:val="20"/>
+          <w:szCs w:val="20"/>
+          <w:lang w:val="uk-UA"/>
+        </w:rPr>
+      </w:pPr>
+      <w:r>
+        <w:rPr>
+          <w:b w:val="0"/>
+          <w:bCs w:val="0"/>
+          <w:sz w:val="20"/>
+          <w:szCs w:val="20"/>
+          <w:lang w:val="uk-UA"/>
+        </w:rPr>
+        <w:t xml:space="preserve">            </w:t>
+      </w:r>
+    </w:p>
+    <w:p>
+      <w:pPr>
+        <w:pStyle w:val="aa"/>
+        <w:ind w:left="-142" w:firstLine="708"/>
+        <w:jc w:val="right"/>
+        <w:rPr>
+          <w:sz w:val="20"/>
+          <w:szCs w:val="20"/>
+        </w:rPr>
+      </w:pPr>
+    </w:p>
+    <w:p>
+      <w:pPr>
+        <w:pStyle w:val="aa"/>
+        <w:ind w:left="3600" w:firstLine="720"/>
+        <w:jc w:val="left"/>
+      </w:pPr>
+    </w:p>
+    <w:p>
+      <w:pPr>
+        <w:pStyle w:val="aa"/>
+        <w:ind w:left="3600" w:firstLine="720"/>
+        <w:jc w:val="left"/>
+        <w:rPr>
+          <w:lang w:val="ru-RU"/>
+        </w:rPr>
+      </w:pPr>
+      <w:r>
         <w:rPr>
           <w:noProof/>
-          <w:lang w:eastAsia="uk-UA"/>
-        </w:rPr>
-        <w:lastRenderedPageBreak/>
+          <w:lang w:val="ru-RU" w:eastAsia="ru-RU"/>
+        </w:rPr>
         <mc:AlternateContent>
           <mc:Choice Requires="wps">
             <w:drawing>
               <wp:anchor distT="0" distB="0" distL="114300" distR="114300" simplePos="0" relativeHeight="251661312" behindDoc="0" locked="0" layoutInCell="1" allowOverlap="1">
                 <wp:simplePos x="0" y="0"/>
                 <wp:positionH relativeFrom="column">
-                  <wp:posOffset>1564640</wp:posOffset>
+                  <wp:posOffset>548676</wp:posOffset>
                 </wp:positionH>
                 <wp:positionV relativeFrom="paragraph">
-                  <wp:posOffset>109220</wp:posOffset>
+                  <wp:posOffset>10938</wp:posOffset>
                 </wp:positionV>
-                <wp:extent cx="3124200" cy="6858000"/>
-                <wp:effectExtent l="19050" t="0" r="9525" b="0"/>
+                <wp:extent cx="5147352" cy="5168671"/>
+                <wp:effectExtent l="0" t="0" r="0" b="0"/>
                 <wp:wrapNone/>
                 <wp:docPr id="5" name="WordArt 3"/>
                 <wp:cNvGraphicFramePr>
@@ -7963,7 +8148,7 @@
                       <wps:spPr bwMode="auto">
                         <a:xfrm>
                           <a:off x="0" y="0"/>
-                          <a:ext cx="3124200" cy="6858000"/>
+                          <a:ext cx="5147352" cy="5168671"/>
                         </a:xfrm>
                         <a:prstGeom prst="rect">
                           <a:avLst/>
@@ -7984,7 +8169,7 @@
                               <w:rPr>
                                 <w:sz w:val="24"/>
                                 <w:szCs w:val="24"/>
-                                <w:lang w:val="ru-UA"/>
+                                <w:lang/>
                               </w:rPr>
                             </w:pPr>
                             <w:r>
@@ -8019,7 +8204,7 @@
                             <a:gd name="adj" fmla="val 55556"/>
                           </a:avLst>
                         </a:prstTxWarp>
-                        <a:spAutoFit/>
+                        <a:noAutofit/>
                       </wps:bodyPr>
                     </wps:wsp>
                   </a:graphicData>
@@ -8039,9 +8224,9 @@
                 <v:stroke joinstyle="miter"/>
                 <v:path gradientshapeok="t" o:connecttype="rect"/>
               </v:shapetype>
-              <v:shape id="WordArt 3" o:spid="_x0000_s1026" type="#_x0000_t202" style="position:absolute;left:0;text-align:left;margin-left:123.2pt;margin-top:8.6pt;width:246pt;height:540pt;z-index:251661312;visibility:visible;mso-wrap-style:square;mso-width-percent:0;mso-height-percent:0;mso-wrap-distance-left:9pt;mso-wrap-distance-top:0;mso-wrap-distance-right:9pt;mso-wrap-distance-bottom:0;mso-position-horizontal:absolute;mso-position-horizontal-relative:text;mso-position-vertical:absolute;mso-position-vertical-relative:text;mso-width-percent:0;mso-height-percent:0;mso-width-relative:page;mso-height-relative:page;v-text-anchor:top" o:gfxdata="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" filled="f" stroked="f">
+              <v:shape id="WordArt 3" o:spid="_x0000_s1026" type="#_x0000_t202" style="position:absolute;left:0;text-align:left;margin-left:43.2pt;margin-top:.85pt;width:405.3pt;height:407pt;z-index:251661312;visibility:visible;mso-wrap-style:square;mso-width-percent:0;mso-height-percent:0;mso-wrap-distance-left:9pt;mso-wrap-distance-top:0;mso-wrap-distance-right:9pt;mso-wrap-distance-bottom:0;mso-position-horizontal:absolute;mso-position-horizontal-relative:text;mso-position-vertical:absolute;mso-position-vertical-relative:text;mso-width-percent:0;mso-height-percent:0;mso-width-relative:page;mso-height-relative:page;v-text-anchor:top" o:gfxdata="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" filled="f" stroked="f">
                 <o:lock v:ext="edit" shapetype="t"/>
-                <v:textbox style="mso-fit-shape-to-text:t">
+                <v:textbox>
                   <w:txbxContent>
                     <w:p>
                       <w:pPr>
@@ -8049,7 +8234,7 @@
                         <w:rPr>
                           <w:sz w:val="24"/>
                           <w:szCs w:val="24"/>
-                          <w:lang w:val="ru-UA"/>
+                          <w:lang/>
                         </w:rPr>
                       </w:pPr>
                       <w:r>
@@ -8084,221 +8269,6 @@
         </mc:AlternateContent>
       </w:r>
       <w:r>
-        <w:t xml:space="preserve">Додаток </w:t>
-      </w:r>
-      <w:r>
-        <w:t xml:space="preserve">№ </w:t>
-      </w:r>
-      <w:r>
-        <w:t>1</w:t>
-      </w:r>
-    </w:p>
-    <w:p>
-      <w:pPr>
-        <w:ind w:left="-142" w:firstLine="24"/>
-        <w:jc w:val="right"/>
-        <w:rPr>
-          <w:b w:val="0"/>
-          <w:bCs w:val="0"/>
-          <w:sz w:val="20"/>
-          <w:szCs w:val="20"/>
-          <w:lang w:val="uk-UA"/>
-        </w:rPr>
-      </w:pPr>
-      <w:r>
-        <w:rPr>
-          <w:sz w:val="20"/>
-          <w:szCs w:val="20"/>
-          <w:lang w:val="uk-UA"/>
-        </w:rPr>
-        <w:t xml:space="preserve"> </w:t>
-      </w:r>
-      <w:r>
-        <w:rPr>
-          <w:b w:val="0"/>
-          <w:bCs w:val="0"/>
-          <w:sz w:val="20"/>
-          <w:szCs w:val="20"/>
-          <w:lang w:val="uk-UA"/>
-        </w:rPr>
-        <w:t xml:space="preserve">до Ліцензійного договору </w:t>
-      </w:r>
-    </w:p>
-    <w:p>
-      <w:pPr>
-        <w:ind w:left="-142" w:firstLine="24"/>
-        <w:jc w:val="right"/>
-        <w:rPr>
-          <w:b w:val="0"/>
-          <w:bCs w:val="0"/>
-          <w:sz w:val="20"/>
-          <w:szCs w:val="20"/>
-        </w:rPr>
-      </w:pPr>
-      <w:r>
-        <w:rPr>
-          <w:rFonts w:ascii="Times New Roman CYR" w:hAnsi="Times New Roman CYR" w:cs="Times New Roman CYR"/>
-          <w:b w:val="0"/>
-          <w:sz w:val="20"/>
-          <w:szCs w:val="20"/>
-          <w:lang w:val="uk-UA"/>
-        </w:rPr>
-        <w:t>№ ТЕ - ____</w:t>
-      </w:r>
-      <w:r>
-        <w:rPr>
-          <w:rFonts w:ascii="Times New Roman CYR" w:hAnsi="Times New Roman CYR" w:cs="Times New Roman CYR"/>
-          <w:b w:val="0"/>
-          <w:sz w:val="20"/>
-          <w:szCs w:val="20"/>
-          <w:lang w:val="uk-UA"/>
-        </w:rPr>
-        <w:t>/</w:t>
-      </w:r>
-      <w:r>
-        <w:rPr>
-          <w:rFonts w:ascii="Times New Roman CYR" w:hAnsi="Times New Roman CYR" w:cs="Times New Roman CYR"/>
-          <w:b w:val="0"/>
-          <w:sz w:val="20"/>
-          <w:szCs w:val="20"/>
-          <w:lang w:val="uk-UA"/>
-        </w:rPr>
-        <w:t>___</w:t>
-      </w:r>
-    </w:p>
-    <w:p>
-      <w:pPr>
-        <w:ind w:left="-142" w:firstLine="24"/>
-        <w:jc w:val="right"/>
-        <w:rPr>
-          <w:b w:val="0"/>
-          <w:bCs w:val="0"/>
-          <w:sz w:val="20"/>
-          <w:szCs w:val="20"/>
-          <w:lang w:val="uk-UA"/>
-        </w:rPr>
-      </w:pPr>
-      <w:r>
-        <w:rPr>
-          <w:b w:val="0"/>
-          <w:bCs w:val="0"/>
-          <w:sz w:val="20"/>
-          <w:szCs w:val="20"/>
-          <w:lang w:val="uk-UA"/>
-        </w:rPr>
-        <w:t xml:space="preserve">    </w:t>
-      </w:r>
-      <w:r>
-        <w:rPr>
-          <w:b w:val="0"/>
-          <w:bCs w:val="0"/>
-          <w:sz w:val="20"/>
-          <w:szCs w:val="20"/>
-          <w:lang w:val="uk-UA"/>
-        </w:rPr>
-        <w:t xml:space="preserve">        від “__</w:t>
-      </w:r>
-      <w:r>
-        <w:rPr>
-          <w:b w:val="0"/>
-          <w:bCs w:val="0"/>
-          <w:sz w:val="20"/>
-          <w:szCs w:val="20"/>
-          <w:lang w:val="uk-UA"/>
-        </w:rPr>
-        <w:t>_</w:t>
-      </w:r>
-      <w:r>
-        <w:rPr>
-          <w:b w:val="0"/>
-          <w:bCs w:val="0"/>
-          <w:sz w:val="20"/>
-          <w:szCs w:val="20"/>
-          <w:lang w:val="uk-UA"/>
-        </w:rPr>
-        <w:t>” _____</w:t>
-      </w:r>
-      <w:r>
-        <w:rPr>
-          <w:b w:val="0"/>
-          <w:bCs w:val="0"/>
-          <w:sz w:val="20"/>
-          <w:szCs w:val="20"/>
-          <w:lang w:val="uk-UA"/>
-        </w:rPr>
-        <w:t xml:space="preserve">_________ </w:t>
-      </w:r>
-      <w:r>
-        <w:rPr>
-          <w:b w:val="0"/>
-          <w:bCs w:val="0"/>
-          <w:sz w:val="20"/>
-          <w:szCs w:val="20"/>
-          <w:lang w:val="uk-UA"/>
-        </w:rPr>
-        <w:t>20__</w:t>
-      </w:r>
-      <w:r>
-        <w:rPr>
-          <w:b w:val="0"/>
-          <w:bCs w:val="0"/>
-          <w:sz w:val="20"/>
-          <w:szCs w:val="20"/>
-          <w:lang w:val="uk-UA"/>
-        </w:rPr>
-        <w:t xml:space="preserve"> р. </w:t>
-      </w:r>
-    </w:p>
-    <w:p>
-      <w:pPr>
-        <w:ind w:left="-142" w:firstLine="24"/>
-        <w:jc w:val="right"/>
-        <w:rPr>
-          <w:b w:val="0"/>
-          <w:sz w:val="20"/>
-          <w:szCs w:val="20"/>
-          <w:lang w:val="uk-UA"/>
-        </w:rPr>
-      </w:pPr>
-      <w:r>
-        <w:rPr>
-          <w:b w:val="0"/>
-          <w:bCs w:val="0"/>
-          <w:sz w:val="20"/>
-          <w:szCs w:val="20"/>
-          <w:lang w:val="uk-UA"/>
-        </w:rPr>
-        <w:t xml:space="preserve">            </w:t>
-      </w:r>
-    </w:p>
-    <w:p>
-      <w:pPr>
-        <w:pStyle w:val="aa"/>
-        <w:ind w:left="-142" w:firstLine="708"/>
-        <w:jc w:val="right"/>
-        <w:rPr>
-          <w:sz w:val="20"/>
-          <w:szCs w:val="20"/>
-        </w:rPr>
-      </w:pPr>
-    </w:p>
-    <w:p>
-      <w:pPr>
-        <w:pStyle w:val="aa"/>
-        <w:ind w:left="3600" w:firstLine="720"/>
-        <w:jc w:val="left"/>
-      </w:pPr>
-    </w:p>
-    <w:p>
-      <w:pPr>
-        <w:pStyle w:val="aa"/>
-        <w:ind w:left="3600" w:firstLine="720"/>
-        <w:jc w:val="left"/>
-        <w:rPr>
-          <w:lang w:val="ru-RU"/>
-        </w:rPr>
-      </w:pPr>
-      <w:r>
         <w:t>З В І Т</w:t>
       </w:r>
       <w:r>
@@ -8582,7 +8552,6 @@
               </w:rPr>
             </w:pPr>
             <w:proofErr w:type="spellStart"/>
-            <w:proofErr w:type="gramStart"/>
             <w:r>
               <w:rPr>
                 <w:rFonts w:eastAsia="Times New Roman"/>
@@ -8598,16 +8567,7 @@
                 <w:sz w:val="23"/>
                 <w:szCs w:val="23"/>
               </w:rPr>
-              <w:t xml:space="preserve">  -</w:t>
-            </w:r>
-            <w:proofErr w:type="gramEnd"/>
-            <w:r>
-              <w:rPr>
-                <w:rFonts w:eastAsia="Times New Roman"/>
-                <w:sz w:val="23"/>
-                <w:szCs w:val="23"/>
-              </w:rPr>
-              <w:t xml:space="preserve"> П.І.Б. </w:t>
+              <w:t xml:space="preserve">  - П.І.Б. </w:t>
             </w:r>
             <w:proofErr w:type="spellStart"/>
             <w:r>
@@ -11052,7 +11012,6 @@
       <w:r>
         <w:rPr>
           <w:noProof/>
-          <w:lang w:val="uk-UA" w:eastAsia="uk-UA"/>
         </w:rPr>
         <mc:AlternateContent>
           <mc:Choice Requires="wps">
@@ -11731,567 +11690,10 @@
       </w:pPr>
       <w:r>
         <w:rPr>
-          <w:b/>
-          <w:bCs/>
-          <w:sz w:val="24"/>
-          <w:szCs w:val="24"/>
-        </w:rPr>
-        <w:t>про виплату авторської винагороди та надання звіту</w:t>
-      </w:r>
-    </w:p>
-    <w:p>
-      <w:pPr>
-        <w:pStyle w:val="a3"/>
-        <w:jc w:val="center"/>
-        <w:rPr>
-          <w:b/>
-          <w:bCs/>
-          <w:sz w:val="24"/>
-          <w:szCs w:val="24"/>
-        </w:rPr>
-      </w:pPr>
-      <w:r>
-        <w:rPr>
-          <w:b/>
-          <w:bCs/>
-          <w:sz w:val="24"/>
-          <w:szCs w:val="24"/>
-        </w:rPr>
-        <w:t xml:space="preserve">до </w:t>
-      </w:r>
-      <w:r>
-        <w:rPr>
-          <w:b/>
-          <w:bCs/>
-          <w:caps/>
-          <w:sz w:val="24"/>
-          <w:szCs w:val="24"/>
-        </w:rPr>
-        <w:t>л</w:t>
-      </w:r>
-      <w:r>
-        <w:rPr>
-          <w:b/>
-          <w:bCs/>
-          <w:sz w:val="24"/>
-          <w:szCs w:val="24"/>
-        </w:rPr>
-        <w:t>іцензійного договору</w:t>
-      </w:r>
-      <w:r>
-        <w:rPr>
-          <w:sz w:val="24"/>
-          <w:szCs w:val="24"/>
-        </w:rPr>
-        <w:t xml:space="preserve"> </w:t>
-      </w:r>
-      <w:r>
-        <w:rPr>
-          <w:b/>
-          <w:bCs/>
-          <w:sz w:val="24"/>
-          <w:szCs w:val="24"/>
-        </w:rPr>
-        <w:t>№ __________</w:t>
-      </w:r>
-      <w:r>
-        <w:rPr>
-          <w:b/>
-          <w:bCs/>
+          <w:noProof/>
           <w:sz w:val="24"/>
           <w:szCs w:val="24"/>
           <w:lang w:val="ru-RU"/>
-        </w:rPr>
-        <w:t xml:space="preserve"> </w:t>
-      </w:r>
-      <w:r>
-        <w:rPr>
-          <w:b/>
-          <w:bCs/>
-          <w:sz w:val="24"/>
-          <w:szCs w:val="24"/>
-        </w:rPr>
-        <w:t>від “___”</w:t>
-      </w:r>
-      <w:r>
-        <w:rPr>
-          <w:b/>
-          <w:bCs/>
-          <w:sz w:val="24"/>
-          <w:szCs w:val="24"/>
-          <w:lang w:val="ru-RU"/>
-        </w:rPr>
-        <w:t xml:space="preserve"> __________</w:t>
-      </w:r>
-      <w:r>
-        <w:rPr>
-          <w:b/>
-          <w:bCs/>
-          <w:sz w:val="24"/>
-          <w:szCs w:val="24"/>
-        </w:rPr>
-        <w:t xml:space="preserve"> _____ року</w:t>
-      </w:r>
-    </w:p>
-    <w:p>
-      <w:pPr>
-        <w:pStyle w:val="a3"/>
-        <w:ind w:right="-1"/>
-        <w:jc w:val="center"/>
-        <w:rPr>
-          <w:b/>
-          <w:bCs/>
-          <w:sz w:val="24"/>
-          <w:szCs w:val="24"/>
-        </w:rPr>
-      </w:pPr>
-      <w:r>
-        <w:rPr>
-          <w:b/>
-          <w:bCs/>
-          <w:sz w:val="24"/>
-          <w:szCs w:val="24"/>
-          <w:lang w:val="ru-RU"/>
-        </w:rPr>
-        <w:t>(</w:t>
-      </w:r>
-      <w:proofErr w:type="spellStart"/>
-      <w:r>
-        <w:rPr>
-          <w:b/>
-          <w:bCs/>
-          <w:sz w:val="24"/>
-          <w:szCs w:val="24"/>
-          <w:lang w:val="ru-RU"/>
-        </w:rPr>
-        <w:t>далі</w:t>
-      </w:r>
-      <w:proofErr w:type="spellEnd"/>
-      <w:r>
-        <w:rPr>
-          <w:b/>
-          <w:bCs/>
-          <w:sz w:val="24"/>
-          <w:szCs w:val="24"/>
-          <w:lang w:val="ru-RU"/>
-        </w:rPr>
-        <w:t xml:space="preserve"> - </w:t>
-      </w:r>
-      <w:proofErr w:type="spellStart"/>
-      <w:r>
-        <w:rPr>
-          <w:b/>
-          <w:bCs/>
-          <w:sz w:val="24"/>
-          <w:szCs w:val="24"/>
-          <w:lang w:val="ru-RU"/>
-        </w:rPr>
-        <w:t>Договір</w:t>
-      </w:r>
-      <w:proofErr w:type="spellEnd"/>
-      <w:r>
-        <w:rPr>
-          <w:b/>
-          <w:bCs/>
-          <w:sz w:val="24"/>
-          <w:szCs w:val="24"/>
-          <w:lang w:val="ru-RU"/>
-        </w:rPr>
-        <w:t xml:space="preserve">) </w:t>
-      </w:r>
-      <w:r>
-        <w:rPr>
-          <w:b/>
-          <w:bCs/>
-          <w:sz w:val="24"/>
-          <w:szCs w:val="24"/>
-        </w:rPr>
-        <w:t xml:space="preserve">за </w:t>
-      </w:r>
-      <w:r>
-        <w:rPr>
-          <w:b/>
-          <w:bCs/>
-          <w:sz w:val="24"/>
-          <w:szCs w:val="24"/>
-          <w:lang w:val="ru-RU"/>
-        </w:rPr>
-        <w:t>_________</w:t>
-      </w:r>
-      <w:r>
-        <w:rPr>
-          <w:b/>
-          <w:bCs/>
-          <w:sz w:val="24"/>
-          <w:szCs w:val="24"/>
-        </w:rPr>
-        <w:t xml:space="preserve"> 20___ р.</w:t>
-      </w:r>
-    </w:p>
-    <w:p>
-      <w:pPr>
-        <w:pStyle w:val="a3"/>
-        <w:rPr>
-          <w:sz w:val="20"/>
-          <w:szCs w:val="20"/>
-        </w:rPr>
-      </w:pPr>
-    </w:p>
-    <w:p>
-      <w:pPr>
-        <w:pStyle w:val="a3"/>
-        <w:rPr>
-          <w:sz w:val="20"/>
-          <w:szCs w:val="20"/>
-        </w:rPr>
-      </w:pPr>
-    </w:p>
-    <w:p>
-      <w:pPr>
-        <w:pStyle w:val="a3"/>
-        <w:ind w:right="-1"/>
-        <w:jc w:val="center"/>
-        <w:rPr>
-          <w:sz w:val="20"/>
-          <w:szCs w:val="20"/>
-        </w:rPr>
-      </w:pPr>
-      <w:r>
-        <w:rPr>
-          <w:sz w:val="20"/>
-          <w:szCs w:val="20"/>
-        </w:rPr>
-        <w:t>м. Київ</w:t>
-      </w:r>
-      <w:r>
-        <w:rPr>
-          <w:sz w:val="20"/>
-          <w:szCs w:val="20"/>
-        </w:rPr>
-        <w:tab/>
-      </w:r>
-      <w:r>
-        <w:rPr>
-          <w:sz w:val="20"/>
-          <w:szCs w:val="20"/>
-        </w:rPr>
-        <w:tab/>
-      </w:r>
-      <w:r>
-        <w:rPr>
-          <w:sz w:val="20"/>
-          <w:szCs w:val="20"/>
-        </w:rPr>
-        <w:tab/>
-      </w:r>
-      <w:r>
-        <w:rPr>
-          <w:sz w:val="20"/>
-          <w:szCs w:val="20"/>
-        </w:rPr>
-        <w:tab/>
-      </w:r>
-      <w:r>
-        <w:rPr>
-          <w:sz w:val="20"/>
-          <w:szCs w:val="20"/>
-        </w:rPr>
-        <w:tab/>
-      </w:r>
-      <w:r>
-        <w:rPr>
-          <w:sz w:val="20"/>
-          <w:szCs w:val="20"/>
-        </w:rPr>
-        <w:tab/>
-        <w:t xml:space="preserve">                  </w:t>
-      </w:r>
-      <w:r>
-        <w:rPr>
-          <w:sz w:val="20"/>
-          <w:szCs w:val="20"/>
-        </w:rPr>
-        <w:tab/>
-        <w:t xml:space="preserve"> “_____”</w:t>
-      </w:r>
-      <w:r>
-        <w:rPr>
-          <w:sz w:val="20"/>
-          <w:szCs w:val="20"/>
-        </w:rPr>
-        <w:t xml:space="preserve"> </w:t>
-      </w:r>
-      <w:r>
-        <w:rPr>
-          <w:sz w:val="20"/>
-          <w:szCs w:val="20"/>
-        </w:rPr>
-        <w:t xml:space="preserve">  </w:t>
-      </w:r>
-      <w:r>
-        <w:rPr>
-          <w:sz w:val="20"/>
-          <w:szCs w:val="20"/>
-          <w:lang w:val="ru-RU"/>
-        </w:rPr>
-        <w:t>____________</w:t>
-      </w:r>
-      <w:r>
-        <w:rPr>
-          <w:sz w:val="20"/>
-          <w:szCs w:val="20"/>
-        </w:rPr>
-        <w:t xml:space="preserve"> </w:t>
-      </w:r>
-      <w:r>
-        <w:rPr>
-          <w:sz w:val="20"/>
-          <w:szCs w:val="20"/>
-        </w:rPr>
-        <w:t xml:space="preserve"> 201_ р.</w:t>
-      </w:r>
-    </w:p>
-    <w:p>
-      <w:pPr>
-        <w:pStyle w:val="a3"/>
-        <w:ind w:right="-1"/>
-        <w:rPr>
-          <w:sz w:val="20"/>
-          <w:szCs w:val="20"/>
-        </w:rPr>
-      </w:pPr>
-    </w:p>
-    <w:p>
-      <w:pPr>
-        <w:pStyle w:val="a3"/>
-        <w:ind w:right="-1" w:firstLine="720"/>
-        <w:rPr>
-          <w:b/>
-          <w:sz w:val="24"/>
-          <w:szCs w:val="24"/>
-        </w:rPr>
-      </w:pPr>
-    </w:p>
-    <w:p>
-      <w:pPr>
-        <w:pStyle w:val="a3"/>
-        <w:ind w:right="-1"/>
-        <w:rPr>
-          <w:sz w:val="24"/>
-          <w:szCs w:val="24"/>
-        </w:rPr>
-      </w:pPr>
-      <w:r>
-        <w:rPr>
-          <w:b/>
-          <w:sz w:val="24"/>
-          <w:szCs w:val="24"/>
-        </w:rPr>
-        <w:t>_______________________________________________________________</w:t>
-      </w:r>
-      <w:r>
-        <w:rPr>
-          <w:sz w:val="24"/>
-          <w:szCs w:val="24"/>
-        </w:rPr>
-        <w:t>/далі - Користувач/, в особі</w:t>
-      </w:r>
-      <w:r>
-        <w:rPr>
-          <w:sz w:val="20"/>
-          <w:szCs w:val="20"/>
-        </w:rPr>
-        <w:t xml:space="preserve"> </w:t>
-      </w:r>
-      <w:r>
-        <w:rPr>
-          <w:sz w:val="24"/>
-          <w:szCs w:val="24"/>
-        </w:rPr>
-        <w:t>___________________________________________________</w:t>
-      </w:r>
-      <w:r>
-        <w:rPr>
-          <w:sz w:val="24"/>
-          <w:szCs w:val="24"/>
-        </w:rPr>
-        <w:t>,</w:t>
-      </w:r>
-      <w:r>
-        <w:rPr>
-          <w:sz w:val="24"/>
-          <w:szCs w:val="24"/>
-        </w:rPr>
-        <w:t xml:space="preserve"> </w:t>
-      </w:r>
-      <w:r>
-        <w:rPr>
-          <w:sz w:val="24"/>
-          <w:szCs w:val="24"/>
-        </w:rPr>
-        <w:t>що</w:t>
-      </w:r>
-      <w:r>
-        <w:rPr>
-          <w:sz w:val="24"/>
-          <w:szCs w:val="24"/>
-        </w:rPr>
-        <w:t xml:space="preserve"> діє на підставі _________________ та _______________________</w:t>
-      </w:r>
-      <w:r>
-        <w:rPr>
-          <w:sz w:val="24"/>
-          <w:szCs w:val="24"/>
-        </w:rPr>
-        <w:t xml:space="preserve"> </w:t>
-      </w:r>
-      <w:r>
-        <w:rPr>
-          <w:sz w:val="24"/>
-          <w:szCs w:val="24"/>
-        </w:rPr>
-        <w:t>з однієї Сторони,  та</w:t>
-      </w:r>
-    </w:p>
-    <w:p>
-      <w:pPr>
-        <w:pStyle w:val="a3"/>
-        <w:ind w:right="-1" w:firstLine="720"/>
-        <w:rPr>
-          <w:sz w:val="24"/>
-          <w:szCs w:val="24"/>
-        </w:rPr>
-      </w:pPr>
-      <w:r>
-        <w:rPr>
-          <w:b/>
-          <w:sz w:val="24"/>
-          <w:szCs w:val="24"/>
-        </w:rPr>
-        <w:t>Громадськ</w:t>
-      </w:r>
-      <w:r>
-        <w:rPr>
-          <w:b/>
-          <w:sz w:val="24"/>
-          <w:szCs w:val="24"/>
-        </w:rPr>
-        <w:t>а ор</w:t>
-      </w:r>
-      <w:r>
-        <w:rPr>
-          <w:b/>
-          <w:sz w:val="24"/>
-          <w:szCs w:val="24"/>
-        </w:rPr>
-        <w:t>ганізація “Українська агенція</w:t>
-      </w:r>
-      <w:r>
-        <w:rPr>
-          <w:b/>
-          <w:sz w:val="24"/>
-          <w:szCs w:val="24"/>
-        </w:rPr>
-        <w:t xml:space="preserve"> з авторських  та суміжних  прав”</w:t>
-      </w:r>
-      <w:r>
-        <w:rPr>
-          <w:sz w:val="24"/>
-          <w:szCs w:val="24"/>
-        </w:rPr>
-        <w:t xml:space="preserve"> /далі - </w:t>
-      </w:r>
-      <w:r>
-        <w:rPr>
-          <w:sz w:val="24"/>
-          <w:szCs w:val="24"/>
-        </w:rPr>
-        <w:t>ГО УААСП</w:t>
-      </w:r>
-      <w:r>
-        <w:rPr>
-          <w:sz w:val="24"/>
-          <w:szCs w:val="24"/>
-        </w:rPr>
-        <w:t xml:space="preserve">/, </w:t>
-      </w:r>
-      <w:r>
-        <w:rPr>
-          <w:sz w:val="24"/>
-          <w:szCs w:val="24"/>
-        </w:rPr>
-        <w:t xml:space="preserve">в особі </w:t>
-      </w:r>
-      <w:r>
-        <w:rPr>
-          <w:b/>
-          <w:sz w:val="22"/>
-          <w:szCs w:val="22"/>
-        </w:rPr>
-        <w:t>_________________________________</w:t>
-      </w:r>
-      <w:r>
-        <w:rPr>
-          <w:sz w:val="22"/>
-          <w:szCs w:val="22"/>
-        </w:rPr>
-        <w:t xml:space="preserve">, </w:t>
-      </w:r>
-      <w:r>
-        <w:rPr>
-          <w:sz w:val="22"/>
-          <w:szCs w:val="22"/>
-        </w:rPr>
-        <w:t>який діє на підставі ___________________</w:t>
-      </w:r>
-      <w:r>
-        <w:rPr>
-          <w:sz w:val="22"/>
-          <w:szCs w:val="22"/>
-        </w:rPr>
-        <w:t xml:space="preserve">, </w:t>
-      </w:r>
-      <w:r>
-        <w:rPr>
-          <w:sz w:val="24"/>
-          <w:szCs w:val="24"/>
-        </w:rPr>
-        <w:t xml:space="preserve"> та ______________________________________________ </w:t>
-      </w:r>
-      <w:r>
-        <w:rPr>
-          <w:sz w:val="24"/>
-          <w:szCs w:val="24"/>
-        </w:rPr>
-        <w:t>з другої сторони, надалі іменовані Сторони, уклали цей акт про наступне:</w:t>
-      </w:r>
-    </w:p>
-    <w:p>
-      <w:pPr>
-        <w:pStyle w:val="a3"/>
-        <w:ind w:right="-1"/>
-        <w:rPr>
-          <w:sz w:val="24"/>
-          <w:szCs w:val="24"/>
-        </w:rPr>
-      </w:pPr>
-    </w:p>
-    <w:p>
-      <w:pPr>
-        <w:pStyle w:val="a3"/>
-        <w:ind w:right="-1"/>
-        <w:rPr>
-          <w:sz w:val="24"/>
-          <w:szCs w:val="24"/>
-          <w:lang w:val="ru-RU"/>
-        </w:rPr>
-      </w:pPr>
-      <w:r>
-        <w:rPr>
-          <w:noProof/>
-          <w:sz w:val="24"/>
-          <w:szCs w:val="24"/>
-          <w:lang w:eastAsia="uk-UA"/>
         </w:rPr>
         <mc:AlternateContent>
           <mc:Choice Requires="wps">
@@ -12299,13 +11701,13 @@
               <wp:anchor distT="0" distB="0" distL="114300" distR="114300" simplePos="0" relativeHeight="251664384" behindDoc="0" locked="0" layoutInCell="1" allowOverlap="1">
                 <wp:simplePos x="0" y="0"/>
                 <wp:positionH relativeFrom="column">
-                  <wp:posOffset>1678305</wp:posOffset>
+                  <wp:posOffset>733610</wp:posOffset>
                 </wp:positionH>
                 <wp:positionV relativeFrom="paragraph">
-                  <wp:posOffset>-2303145</wp:posOffset>
+                  <wp:posOffset>8726</wp:posOffset>
                 </wp:positionV>
-                <wp:extent cx="3124200" cy="6858000"/>
-                <wp:effectExtent l="18415" t="0" r="10160" b="0"/>
+                <wp:extent cx="5424755" cy="5270279"/>
+                <wp:effectExtent l="0" t="0" r="0" b="0"/>
                 <wp:wrapNone/>
                 <wp:docPr id="3" name="WordArt 6"/>
                 <wp:cNvGraphicFramePr>
@@ -12320,7 +11722,7 @@
                       <wps:spPr bwMode="auto">
                         <a:xfrm>
                           <a:off x="0" y="0"/>
-                          <a:ext cx="3124200" cy="6858000"/>
+                          <a:ext cx="5424755" cy="5270279"/>
                         </a:xfrm>
                         <a:prstGeom prst="rect">
                           <a:avLst/>
@@ -12341,7 +11743,7 @@
                               <w:rPr>
                                 <w:sz w:val="24"/>
                                 <w:szCs w:val="24"/>
-                                <w:lang w:val="ru-UA"/>
+                                <w:lang/>
                               </w:rPr>
                             </w:pPr>
                             <w:r>
@@ -12376,7 +11778,7 @@
                             <a:gd name="adj" fmla="val 55556"/>
                           </a:avLst>
                         </a:prstTxWarp>
-                        <a:spAutoFit/>
+                        <a:noAutofit/>
                       </wps:bodyPr>
                     </wps:wsp>
                   </a:graphicData>
@@ -12392,9 +11794,9 @@
           </mc:Choice>
           <mc:Fallback>
             <w:pict>
-              <v:shape id="WordArt 6" o:spid="_x0000_s1028" type="#_x0000_t202" style="position:absolute;left:0;text-align:left;margin-left:132.15pt;margin-top:-181.35pt;width:246pt;height:540pt;z-index:251664384;visibility:visible;mso-wrap-style:square;mso-width-percent:0;mso-height-percent:0;mso-wrap-distance-left:9pt;mso-wrap-distance-top:0;mso-wrap-distance-right:9pt;mso-wrap-distance-bottom:0;mso-position-horizontal:absolute;mso-position-horizontal-relative:text;mso-position-vertical:absolute;mso-position-vertical-relative:text;mso-width-percent:0;mso-height-percent:0;mso-width-relative:page;mso-height-relative:page;v-text-anchor:top" o:gfxdata="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" filled="f" stroked="f">
+              <v:shape id="WordArt 6" o:spid="_x0000_s1028" type="#_x0000_t202" style="position:absolute;left:0;text-align:left;margin-left:57.75pt;margin-top:.7pt;width:427.15pt;height:415pt;z-index:251664384;visibility:visible;mso-wrap-style:square;mso-width-percent:0;mso-height-percent:0;mso-wrap-distance-left:9pt;mso-wrap-distance-top:0;mso-wrap-distance-right:9pt;mso-wrap-distance-bottom:0;mso-position-horizontal:absolute;mso-position-horizontal-relative:text;mso-position-vertical:absolute;mso-position-vertical-relative:text;mso-width-percent:0;mso-height-percent:0;mso-width-relative:page;mso-height-relative:page;v-text-anchor:top" o:gfxdata="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" filled="f" stroked="f">
                 <o:lock v:ext="edit" shapetype="t"/>
-                <v:textbox style="mso-fit-shape-to-text:t">
+                <v:textbox>
                   <w:txbxContent>
                     <w:p>
                       <w:pPr>
@@ -12402,7 +11804,7 @@
                         <w:rPr>
                           <w:sz w:val="24"/>
                           <w:szCs w:val="24"/>
-                          <w:lang w:val="ru-UA"/>
+                          <w:lang/>
                         </w:rPr>
                       </w:pPr>
                       <w:r>
@@ -12436,6 +11838,563 @@
           </mc:Fallback>
         </mc:AlternateContent>
       </w:r>
+      <w:r>
+        <w:rPr>
+          <w:b/>
+          <w:bCs/>
+          <w:sz w:val="24"/>
+          <w:szCs w:val="24"/>
+        </w:rPr>
+        <w:t>про виплату авторської винагороди та надання звіту</w:t>
+      </w:r>
+    </w:p>
+    <w:p>
+      <w:pPr>
+        <w:pStyle w:val="a3"/>
+        <w:jc w:val="center"/>
+        <w:rPr>
+          <w:b/>
+          <w:bCs/>
+          <w:sz w:val="24"/>
+          <w:szCs w:val="24"/>
+        </w:rPr>
+      </w:pPr>
+      <w:r>
+        <w:rPr>
+          <w:b/>
+          <w:bCs/>
+          <w:sz w:val="24"/>
+          <w:szCs w:val="24"/>
+        </w:rPr>
+        <w:t xml:space="preserve">до </w:t>
+      </w:r>
+      <w:r>
+        <w:rPr>
+          <w:b/>
+          <w:bCs/>
+          <w:caps/>
+          <w:sz w:val="24"/>
+          <w:szCs w:val="24"/>
+        </w:rPr>
+        <w:t>л</w:t>
+      </w:r>
+      <w:r>
+        <w:rPr>
+          <w:b/>
+          <w:bCs/>
+          <w:sz w:val="24"/>
+          <w:szCs w:val="24"/>
+        </w:rPr>
+        <w:t>іцензійного договору</w:t>
+      </w:r>
+      <w:r>
+        <w:rPr>
+          <w:sz w:val="24"/>
+          <w:szCs w:val="24"/>
+        </w:rPr>
+        <w:t xml:space="preserve"> </w:t>
+      </w:r>
+      <w:r>
+        <w:rPr>
+          <w:b/>
+          <w:bCs/>
+          <w:sz w:val="24"/>
+          <w:szCs w:val="24"/>
+        </w:rPr>
+        <w:t>№ __________</w:t>
+      </w:r>
+      <w:r>
+        <w:rPr>
+          <w:b/>
+          <w:bCs/>
+          <w:sz w:val="24"/>
+          <w:szCs w:val="24"/>
+          <w:lang w:val="ru-RU"/>
+        </w:rPr>
+        <w:t xml:space="preserve"> </w:t>
+      </w:r>
+      <w:r>
+        <w:rPr>
+          <w:b/>
+          <w:bCs/>
+          <w:sz w:val="24"/>
+          <w:szCs w:val="24"/>
+        </w:rPr>
+        <w:t>від “___”</w:t>
+      </w:r>
+      <w:r>
+        <w:rPr>
+          <w:b/>
+          <w:bCs/>
+          <w:sz w:val="24"/>
+          <w:szCs w:val="24"/>
+          <w:lang w:val="ru-RU"/>
+        </w:rPr>
+        <w:t xml:space="preserve"> __________</w:t>
+      </w:r>
+      <w:r>
+        <w:rPr>
+          <w:b/>
+          <w:bCs/>
+          <w:sz w:val="24"/>
+          <w:szCs w:val="24"/>
+        </w:rPr>
+        <w:t xml:space="preserve"> _____ року</w:t>
+      </w:r>
+    </w:p>
+    <w:p>
+      <w:pPr>
+        <w:pStyle w:val="a3"/>
+        <w:ind w:right="-1"/>
+        <w:jc w:val="center"/>
+        <w:rPr>
+          <w:b/>
+          <w:bCs/>
+          <w:sz w:val="24"/>
+          <w:szCs w:val="24"/>
+        </w:rPr>
+      </w:pPr>
+      <w:r>
+        <w:rPr>
+          <w:b/>
+          <w:bCs/>
+          <w:sz w:val="24"/>
+          <w:szCs w:val="24"/>
+          <w:lang w:val="ru-RU"/>
+        </w:rPr>
+        <w:t>(</w:t>
+      </w:r>
+      <w:proofErr w:type="spellStart"/>
+      <w:r>
+        <w:rPr>
+          <w:b/>
+          <w:bCs/>
+          <w:sz w:val="24"/>
+          <w:szCs w:val="24"/>
+          <w:lang w:val="ru-RU"/>
+        </w:rPr>
+        <w:t>далі</w:t>
+      </w:r>
+      <w:proofErr w:type="spellEnd"/>
+      <w:r>
+        <w:rPr>
+          <w:b/>
+          <w:bCs/>
+          <w:sz w:val="24"/>
+          <w:szCs w:val="24"/>
+          <w:lang w:val="ru-RU"/>
+        </w:rPr>
+        <w:t xml:space="preserve"> - </w:t>
+      </w:r>
+      <w:proofErr w:type="spellStart"/>
+      <w:r>
+        <w:rPr>
+          <w:b/>
+          <w:bCs/>
+          <w:sz w:val="24"/>
+          <w:szCs w:val="24"/>
+          <w:lang w:val="ru-RU"/>
+        </w:rPr>
+        <w:t>Договір</w:t>
+      </w:r>
+      <w:proofErr w:type="spellEnd"/>
+      <w:r>
+        <w:rPr>
+          <w:b/>
+          <w:bCs/>
+          <w:sz w:val="24"/>
+          <w:szCs w:val="24"/>
+          <w:lang w:val="ru-RU"/>
+        </w:rPr>
+        <w:t xml:space="preserve">) </w:t>
+      </w:r>
+      <w:r>
+        <w:rPr>
+          <w:b/>
+          <w:bCs/>
+          <w:sz w:val="24"/>
+          <w:szCs w:val="24"/>
+        </w:rPr>
+        <w:t xml:space="preserve">за </w:t>
+      </w:r>
+      <w:r>
+        <w:rPr>
+          <w:b/>
+          <w:bCs/>
+          <w:sz w:val="24"/>
+          <w:szCs w:val="24"/>
+          <w:lang w:val="ru-RU"/>
+        </w:rPr>
+        <w:t>_________</w:t>
+      </w:r>
+      <w:r>
+        <w:rPr>
+          <w:b/>
+          <w:bCs/>
+          <w:sz w:val="24"/>
+          <w:szCs w:val="24"/>
+        </w:rPr>
+        <w:t xml:space="preserve"> 20___ р.</w:t>
+      </w:r>
+    </w:p>
+    <w:p>
+      <w:pPr>
+        <w:pStyle w:val="a3"/>
+        <w:rPr>
+          <w:sz w:val="20"/>
+          <w:szCs w:val="20"/>
+        </w:rPr>
+      </w:pPr>
+    </w:p>
+    <w:p>
+      <w:pPr>
+        <w:pStyle w:val="a3"/>
+        <w:rPr>
+          <w:sz w:val="20"/>
+          <w:szCs w:val="20"/>
+        </w:rPr>
+      </w:pPr>
+    </w:p>
+    <w:p>
+      <w:pPr>
+        <w:pStyle w:val="a3"/>
+        <w:ind w:right="-1"/>
+        <w:jc w:val="center"/>
+        <w:rPr>
+          <w:sz w:val="20"/>
+          <w:szCs w:val="20"/>
+        </w:rPr>
+      </w:pPr>
+      <w:r>
+        <w:rPr>
+          <w:sz w:val="20"/>
+          <w:szCs w:val="20"/>
+        </w:rPr>
+        <w:t>м. Київ</w:t>
+      </w:r>
+      <w:r>
+        <w:rPr>
+          <w:sz w:val="20"/>
+          <w:szCs w:val="20"/>
+        </w:rPr>
+        <w:tab/>
+      </w:r>
+      <w:r>
+        <w:rPr>
+          <w:sz w:val="20"/>
+          <w:szCs w:val="20"/>
+        </w:rPr>
+        <w:tab/>
+      </w:r>
+      <w:r>
+        <w:rPr>
+          <w:sz w:val="20"/>
+          <w:szCs w:val="20"/>
+        </w:rPr>
+        <w:tab/>
+      </w:r>
+      <w:r>
+        <w:rPr>
+          <w:sz w:val="20"/>
+          <w:szCs w:val="20"/>
+        </w:rPr>
+        <w:tab/>
+      </w:r>
+      <w:r>
+        <w:rPr>
+          <w:sz w:val="20"/>
+          <w:szCs w:val="20"/>
+        </w:rPr>
+        <w:tab/>
+      </w:r>
+      <w:r>
+        <w:rPr>
+          <w:sz w:val="20"/>
+          <w:szCs w:val="20"/>
+        </w:rPr>
+        <w:tab/>
+        <w:t xml:space="preserve">                  </w:t>
+      </w:r>
+      <w:r>
+        <w:rPr>
+          <w:sz w:val="20"/>
+          <w:szCs w:val="20"/>
+        </w:rPr>
+        <w:tab/>
+        <w:t xml:space="preserve"> “_____”</w:t>
+      </w:r>
+      <w:r>
+        <w:rPr>
+          <w:sz w:val="20"/>
+          <w:szCs w:val="20"/>
+        </w:rPr>
+        <w:t xml:space="preserve"> </w:t>
+      </w:r>
+      <w:r>
+        <w:rPr>
+          <w:sz w:val="20"/>
+          <w:szCs w:val="20"/>
+        </w:rPr>
+        <w:t xml:space="preserve">  </w:t>
+      </w:r>
+      <w:r>
+        <w:rPr>
+          <w:sz w:val="20"/>
+          <w:szCs w:val="20"/>
+          <w:lang w:val="ru-RU"/>
+        </w:rPr>
+        <w:t>____________</w:t>
+      </w:r>
+      <w:r>
+        <w:rPr>
+          <w:sz w:val="20"/>
+          <w:szCs w:val="20"/>
+        </w:rPr>
+        <w:t xml:space="preserve"> </w:t>
+      </w:r>
+      <w:r>
+        <w:rPr>
+          <w:sz w:val="20"/>
+          <w:szCs w:val="20"/>
+        </w:rPr>
+        <w:t xml:space="preserve"> 201_ р.</w:t>
+      </w:r>
+    </w:p>
+    <w:p>
+      <w:pPr>
+        <w:pStyle w:val="a3"/>
+        <w:ind w:right="-1"/>
+        <w:rPr>
+          <w:sz w:val="20"/>
+          <w:szCs w:val="20"/>
+        </w:rPr>
+      </w:pPr>
+    </w:p>
+    <w:p>
+      <w:pPr>
+        <w:pStyle w:val="a3"/>
+        <w:ind w:right="-1" w:firstLine="720"/>
+        <w:rPr>
+          <w:b/>
+          <w:sz w:val="24"/>
+          <w:szCs w:val="24"/>
+        </w:rPr>
+      </w:pPr>
+    </w:p>
+    <w:p>
+      <w:pPr>
+        <w:pStyle w:val="a3"/>
+        <w:ind w:right="-1"/>
+        <w:rPr>
+          <w:sz w:val="24"/>
+          <w:szCs w:val="24"/>
+        </w:rPr>
+      </w:pPr>
+      <w:r>
+        <w:rPr>
+          <w:b/>
+          <w:sz w:val="24"/>
+          <w:szCs w:val="24"/>
+        </w:rPr>
+        <w:t>_______________________________________________________________</w:t>
+      </w:r>
+      <w:r>
+        <w:rPr>
+          <w:sz w:val="24"/>
+          <w:szCs w:val="24"/>
+        </w:rPr>
+        <w:t>/далі - Користувач/, в особі</w:t>
+      </w:r>
+      <w:r>
+        <w:rPr>
+          <w:sz w:val="20"/>
+          <w:szCs w:val="20"/>
+        </w:rPr>
+        <w:t xml:space="preserve"> </w:t>
+      </w:r>
+      <w:r>
+        <w:rPr>
+          <w:sz w:val="24"/>
+          <w:szCs w:val="24"/>
+        </w:rPr>
+        <w:t>___________________________________________________</w:t>
+      </w:r>
+      <w:r>
+        <w:rPr>
+          <w:sz w:val="24"/>
+          <w:szCs w:val="24"/>
+        </w:rPr>
+        <w:t>,</w:t>
+      </w:r>
+      <w:r>
+        <w:rPr>
+          <w:sz w:val="24"/>
+          <w:szCs w:val="24"/>
+        </w:rPr>
+        <w:t xml:space="preserve"> </w:t>
+      </w:r>
+      <w:r>
+        <w:rPr>
+          <w:sz w:val="24"/>
+          <w:szCs w:val="24"/>
+        </w:rPr>
+        <w:t>що</w:t>
+      </w:r>
+      <w:r>
+        <w:rPr>
+          <w:sz w:val="24"/>
+          <w:szCs w:val="24"/>
+        </w:rPr>
+        <w:t xml:space="preserve"> діє на підставі _________________ та _______________________</w:t>
+      </w:r>
+      <w:r>
+        <w:rPr>
+          <w:sz w:val="24"/>
+          <w:szCs w:val="24"/>
+        </w:rPr>
+        <w:t xml:space="preserve"> </w:t>
+      </w:r>
+      <w:r>
+        <w:rPr>
+          <w:sz w:val="24"/>
+          <w:szCs w:val="24"/>
+        </w:rPr>
+        <w:t>з однієї Сторони,  та</w:t>
+      </w:r>
+    </w:p>
+    <w:p>
+      <w:pPr>
+        <w:pStyle w:val="a3"/>
+        <w:ind w:right="-1" w:firstLine="720"/>
+        <w:rPr>
+          <w:sz w:val="24"/>
+          <w:szCs w:val="24"/>
+        </w:rPr>
+      </w:pPr>
+      <w:r>
+        <w:rPr>
+          <w:b/>
+          <w:sz w:val="24"/>
+          <w:szCs w:val="24"/>
+        </w:rPr>
+        <w:t>Громадськ</w:t>
+      </w:r>
+      <w:r>
+        <w:rPr>
+          <w:b/>
+          <w:sz w:val="24"/>
+          <w:szCs w:val="24"/>
+        </w:rPr>
+        <w:t>а ор</w:t>
+      </w:r>
+      <w:r>
+        <w:rPr>
+          <w:b/>
+          <w:sz w:val="24"/>
+          <w:szCs w:val="24"/>
+        </w:rPr>
+        <w:t>ганізація “Українська агенція</w:t>
+      </w:r>
+      <w:r>
+        <w:rPr>
+          <w:b/>
+          <w:sz w:val="24"/>
+          <w:szCs w:val="24"/>
+        </w:rPr>
+        <w:t xml:space="preserve"> з авторських  та суміжних  прав”</w:t>
+      </w:r>
+      <w:r>
+        <w:rPr>
+          <w:sz w:val="24"/>
+          <w:szCs w:val="24"/>
+        </w:rPr>
+        <w:t xml:space="preserve"> /далі - </w:t>
+      </w:r>
+      <w:r>
+        <w:rPr>
+          <w:sz w:val="24"/>
+          <w:szCs w:val="24"/>
+        </w:rPr>
+        <w:t>ГО УААСП</w:t>
+      </w:r>
+      <w:r>
+        <w:rPr>
+          <w:sz w:val="24"/>
+          <w:szCs w:val="24"/>
+        </w:rPr>
+        <w:t xml:space="preserve">/, </w:t>
+      </w:r>
+      <w:r>
+        <w:rPr>
+          <w:sz w:val="24"/>
+          <w:szCs w:val="24"/>
+        </w:rPr>
+        <w:t xml:space="preserve">в особі </w:t>
+      </w:r>
+      <w:r>
+        <w:rPr>
+          <w:b/>
+          <w:sz w:val="22"/>
+          <w:szCs w:val="22"/>
+        </w:rPr>
+        <w:t>_________________________________</w:t>
+      </w:r>
+      <w:r>
+        <w:rPr>
+          <w:sz w:val="22"/>
+          <w:szCs w:val="22"/>
+        </w:rPr>
+        <w:t xml:space="preserve">, </w:t>
+      </w:r>
+      <w:r>
+        <w:rPr>
+          <w:sz w:val="22"/>
+          <w:szCs w:val="22"/>
+        </w:rPr>
+        <w:t>який діє на підставі ___________________</w:t>
+      </w:r>
+      <w:r>
+        <w:rPr>
+          <w:sz w:val="22"/>
+          <w:szCs w:val="22"/>
+        </w:rPr>
+        <w:t xml:space="preserve">, </w:t>
+      </w:r>
+      <w:r>
+        <w:rPr>
+          <w:sz w:val="24"/>
+          <w:szCs w:val="24"/>
+        </w:rPr>
+        <w:t xml:space="preserve"> та ______________________________________________ </w:t>
+      </w:r>
+      <w:r>
+        <w:rPr>
+          <w:sz w:val="24"/>
+          <w:szCs w:val="24"/>
+        </w:rPr>
+        <w:t>з другої сторони, надалі іменовані Сторони, уклали цей акт про наступне:</w:t>
+      </w:r>
+    </w:p>
+    <w:p>
+      <w:pPr>
+        <w:pStyle w:val="a3"/>
+        <w:ind w:right="-1"/>
+        <w:rPr>
+          <w:sz w:val="24"/>
+          <w:szCs w:val="24"/>
+        </w:rPr>
+      </w:pPr>
+    </w:p>
+    <w:p>
+      <w:pPr>
+        <w:pStyle w:val="a3"/>
+        <w:ind w:right="-1"/>
+        <w:rPr>
+          <w:sz w:val="24"/>
+          <w:szCs w:val="24"/>
+          <w:lang w:val="ru-RU"/>
+        </w:rPr>
+      </w:pPr>
       <w:r>
         <w:rPr>
           <w:sz w:val="24"/>
@@ -13299,26 +13258,16 @@
                 <w:szCs w:val="20"/>
                 <w:lang w:val="ru-RU"/>
               </w:rPr>
-              <w:t>______________</w:t>
+              <w:t>_______________</w:t>
             </w:r>
-            <w:proofErr w:type="gramStart"/>
             <w:r>
               <w:rPr>
                 <w:sz w:val="20"/>
                 <w:szCs w:val="20"/>
                 <w:lang w:val="ru-RU"/>
               </w:rPr>
-              <w:t>_</w:t>
-            </w:r>
-            <w:r>
-              <w:rPr>
-                <w:sz w:val="20"/>
-                <w:szCs w:val="20"/>
-                <w:lang w:val="ru-RU"/>
-              </w:rPr>
               <w:t xml:space="preserve"> )</w:t>
             </w:r>
-            <w:proofErr w:type="gramEnd"/>
           </w:p>
         </w:tc>
         <w:tc>
@@ -15628,24 +15577,33 @@
           <w:lang w:val="uk-UA"/>
         </w:rPr>
       </w:pPr>
+    </w:p>
+    <w:p>
+      <w:pPr>
+        <w:jc w:val="center"/>
+        <w:rPr>
+          <w:sz w:val="24"/>
+          <w:szCs w:val="24"/>
+          <w:lang w:val="uk-UA"/>
+        </w:rPr>
+      </w:pPr>
       <w:r>
         <w:rPr>
           <w:noProof/>
-          <w:lang w:val="uk-UA" w:eastAsia="uk-UA"/>
         </w:rPr>
         <mc:AlternateContent>
           <mc:Choice Requires="wps">
             <w:drawing>
               <wp:anchor distT="0" distB="0" distL="114300" distR="114300" simplePos="0" relativeHeight="251663360" behindDoc="0" locked="0" layoutInCell="1" allowOverlap="1">
                 <wp:simplePos x="0" y="0"/>
-                <wp:positionH relativeFrom="column">
-                  <wp:posOffset>1257300</wp:posOffset>
+                <wp:positionH relativeFrom="margin">
+                  <wp:align>right</wp:align>
                 </wp:positionH>
                 <wp:positionV relativeFrom="paragraph">
-                  <wp:posOffset>157480</wp:posOffset>
+                  <wp:posOffset>95471</wp:posOffset>
                 </wp:positionV>
-                <wp:extent cx="3124200" cy="6858000"/>
-                <wp:effectExtent l="19050" t="0" r="9525" b="0"/>
+                <wp:extent cx="5948381" cy="5208998"/>
+                <wp:effectExtent l="0" t="0" r="0" b="0"/>
                 <wp:wrapNone/>
                 <wp:docPr id="2" name="WordArt 5"/>
                 <wp:cNvGraphicFramePr>
@@ -15660,7 +15618,7 @@
                       <wps:spPr bwMode="auto">
                         <a:xfrm>
                           <a:off x="0" y="0"/>
-                          <a:ext cx="3124200" cy="6858000"/>
+                          <a:ext cx="5948381" cy="5208998"/>
                         </a:xfrm>
                         <a:prstGeom prst="rect">
                           <a:avLst/>
@@ -15681,7 +15639,7 @@
                               <w:rPr>
                                 <w:sz w:val="24"/>
                                 <w:szCs w:val="24"/>
-                                <w:lang w:val="ru-UA"/>
+                                <w:lang/>
                               </w:rPr>
                             </w:pPr>
                             <w:r>
@@ -15716,7 +15674,7 @@
                             <a:gd name="adj" fmla="val 55556"/>
                           </a:avLst>
                         </a:prstTxWarp>
-                        <a:spAutoFit/>
+                        <a:noAutofit/>
                       </wps:bodyPr>
                     </wps:wsp>
                   </a:graphicData>
@@ -15732,9 +15690,9 @@
           </mc:Choice>
           <mc:Fallback>
             <w:pict>
-              <v:shape id="WordArt 5" o:spid="_x0000_s1029" type="#_x0000_t202" style="position:absolute;left:0;text-align:left;margin-left:99pt;margin-top:12.4pt;width:246pt;height:540pt;z-index:251663360;visibility:visible;mso-wrap-style:square;mso-width-percent:0;mso-height-percent:0;mso-wrap-distance-left:9pt;mso-wrap-distance-top:0;mso-wrap-distance-right:9pt;mso-wrap-distance-bottom:0;mso-position-horizontal:absolute;mso-position-horizontal-relative:text;mso-position-vertical:absolute;mso-position-vertical-relative:text;mso-width-percent:0;mso-height-percent:0;mso-width-relative:page;mso-height-relative:page;v-text-anchor:top" o:gfxdata="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" filled="f" stroked="f">
+              <v:shape id="WordArt 5" o:spid="_x0000_s1029" type="#_x0000_t202" style="position:absolute;left:0;text-align:left;margin-left:417.2pt;margin-top:7.5pt;width:468.4pt;height:410.15pt;z-index:251663360;visibility:visible;mso-wrap-style:square;mso-width-percent:0;mso-height-percent:0;mso-wrap-distance-left:9pt;mso-wrap-distance-top:0;mso-wrap-distance-right:9pt;mso-wrap-distance-bottom:0;mso-position-horizontal:right;mso-position-horizontal-relative:margin;mso-position-vertical:absolute;mso-position-vertical-relative:text;mso-width-percent:0;mso-height-percent:0;mso-width-relative:page;mso-height-relative:page;v-text-anchor:top" o:gfxdata="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" filled="f" stroked="f">
                 <o:lock v:ext="edit" shapetype="t"/>
-                <v:textbox style="mso-fit-shape-to-text:t">
+                <v:textbox>
                   <w:txbxContent>
                     <w:p>
                       <w:pPr>
@@ -15742,7 +15700,7 @@
                         <w:rPr>
                           <w:sz w:val="24"/>
                           <w:szCs w:val="24"/>
-                          <w:lang w:val="ru-UA"/>
+                          <w:lang/>
                         </w:rPr>
                       </w:pPr>
                       <w:r>
@@ -15771,21 +15729,12 @@
                     </w:p>
                   </w:txbxContent>
                 </v:textbox>
+                <w10:wrap anchorx="margin"/>
               </v:shape>
             </w:pict>
           </mc:Fallback>
         </mc:AlternateContent>
       </w:r>
-    </w:p>
-    <w:p>
-      <w:pPr>
-        <w:jc w:val="center"/>
-        <w:rPr>
-          <w:sz w:val="24"/>
-          <w:szCs w:val="24"/>
-          <w:lang w:val="uk-UA"/>
-        </w:rPr>
-      </w:pPr>
       <w:r>
         <w:rPr>
           <w:sz w:val="24"/>
@@ -16758,7 +16707,6 @@
           <w:noProof/>
           <w:sz w:val="20"/>
           <w:szCs w:val="20"/>
-          <w:lang w:val="uk-UA" w:eastAsia="uk-UA"/>
         </w:rPr>
         <mc:AlternateContent>
           <mc:Choice Requires="wps">
@@ -17033,7 +16981,10 @@
         </w:rPr>
       </w:pPr>
     </w:p>
-    <w:p/>
+    <w:p>
+      <w:bookmarkStart w:id="7" w:name="_GoBack"/>
+      <w:bookmarkEnd w:id="7"/>
+    </w:p>
     <w:sectPr>
       <w:pgSz w:w="11907" w:h="16840" w:code="9"/>
       <w:pgMar w:top="567" w:right="567" w:bottom="1418" w:left="540" w:header="284" w:footer="0" w:gutter="0"/>
@@ -17044,7 +16995,7 @@
 </file>
 
 <file path=word/endnotes.xml><?xml version="1.0" encoding="utf-8"?>
-<w:endnotes xmlns:wpc="http://schemas.microsoft.com/office/word/2010/wordprocessingCanvas" xmlns:cx="http://schemas.microsoft.com/office/drawing/2014/chartex" xmlns:cx1="http://schemas.microsoft.com/office/drawing/2015/9/8/chartex" xmlns:cx2="http://schemas.microsoft.com/office/drawing/2015/10/21/chartex" xmlns:cx3="http://schemas.microsoft.com/office/drawing/2016/5/9/chartex" xmlns:cx4="http://schemas.microsoft.com/office/drawing/2016/5/10/chartex" xmlns:cx5="http://schemas.microsoft.com/office/drawing/2016/5/11/chartex" xmlns:cx6="http://schemas.microsoft.com/office/drawing/2016/5/12/chartex" xmlns:cx7="http://schemas.microsoft.com/office/drawing/2016/5/13/chartex" xmlns:cx8="http://schemas.microsoft.com/office/drawing/2016/5/14/chartex" xmlns:mc="http://schemas.openxmlformats.org/markup-compatibility/2006" xmlns:aink="http://schemas.microsoft.com/office/drawing/2016/ink" xmlns:am3d="http://schemas.microsoft.com/office/drawing/2017/model3d" xmlns:o="urn:schemas-microsoft-com:office:office" xmlns:r="http://schemas.openxmlformats.org/officeDocument/2006/relationships" xmlns:m="http://schemas.openxmlformats.org/officeDocument/2006/math" xmlns:v="urn:schemas-microsoft-com:vml" xmlns:wp14="http://schemas.microsoft.com/office/word/2010/wordprocessingDrawing" xmlns:wp="http://schemas.openxmlformats.org/drawingml/2006/wordprocessingDrawing" xmlns:w10="urn:schemas-microsoft-com:office:word" xmlns:w="http://schemas.openxmlformats.org/wordprocessingml/2006/main" xmlns:w14="http://schemas.microsoft.com/office/word/2010/wordml" xmlns:w15="http://schemas.microsoft.com/office/word/2012/wordml" xmlns:w16cid="http://schemas.microsoft.com/office/word/2016/wordml/cid" xmlns:w16se="http://schemas.microsoft.com/office/word/2015/wordml/symex" xmlns:wpg="http://schemas.microsoft.com/office/word/2010/wordprocessingGroup" xmlns:wpi="http://schemas.microsoft.com/office/word/2010/wordprocessingInk" xmlns:wne="http://schemas.microsoft.com/office/word/2006/wordml" xmlns:wps="http://schemas.microsoft.com/office/word/2010/wordprocessingShape" mc:Ignorable="w14 w15 w16se w16cid wp14">
+<w:endnotes xmlns:wpc="http://schemas.microsoft.com/office/word/2010/wordprocessingCanvas" xmlns:cx="http://schemas.microsoft.com/office/drawing/2014/chartex" xmlns:cx1="http://schemas.microsoft.com/office/drawing/2015/9/8/chartex" xmlns:mc="http://schemas.openxmlformats.org/markup-compatibility/2006" xmlns:o="urn:schemas-microsoft-com:office:office" xmlns:r="http://schemas.openxmlformats.org/officeDocument/2006/relationships" xmlns:m="http://schemas.openxmlformats.org/officeDocument/2006/math" xmlns:v="urn:schemas-microsoft-com:vml" xmlns:wp14="http://schemas.microsoft.com/office/word/2010/wordprocessingDrawing" xmlns:wp="http://schemas.openxmlformats.org/drawingml/2006/wordprocessingDrawing" xmlns:w10="urn:schemas-microsoft-com:office:word" xmlns:w="http://schemas.openxmlformats.org/wordprocessingml/2006/main" xmlns:w14="http://schemas.microsoft.com/office/word/2010/wordml" xmlns:w15="http://schemas.microsoft.com/office/word/2012/wordml" xmlns:w16se="http://schemas.microsoft.com/office/word/2015/wordml/symex" xmlns:wpg="http://schemas.microsoft.com/office/word/2010/wordprocessingGroup" xmlns:wpi="http://schemas.microsoft.com/office/word/2010/wordprocessingInk" xmlns:wne="http://schemas.microsoft.com/office/word/2006/wordml" xmlns:wps="http://schemas.microsoft.com/office/word/2010/wordprocessingShape" mc:Ignorable="w14 w15 w16se wp14">
   <w:endnote w:type="separator" w:id="-1">
     <w:p>
       <w:r>
@@ -17063,7 +17014,7 @@
 </file>
 
 <file path=word/footer1.xml><?xml version="1.0" encoding="utf-8"?>
-<w:ftr xmlns:wpc="http://schemas.microsoft.com/office/word/2010/wordprocessingCanvas" xmlns:cx="http://schemas.microsoft.com/office/drawing/2014/chartex" xmlns:cx1="http://schemas.microsoft.com/office/drawing/2015/9/8/chartex" xmlns:cx2="http://schemas.microsoft.com/office/drawing/2015/10/21/chartex" xmlns:cx3="http://schemas.microsoft.com/office/drawing/2016/5/9/chartex" xmlns:cx4="http://schemas.microsoft.com/office/drawing/2016/5/10/chartex" xmlns:cx5="http://schemas.microsoft.com/office/drawing/2016/5/11/chartex" xmlns:cx6="http://schemas.microsoft.com/office/drawing/2016/5/12/chartex" xmlns:cx7="http://schemas.microsoft.com/office/drawing/2016/5/13/chartex" xmlns:cx8="http://schemas.microsoft.com/office/drawing/2016/5/14/chartex" xmlns:mc="http://schemas.openxmlformats.org/markup-compatibility/2006" xmlns:aink="http://schemas.microsoft.com/office/drawing/2016/ink" xmlns:am3d="http://schemas.microsoft.com/office/drawing/2017/model3d" xmlns:o="urn:schemas-microsoft-com:office:office" xmlns:r="http://schemas.openxmlformats.org/officeDocument/2006/relationships" xmlns:m="http://schemas.openxmlformats.org/officeDocument/2006/math" xmlns:v="urn:schemas-microsoft-com:vml" xmlns:wp14="http://schemas.microsoft.com/office/word/2010/wordprocessingDrawing" xmlns:wp="http://schemas.openxmlformats.org/drawingml/2006/wordprocessingDrawing" xmlns:w10="urn:schemas-microsoft-com:office:word" xmlns:w="http://schemas.openxmlformats.org/wordprocessingml/2006/main" xmlns:w14="http://schemas.microsoft.com/office/word/2010/wordml" xmlns:w15="http://schemas.microsoft.com/office/word/2012/wordml" xmlns:w16cid="http://schemas.microsoft.com/office/word/2016/wordml/cid" xmlns:w16se="http://schemas.microsoft.com/office/word/2015/wordml/symex" xmlns:wpg="http://schemas.microsoft.com/office/word/2010/wordprocessingGroup" xmlns:wpi="http://schemas.microsoft.com/office/word/2010/wordprocessingInk" xmlns:wne="http://schemas.microsoft.com/office/word/2006/wordml" xmlns:wps="http://schemas.microsoft.com/office/word/2010/wordprocessingShape" mc:Ignorable="w14 w15 w16se w16cid wp14">
+<w:ftr xmlns:wpc="http://schemas.microsoft.com/office/word/2010/wordprocessingCanvas" xmlns:cx="http://schemas.microsoft.com/office/drawing/2014/chartex" xmlns:cx1="http://schemas.microsoft.com/office/drawing/2015/9/8/chartex" xmlns:mc="http://schemas.openxmlformats.org/markup-compatibility/2006" xmlns:o="urn:schemas-microsoft-com:office:office" xmlns:r="http://schemas.openxmlformats.org/officeDocument/2006/relationships" xmlns:m="http://schemas.openxmlformats.org/officeDocument/2006/math" xmlns:v="urn:schemas-microsoft-com:vml" xmlns:wp14="http://schemas.microsoft.com/office/word/2010/wordprocessingDrawing" xmlns:wp="http://schemas.openxmlformats.org/drawingml/2006/wordprocessingDrawing" xmlns:w10="urn:schemas-microsoft-com:office:word" xmlns:w="http://schemas.openxmlformats.org/wordprocessingml/2006/main" xmlns:w14="http://schemas.microsoft.com/office/word/2010/wordml" xmlns:w15="http://schemas.microsoft.com/office/word/2012/wordml" xmlns:w16se="http://schemas.microsoft.com/office/word/2015/wordml/symex" xmlns:wpg="http://schemas.microsoft.com/office/word/2010/wordprocessingGroup" xmlns:wpi="http://schemas.microsoft.com/office/word/2010/wordprocessingInk" xmlns:wne="http://schemas.microsoft.com/office/word/2006/wordml" xmlns:wps="http://schemas.microsoft.com/office/word/2010/wordprocessingShape" mc:Ignorable="w14 w15 w16se wp14">
   <w:p>
     <w:pPr>
       <w:pStyle w:val="a7"/>
@@ -17113,7 +17064,7 @@
 </file>
 
 <file path=word/footer2.xml><?xml version="1.0" encoding="utf-8"?>
-<w:ftr xmlns:wpc="http://schemas.microsoft.com/office/word/2010/wordprocessingCanvas" xmlns:cx="http://schemas.microsoft.com/office/drawing/2014/chartex" xmlns:cx1="http://schemas.microsoft.com/office/drawing/2015/9/8/chartex" xmlns:cx2="http://schemas.microsoft.com/office/drawing/2015/10/21/chartex" xmlns:cx3="http://schemas.microsoft.com/office/drawing/2016/5/9/chartex" xmlns:cx4="http://schemas.microsoft.com/office/drawing/2016/5/10/chartex" xmlns:cx5="http://schemas.microsoft.com/office/drawing/2016/5/11/chartex" xmlns:cx6="http://schemas.microsoft.com/office/drawing/2016/5/12/chartex" xmlns:cx7="http://schemas.microsoft.com/office/drawing/2016/5/13/chartex" xmlns:cx8="http://schemas.microsoft.com/office/drawing/2016/5/14/chartex" xmlns:mc="http://schemas.openxmlformats.org/markup-compatibility/2006" xmlns:aink="http://schemas.microsoft.com/office/drawing/2016/ink" xmlns:am3d="http://schemas.microsoft.com/office/drawing/2017/model3d" xmlns:o="urn:schemas-microsoft-com:office:office" xmlns:r="http://schemas.openxmlformats.org/officeDocument/2006/relationships" xmlns:m="http://schemas.openxmlformats.org/officeDocument/2006/math" xmlns:v="urn:schemas-microsoft-com:vml" xmlns:wp14="http://schemas.microsoft.com/office/word/2010/wordprocessingDrawing" xmlns:wp="http://schemas.openxmlformats.org/drawingml/2006/wordprocessingDrawing" xmlns:w10="urn:schemas-microsoft-com:office:word" xmlns:w="http://schemas.openxmlformats.org/wordprocessingml/2006/main" xmlns:w14="http://schemas.microsoft.com/office/word/2010/wordml" xmlns:w15="http://schemas.microsoft.com/office/word/2012/wordml" xmlns:w16cid="http://schemas.microsoft.com/office/word/2016/wordml/cid" xmlns:w16se="http://schemas.microsoft.com/office/word/2015/wordml/symex" xmlns:wpg="http://schemas.microsoft.com/office/word/2010/wordprocessingGroup" xmlns:wpi="http://schemas.microsoft.com/office/word/2010/wordprocessingInk" xmlns:wne="http://schemas.microsoft.com/office/word/2006/wordml" xmlns:wps="http://schemas.microsoft.com/office/word/2010/wordprocessingShape" mc:Ignorable="w14 w15 w16se w16cid wp14">
+<w:ftr xmlns:wpc="http://schemas.microsoft.com/office/word/2010/wordprocessingCanvas" xmlns:cx="http://schemas.microsoft.com/office/drawing/2014/chartex" xmlns:cx1="http://schemas.microsoft.com/office/drawing/2015/9/8/chartex" xmlns:mc="http://schemas.openxmlformats.org/markup-compatibility/2006" xmlns:o="urn:schemas-microsoft-com:office:office" xmlns:r="http://schemas.openxmlformats.org/officeDocument/2006/relationships" xmlns:m="http://schemas.openxmlformats.org/officeDocument/2006/math" xmlns:v="urn:schemas-microsoft-com:vml" xmlns:wp14="http://schemas.microsoft.com/office/word/2010/wordprocessingDrawing" xmlns:wp="http://schemas.openxmlformats.org/drawingml/2006/wordprocessingDrawing" xmlns:w10="urn:schemas-microsoft-com:office:word" xmlns:w="http://schemas.openxmlformats.org/wordprocessingml/2006/main" xmlns:w14="http://schemas.microsoft.com/office/word/2010/wordml" xmlns:w15="http://schemas.microsoft.com/office/word/2012/wordml" xmlns:w16se="http://schemas.microsoft.com/office/word/2015/wordml/symex" xmlns:wpg="http://schemas.microsoft.com/office/word/2010/wordprocessingGroup" xmlns:wpi="http://schemas.microsoft.com/office/word/2010/wordprocessingInk" xmlns:wne="http://schemas.microsoft.com/office/word/2006/wordml" xmlns:wps="http://schemas.microsoft.com/office/word/2010/wordprocessingShape" mc:Ignorable="w14 w15 w16se wp14">
   <w:p>
     <w:pPr>
       <w:pStyle w:val="a7"/>
@@ -17155,7 +17106,7 @@
         <w:sz w:val="20"/>
         <w:szCs w:val="20"/>
       </w:rPr>
-      <w:t>5</w:t>
+      <w:t>9</w:t>
     </w:r>
     <w:r>
       <w:rPr>
@@ -17244,7 +17195,23 @@
               <w:szCs w:val="16"/>
               <w:lang w:val="uk-UA"/>
             </w:rPr>
-            <w:t xml:space="preserve"> Л.А. Цимбал </w:t>
+            <w:t xml:space="preserve"> </w:t>
+          </w:r>
+          <w:r>
+            <w:rPr>
+              <w:sz w:val="16"/>
+              <w:szCs w:val="16"/>
+              <w:lang w:val="uk-UA"/>
+            </w:rPr>
+            <w:t>В. В. Харчишин</w:t>
+          </w:r>
+          <w:r>
+            <w:rPr>
+              <w:sz w:val="16"/>
+              <w:szCs w:val="16"/>
+              <w:lang w:val="uk-UA"/>
+            </w:rPr>
+            <w:t xml:space="preserve"> </w:t>
           </w:r>
           <w:r>
             <w:rPr>
@@ -17353,7 +17320,7 @@
 </file>
 
 <file path=word/footnotes.xml><?xml version="1.0" encoding="utf-8"?>
-<w:footnotes xmlns:wpc="http://schemas.microsoft.com/office/word/2010/wordprocessingCanvas" xmlns:cx="http://schemas.microsoft.com/office/drawing/2014/chartex" xmlns:cx1="http://schemas.microsoft.com/office/drawing/2015/9/8/chartex" xmlns:cx2="http://schemas.microsoft.com/office/drawing/2015/10/21/chartex" xmlns:cx3="http://schemas.microsoft.com/office/drawing/2016/5/9/chartex" xmlns:cx4="http://schemas.microsoft.com/office/drawing/2016/5/10/chartex" xmlns:cx5="http://schemas.microsoft.com/office/drawing/2016/5/11/chartex" xmlns:cx6="http://schemas.microsoft.com/office/drawing/2016/5/12/chartex" xmlns:cx7="http://schemas.microsoft.com/office/drawing/2016/5/13/chartex" xmlns:cx8="http://schemas.microsoft.com/office/drawing/2016/5/14/chartex" xmlns:mc="http://schemas.openxmlformats.org/markup-compatibility/2006" xmlns:aink="http://schemas.microsoft.com/office/drawing/2016/ink" xmlns:am3d="http://schemas.microsoft.com/office/drawing/2017/model3d" xmlns:o="urn:schemas-microsoft-com:office:office" xmlns:r="http://schemas.openxmlformats.org/officeDocument/2006/relationships" xmlns:m="http://schemas.openxmlformats.org/officeDocument/2006/math" xmlns:v="urn:schemas-microsoft-com:vml" xmlns:wp14="http://schemas.microsoft.com/office/word/2010/wordprocessingDrawing" xmlns:wp="http://schemas.openxmlformats.org/drawingml/2006/wordprocessingDrawing" xmlns:w10="urn:schemas-microsoft-com:office:word" xmlns:w="http://schemas.openxmlformats.org/wordprocessingml/2006/main" xmlns:w14="http://schemas.microsoft.com/office/word/2010/wordml" xmlns:w15="http://schemas.microsoft.com/office/word/2012/wordml" xmlns:w16cid="http://schemas.microsoft.com/office/word/2016/wordml/cid" xmlns:w16se="http://schemas.microsoft.com/office/word/2015/wordml/symex" xmlns:wpg="http://schemas.microsoft.com/office/word/2010/wordprocessingGroup" xmlns:wpi="http://schemas.microsoft.com/office/word/2010/wordprocessingInk" xmlns:wne="http://schemas.microsoft.com/office/word/2006/wordml" xmlns:wps="http://schemas.microsoft.com/office/word/2010/wordprocessingShape" mc:Ignorable="w14 w15 w16se w16cid wp14">
+<w:footnotes xmlns:wpc="http://schemas.microsoft.com/office/word/2010/wordprocessingCanvas" xmlns:cx="http://schemas.microsoft.com/office/drawing/2014/chartex" xmlns:cx1="http://schemas.microsoft.com/office/drawing/2015/9/8/chartex" xmlns:mc="http://schemas.openxmlformats.org/markup-compatibility/2006" xmlns:o="urn:schemas-microsoft-com:office:office" xmlns:r="http://schemas.openxmlformats.org/officeDocument/2006/relationships" xmlns:m="http://schemas.openxmlformats.org/officeDocument/2006/math" xmlns:v="urn:schemas-microsoft-com:vml" xmlns:wp14="http://schemas.microsoft.com/office/word/2010/wordprocessingDrawing" xmlns:wp="http://schemas.openxmlformats.org/drawingml/2006/wordprocessingDrawing" xmlns:w10="urn:schemas-microsoft-com:office:word" xmlns:w="http://schemas.openxmlformats.org/wordprocessingml/2006/main" xmlns:w14="http://schemas.microsoft.com/office/word/2010/wordml" xmlns:w15="http://schemas.microsoft.com/office/word/2012/wordml" xmlns:w16se="http://schemas.microsoft.com/office/word/2015/wordml/symex" xmlns:wpg="http://schemas.microsoft.com/office/word/2010/wordprocessingGroup" xmlns:wpi="http://schemas.microsoft.com/office/word/2010/wordprocessingInk" xmlns:wne="http://schemas.microsoft.com/office/word/2006/wordml" xmlns:wps="http://schemas.microsoft.com/office/word/2010/wordprocessingShape" mc:Ignorable="w14 w15 w16se wp14">
   <w:footnote w:type="separator" w:id="-1">
     <w:p>
       <w:r>
@@ -17372,7 +17339,7 @@
 </file>
 
 <file path=word/header1.xml><?xml version="1.0" encoding="utf-8"?>
-<w:hdr xmlns:wpc="http://schemas.microsoft.com/office/word/2010/wordprocessingCanvas" xmlns:cx="http://schemas.microsoft.com/office/drawing/2014/chartex" xmlns:cx1="http://schemas.microsoft.com/office/drawing/2015/9/8/chartex" xmlns:cx2="http://schemas.microsoft.com/office/drawing/2015/10/21/chartex" xmlns:cx3="http://schemas.microsoft.com/office/drawing/2016/5/9/chartex" xmlns:cx4="http://schemas.microsoft.com/office/drawing/2016/5/10/chartex" xmlns:cx5="http://schemas.microsoft.com/office/drawing/2016/5/11/chartex" xmlns:cx6="http://schemas.microsoft.com/office/drawing/2016/5/12/chartex" xmlns:cx7="http://schemas.microsoft.com/office/drawing/2016/5/13/chartex" xmlns:cx8="http://schemas.microsoft.com/office/drawing/2016/5/14/chartex" xmlns:mc="http://schemas.openxmlformats.org/markup-compatibility/2006" xmlns:aink="http://schemas.microsoft.com/office/drawing/2016/ink" xmlns:am3d="http://schemas.microsoft.com/office/drawing/2017/model3d" xmlns:o="urn:schemas-microsoft-com:office:office" xmlns:r="http://schemas.openxmlformats.org/officeDocument/2006/relationships" xmlns:m="http://schemas.openxmlformats.org/officeDocument/2006/math" xmlns:v="urn:schemas-microsoft-com:vml" xmlns:wp14="http://schemas.microsoft.com/office/word/2010/wordprocessingDrawing" xmlns:wp="http://schemas.openxmlformats.org/drawingml/2006/wordprocessingDrawing" xmlns:w10="urn:schemas-microsoft-com:office:word" xmlns:w="http://schemas.openxmlformats.org/wordprocessingml/2006/main" xmlns:w14="http://schemas.microsoft.com/office/word/2010/wordml" xmlns:w15="http://schemas.microsoft.com/office/word/2012/wordml" xmlns:w16cid="http://schemas.microsoft.com/office/word/2016/wordml/cid" xmlns:w16se="http://schemas.microsoft.com/office/word/2015/wordml/symex" xmlns:wpg="http://schemas.microsoft.com/office/word/2010/wordprocessingGroup" xmlns:wpi="http://schemas.microsoft.com/office/word/2010/wordprocessingInk" xmlns:wne="http://schemas.microsoft.com/office/word/2006/wordml" xmlns:wps="http://schemas.microsoft.com/office/word/2010/wordprocessingShape" mc:Ignorable="w14 w15 w16se w16cid wp14">
+<w:hdr xmlns:wpc="http://schemas.microsoft.com/office/word/2010/wordprocessingCanvas" xmlns:cx="http://schemas.microsoft.com/office/drawing/2014/chartex" xmlns:cx1="http://schemas.microsoft.com/office/drawing/2015/9/8/chartex" xmlns:mc="http://schemas.openxmlformats.org/markup-compatibility/2006" xmlns:o="urn:schemas-microsoft-com:office:office" xmlns:r="http://schemas.openxmlformats.org/officeDocument/2006/relationships" xmlns:m="http://schemas.openxmlformats.org/officeDocument/2006/math" xmlns:v="urn:schemas-microsoft-com:vml" xmlns:wp14="http://schemas.microsoft.com/office/word/2010/wordprocessingDrawing" xmlns:wp="http://schemas.openxmlformats.org/drawingml/2006/wordprocessingDrawing" xmlns:w10="urn:schemas-microsoft-com:office:word" xmlns:w="http://schemas.openxmlformats.org/wordprocessingml/2006/main" xmlns:w14="http://schemas.microsoft.com/office/word/2010/wordml" xmlns:w15="http://schemas.microsoft.com/office/word/2012/wordml" xmlns:w16se="http://schemas.microsoft.com/office/word/2015/wordml/symex" xmlns:wpg="http://schemas.microsoft.com/office/word/2010/wordprocessingGroup" xmlns:wpi="http://schemas.microsoft.com/office/word/2010/wordprocessingInk" xmlns:wne="http://schemas.microsoft.com/office/word/2006/wordml" xmlns:wps="http://schemas.microsoft.com/office/word/2010/wordprocessingShape" mc:Ignorable="w14 w15 w16se wp14">
   <w:p>
     <w:pPr>
       <w:pStyle w:val="a5"/>
@@ -17441,7 +17408,7 @@
 </file>
 
 <file path=word/numbering.xml><?xml version="1.0" encoding="utf-8"?>
-<w:numbering xmlns:wpc="http://schemas.microsoft.com/office/word/2010/wordprocessingCanvas" xmlns:cx="http://schemas.microsoft.com/office/drawing/2014/chartex" xmlns:cx1="http://schemas.microsoft.com/office/drawing/2015/9/8/chartex" xmlns:cx2="http://schemas.microsoft.com/office/drawing/2015/10/21/chartex" xmlns:cx3="http://schemas.microsoft.com/office/drawing/2016/5/9/chartex" xmlns:cx4="http://schemas.microsoft.com/office/drawing/2016/5/10/chartex" xmlns:cx5="http://schemas.microsoft.com/office/drawing/2016/5/11/chartex" xmlns:cx6="http://schemas.microsoft.com/office/drawing/2016/5/12/chartex" xmlns:cx7="http://schemas.microsoft.com/office/drawing/2016/5/13/chartex" xmlns:cx8="http://schemas.microsoft.com/office/drawing/2016/5/14/chartex" xmlns:mc="http://schemas.openxmlformats.org/markup-compatibility/2006" xmlns:aink="http://schemas.microsoft.com/office/drawing/2016/ink" xmlns:am3d="http://schemas.microsoft.com/office/drawing/2017/model3d" xmlns:o="urn:schemas-microsoft-com:office:office" xmlns:r="http://schemas.openxmlformats.org/officeDocument/2006/relationships" xmlns:m="http://schemas.openxmlformats.org/officeDocument/2006/math" xmlns:v="urn:schemas-microsoft-com:vml" xmlns:wp14="http://schemas.microsoft.com/office/word/2010/wordprocessingDrawing" xmlns:wp="http://schemas.openxmlformats.org/drawingml/2006/wordprocessingDrawing" xmlns:w10="urn:schemas-microsoft-com:office:word" xmlns:w="http://schemas.openxmlformats.org/wordprocessingml/2006/main" xmlns:w14="http://schemas.microsoft.com/office/word/2010/wordml" xmlns:w15="http://schemas.microsoft.com/office/word/2012/wordml" xmlns:w16cid="http://schemas.microsoft.com/office/word/2016/wordml/cid" xmlns:w16se="http://schemas.microsoft.com/office/word/2015/wordml/symex" xmlns:wpg="http://schemas.microsoft.com/office/word/2010/wordprocessingGroup" xmlns:wpi="http://schemas.microsoft.com/office/word/2010/wordprocessingInk" xmlns:wne="http://schemas.microsoft.com/office/word/2006/wordml" xmlns:wps="http://schemas.microsoft.com/office/word/2010/wordprocessingShape" mc:Ignorable="w14 w15 w16se w16cid wp14">
+<w:numbering xmlns:wpc="http://schemas.microsoft.com/office/word/2010/wordprocessingCanvas" xmlns:cx="http://schemas.microsoft.com/office/drawing/2014/chartex" xmlns:cx1="http://schemas.microsoft.com/office/drawing/2015/9/8/chartex" xmlns:mc="http://schemas.openxmlformats.org/markup-compatibility/2006" xmlns:o="urn:schemas-microsoft-com:office:office" xmlns:r="http://schemas.openxmlformats.org/officeDocument/2006/relationships" xmlns:m="http://schemas.openxmlformats.org/officeDocument/2006/math" xmlns:v="urn:schemas-microsoft-com:vml" xmlns:wp14="http://schemas.microsoft.com/office/word/2010/wordprocessingDrawing" xmlns:wp="http://schemas.openxmlformats.org/drawingml/2006/wordprocessingDrawing" xmlns:w10="urn:schemas-microsoft-com:office:word" xmlns:w="http://schemas.openxmlformats.org/wordprocessingml/2006/main" xmlns:w14="http://schemas.microsoft.com/office/word/2010/wordml" xmlns:w15="http://schemas.microsoft.com/office/word/2012/wordml" xmlns:w16se="http://schemas.microsoft.com/office/word/2015/wordml/symex" xmlns:wpg="http://schemas.microsoft.com/office/word/2010/wordprocessingGroup" xmlns:wpi="http://schemas.microsoft.com/office/word/2010/wordprocessingInk" xmlns:wne="http://schemas.microsoft.com/office/word/2006/wordml" xmlns:wps="http://schemas.microsoft.com/office/word/2010/wordprocessingShape" mc:Ignorable="w14 w15 w16se wp14">
   <w:abstractNum w:abstractNumId="0" w15:restartNumberingAfterBreak="0">
     <w:nsid w:val="7AA7255E"/>
     <w:multiLevelType w:val="hybridMultilevel"/>
@@ -17562,7 +17529,7 @@
 </file>
 
 <file path=word/styles.xml><?xml version="1.0" encoding="utf-8"?>
-<w:styles xmlns:mc="http://schemas.openxmlformats.org/markup-compatibility/2006" xmlns:r="http://schemas.openxmlformats.org/officeDocument/2006/relationships" xmlns:w="http://schemas.openxmlformats.org/wordprocessingml/2006/main" xmlns:w14="http://schemas.microsoft.com/office/word/2010/wordml" xmlns:w15="http://schemas.microsoft.com/office/word/2012/wordml" xmlns:w16cid="http://schemas.microsoft.com/office/word/2016/wordml/cid" xmlns:w16se="http://schemas.microsoft.com/office/word/2015/wordml/symex" mc:Ignorable="w14 w15 w16se w16cid">
+<w:styles xmlns:mc="http://schemas.openxmlformats.org/markup-compatibility/2006" xmlns:r="http://schemas.openxmlformats.org/officeDocument/2006/relationships" xmlns:w="http://schemas.openxmlformats.org/wordprocessingml/2006/main" xmlns:w14="http://schemas.microsoft.com/office/word/2010/wordml" xmlns:w15="http://schemas.microsoft.com/office/word/2012/wordml" xmlns:w16se="http://schemas.microsoft.com/office/word/2015/wordml/symex" mc:Ignorable="w14 w15 w16se">
   <w:docDefaults>
     <w:rPrDefault>
       <w:rPr>
@@ -17578,7 +17545,7 @@
       </w:pPr>
     </w:pPrDefault>
   </w:docDefaults>
-  <w:latentStyles w:defLockedState="0" w:defUIPriority="99" w:defSemiHidden="0" w:defUnhideWhenUsed="0" w:defQFormat="0" w:count="375">
+  <w:latentStyles w:defLockedState="0" w:defUIPriority="99" w:defSemiHidden="0" w:defUnhideWhenUsed="0" w:defQFormat="0" w:count="371">
     <w:lsdException w:name="Normal" w:uiPriority="0" w:qFormat="1"/>
     <w:lsdException w:name="heading 1" w:uiPriority="9" w:qFormat="1"/>
     <w:lsdException w:name="heading 2" w:semiHidden="1" w:uiPriority="0" w:unhideWhenUsed="1" w:qFormat="1"/>
@@ -17950,10 +17917,6 @@
     <w:lsdException w:name="List Table 5 Dark Accent 6" w:uiPriority="50"/>
     <w:lsdException w:name="List Table 6 Colorful Accent 6" w:uiPriority="51"/>
     <w:lsdException w:name="List Table 7 Colorful Accent 6" w:uiPriority="52"/>
-    <w:lsdException w:name="Mention" w:semiHidden="1" w:unhideWhenUsed="1"/>
-    <w:lsdException w:name="Smart Hyperlink" w:semiHidden="1" w:unhideWhenUsed="1"/>
-    <w:lsdException w:name="Hashtag" w:semiHidden="1" w:unhideWhenUsed="1"/>
-    <w:lsdException w:name="Unresolved Mention" w:semiHidden="1" w:unhideWhenUsed="1"/>
   </w:latentStyles>
   <w:style w:type="paragraph" w:default="1" w:styleId="a">
     <w:name w:val="Normal"/>
@@ -18386,7 +18349,7 @@
       <w:bCs w:val="0"/>
       <w:sz w:val="20"/>
       <w:szCs w:val="20"/>
-      <w:lang w:val="ru-UA" w:eastAsia="en-US"/>
+      <w:lang w:eastAsia="en-US"/>
     </w:rPr>
   </w:style>
   <w:style w:type="character" w:customStyle="1" w:styleId="af3">
@@ -18399,7 +18362,7 @@
     <w:rPr>
       <w:sz w:val="20"/>
       <w:szCs w:val="20"/>
-      <w:lang w:val="ru-UA"/>
+      <w:lang/>
     </w:rPr>
   </w:style>
   <w:style w:type="paragraph" w:styleId="af4">
@@ -18436,7 +18399,7 @@
 </file>
 
 <file path=word/glossary/document.xml><?xml version="1.0" encoding="utf-8"?>
-<w:glossaryDocument xmlns:wpc="http://schemas.microsoft.com/office/word/2010/wordprocessingCanvas" xmlns:cx="http://schemas.microsoft.com/office/drawing/2014/chartex" xmlns:cx1="http://schemas.microsoft.com/office/drawing/2015/9/8/chartex" xmlns:cx2="http://schemas.microsoft.com/office/drawing/2015/10/21/chartex" xmlns:cx3="http://schemas.microsoft.com/office/drawing/2016/5/9/chartex" xmlns:cx4="http://schemas.microsoft.com/office/drawing/2016/5/10/chartex" xmlns:cx5="http://schemas.microsoft.com/office/drawing/2016/5/11/chartex" xmlns:cx6="http://schemas.microsoft.com/office/drawing/2016/5/12/chartex" xmlns:cx7="http://schemas.microsoft.com/office/drawing/2016/5/13/chartex" xmlns:cx8="http://schemas.microsoft.com/office/drawing/2016/5/14/chartex" xmlns:mc="http://schemas.openxmlformats.org/markup-compatibility/2006" xmlns:aink="http://schemas.microsoft.com/office/drawing/2016/ink" xmlns:am3d="http://schemas.microsoft.com/office/drawing/2017/model3d" xmlns:o="urn:schemas-microsoft-com:office:office" xmlns:r="http://schemas.openxmlformats.org/officeDocument/2006/relationships" xmlns:m="http://schemas.openxmlformats.org/officeDocument/2006/math" xmlns:v="urn:schemas-microsoft-com:vml" xmlns:wp14="http://schemas.microsoft.com/office/word/2010/wordprocessingDrawing" xmlns:wp="http://schemas.openxmlformats.org/drawingml/2006/wordprocessingDrawing" xmlns:w10="urn:schemas-microsoft-com:office:word" xmlns:w="http://schemas.openxmlformats.org/wordprocessingml/2006/main" xmlns:w14="http://schemas.microsoft.com/office/word/2010/wordml" xmlns:w15="http://schemas.microsoft.com/office/word/2012/wordml" xmlns:w16cid="http://schemas.microsoft.com/office/word/2016/wordml/cid" xmlns:w16se="http://schemas.microsoft.com/office/word/2015/wordml/symex" xmlns:wpg="http://schemas.microsoft.com/office/word/2010/wordprocessingGroup" xmlns:wpi="http://schemas.microsoft.com/office/word/2010/wordprocessingInk" xmlns:wne="http://schemas.microsoft.com/office/word/2006/wordml" xmlns:wps="http://schemas.microsoft.com/office/word/2010/wordprocessingShape" mc:Ignorable="w14 w15 w16se w16cid wp14">
+<w:glossaryDocument xmlns:wpc="http://schemas.microsoft.com/office/word/2010/wordprocessingCanvas" xmlns:cx="http://schemas.microsoft.com/office/drawing/2014/chartex" xmlns:cx1="http://schemas.microsoft.com/office/drawing/2015/9/8/chartex" xmlns:mc="http://schemas.openxmlformats.org/markup-compatibility/2006" xmlns:o="urn:schemas-microsoft-com:office:office" xmlns:r="http://schemas.openxmlformats.org/officeDocument/2006/relationships" xmlns:m="http://schemas.openxmlformats.org/officeDocument/2006/math" xmlns:v="urn:schemas-microsoft-com:vml" xmlns:wp14="http://schemas.microsoft.com/office/word/2010/wordprocessingDrawing" xmlns:wp="http://schemas.openxmlformats.org/drawingml/2006/wordprocessingDrawing" xmlns:w10="urn:schemas-microsoft-com:office:word" xmlns:w="http://schemas.openxmlformats.org/wordprocessingml/2006/main" xmlns:w14="http://schemas.microsoft.com/office/word/2010/wordml" xmlns:w15="http://schemas.microsoft.com/office/word/2012/wordml" xmlns:w16se="http://schemas.microsoft.com/office/word/2015/wordml/symex" xmlns:wpg="http://schemas.microsoft.com/office/word/2010/wordprocessingGroup" xmlns:wpi="http://schemas.microsoft.com/office/word/2010/wordprocessingInk" xmlns:wne="http://schemas.microsoft.com/office/word/2006/wordml" xmlns:wps="http://schemas.microsoft.com/office/word/2010/wordprocessingShape" mc:Ignorable="w14 w15 w16se wp14">
   <w:docParts>
     <w:docPart>
       <w:docPartPr>
@@ -19298,32 +19261,6 @@
     </w:docPart>
     <w:docPart>
       <w:docPartPr>
-        <w:name w:val="DefaultPlaceholder_-1854013440"/>
-        <w:category>
-          <w:name w:val="Общие"/>
-          <w:gallery w:val="placeholder"/>
-        </w:category>
-        <w:types>
-          <w:type w:val="bbPlcHdr"/>
-        </w:types>
-        <w:behaviors>
-          <w:behavior w:val="content"/>
-        </w:behaviors>
-        <w:guid w:val="{1F4668FE-CA4D-4590-971D-FB14427ACA75}"/>
-      </w:docPartPr>
-      <w:docPartBody>
-        <w:p>
-          <w:r>
-            <w:rPr>
-              <w:rStyle w:val="a3"/>
-            </w:rPr>
-            <w:t>Место для ввода текста.</w:t>
-          </w:r>
-        </w:p>
-      </w:docPartBody>
-    </w:docPart>
-    <w:docPart>
-      <w:docPartPr>
         <w:name w:val="DefaultPlaceholder_-1854013436"/>
         <w:category>
           <w:name w:val="Общие"/>
@@ -19353,13 +19290,13 @@
 </file>
 
 <file path=word/glossary/fontTable.xml><?xml version="1.0" encoding="utf-8"?>
-<w:fonts xmlns:mc="http://schemas.openxmlformats.org/markup-compatibility/2006" xmlns:r="http://schemas.openxmlformats.org/officeDocument/2006/relationships" xmlns:w="http://schemas.openxmlformats.org/wordprocessingml/2006/main" xmlns:w14="http://schemas.microsoft.com/office/word/2010/wordml" xmlns:w15="http://schemas.microsoft.com/office/word/2012/wordml" xmlns:w16cid="http://schemas.microsoft.com/office/word/2016/wordml/cid" xmlns:w16se="http://schemas.microsoft.com/office/word/2015/wordml/symex" mc:Ignorable="w14 w15 w16se w16cid">
+<w:fonts xmlns:mc="http://schemas.openxmlformats.org/markup-compatibility/2006" xmlns:r="http://schemas.openxmlformats.org/officeDocument/2006/relationships" xmlns:w="http://schemas.openxmlformats.org/wordprocessingml/2006/main" xmlns:w14="http://schemas.microsoft.com/office/word/2010/wordml" xmlns:w15="http://schemas.microsoft.com/office/word/2012/wordml" xmlns:w16se="http://schemas.microsoft.com/office/word/2015/wordml/symex" mc:Ignorable="w14 w15 w16se">
   <w:font w:name="Calibri">
     <w:panose1 w:val="020F0502020204030204"/>
     <w:charset w:val="CC"/>
     <w:family w:val="swiss"/>
     <w:pitch w:val="variable"/>
-    <w:sig w:usb0="E0002EFF" w:usb1="C000247B" w:usb2="00000009" w:usb3="00000000" w:csb0="000001FF" w:csb1="00000000"/>
+    <w:sig w:usb0="E4002EFF" w:usb1="C000247B" w:usb2="00000009" w:usb3="00000000" w:csb0="000001FF" w:csb1="00000000"/>
   </w:font>
   <w:font w:name="Times New Roman">
     <w:panose1 w:val="02020603050405020304"/>
@@ -19369,7 +19306,7 @@
     <w:sig w:usb0="E0002EFF" w:usb1="C000785B" w:usb2="00000009" w:usb3="00000000" w:csb0="000001FF" w:csb1="00000000"/>
   </w:font>
   <w:font w:name="MS Mincho">
-    <w:altName w:val="ＭＳ 明朝"/>
+    <w:altName w:val="Yu Gothic UI"/>
     <w:panose1 w:val="02020609040205080304"/>
     <w:charset w:val="80"/>
     <w:family w:val="modern"/>
@@ -19431,15 +19368,16 @@
     <w:charset w:val="CC"/>
     <w:family w:val="swiss"/>
     <w:pitch w:val="variable"/>
-    <w:sig w:usb0="E0002AFF" w:usb1="C000247B" w:usb2="00000009" w:usb3="00000000" w:csb0="000001FF" w:csb1="00000000"/>
+    <w:sig w:usb0="E4002EFF" w:usb1="C000247B" w:usb2="00000009" w:usb3="00000000" w:csb0="000001FF" w:csb1="00000000"/>
   </w:font>
 </w:fonts>
 </file>
 
 <file path=word/glossary/settings.xml><?xml version="1.0" encoding="utf-8"?>
-<w:settings xmlns:mc="http://schemas.openxmlformats.org/markup-compatibility/2006" xmlns:o="urn:schemas-microsoft-com:office:office" xmlns:r="http://schemas.openxmlformats.org/officeDocument/2006/relationships" xmlns:m="http://schemas.openxmlformats.org/officeDocument/2006/math" xmlns:v="urn:schemas-microsoft-com:vml" xmlns:w10="urn:schemas-microsoft-com:office:word" xmlns:w="http://schemas.openxmlformats.org/wordprocessingml/2006/main" xmlns:w14="http://schemas.microsoft.com/office/word/2010/wordml" xmlns:w15="http://schemas.microsoft.com/office/word/2012/wordml" xmlns:w16cid="http://schemas.microsoft.com/office/word/2016/wordml/cid" xmlns:w16se="http://schemas.microsoft.com/office/word/2015/wordml/symex" xmlns:sl="http://schemas.openxmlformats.org/schemaLibrary/2006/main" mc:Ignorable="w14 w15 w16se w16cid">
+<w:settings xmlns:mc="http://schemas.openxmlformats.org/markup-compatibility/2006" xmlns:o="urn:schemas-microsoft-com:office:office" xmlns:r="http://schemas.openxmlformats.org/officeDocument/2006/relationships" xmlns:m="http://schemas.openxmlformats.org/officeDocument/2006/math" xmlns:v="urn:schemas-microsoft-com:vml" xmlns:w10="urn:schemas-microsoft-com:office:word" xmlns:w="http://schemas.openxmlformats.org/wordprocessingml/2006/main" xmlns:w14="http://schemas.microsoft.com/office/word/2010/wordml" xmlns:w15="http://schemas.microsoft.com/office/word/2012/wordml" xmlns:w16se="http://schemas.microsoft.com/office/word/2015/wordml/symex" xmlns:sl="http://schemas.openxmlformats.org/schemaLibrary/2006/main" mc:Ignorable="w14 w15 w16se">
   <w:view w:val="normal"/>
   <w:defaultTabStop w:val="720"/>
+  <w:hyphenationZone w:val="425"/>
   <w:characterSpacingControl w:val="doNotCompress"/>
   <w:compat>
     <w:useFELayout/>
@@ -19448,12 +19386,12 @@
     <w:compatSetting w:name="enableOpenTypeFeatures" w:uri="http://schemas.microsoft.com/office/word" w:val="1"/>
     <w:compatSetting w:name="doNotFlipMirrorIndents" w:uri="http://schemas.microsoft.com/office/word" w:val="1"/>
     <w:compatSetting w:name="differentiateMultirowTableHeaders" w:uri="http://schemas.microsoft.com/office/word" w:val="1"/>
-    <w:compatSetting w:name="useWord2013TrackBottomHyphenation" w:uri="http://schemas.microsoft.com/office/word" w:val="0"/>
   </w:compat>
   <w:rsids>
     <w:rsidRoot w:val="00C95694"/>
     <w:rsid w:val="000209D5"/>
     <w:rsid w:val="00067C2E"/>
+    <w:rsid w:val="00100EC8"/>
     <w:rsid w:val="0041308E"/>
     <w:rsid w:val="00895704"/>
     <w:rsid w:val="00A4525B"/>
@@ -19476,7 +19414,7 @@
     <m:intLim m:val="subSup"/>
     <m:naryLim m:val="undOvr"/>
   </m:mathPr>
-  <w:themeFontLang w:val="ru-UA"/>
+  <w:themeFontLang w:val="ru-RU"/>
   <w:clrSchemeMapping w:bg1="light1" w:t1="dark1" w:bg2="light2" w:t2="dark2" w:accent1="accent1" w:accent2="accent2" w:accent3="accent3" w:accent4="accent4" w:accent5="accent5" w:accent6="accent6" w:hyperlink="hyperlink" w:followedHyperlink="followedHyperlink"/>
   <w:decimalSymbol w:val=","/>
   <w:listSeparator w:val=";"/>
@@ -19485,14 +19423,14 @@
 </file>
 
 <file path=word/glossary/styles.xml><?xml version="1.0" encoding="utf-8"?>
-<w:styles xmlns:mc="http://schemas.openxmlformats.org/markup-compatibility/2006" xmlns:r="http://schemas.openxmlformats.org/officeDocument/2006/relationships" xmlns:w="http://schemas.openxmlformats.org/wordprocessingml/2006/main" xmlns:w14="http://schemas.microsoft.com/office/word/2010/wordml" xmlns:w15="http://schemas.microsoft.com/office/word/2012/wordml" xmlns:w16cid="http://schemas.microsoft.com/office/word/2016/wordml/cid" xmlns:w16se="http://schemas.microsoft.com/office/word/2015/wordml/symex" mc:Ignorable="w14 w15 w16se w16cid">
+<w:styles xmlns:mc="http://schemas.openxmlformats.org/markup-compatibility/2006" xmlns:r="http://schemas.openxmlformats.org/officeDocument/2006/relationships" xmlns:w="http://schemas.openxmlformats.org/wordprocessingml/2006/main" xmlns:w14="http://schemas.microsoft.com/office/word/2010/wordml" xmlns:w15="http://schemas.microsoft.com/office/word/2012/wordml" xmlns:w16se="http://schemas.microsoft.com/office/word/2015/wordml/symex" mc:Ignorable="w14 w15 w16se">
   <w:docDefaults>
     <w:rPrDefault>
       <w:rPr>
         <w:rFonts w:asciiTheme="minorHAnsi" w:eastAsiaTheme="minorEastAsia" w:hAnsiTheme="minorHAnsi" w:cstheme="minorBidi"/>
         <w:sz w:val="22"/>
         <w:szCs w:val="22"/>
-        <w:lang w:val="ru-UA" w:eastAsia="ru-UA" w:bidi="ar-SA"/>
+        <w:lang w:bidi="ar-SA"/>
       </w:rPr>
     </w:rPrDefault>
     <w:pPrDefault>
@@ -19501,7 +19439,7 @@
       </w:pPr>
     </w:pPrDefault>
   </w:docDefaults>
-  <w:latentStyles w:defLockedState="0" w:defUIPriority="99" w:defSemiHidden="0" w:defUnhideWhenUsed="0" w:defQFormat="0" w:count="375">
+  <w:latentStyles w:defLockedState="0" w:defUIPriority="99" w:defSemiHidden="0" w:defUnhideWhenUsed="0" w:defQFormat="0" w:count="371">
     <w:lsdException w:name="Normal" w:uiPriority="0" w:qFormat="1"/>
     <w:lsdException w:name="heading 1" w:uiPriority="9" w:qFormat="1"/>
     <w:lsdException w:name="heading 2" w:semiHidden="1" w:uiPriority="9" w:unhideWhenUsed="1" w:qFormat="1"/>
@@ -19873,10 +19811,6 @@
     <w:lsdException w:name="List Table 5 Dark Accent 6" w:uiPriority="50"/>
     <w:lsdException w:name="List Table 6 Colorful Accent 6" w:uiPriority="51"/>
     <w:lsdException w:name="List Table 7 Colorful Accent 6" w:uiPriority="52"/>
-    <w:lsdException w:name="Mention" w:semiHidden="1" w:unhideWhenUsed="1"/>
-    <w:lsdException w:name="Smart Hyperlink" w:semiHidden="1" w:unhideWhenUsed="1"/>
-    <w:lsdException w:name="Hashtag" w:semiHidden="1" w:unhideWhenUsed="1"/>
-    <w:lsdException w:name="Unresolved Mention" w:semiHidden="1" w:unhideWhenUsed="1"/>
   </w:latentStyles>
   <w:style w:type="paragraph" w:default="1" w:styleId="a">
     <w:name w:val="Normal"/>
@@ -20063,7 +19997,7 @@
 </file>
 
 <file path=word/glossary/webSettings.xml><?xml version="1.0" encoding="utf-8"?>
-<w:webSettings xmlns:mc="http://schemas.openxmlformats.org/markup-compatibility/2006" xmlns:r="http://schemas.openxmlformats.org/officeDocument/2006/relationships" xmlns:w="http://schemas.openxmlformats.org/wordprocessingml/2006/main" xmlns:w14="http://schemas.microsoft.com/office/word/2010/wordml" xmlns:w15="http://schemas.microsoft.com/office/word/2012/wordml" xmlns:w16cid="http://schemas.microsoft.com/office/word/2016/wordml/cid" xmlns:w16se="http://schemas.microsoft.com/office/word/2015/wordml/symex" mc:Ignorable="w14 w15 w16se w16cid">
+<w:webSettings xmlns:mc="http://schemas.openxmlformats.org/markup-compatibility/2006" xmlns:r="http://schemas.openxmlformats.org/officeDocument/2006/relationships" xmlns:w="http://schemas.openxmlformats.org/wordprocessingml/2006/main" xmlns:w14="http://schemas.microsoft.com/office/word/2010/wordml" xmlns:w15="http://schemas.microsoft.com/office/word/2012/wordml" xmlns:w16se="http://schemas.microsoft.com/office/word/2015/wordml/symex" mc:Ignorable="w14 w15 w16se">
   <w:optimizeForBrowser/>
   <w:allowPNG/>
 </w:webSettings>

--- a/Launcher/Templates/F_ТИПОВИЙ ДОГОВІР ТЕ ЕФІРНЕ ГО УААСП.docx
+++ b/Launcher/Templates/F_ТИПОВИЙ ДОГОВІР ТЕ ЕФІРНЕ ГО УААСП.docx
@@ -1,6 +1,6 @@
 
 <file path=word/document.xml><?xml version="1.0" encoding="utf-8"?>
-<w:document xmlns:wpc="http://schemas.microsoft.com/office/word/2010/wordprocessingCanvas" xmlns:cx="http://schemas.microsoft.com/office/drawing/2014/chartex" xmlns:cx1="http://schemas.microsoft.com/office/drawing/2015/9/8/chartex" xmlns:mc="http://schemas.openxmlformats.org/markup-compatibility/2006" xmlns:o="urn:schemas-microsoft-com:office:office" xmlns:r="http://schemas.openxmlformats.org/officeDocument/2006/relationships" xmlns:m="http://schemas.openxmlformats.org/officeDocument/2006/math" xmlns:v="urn:schemas-microsoft-com:vml" xmlns:wp14="http://schemas.microsoft.com/office/word/2010/wordprocessingDrawing" xmlns:wp="http://schemas.openxmlformats.org/drawingml/2006/wordprocessingDrawing" xmlns:w10="urn:schemas-microsoft-com:office:word" xmlns:w="http://schemas.openxmlformats.org/wordprocessingml/2006/main" xmlns:w14="http://schemas.microsoft.com/office/word/2010/wordml" xmlns:w15="http://schemas.microsoft.com/office/word/2012/wordml" xmlns:w16se="http://schemas.microsoft.com/office/word/2015/wordml/symex" xmlns:wpg="http://schemas.microsoft.com/office/word/2010/wordprocessingGroup" xmlns:wpi="http://schemas.microsoft.com/office/word/2010/wordprocessingInk" xmlns:wne="http://schemas.microsoft.com/office/word/2006/wordml" xmlns:wps="http://schemas.microsoft.com/office/word/2010/wordprocessingShape" mc:Ignorable="w14 w15 w16se wp14">
+<w:document xmlns:wpc="http://schemas.microsoft.com/office/word/2010/wordprocessingCanvas" xmlns:cx="http://schemas.microsoft.com/office/drawing/2014/chartex" xmlns:cx1="http://schemas.microsoft.com/office/drawing/2015/9/8/chartex" xmlns:cx2="http://schemas.microsoft.com/office/drawing/2015/10/21/chartex" xmlns:cx3="http://schemas.microsoft.com/office/drawing/2016/5/9/chartex" xmlns:cx4="http://schemas.microsoft.com/office/drawing/2016/5/10/chartex" xmlns:cx5="http://schemas.microsoft.com/office/drawing/2016/5/11/chartex" xmlns:cx6="http://schemas.microsoft.com/office/drawing/2016/5/12/chartex" xmlns:cx7="http://schemas.microsoft.com/office/drawing/2016/5/13/chartex" xmlns:cx8="http://schemas.microsoft.com/office/drawing/2016/5/14/chartex" xmlns:mc="http://schemas.openxmlformats.org/markup-compatibility/2006" xmlns:aink="http://schemas.microsoft.com/office/drawing/2016/ink" xmlns:am3d="http://schemas.microsoft.com/office/drawing/2017/model3d" xmlns:o="urn:schemas-microsoft-com:office:office" xmlns:oel="http://schemas.microsoft.com/office/2019/extlst" xmlns:r="http://schemas.openxmlformats.org/officeDocument/2006/relationships" xmlns:m="http://schemas.openxmlformats.org/officeDocument/2006/math" xmlns:v="urn:schemas-microsoft-com:vml" xmlns:wp14="http://schemas.microsoft.com/office/word/2010/wordprocessingDrawing" xmlns:wp="http://schemas.openxmlformats.org/drawingml/2006/wordprocessingDrawing" xmlns:w10="urn:schemas-microsoft-com:office:word" xmlns:w="http://schemas.openxmlformats.org/wordprocessingml/2006/main" xmlns:w14="http://schemas.microsoft.com/office/word/2010/wordml" xmlns:w15="http://schemas.microsoft.com/office/word/2012/wordml" xmlns:w16cex="http://schemas.microsoft.com/office/word/2018/wordml/cex" xmlns:w16cid="http://schemas.microsoft.com/office/word/2016/wordml/cid" xmlns:w16="http://schemas.microsoft.com/office/word/2018/wordml" xmlns:w16sdtdh="http://schemas.microsoft.com/office/word/2020/wordml/sdtdatahash" xmlns:w16se="http://schemas.microsoft.com/office/word/2015/wordml/symex" xmlns:wpg="http://schemas.microsoft.com/office/word/2010/wordprocessingGroup" xmlns:wpi="http://schemas.microsoft.com/office/word/2010/wordprocessingInk" xmlns:wne="http://schemas.microsoft.com/office/word/2006/wordml" xmlns:wps="http://schemas.microsoft.com/office/word/2010/wordprocessingShape" mc:Ignorable="w14 w15 w16se w16cid w16 w16cex w16sdtdh wp14">
   <w:body>
     <w:p>
       <w:pPr>
@@ -74,11 +74,10 @@
           <w15:appearance w15:val="tags"/>
           <w:text/>
         </w:sdtPr>
-        <w:sdtEndPr/>
         <w:sdtContent>
           <w:r>
             <w:rPr>
-              <w:rStyle w:val="af"/>
+              <w:rStyle w:val="PlaceholderText"/>
             </w:rPr>
             <w:t>Место для ввода текста.</w:t>
           </w:r>
@@ -160,11 +159,10 @@
           <w15:appearance w15:val="tags"/>
           <w:text/>
         </w:sdtPr>
-        <w:sdtEndPr/>
         <w:sdtContent>
           <w:r>
             <w:rPr>
-              <w:rStyle w:val="af"/>
+              <w:rStyle w:val="PlaceholderText"/>
               <w:lang w:val="uk-UA"/>
             </w:rPr>
             <w:t>Место для ввода текста.</w:t>
@@ -200,7 +198,7 @@
     </w:p>
     <w:p>
       <w:pPr>
-        <w:pStyle w:val="21"/>
+        <w:pStyle w:val="BodyText2"/>
         <w:ind w:firstLine="709"/>
         <w:rPr>
           <w:lang w:eastAsia="ja-JP"/>
@@ -241,29 +239,15 @@
         <w:rPr>
           <w:b/>
         </w:rPr>
-        <w:t xml:space="preserve">Генерального директора </w:t>
-      </w:r>
-      <w:proofErr w:type="spellStart"/>
+        <w:t>Генерального директора Харчишина Валерія Володимировича</w:t>
+      </w:r>
+      <w:r>
+        <w:t>, яка діє на підставі Статуту</w:t>
+      </w:r>
       <w:r>
         <w:rPr>
           <w:b/>
         </w:rPr>
-        <w:t>Харчишина</w:t>
-      </w:r>
-      <w:proofErr w:type="spellEnd"/>
-      <w:r>
-        <w:rPr>
-          <w:b/>
-        </w:rPr>
-        <w:t xml:space="preserve"> Валерія Володимировича</w:t>
-      </w:r>
-      <w:r>
-        <w:t>, яка діє на підставі Статуту</w:t>
-      </w:r>
-      <w:r>
-        <w:rPr>
-          <w:b/>
-        </w:rPr>
         <w:t xml:space="preserve">, </w:t>
       </w:r>
       <w:r>
@@ -278,7 +262,7 @@
     </w:p>
     <w:p>
       <w:pPr>
-        <w:pStyle w:val="21"/>
+        <w:pStyle w:val="BodyText2"/>
         <w:ind w:firstLine="0"/>
         <w:rPr>
           <w:rFonts w:ascii="Times New Roman CYR" w:hAnsi="Times New Roman CYR" w:cs="Times New Roman CYR"/>
@@ -309,11 +293,10 @@
           <w15:appearance w15:val="tags"/>
           <w:text/>
         </w:sdtPr>
-        <w:sdtEndPr/>
         <w:sdtContent>
           <w:r>
             <w:rPr>
-              <w:rStyle w:val="af"/>
+              <w:rStyle w:val="PlaceholderText"/>
             </w:rPr>
             <w:t>Место для ввода текста.</w:t>
           </w:r>
@@ -344,11 +327,10 @@
           <w15:appearance w15:val="tags"/>
           <w:text/>
         </w:sdtPr>
-        <w:sdtEndPr/>
         <w:sdtContent>
           <w:r>
             <w:rPr>
-              <w:rStyle w:val="af"/>
+              <w:rStyle w:val="PlaceholderText"/>
             </w:rPr>
             <w:t>Место для ввода текста.</w:t>
           </w:r>
@@ -401,11 +383,10 @@
           <w15:appearance w15:val="tags"/>
           <w:text/>
         </w:sdtPr>
-        <w:sdtEndPr/>
         <w:sdtContent>
           <w:r>
             <w:rPr>
-              <w:rStyle w:val="af"/>
+              <w:rStyle w:val="PlaceholderText"/>
             </w:rPr>
             <w:t>Место для ввода текста.</w:t>
           </w:r>
@@ -434,11 +415,10 @@
           <w15:appearance w15:val="tags"/>
           <w:text/>
         </w:sdtPr>
-        <w:sdtEndPr/>
         <w:sdtContent>
           <w:r>
             <w:rPr>
-              <w:rStyle w:val="af"/>
+              <w:rStyle w:val="PlaceholderText"/>
               <w:rFonts w:eastAsia="Calibri"/>
             </w:rPr>
             <w:t>Место для ввода текста.</w:t>
@@ -469,11 +449,10 @@
           <w15:appearance w15:val="tags"/>
           <w:text/>
         </w:sdtPr>
-        <w:sdtEndPr/>
         <w:sdtContent>
           <w:r>
             <w:rPr>
-              <w:rStyle w:val="af"/>
+              <w:rStyle w:val="PlaceholderText"/>
             </w:rPr>
             <w:t>Место для ввода текста.</w:t>
           </w:r>
@@ -502,11 +481,10 @@
           <w15:appearance w15:val="tags"/>
           <w:text/>
         </w:sdtPr>
-        <w:sdtEndPr/>
         <w:sdtContent>
           <w:r>
             <w:rPr>
-              <w:rStyle w:val="af"/>
+              <w:rStyle w:val="PlaceholderText"/>
               <w:rFonts w:eastAsia="Calibri"/>
             </w:rPr>
             <w:t>Место для ввода текста.</w:t>
@@ -531,7 +509,7 @@
     </w:p>
     <w:p>
       <w:pPr>
-        <w:pStyle w:val="a3"/>
+        <w:pStyle w:val="BodyText"/>
         <w:spacing w:before="120"/>
         <w:ind w:right="-284"/>
         <w:jc w:val="center"/>
@@ -556,7 +534,7 @@
     </w:p>
     <w:p>
       <w:pPr>
-        <w:pStyle w:val="a3"/>
+        <w:pStyle w:val="BodyText"/>
         <w:spacing w:after="120"/>
         <w:ind w:right="-284"/>
         <w:jc w:val="center"/>
@@ -581,7 +559,7 @@
     </w:p>
     <w:p>
       <w:pPr>
-        <w:pStyle w:val="a3"/>
+        <w:pStyle w:val="BodyText"/>
         <w:ind w:right="0" w:firstLine="284"/>
         <w:rPr>
           <w:color w:val="000000"/>
@@ -616,7 +594,7 @@
     </w:p>
     <w:p>
       <w:pPr>
-        <w:pStyle w:val="a3"/>
+        <w:pStyle w:val="BodyText"/>
         <w:ind w:right="0" w:firstLine="284"/>
         <w:rPr>
           <w:rFonts w:ascii="Times New Roman CYR" w:hAnsi="Times New Roman CYR" w:cs="Times New Roman CYR"/>
@@ -645,7 +623,7 @@
     </w:p>
     <w:p>
       <w:pPr>
-        <w:pStyle w:val="a3"/>
+        <w:pStyle w:val="BodyText"/>
         <w:ind w:right="0" w:firstLine="284"/>
         <w:rPr>
           <w:rFonts w:ascii="Times New Roman CYR" w:hAnsi="Times New Roman CYR" w:cs="Times New Roman CYR"/>
@@ -714,7 +692,7 @@
     </w:p>
     <w:p>
       <w:pPr>
-        <w:pStyle w:val="a3"/>
+        <w:pStyle w:val="BodyText"/>
         <w:ind w:right="0" w:firstLine="284"/>
         <w:rPr>
           <w:rFonts w:ascii="Times New Roman CYR" w:hAnsi="Times New Roman CYR" w:cs="Times New Roman CYR"/>
@@ -757,7 +735,7 @@
     </w:p>
     <w:p>
       <w:pPr>
-        <w:pStyle w:val="a3"/>
+        <w:pStyle w:val="BodyText"/>
         <w:ind w:right="0" w:firstLine="284"/>
         <w:rPr>
           <w:sz w:val="20"/>
@@ -783,7 +761,7 @@
     </w:p>
     <w:p>
       <w:pPr>
-        <w:pStyle w:val="a3"/>
+        <w:pStyle w:val="BodyText"/>
         <w:ind w:right="0"/>
         <w:rPr>
           <w:sz w:val="20"/>
@@ -832,7 +810,7 @@
       <w:hyperlink r:id="rId7" w:history="1">
         <w:r>
           <w:rPr>
-            <w:rStyle w:val="ae"/>
+            <w:rStyle w:val="Hyperlink"/>
             <w:sz w:val="20"/>
             <w:szCs w:val="20"/>
           </w:rPr>
@@ -909,7 +887,7 @@
     </w:p>
     <w:p>
       <w:pPr>
-        <w:pStyle w:val="a3"/>
+        <w:pStyle w:val="BodyText"/>
         <w:ind w:right="0"/>
         <w:rPr>
           <w:sz w:val="20"/>
@@ -944,7 +922,7 @@
     </w:p>
     <w:p>
       <w:pPr>
-        <w:pStyle w:val="a3"/>
+        <w:pStyle w:val="BodyText"/>
         <w:tabs>
           <w:tab w:val="left" w:pos="720"/>
         </w:tabs>
@@ -972,7 +950,7 @@
     </w:p>
     <w:p>
       <w:pPr>
-        <w:pStyle w:val="a3"/>
+        <w:pStyle w:val="BodyText"/>
         <w:ind w:right="0" w:firstLine="709"/>
         <w:rPr>
           <w:sz w:val="20"/>
@@ -1044,21 +1022,12 @@
         </w:rPr>
         <w:t>c</w:t>
       </w:r>
-      <w:proofErr w:type="spellStart"/>
-      <w:r>
-        <w:rPr>
-          <w:sz w:val="20"/>
-          <w:szCs w:val="20"/>
-        </w:rPr>
-        <w:t>уб`єктів</w:t>
-      </w:r>
-      <w:proofErr w:type="spellEnd"/>
-      <w:r>
-        <w:rPr>
-          <w:sz w:val="20"/>
-          <w:szCs w:val="20"/>
-        </w:rPr>
-        <w:t xml:space="preserve"> авторського права (правовласників)</w:t>
+      <w:r>
+        <w:rPr>
+          <w:sz w:val="20"/>
+          <w:szCs w:val="20"/>
+        </w:rPr>
+        <w:t>уб`єктів авторського права (правовласників)</w:t>
       </w:r>
       <w:r>
         <w:rPr>
@@ -1113,11 +1082,10 @@
           <w:docPartGallery w:val="Tables"/>
         </w:docPartList>
       </w:sdtPr>
-      <w:sdtEndPr/>
       <w:sdtContent>
         <w:p>
           <w:pPr>
-            <w:pStyle w:val="a3"/>
+            <w:pStyle w:val="BodyText"/>
             <w:ind w:right="-1" w:firstLine="720"/>
             <w:rPr>
               <w:sz w:val="20"/>
@@ -1163,7 +1131,7 @@
               </w:tcPr>
               <w:p>
                 <w:pPr>
-                  <w:pStyle w:val="a3"/>
+                  <w:pStyle w:val="BodyText"/>
                   <w:ind w:right="-141"/>
                   <w:rPr>
                     <w:sz w:val="20"/>
@@ -1226,7 +1194,7 @@
               </w:tcPr>
               <w:p>
                 <w:pPr>
-                  <w:pStyle w:val="a3"/>
+                  <w:pStyle w:val="BodyText"/>
                   <w:ind w:left="-142" w:right="0" w:firstLine="142"/>
                   <w:jc w:val="center"/>
                   <w:rPr>
@@ -1282,7 +1250,7 @@
               </w:tcPr>
               <w:p>
                 <w:pPr>
-                  <w:pStyle w:val="a3"/>
+                  <w:pStyle w:val="BodyText"/>
                   <w:ind w:right="-141"/>
                   <w:jc w:val="center"/>
                   <w:rPr>
@@ -1314,7 +1282,7 @@
         </w:tbl>
         <w:p>
           <w:pPr>
-            <w:pStyle w:val="a3"/>
+            <w:pStyle w:val="BodyText"/>
             <w:ind w:right="-1" w:firstLine="720"/>
             <w:rPr>
               <w:sz w:val="20"/>
@@ -1326,7 +1294,7 @@
     </w:sdt>
     <w:p>
       <w:pPr>
-        <w:pStyle w:val="a3"/>
+        <w:pStyle w:val="BodyText"/>
         <w:ind w:right="-1" w:firstLine="720"/>
         <w:rPr>
           <w:sz w:val="20"/>
@@ -1336,7 +1304,7 @@
     </w:p>
     <w:p>
       <w:pPr>
-        <w:pStyle w:val="a3"/>
+        <w:pStyle w:val="BodyText"/>
         <w:ind w:right="-1" w:firstLine="720"/>
         <w:rPr>
           <w:rFonts w:ascii="Times New Roman CYR" w:hAnsi="Times New Roman CYR" w:cs="Times New Roman CYR"/>
@@ -1354,7 +1322,7 @@
     </w:p>
     <w:p>
       <w:pPr>
-        <w:pStyle w:val="a3"/>
+        <w:pStyle w:val="BodyText"/>
         <w:ind w:right="0"/>
         <w:rPr>
           <w:rFonts w:ascii="Times New Roman CYR" w:hAnsi="Times New Roman CYR" w:cs="Times New Roman CYR"/>
@@ -1365,7 +1333,7 @@
     </w:p>
     <w:p>
       <w:pPr>
-        <w:pStyle w:val="a3"/>
+        <w:pStyle w:val="BodyText"/>
         <w:ind w:right="0"/>
         <w:rPr>
           <w:rFonts w:ascii="Times New Roman CYR" w:hAnsi="Times New Roman CYR" w:cs="Times New Roman CYR"/>
@@ -1401,7 +1369,7 @@
     </w:p>
     <w:p>
       <w:pPr>
-        <w:pStyle w:val="a3"/>
+        <w:pStyle w:val="BodyText"/>
         <w:ind w:right="0" w:firstLine="709"/>
         <w:rPr>
           <w:rFonts w:ascii="Times New Roman CYR" w:hAnsi="Times New Roman CYR" w:cs="Times New Roman CYR"/>
@@ -1469,7 +1437,7 @@
     </w:p>
     <w:p>
       <w:pPr>
-        <w:pStyle w:val="a3"/>
+        <w:pStyle w:val="BodyText"/>
         <w:ind w:right="0" w:firstLine="709"/>
         <w:rPr>
           <w:rFonts w:ascii="Times New Roman CYR" w:hAnsi="Times New Roman CYR" w:cs="Times New Roman CYR"/>
@@ -1488,7 +1456,7 @@
     </w:p>
     <w:p>
       <w:pPr>
-        <w:pStyle w:val="a3"/>
+        <w:pStyle w:val="BodyText"/>
         <w:tabs>
           <w:tab w:val="left" w:pos="1276"/>
         </w:tabs>
@@ -1508,7 +1476,7 @@
     </w:p>
     <w:p>
       <w:pPr>
-        <w:pStyle w:val="a3"/>
+        <w:pStyle w:val="BodyText"/>
         <w:tabs>
           <w:tab w:val="left" w:pos="1276"/>
         </w:tabs>
@@ -1528,7 +1496,7 @@
     </w:p>
     <w:p>
       <w:pPr>
-        <w:pStyle w:val="a3"/>
+        <w:pStyle w:val="BodyText"/>
         <w:tabs>
           <w:tab w:val="left" w:pos="1276"/>
         </w:tabs>
@@ -1543,6 +1511,7 @@
           <w:sz w:val="20"/>
           <w:szCs w:val="20"/>
         </w:rPr>
+        <w:lastRenderedPageBreak/>
         <w:t>в)</w:t>
       </w:r>
       <w:r>
@@ -1571,7 +1540,7 @@
     </w:p>
     <w:p>
       <w:pPr>
-        <w:pStyle w:val="a3"/>
+        <w:pStyle w:val="BodyText"/>
         <w:tabs>
           <w:tab w:val="left" w:pos="1276"/>
         </w:tabs>
@@ -1586,29 +1555,12 @@
           <w:sz w:val="20"/>
           <w:szCs w:val="20"/>
         </w:rPr>
-        <w:lastRenderedPageBreak/>
-        <w:t xml:space="preserve">г) передачу в ефір оприлюднених літературних (музично-літературних, літературно-драматичних композицій), драматичних, музично-драматичних творів, а також музичних творів, спеціально створених для супроводження драматичних творів, якщо вказані твори </w:t>
-      </w:r>
-      <w:proofErr w:type="spellStart"/>
-      <w:r>
-        <w:rPr>
-          <w:sz w:val="20"/>
-          <w:szCs w:val="20"/>
-        </w:rPr>
-        <w:t>сповіщуються</w:t>
-      </w:r>
-      <w:proofErr w:type="spellEnd"/>
-      <w:r>
-        <w:rPr>
-          <w:sz w:val="20"/>
-          <w:szCs w:val="20"/>
-        </w:rPr>
-        <w:t xml:space="preserve"> повністю (в тому числі частинами з продовженням) або частково (частини). </w:t>
-      </w:r>
-    </w:p>
-    <w:p>
-      <w:pPr>
-        <w:pStyle w:val="a3"/>
+        <w:t xml:space="preserve">г) передачу в ефір оприлюднених літературних (музично-літературних, літературно-драматичних композицій), драматичних, музично-драматичних творів, а також музичних творів, спеціально створених для супроводження драматичних творів, якщо вказані твори сповіщуються повністю (в тому числі частинами з продовженням) або частково (частини). </w:t>
+      </w:r>
+    </w:p>
+    <w:p>
+      <w:pPr>
+        <w:pStyle w:val="BodyText"/>
         <w:tabs>
           <w:tab w:val="left" w:pos="720"/>
         </w:tabs>
@@ -1656,7 +1608,7 @@
     </w:p>
     <w:p>
       <w:pPr>
-        <w:pStyle w:val="a3"/>
+        <w:pStyle w:val="BodyText"/>
         <w:tabs>
           <w:tab w:val="left" w:pos="1276"/>
         </w:tabs>
@@ -1679,7 +1631,7 @@
     </w:p>
     <w:p>
       <w:pPr>
-        <w:pStyle w:val="a3"/>
+        <w:pStyle w:val="BodyText"/>
         <w:ind w:right="0" w:firstLine="709"/>
         <w:rPr>
           <w:sz w:val="20"/>
@@ -1797,11 +1749,10 @@
           <w15:appearance w15:val="tags"/>
           <w:text/>
         </w:sdtPr>
-        <w:sdtEndPr/>
         <w:sdtContent>
           <w:r>
             <w:rPr>
-              <w:rStyle w:val="af"/>
+              <w:rStyle w:val="PlaceholderText"/>
             </w:rPr>
             <w:t>Место для ввода текста.</w:t>
           </w:r>
@@ -1833,11 +1784,10 @@
           <w15:appearance w15:val="tags"/>
           <w:text/>
         </w:sdtPr>
-        <w:sdtEndPr/>
         <w:sdtContent>
           <w:r>
             <w:rPr>
-              <w:rStyle w:val="af"/>
+              <w:rStyle w:val="PlaceholderText"/>
             </w:rPr>
             <w:t>Место для ввода текста.</w:t>
           </w:r>
@@ -1939,11 +1889,10 @@
           <w15:appearance w15:val="tags"/>
           <w:text/>
         </w:sdtPr>
-        <w:sdtEndPr/>
         <w:sdtContent>
           <w:r>
             <w:rPr>
-              <w:rStyle w:val="af"/>
+              <w:rStyle w:val="PlaceholderText"/>
             </w:rPr>
             <w:t>Место для ввода текста.</w:t>
           </w:r>
@@ -1983,11 +1932,10 @@
           <w15:appearance w15:val="tags"/>
           <w:text/>
         </w:sdtPr>
-        <w:sdtEndPr/>
         <w:sdtContent>
           <w:r>
             <w:rPr>
-              <w:rStyle w:val="af"/>
+              <w:rStyle w:val="PlaceholderText"/>
             </w:rPr>
             <w:t>Место для ввода текста.</w:t>
           </w:r>
@@ -2028,11 +1976,10 @@
           <w15:appearance w15:val="tags"/>
           <w:text/>
         </w:sdtPr>
-        <w:sdtEndPr/>
         <w:sdtContent>
           <w:r>
             <w:rPr>
-              <w:rStyle w:val="af"/>
+              <w:rStyle w:val="PlaceholderText"/>
             </w:rPr>
             <w:t>Место для ввода текста.</w:t>
           </w:r>
@@ -2073,11 +2020,10 @@
           <w15:appearance w15:val="tags"/>
           <w:text/>
         </w:sdtPr>
-        <w:sdtEndPr/>
         <w:sdtContent>
           <w:r>
             <w:rPr>
-              <w:rStyle w:val="af"/>
+              <w:rStyle w:val="PlaceholderText"/>
             </w:rPr>
             <w:t>Место для ввода текста.</w:t>
           </w:r>
@@ -2094,7 +2040,7 @@
     </w:p>
     <w:p>
       <w:pPr>
-        <w:pStyle w:val="a3"/>
+        <w:pStyle w:val="BodyText"/>
         <w:ind w:right="0" w:firstLine="709"/>
         <w:rPr>
           <w:sz w:val="20"/>
@@ -2110,87 +2056,89 @@
         <w:t>Визначена Сторонами в п. 2.4. Договору сума авторської винагороди не залежить від тривалості та кількості використання творів.</w:t>
       </w:r>
     </w:p>
-    <w:p>
-      <w:pPr>
-        <w:pStyle w:val="a3"/>
-        <w:ind w:right="-29" w:firstLine="720"/>
-        <w:rPr>
-          <w:sz w:val="20"/>
-          <w:szCs w:val="20"/>
-        </w:rPr>
-      </w:pPr>
-      <w:r>
-        <w:rPr>
-          <w:sz w:val="20"/>
-          <w:szCs w:val="20"/>
-        </w:rPr>
-        <w:t xml:space="preserve">2.5. Використовуючи твори з </w:t>
-      </w:r>
-      <w:r>
-        <w:rPr>
-          <w:sz w:val="20"/>
-          <w:szCs w:val="20"/>
-        </w:rPr>
-        <w:t>каталогу</w:t>
-      </w:r>
-      <w:r>
-        <w:rPr>
-          <w:sz w:val="20"/>
-          <w:szCs w:val="20"/>
-        </w:rPr>
-        <w:t xml:space="preserve"> </w:t>
-      </w:r>
-      <w:r>
-        <w:rPr>
-          <w:sz w:val="20"/>
-          <w:szCs w:val="20"/>
-        </w:rPr>
-        <w:t>ГО УААСП</w:t>
-      </w:r>
-      <w:r>
-        <w:rPr>
-          <w:sz w:val="20"/>
-          <w:szCs w:val="20"/>
-        </w:rPr>
-        <w:t>, Користувач зобов’язується вести точний облік творів та їх авторів і не пізніше 25-ти днів після закінчення кожного</w:t>
-      </w:r>
-      <w:r>
-        <w:rPr>
-          <w:sz w:val="20"/>
-          <w:szCs w:val="20"/>
-          <w:lang w:val="ru-RU"/>
-        </w:rPr>
-        <w:t xml:space="preserve"> </w:t>
+    <w:bookmarkEnd w:id="5"/>
+    <w:p>
+      <w:pPr>
+        <w:pStyle w:val="BodyText"/>
+        <w:ind w:right="-1" w:firstLine="720"/>
+        <w:rPr>
+          <w:sz w:val="20"/>
+          <w:szCs w:val="20"/>
+        </w:rPr>
+      </w:pPr>
+      <w:r>
+        <w:rPr>
+          <w:sz w:val="20"/>
+          <w:szCs w:val="20"/>
+        </w:rPr>
+        <w:t xml:space="preserve">2.5. Використовуючи твори з каталогу ГО УААСП, Користувач зобов’язується вести точний облік творів та їх авторів і не пізніше 20-ти днів після закінчення </w:t>
+      </w:r>
+      <w:r>
+        <w:rPr>
+          <w:b/>
+          <w:sz w:val="20"/>
+          <w:szCs w:val="20"/>
+        </w:rPr>
+        <w:t xml:space="preserve">кожного </w:t>
       </w:r>
       <w:sdt>
         <w:sdtPr>
           <w:rPr>
             <w:b/>
-            <w:color w:val="000000"/>
             <w:sz w:val="20"/>
             <w:szCs w:val="20"/>
+            <w:lang w:val="ru-RU"/>
           </w:rPr>
           <w:alias w:val="rltPayPeriod2"/>
           <w:tag w:val="rltPayPeriod2"/>
           <w:id w:val="-390504929"/>
           <w:placeholder>
-            <w:docPart w:val="A33336F5485B4C96A782165EC8F7B0DA"/>
+            <w:docPart w:val="EBA04B993BF04BCEB812FC8399F8B7B5"/>
           </w:placeholder>
           <w:showingPlcHdr/>
           <w15:appearance w15:val="tags"/>
           <w:text/>
         </w:sdtPr>
-        <w:sdtEndPr/>
         <w:sdtContent>
           <w:r>
             <w:rPr>
-              <w:rStyle w:val="af"/>
+              <w:sz w:val="20"/>
+              <w:szCs w:val="20"/>
+              <w:lang w:val="ru-RU"/>
             </w:rPr>
             <w:t>Место для ввода текста.</w:t>
           </w:r>
         </w:sdtContent>
       </w:sdt>
-      <w:bookmarkEnd w:id="5"/>
+      <w:sdt>
+        <w:sdtPr>
+          <w:rPr>
+            <w:b/>
+            <w:sz w:val="20"/>
+            <w:szCs w:val="20"/>
+            <w:lang w:val="ru-RU"/>
+          </w:rPr>
+          <w:alias w:val="rltPayPeriod2ext"/>
+          <w:tag w:val="rltPayPeriod2ext"/>
+          <w:id w:val="-2078509804"/>
+          <w:placeholder>
+            <w:docPart w:val="02F47D7D59024BCBB2C71A5E0ABDCD57"/>
+          </w:placeholder>
+          <w:showingPlcHdr/>
+          <w15:appearance w15:val="tags"/>
+          <w:text/>
+        </w:sdtPr>
+        <w:sdtContent>
+          <w:r>
+            <w:rPr>
+              <w:sz w:val="20"/>
+              <w:szCs w:val="20"/>
+              <w:lang w:val="ru-RU"/>
+            </w:rPr>
+            <w:t>Место для ввода текста.</w:t>
+          </w:r>
+        </w:sdtContent>
+      </w:sdt>
       <w:r>
         <w:rPr>
           <w:sz w:val="20"/>
@@ -2201,7 +2149,7 @@
     </w:p>
     <w:p>
       <w:pPr>
-        <w:pStyle w:val="a3"/>
+        <w:pStyle w:val="BodyText"/>
         <w:ind w:right="-1" w:firstLine="720"/>
         <w:rPr>
           <w:sz w:val="20"/>
@@ -2239,7 +2187,7 @@
     </w:p>
     <w:p>
       <w:pPr>
-        <w:pStyle w:val="2"/>
+        <w:pStyle w:val="Heading2"/>
         <w:ind w:firstLine="708"/>
         <w:jc w:val="both"/>
         <w:rPr>
@@ -2344,7 +2292,7 @@
       <w:hyperlink r:id="rId8" w:history="1">
         <w:r>
           <w:rPr>
-            <w:rStyle w:val="ae"/>
+            <w:rStyle w:val="Hyperlink"/>
             <w:b w:val="0"/>
             <w:sz w:val="20"/>
             <w:szCs w:val="20"/>
@@ -2358,30 +2306,12 @@
           <w:sz w:val="20"/>
           <w:szCs w:val="20"/>
         </w:rPr>
-        <w:t xml:space="preserve"> (Звіт подається в файлі формату </w:t>
-      </w:r>
-      <w:proofErr w:type="spellStart"/>
-      <w:r>
-        <w:rPr>
-          <w:b w:val="0"/>
-          <w:sz w:val="20"/>
-          <w:szCs w:val="20"/>
-        </w:rPr>
-        <w:t>Exсel</w:t>
-      </w:r>
-      <w:proofErr w:type="spellEnd"/>
-      <w:r>
-        <w:rPr>
-          <w:b w:val="0"/>
-          <w:sz w:val="20"/>
-          <w:szCs w:val="20"/>
-        </w:rPr>
-        <w:t>);</w:t>
-      </w:r>
-    </w:p>
-    <w:p>
-      <w:pPr>
-        <w:pStyle w:val="a3"/>
+        <w:t xml:space="preserve"> (Звіт подається в файлі формату Exсel);</w:t>
+      </w:r>
+    </w:p>
+    <w:p>
+      <w:pPr>
+        <w:pStyle w:val="BodyText"/>
         <w:ind w:right="-1" w:firstLine="720"/>
         <w:rPr>
           <w:sz w:val="20"/>
@@ -2421,23 +2351,7 @@
           <w:sz w:val="20"/>
           <w:szCs w:val="20"/>
         </w:rPr>
-        <w:t xml:space="preserve">Звіт про використані музичні твори в рекламі, що публічно </w:t>
-      </w:r>
-      <w:proofErr w:type="spellStart"/>
-      <w:r>
-        <w:rPr>
-          <w:sz w:val="20"/>
-          <w:szCs w:val="20"/>
-        </w:rPr>
-        <w:t>сповіщувалась</w:t>
-      </w:r>
-      <w:proofErr w:type="spellEnd"/>
-      <w:r>
-        <w:rPr>
-          <w:sz w:val="20"/>
-          <w:szCs w:val="20"/>
-        </w:rPr>
-        <w:t xml:space="preserve"> в ефір, за формою, наведеною у </w:t>
+        <w:t xml:space="preserve">Звіт про використані музичні твори в рекламі, що публічно сповіщувалась в ефір, за формою, наведеною у </w:t>
       </w:r>
       <w:r>
         <w:rPr>
@@ -2473,7 +2387,7 @@
       <w:hyperlink r:id="rId9" w:history="1">
         <w:r>
           <w:rPr>
-            <w:rStyle w:val="ae"/>
+            <w:rStyle w:val="Hyperlink"/>
             <w:sz w:val="20"/>
             <w:szCs w:val="20"/>
           </w:rPr>
@@ -2485,28 +2399,12 @@
           <w:sz w:val="20"/>
           <w:szCs w:val="20"/>
         </w:rPr>
-        <w:t xml:space="preserve"> (Звіт подається в файлі формату </w:t>
-      </w:r>
-      <w:proofErr w:type="spellStart"/>
-      <w:r>
-        <w:rPr>
-          <w:sz w:val="20"/>
-          <w:szCs w:val="20"/>
-        </w:rPr>
-        <w:t>Exсel</w:t>
-      </w:r>
-      <w:proofErr w:type="spellEnd"/>
-      <w:r>
-        <w:rPr>
-          <w:sz w:val="20"/>
-          <w:szCs w:val="20"/>
-        </w:rPr>
-        <w:t>);</w:t>
-      </w:r>
-    </w:p>
-    <w:p>
-      <w:pPr>
-        <w:pStyle w:val="a3"/>
+        <w:t xml:space="preserve"> (Звіт подається в файлі формату Exсel);</w:t>
+      </w:r>
+    </w:p>
+    <w:p>
+      <w:pPr>
+        <w:pStyle w:val="BodyText"/>
         <w:ind w:right="-1" w:firstLine="720"/>
         <w:rPr>
           <w:sz w:val="20"/>
@@ -2567,7 +2465,7 @@
     </w:p>
     <w:p>
       <w:pPr>
-        <w:pStyle w:val="a3"/>
+        <w:pStyle w:val="BodyText"/>
         <w:tabs>
           <w:tab w:val="left" w:pos="2835"/>
         </w:tabs>
@@ -2631,7 +2529,7 @@
     </w:p>
     <w:p>
       <w:pPr>
-        <w:pStyle w:val="a3"/>
+        <w:pStyle w:val="BodyText"/>
         <w:ind w:right="0" w:firstLine="360"/>
         <w:rPr>
           <w:sz w:val="20"/>
@@ -2650,9 +2548,8 @@
           <w:sz w:val="20"/>
           <w:szCs w:val="20"/>
         </w:rPr>
-        <w:t xml:space="preserve">2.6. У разі невиконання або неналежного виконання Користувачем </w:t>
-      </w:r>
-      <w:proofErr w:type="spellStart"/>
+        <w:t>2.6. У разі невиконання або неналежного виконання Користувачем п.</w:t>
+      </w:r>
       <w:r>
         <w:rPr>
           <w:sz w:val="20"/>
@@ -2665,21 +2562,6 @@
           <w:sz w:val="20"/>
           <w:szCs w:val="20"/>
         </w:rPr>
-        <w:t>п</w:t>
-      </w:r>
-      <w:proofErr w:type="spellEnd"/>
-      <w:r>
-        <w:rPr>
-          <w:sz w:val="20"/>
-          <w:szCs w:val="20"/>
-        </w:rPr>
-        <w:t>.</w:t>
-      </w:r>
-      <w:r>
-        <w:rPr>
-          <w:sz w:val="20"/>
-          <w:szCs w:val="20"/>
-        </w:rPr>
         <w:t xml:space="preserve"> 2.5.2., 2.5.3., 2.5.4.,</w:t>
       </w:r>
       <w:r>
@@ -2769,7 +2651,7 @@
     </w:p>
     <w:p>
       <w:pPr>
-        <w:pStyle w:val="a3"/>
+        <w:pStyle w:val="BodyText"/>
         <w:ind w:right="0" w:firstLine="360"/>
         <w:rPr>
           <w:sz w:val="20"/>
@@ -2912,7 +2794,7 @@
     </w:p>
     <w:p>
       <w:pPr>
-        <w:pStyle w:val="a3"/>
+        <w:pStyle w:val="BodyText"/>
         <w:ind w:right="0" w:firstLine="360"/>
         <w:rPr>
           <w:sz w:val="20"/>
@@ -3007,7 +2889,7 @@
     </w:p>
     <w:p>
       <w:pPr>
-        <w:pStyle w:val="HTML"/>
+        <w:pStyle w:val="HTMLPreformatted"/>
         <w:tabs>
           <w:tab w:val="clear" w:pos="916"/>
           <w:tab w:val="clear" w:pos="1832"/>
@@ -3071,7 +2953,7 @@
     </w:p>
     <w:p>
       <w:pPr>
-        <w:pStyle w:val="HTML"/>
+        <w:pStyle w:val="HTMLPreformatted"/>
         <w:shd w:val="clear" w:color="auto" w:fill="FFFFFF"/>
         <w:jc w:val="both"/>
         <w:rPr>
@@ -3087,7 +2969,7 @@
     </w:p>
     <w:p>
       <w:pPr>
-        <w:pStyle w:val="a3"/>
+        <w:pStyle w:val="BodyText"/>
         <w:ind w:right="0" w:firstLine="360"/>
         <w:rPr>
           <w:sz w:val="20"/>
@@ -3140,7 +3022,7 @@
     </w:p>
     <w:p>
       <w:pPr>
-        <w:pStyle w:val="a3"/>
+        <w:pStyle w:val="BodyText"/>
         <w:ind w:right="0" w:firstLine="360"/>
         <w:rPr>
           <w:sz w:val="20"/>
@@ -3152,6 +3034,7 @@
           <w:sz w:val="20"/>
           <w:szCs w:val="20"/>
         </w:rPr>
+        <w:lastRenderedPageBreak/>
         <w:t xml:space="preserve">       </w:t>
       </w:r>
       <w:r>
@@ -3206,7 +3089,7 @@
     </w:p>
     <w:p>
       <w:pPr>
-        <w:pStyle w:val="a3"/>
+        <w:pStyle w:val="BodyText"/>
         <w:ind w:right="0" w:firstLine="360"/>
         <w:rPr>
           <w:sz w:val="20"/>
@@ -3218,13 +3101,12 @@
           <w:sz w:val="20"/>
           <w:szCs w:val="20"/>
         </w:rPr>
-        <w:lastRenderedPageBreak/>
         <w:t xml:space="preserve">        2.12. У випадку існування власного Інтернет - сайту Користувач зобов’язується зазначити на ньому інформацію, що дозвіл на використання Творів отримано в ГО УААСП з інтерактивним посиланням на веб-адресу ГО УААСП: </w:t>
       </w:r>
       <w:hyperlink r:id="rId10" w:history="1">
         <w:r>
           <w:rPr>
-            <w:rStyle w:val="ae"/>
+            <w:rStyle w:val="Hyperlink"/>
             <w:sz w:val="20"/>
             <w:szCs w:val="20"/>
           </w:rPr>
@@ -3241,7 +3123,7 @@
     </w:p>
     <w:p>
       <w:pPr>
-        <w:pStyle w:val="a3"/>
+        <w:pStyle w:val="BodyText"/>
         <w:ind w:right="-1" w:firstLine="720"/>
         <w:rPr>
           <w:b/>
@@ -3253,7 +3135,7 @@
     </w:p>
     <w:p>
       <w:pPr>
-        <w:pStyle w:val="a3"/>
+        <w:pStyle w:val="BodyText"/>
         <w:ind w:right="-1"/>
         <w:jc w:val="center"/>
         <w:rPr>
@@ -3275,7 +3157,7 @@
     </w:p>
     <w:p>
       <w:pPr>
-        <w:pStyle w:val="a3"/>
+        <w:pStyle w:val="BodyText"/>
         <w:ind w:right="0" w:firstLine="709"/>
         <w:rPr>
           <w:sz w:val="20"/>
@@ -3287,28 +3169,12 @@
           <w:sz w:val="20"/>
           <w:szCs w:val="20"/>
         </w:rPr>
-        <w:t>3.1. Користувач зобов’язаний використовувати оригінальні твори без заподіяння їм шкоди, в тому числі не вносити змін або доповнень в твори без письмового дозволу автора (-</w:t>
-      </w:r>
-      <w:proofErr w:type="spellStart"/>
-      <w:r>
-        <w:rPr>
-          <w:sz w:val="20"/>
-          <w:szCs w:val="20"/>
-        </w:rPr>
-        <w:t>ів</w:t>
-      </w:r>
-      <w:proofErr w:type="spellEnd"/>
-      <w:r>
-        <w:rPr>
-          <w:sz w:val="20"/>
-          <w:szCs w:val="20"/>
-        </w:rPr>
-        <w:t>) творів, не здійснювати переробку, аранжування, переклад тощо.</w:t>
-      </w:r>
-    </w:p>
-    <w:p>
-      <w:pPr>
-        <w:pStyle w:val="a3"/>
+        <w:t>3.1. Користувач зобов’язаний використовувати оригінальні твори без заподіяння їм шкоди, в тому числі не вносити змін або доповнень в твори без письмового дозволу автора (-ів) творів, не здійснювати переробку, аранжування, переклад тощо.</w:t>
+      </w:r>
+    </w:p>
+    <w:p>
+      <w:pPr>
+        <w:pStyle w:val="BodyText"/>
         <w:ind w:right="0" w:firstLine="709"/>
         <w:rPr>
           <w:sz w:val="20"/>
@@ -3380,7 +3246,7 @@
     </w:p>
     <w:p>
       <w:pPr>
-        <w:pStyle w:val="a3"/>
+        <w:pStyle w:val="BodyText"/>
         <w:ind w:right="0" w:firstLine="709"/>
         <w:rPr>
           <w:sz w:val="20"/>
@@ -3482,7 +3348,7 @@
     </w:p>
     <w:p>
       <w:pPr>
-        <w:pStyle w:val="a3"/>
+        <w:pStyle w:val="BodyText"/>
         <w:ind w:right="0" w:firstLine="709"/>
         <w:rPr>
           <w:sz w:val="20"/>
@@ -3514,7 +3380,7 @@
     </w:p>
     <w:p>
       <w:pPr>
-        <w:pStyle w:val="a3"/>
+        <w:pStyle w:val="BodyText"/>
         <w:ind w:right="0" w:firstLine="709"/>
         <w:rPr>
           <w:sz w:val="20"/>
@@ -3531,7 +3397,7 @@
     </w:p>
     <w:p>
       <w:pPr>
-        <w:pStyle w:val="23"/>
+        <w:pStyle w:val="BodyTextIndent2"/>
         <w:spacing w:after="0" w:line="240" w:lineRule="auto"/>
         <w:ind w:left="0" w:firstLine="709"/>
         <w:jc w:val="both"/>
@@ -3554,7 +3420,7 @@
     </w:p>
     <w:p>
       <w:pPr>
-        <w:pStyle w:val="23"/>
+        <w:pStyle w:val="BodyTextIndent2"/>
         <w:spacing w:after="0" w:line="240" w:lineRule="auto"/>
         <w:ind w:left="0" w:firstLine="709"/>
         <w:jc w:val="both"/>
@@ -3591,19 +3457,25 @@
           <w:szCs w:val="20"/>
           <w:lang w:val="uk-UA"/>
         </w:rPr>
-        <w:t xml:space="preserve">і (або) в Звіті про використані музичні твори в рекламі, що публічно </w:t>
-      </w:r>
-      <w:proofErr w:type="spellStart"/>
+        <w:t>і (або) в Звіті про використані музичні твори в рекламі, що публічно сповіщувалась в ефір, інформації про використані твори</w:t>
+      </w:r>
       <w:r>
         <w:rPr>
           <w:b w:val="0"/>
           <w:sz w:val="20"/>
           <w:szCs w:val="20"/>
+        </w:rPr>
+        <w:t xml:space="preserve"> </w:t>
+      </w:r>
+      <w:r>
+        <w:rPr>
+          <w:b w:val="0"/>
+          <w:sz w:val="20"/>
+          <w:szCs w:val="20"/>
           <w:lang w:val="uk-UA"/>
         </w:rPr>
-        <w:t>сповіщувалась</w:t>
-      </w:r>
-      <w:proofErr w:type="spellEnd"/>
+        <w:t xml:space="preserve">з каталогу ГО УААСП </w:t>
+      </w:r>
       <w:r>
         <w:rPr>
           <w:b w:val="0"/>
@@ -3611,13 +3483,14 @@
           <w:szCs w:val="20"/>
           <w:lang w:val="uk-UA"/>
         </w:rPr>
-        <w:t xml:space="preserve"> в ефір, інформації про використані твори</w:t>
+        <w:t xml:space="preserve"> Користувач зобов’язується виплатити на користь кожного автора</w:t>
       </w:r>
       <w:r>
         <w:rPr>
           <w:b w:val="0"/>
           <w:sz w:val="20"/>
           <w:szCs w:val="20"/>
+          <w:lang w:val="uk-UA"/>
         </w:rPr>
         <w:t xml:space="preserve"> </w:t>
       </w:r>
@@ -3626,9 +3499,17 @@
           <w:b w:val="0"/>
           <w:sz w:val="20"/>
           <w:szCs w:val="20"/>
+        </w:rPr>
+        <w:t xml:space="preserve">/ </w:t>
+      </w:r>
+      <w:r>
+        <w:rPr>
+          <w:b w:val="0"/>
+          <w:sz w:val="20"/>
+          <w:szCs w:val="20"/>
           <w:lang w:val="uk-UA"/>
         </w:rPr>
-        <w:t xml:space="preserve">з каталогу ГО УААСП </w:t>
+        <w:t>правовласника</w:t>
       </w:r>
       <w:r>
         <w:rPr>
@@ -3637,7 +3518,7 @@
           <w:szCs w:val="20"/>
           <w:lang w:val="uk-UA"/>
         </w:rPr>
-        <w:t xml:space="preserve"> Користувач зобов’язується виплатити на користь кожного автора</w:t>
+        <w:t xml:space="preserve"> (додатково до суми авторської винагороди, визначеної Сторонами в п. 2.4. даного Договору) належну авторську винагороду. При цьому</w:t>
       </w:r>
       <w:r>
         <w:rPr>
@@ -3646,92 +3527,116 @@
           <w:szCs w:val="20"/>
           <w:lang w:val="uk-UA"/>
         </w:rPr>
+        <w:t>,</w:t>
+      </w:r>
+      <w:r>
+        <w:rPr>
+          <w:b w:val="0"/>
+          <w:sz w:val="20"/>
+          <w:szCs w:val="20"/>
+          <w:lang w:val="uk-UA"/>
+        </w:rPr>
+        <w:t xml:space="preserve"> авторська винагорода в такому випадку визначається </w:t>
+      </w:r>
+      <w:r>
+        <w:rPr>
+          <w:b w:val="0"/>
+          <w:sz w:val="20"/>
+          <w:szCs w:val="20"/>
+          <w:lang w:val="uk-UA"/>
+        </w:rPr>
+        <w:t>ГО УААСП</w:t>
+      </w:r>
+      <w:r>
+        <w:rPr>
+          <w:b w:val="0"/>
+          <w:sz w:val="20"/>
+          <w:szCs w:val="20"/>
+          <w:lang w:val="uk-UA"/>
+        </w:rPr>
+        <w:t xml:space="preserve"> виходячи із розрахунку вартості секунди звучання твору за звітний період згідно інформації про мінімальні ставки авторської винагороди, яку </w:t>
+      </w:r>
+      <w:r>
+        <w:rPr>
+          <w:b w:val="0"/>
+          <w:sz w:val="20"/>
+          <w:szCs w:val="20"/>
+          <w:lang w:val="uk-UA"/>
+        </w:rPr>
+        <w:t>ГО УААСП</w:t>
+      </w:r>
+      <w:r>
+        <w:rPr>
+          <w:b w:val="0"/>
+          <w:sz w:val="20"/>
+          <w:szCs w:val="20"/>
+          <w:lang w:val="uk-UA"/>
+        </w:rPr>
+        <w:t xml:space="preserve"> надає Користувачу.</w:t>
+      </w:r>
+    </w:p>
+    <w:p>
+      <w:pPr>
+        <w:pStyle w:val="BodyText"/>
+        <w:ind w:right="0" w:firstLine="709"/>
+        <w:rPr>
+          <w:sz w:val="20"/>
+          <w:szCs w:val="20"/>
+        </w:rPr>
+      </w:pPr>
+      <w:r>
+        <w:rPr>
+          <w:sz w:val="20"/>
+          <w:szCs w:val="20"/>
+        </w:rPr>
+        <w:t xml:space="preserve">3.5. Користувач гарантує, що всі розрахунки з авторами та (або) їх правонаступниками за публічне сповіщення творів з </w:t>
+      </w:r>
+      <w:r>
+        <w:rPr>
+          <w:sz w:val="20"/>
+          <w:szCs w:val="20"/>
+        </w:rPr>
+        <w:t>каталогу</w:t>
+      </w:r>
+      <w:r>
+        <w:rPr>
+          <w:sz w:val="20"/>
+          <w:szCs w:val="20"/>
+        </w:rPr>
         <w:t xml:space="preserve"> </w:t>
       </w:r>
       <w:r>
         <w:rPr>
-          <w:b w:val="0"/>
-          <w:sz w:val="20"/>
-          <w:szCs w:val="20"/>
-        </w:rPr>
-        <w:t xml:space="preserve">/ </w:t>
-      </w:r>
-      <w:r>
-        <w:rPr>
-          <w:b w:val="0"/>
-          <w:sz w:val="20"/>
-          <w:szCs w:val="20"/>
-          <w:lang w:val="uk-UA"/>
-        </w:rPr>
-        <w:t>правовласника</w:t>
-      </w:r>
-      <w:r>
-        <w:rPr>
-          <w:b w:val="0"/>
-          <w:sz w:val="20"/>
-          <w:szCs w:val="20"/>
-          <w:lang w:val="uk-UA"/>
-        </w:rPr>
-        <w:t xml:space="preserve"> (додатково до суми авторської винагороди, визначеної Сторонами в п. 2.4. даного Договору) належну авторську винагороду. При цьому</w:t>
-      </w:r>
-      <w:r>
-        <w:rPr>
-          <w:b w:val="0"/>
-          <w:sz w:val="20"/>
-          <w:szCs w:val="20"/>
-          <w:lang w:val="uk-UA"/>
-        </w:rPr>
-        <w:t>,</w:t>
-      </w:r>
-      <w:r>
-        <w:rPr>
-          <w:b w:val="0"/>
-          <w:sz w:val="20"/>
-          <w:szCs w:val="20"/>
-          <w:lang w:val="uk-UA"/>
-        </w:rPr>
-        <w:t xml:space="preserve"> авторська винагорода в такому випадку визначається </w:t>
-      </w:r>
-      <w:r>
-        <w:rPr>
-          <w:b w:val="0"/>
-          <w:sz w:val="20"/>
-          <w:szCs w:val="20"/>
-          <w:lang w:val="uk-UA"/>
+          <w:sz w:val="20"/>
+          <w:szCs w:val="20"/>
         </w:rPr>
         <w:t>ГО УААСП</w:t>
       </w:r>
       <w:r>
         <w:rPr>
-          <w:b w:val="0"/>
-          <w:sz w:val="20"/>
-          <w:szCs w:val="20"/>
-          <w:lang w:val="uk-UA"/>
-        </w:rPr>
-        <w:t xml:space="preserve"> виходячи із розрахунку вартості секунди звучання твору за звітний період згідно інформації про мінімальні ставки авторської винагороди, яку </w:t>
-      </w:r>
-      <w:r>
-        <w:rPr>
-          <w:b w:val="0"/>
-          <w:sz w:val="20"/>
-          <w:szCs w:val="20"/>
-          <w:lang w:val="uk-UA"/>
+          <w:sz w:val="20"/>
+          <w:szCs w:val="20"/>
+        </w:rPr>
+        <w:t xml:space="preserve"> по даному Договору будуть здійснюватися тільки через </w:t>
+      </w:r>
+      <w:r>
+        <w:rPr>
+          <w:sz w:val="20"/>
+          <w:szCs w:val="20"/>
         </w:rPr>
         <w:t>ГО УААСП</w:t>
       </w:r>
       <w:r>
         <w:rPr>
-          <w:b w:val="0"/>
-          <w:sz w:val="20"/>
-          <w:szCs w:val="20"/>
-          <w:lang w:val="uk-UA"/>
-        </w:rPr>
-        <w:t xml:space="preserve"> надає Користувачу.</w:t>
-      </w:r>
-    </w:p>
-    <w:p>
-      <w:pPr>
-        <w:pStyle w:val="a3"/>
+          <w:sz w:val="20"/>
+          <w:szCs w:val="20"/>
+        </w:rPr>
+        <w:t>.</w:t>
+      </w:r>
+    </w:p>
+    <w:p>
+      <w:pPr>
+        <w:pStyle w:val="BodyText"/>
         <w:ind w:right="0" w:firstLine="709"/>
         <w:rPr>
           <w:sz w:val="20"/>
@@ -3743,21 +3648,7 @@
           <w:sz w:val="20"/>
           <w:szCs w:val="20"/>
         </w:rPr>
-        <w:t xml:space="preserve">3.5. Користувач гарантує, що всі розрахунки з авторами та (або) їх правонаступниками за публічне сповіщення творів з </w:t>
-      </w:r>
-      <w:r>
-        <w:rPr>
-          <w:sz w:val="20"/>
-          <w:szCs w:val="20"/>
-        </w:rPr>
-        <w:t>каталогу</w:t>
-      </w:r>
-      <w:r>
-        <w:rPr>
-          <w:sz w:val="20"/>
-          <w:szCs w:val="20"/>
-        </w:rPr>
-        <w:t xml:space="preserve"> </w:t>
+        <w:t xml:space="preserve">3.6. </w:t>
       </w:r>
       <w:r>
         <w:rPr>
@@ -3771,7 +3662,70 @@
           <w:sz w:val="20"/>
           <w:szCs w:val="20"/>
         </w:rPr>
-        <w:t xml:space="preserve"> по даному Договору будуть здійснюватися тільки через </w:t>
+        <w:t xml:space="preserve"> гарантує врегулювання претензій авторів і правонаступників до Користувача, пов’язаних з публічним сповіщенням творів</w:t>
+      </w:r>
+      <w:r>
+        <w:rPr>
+          <w:sz w:val="20"/>
+          <w:szCs w:val="20"/>
+        </w:rPr>
+        <w:t xml:space="preserve"> з каталогу ГО УААСП</w:t>
+      </w:r>
+      <w:r>
+        <w:rPr>
+          <w:sz w:val="20"/>
+          <w:szCs w:val="20"/>
+        </w:rPr>
+        <w:t xml:space="preserve">, згідно із Законом та цим Договором, за умови належного виконання Користувачем умов цього Договору. </w:t>
+      </w:r>
+    </w:p>
+    <w:p>
+      <w:pPr>
+        <w:pStyle w:val="BodyText"/>
+        <w:ind w:right="0" w:firstLine="709"/>
+        <w:rPr>
+          <w:sz w:val="20"/>
+          <w:szCs w:val="20"/>
+        </w:rPr>
+      </w:pPr>
+      <w:r>
+        <w:rPr>
+          <w:sz w:val="20"/>
+          <w:szCs w:val="20"/>
+        </w:rPr>
+        <w:t>3.7. У відповідності до діючого законодавства України Користувач не має права публічно сповіщувати в ефір твори без зазначення імені автора, тобто анонімно без письмової згоди на це автора, не має права розкривати псевдонім або іншим чином розпоряджатись особистими немайновими правами авторів. У випадку пред’явлення до Користувача претензій, предметом яких є порушення неврегульованих даним Договором прав, в тому числі немайнових прав, а також майнових, які не є предметом даного Договору, Користувач самостійно несе повну юридичну відповідальність згідно з діючим законодавством України за їх порушення.</w:t>
+      </w:r>
+    </w:p>
+    <w:p>
+      <w:pPr>
+        <w:pStyle w:val="BodyText"/>
+        <w:ind w:right="0" w:firstLine="709"/>
+        <w:rPr>
+          <w:sz w:val="20"/>
+          <w:szCs w:val="20"/>
+        </w:rPr>
+      </w:pPr>
+      <w:r>
+        <w:rPr>
+          <w:sz w:val="20"/>
+          <w:szCs w:val="20"/>
+        </w:rPr>
+        <w:t>3.</w:t>
+      </w:r>
+      <w:r>
+        <w:rPr>
+          <w:sz w:val="20"/>
+          <w:szCs w:val="20"/>
+          <w:lang w:val="ru-RU"/>
+        </w:rPr>
+        <w:t>8</w:t>
+      </w:r>
+      <w:r>
+        <w:rPr>
+          <w:sz w:val="20"/>
+          <w:szCs w:val="20"/>
+        </w:rPr>
+        <w:t xml:space="preserve">. У разі виникнення розбіжностей або спорів між </w:t>
       </w:r>
       <w:r>
         <w:rPr>
@@ -3785,12 +3739,12 @@
           <w:sz w:val="20"/>
           <w:szCs w:val="20"/>
         </w:rPr>
-        <w:t>.</w:t>
-      </w:r>
-    </w:p>
-    <w:p>
-      <w:pPr>
-        <w:pStyle w:val="a3"/>
+        <w:t xml:space="preserve"> і Користувачем з питань, передбачених цим Договором, вони вживатимуть усіх заходів до вирішення їх шляхом переговорів.</w:t>
+      </w:r>
+    </w:p>
+    <w:p>
+      <w:pPr>
+        <w:pStyle w:val="BodyText"/>
         <w:ind w:right="0" w:firstLine="709"/>
         <w:rPr>
           <w:sz w:val="20"/>
@@ -3802,136 +3756,12 @@
           <w:sz w:val="20"/>
           <w:szCs w:val="20"/>
         </w:rPr>
-        <w:t xml:space="preserve">3.6. </w:t>
-      </w:r>
-      <w:r>
-        <w:rPr>
-          <w:sz w:val="20"/>
-          <w:szCs w:val="20"/>
-        </w:rPr>
-        <w:t>ГО УААСП</w:t>
-      </w:r>
-      <w:r>
-        <w:rPr>
-          <w:sz w:val="20"/>
-          <w:szCs w:val="20"/>
-        </w:rPr>
-        <w:t xml:space="preserve"> гарантує врегулювання претензій авторів і правонаступників до Користувача, пов’язаних з публічним сповіщенням творів</w:t>
-      </w:r>
-      <w:r>
-        <w:rPr>
-          <w:sz w:val="20"/>
-          <w:szCs w:val="20"/>
-        </w:rPr>
-        <w:t xml:space="preserve"> з каталогу ГО УААСП</w:t>
-      </w:r>
-      <w:r>
-        <w:rPr>
-          <w:sz w:val="20"/>
-          <w:szCs w:val="20"/>
-        </w:rPr>
-        <w:t xml:space="preserve">, згідно із Законом та цим Договором, за умови належного виконання Користувачем умов цього Договору. </w:t>
-      </w:r>
-    </w:p>
-    <w:p>
-      <w:pPr>
-        <w:pStyle w:val="a3"/>
-        <w:ind w:right="0" w:firstLine="709"/>
-        <w:rPr>
-          <w:sz w:val="20"/>
-          <w:szCs w:val="20"/>
-        </w:rPr>
-      </w:pPr>
-      <w:r>
-        <w:rPr>
-          <w:sz w:val="20"/>
-          <w:szCs w:val="20"/>
-        </w:rPr>
-        <w:t xml:space="preserve">3.7. У відповідності до діючого законодавства України Користувач не має права публічно </w:t>
-      </w:r>
-      <w:proofErr w:type="spellStart"/>
-      <w:r>
-        <w:rPr>
-          <w:sz w:val="20"/>
-          <w:szCs w:val="20"/>
-        </w:rPr>
-        <w:t>сповіщувати</w:t>
-      </w:r>
-      <w:proofErr w:type="spellEnd"/>
-      <w:r>
-        <w:rPr>
-          <w:sz w:val="20"/>
-          <w:szCs w:val="20"/>
-        </w:rPr>
-        <w:t xml:space="preserve"> в ефір твори без зазначення імені автора, тобто анонімно без письмової згоди на це автора, не має права розкривати псевдонім або іншим чином розпоряджатись особистими немайновими правами авторів. У випадку пред’явлення до Користувача претензій, предметом яких є порушення неврегульованих даним Договором прав, в тому числі немайнових прав, а також майнових, які не є предметом даного Договору, Користувач самостійно несе повну юридичну відповідальність згідно з діючим законодавством України за їх порушення.</w:t>
-      </w:r>
-    </w:p>
-    <w:p>
-      <w:pPr>
-        <w:pStyle w:val="a3"/>
-        <w:ind w:right="0" w:firstLine="709"/>
-        <w:rPr>
-          <w:sz w:val="20"/>
-          <w:szCs w:val="20"/>
-        </w:rPr>
-      </w:pPr>
-      <w:r>
-        <w:rPr>
-          <w:sz w:val="20"/>
-          <w:szCs w:val="20"/>
-        </w:rPr>
-        <w:t>3.</w:t>
-      </w:r>
-      <w:r>
-        <w:rPr>
-          <w:sz w:val="20"/>
-          <w:szCs w:val="20"/>
-          <w:lang w:val="ru-RU"/>
-        </w:rPr>
-        <w:t>8</w:t>
-      </w:r>
-      <w:r>
-        <w:rPr>
-          <w:sz w:val="20"/>
-          <w:szCs w:val="20"/>
-        </w:rPr>
-        <w:t xml:space="preserve">. У разі виникнення розбіжностей або спорів між </w:t>
-      </w:r>
-      <w:r>
-        <w:rPr>
-          <w:sz w:val="20"/>
-          <w:szCs w:val="20"/>
-        </w:rPr>
-        <w:t>ГО УААСП</w:t>
-      </w:r>
-      <w:r>
-        <w:rPr>
-          <w:sz w:val="20"/>
-          <w:szCs w:val="20"/>
-        </w:rPr>
-        <w:t xml:space="preserve"> і Користувачем з питань, передбачених цим Договором, вони вживатимуть усіх заходів до вирішення їх шляхом переговорів.</w:t>
-      </w:r>
-    </w:p>
-    <w:p>
-      <w:pPr>
-        <w:pStyle w:val="a3"/>
-        <w:ind w:right="0" w:firstLine="709"/>
-        <w:rPr>
-          <w:sz w:val="20"/>
-          <w:szCs w:val="20"/>
-        </w:rPr>
-      </w:pPr>
-      <w:r>
-        <w:rPr>
-          <w:sz w:val="20"/>
-          <w:szCs w:val="20"/>
-        </w:rPr>
         <w:t>3.9. У разі неможливості вирішення зазначених спорів шляхом переговорів вони повинні вирішуватися в судовому  порядку, визначеному чинним законодавством України.</w:t>
       </w:r>
     </w:p>
     <w:p>
       <w:pPr>
-        <w:pStyle w:val="a3"/>
+        <w:pStyle w:val="BodyText"/>
         <w:tabs>
           <w:tab w:val="left" w:pos="4065"/>
         </w:tabs>
@@ -3959,7 +3789,7 @@
     </w:p>
     <w:p>
       <w:pPr>
-        <w:pStyle w:val="a3"/>
+        <w:pStyle w:val="BodyText"/>
         <w:tabs>
           <w:tab w:val="left" w:pos="2835"/>
         </w:tabs>
@@ -4014,7 +3844,7 @@
     </w:p>
     <w:p>
       <w:pPr>
-        <w:pStyle w:val="a3"/>
+        <w:pStyle w:val="BodyText"/>
         <w:tabs>
           <w:tab w:val="left" w:pos="2835"/>
         </w:tabs>
@@ -4034,7 +3864,7 @@
     </w:p>
     <w:p>
       <w:pPr>
-        <w:pStyle w:val="a3"/>
+        <w:pStyle w:val="BodyText"/>
         <w:spacing w:before="120" w:after="120"/>
         <w:ind w:right="0"/>
         <w:jc w:val="center"/>
@@ -4057,7 +3887,7 @@
     </w:p>
     <w:p>
       <w:pPr>
-        <w:pStyle w:val="a3"/>
+        <w:pStyle w:val="BodyText"/>
         <w:ind w:right="0" w:firstLine="709"/>
         <w:rPr>
           <w:sz w:val="20"/>
@@ -4097,11 +3927,10 @@
           <w15:appearance w15:val="tags"/>
           <w:text/>
         </w:sdtPr>
-        <w:sdtEndPr/>
         <w:sdtContent>
           <w:r>
             <w:rPr>
-              <w:rStyle w:val="af"/>
+              <w:rStyle w:val="PlaceholderText"/>
             </w:rPr>
             <w:t>Место для ввода текста.</w:t>
           </w:r>
@@ -4148,7 +3977,17 @@
           <w:shd w:val="clear" w:color="auto" w:fill="FFFFFF"/>
           <w:lang w:eastAsia="ja-JP"/>
         </w:rPr>
-        <w:t>центрального органу виконавчої влади, що забезпечує формування та реалізує державну політику у сфері інтелектуальної власності</w:t>
+        <w:t xml:space="preserve">центрального органу виконавчої влади, що забезпечує формування та реалізує </w:t>
+      </w:r>
+      <w:r>
+        <w:rPr>
+          <w:sz w:val="20"/>
+          <w:szCs w:val="20"/>
+          <w:shd w:val="clear" w:color="auto" w:fill="FFFFFF"/>
+          <w:lang w:eastAsia="ja-JP"/>
+        </w:rPr>
+        <w:lastRenderedPageBreak/>
+        <w:t>державну політику у сфері інтелектуальної власності</w:t>
       </w:r>
       <w:r>
         <w:rPr>
@@ -4203,21 +4042,12 @@
           <w:szCs w:val="20"/>
           <w:lang w:eastAsia="ja-JP"/>
         </w:rPr>
-        <w:t xml:space="preserve">Установи настане </w:t>
-      </w:r>
-      <w:r>
-        <w:rPr>
-          <w:sz w:val="20"/>
-          <w:szCs w:val="20"/>
-          <w:lang w:eastAsia="ja-JP"/>
-        </w:rPr>
-        <w:lastRenderedPageBreak/>
-        <w:t xml:space="preserve">раніше за «___» _______ 20__ року. При цьому, всі зобов`язання Користувача, що виникли під час дії даного Договору, залишаються в силі до їх повного виконання. </w:t>
-      </w:r>
-    </w:p>
-    <w:p>
-      <w:pPr>
-        <w:pStyle w:val="a3"/>
+        <w:t xml:space="preserve">Установи настане раніше за «___» _______ 20__ року. При цьому, всі зобов`язання Користувача, що виникли під час дії даного Договору, залишаються в силі до їх повного виконання. </w:t>
+      </w:r>
+    </w:p>
+    <w:p>
+      <w:pPr>
+        <w:pStyle w:val="BodyText"/>
         <w:ind w:right="0" w:firstLine="425"/>
         <w:rPr>
           <w:sz w:val="20"/>
@@ -4339,7 +4169,7 @@
     </w:p>
     <w:p>
       <w:pPr>
-        <w:pStyle w:val="a3"/>
+        <w:pStyle w:val="BodyText"/>
         <w:ind w:right="0" w:firstLine="360"/>
         <w:rPr>
           <w:sz w:val="20"/>
@@ -4433,7 +4263,7 @@
     </w:p>
     <w:p>
       <w:pPr>
-        <w:pStyle w:val="a3"/>
+        <w:pStyle w:val="BodyText"/>
         <w:ind w:right="0" w:firstLine="360"/>
         <w:rPr>
           <w:sz w:val="20"/>
@@ -4499,19 +4329,12 @@
           <w:sz w:val="20"/>
           <w:szCs w:val="20"/>
         </w:rPr>
-        <w:t>зберігання, або вибуття адресата.</w:t>
-      </w:r>
-      <w:r>
-        <w:rPr>
-          <w:sz w:val="20"/>
-          <w:szCs w:val="20"/>
-        </w:rPr>
-        <w:t xml:space="preserve"> </w:t>
-      </w:r>
-    </w:p>
-    <w:p>
-      <w:pPr>
-        <w:pStyle w:val="a3"/>
+        <w:t xml:space="preserve">зберігання, або вибуття адресата. </w:t>
+      </w:r>
+    </w:p>
+    <w:p>
+      <w:pPr>
+        <w:pStyle w:val="BodyText"/>
         <w:ind w:right="0" w:firstLine="360"/>
         <w:rPr>
           <w:b/>
@@ -4575,7 +4398,7 @@
     </w:p>
     <w:p>
       <w:pPr>
-        <w:pStyle w:val="a3"/>
+        <w:pStyle w:val="BodyText"/>
         <w:tabs>
           <w:tab w:val="left" w:pos="2835"/>
         </w:tabs>
@@ -4601,7 +4424,7 @@
     </w:p>
     <w:p>
       <w:pPr>
-        <w:pStyle w:val="a3"/>
+        <w:pStyle w:val="BodyText"/>
         <w:ind w:right="0" w:firstLine="720"/>
         <w:rPr>
           <w:sz w:val="20"/>
@@ -4618,7 +4441,7 @@
     </w:p>
     <w:p>
       <w:pPr>
-        <w:pStyle w:val="a3"/>
+        <w:pStyle w:val="BodyText"/>
         <w:ind w:right="0" w:firstLine="720"/>
         <w:rPr>
           <w:i/>
@@ -4646,7 +4469,7 @@
     </w:p>
     <w:p>
       <w:pPr>
-        <w:pStyle w:val="a3"/>
+        <w:pStyle w:val="BodyText"/>
         <w:tabs>
           <w:tab w:val="left" w:pos="4065"/>
         </w:tabs>
@@ -4662,7 +4485,7 @@
     </w:p>
     <w:p>
       <w:pPr>
-        <w:pStyle w:val="a3"/>
+        <w:pStyle w:val="BodyText"/>
         <w:tabs>
           <w:tab w:val="left" w:pos="4065"/>
         </w:tabs>
@@ -4689,7 +4512,7 @@
     </w:p>
     <w:p>
       <w:pPr>
-        <w:pStyle w:val="a3"/>
+        <w:pStyle w:val="BodyText"/>
         <w:tabs>
           <w:tab w:val="left" w:pos="4065"/>
         </w:tabs>
@@ -4706,7 +4529,7 @@
     </w:p>
     <w:p>
       <w:pPr>
-        <w:pStyle w:val="21"/>
+        <w:pStyle w:val="BodyText2"/>
         <w:ind w:firstLine="720"/>
       </w:pPr>
       <w:r>
@@ -4739,19 +4562,11 @@
     </w:p>
     <w:p>
       <w:pPr>
-        <w:pStyle w:val="21"/>
+        <w:pStyle w:val="BodyText2"/>
         <w:ind w:firstLine="720"/>
       </w:pPr>
       <w:r>
-        <w:t xml:space="preserve">7.2. Обробці відповідно до законодавства України про захист персональних даних у базі персональних даних «Користувачі авторського права» підлягають наступні категорії персональних даних: адреса проживання (реєстрації), </w:t>
-      </w:r>
-      <w:proofErr w:type="spellStart"/>
-      <w:r>
-        <w:t>резидентство</w:t>
-      </w:r>
-      <w:proofErr w:type="spellEnd"/>
-      <w:r>
-        <w:t xml:space="preserve">, ідентифікаційний податковий номер, паспортні дані, банківські реквізити, контактні номери телефонів, </w:t>
+        <w:t xml:space="preserve">7.2. Обробці відповідно до законодавства України про захист персональних даних у базі персональних даних «Користувачі авторського права» підлягають наступні категорії персональних даних: адреса проживання (реєстрації), резидентство, ідентифікаційний податковий номер, паспортні дані, банківські реквізити, контактні номери телефонів, </w:t>
       </w:r>
       <w:r>
         <w:rPr>
@@ -4777,7 +4592,7 @@
     </w:p>
     <w:p>
       <w:pPr>
-        <w:pStyle w:val="21"/>
+        <w:pStyle w:val="BodyText2"/>
         <w:ind w:firstLine="720"/>
       </w:pPr>
       <w:r>
@@ -4786,7 +4601,7 @@
     </w:p>
     <w:p>
       <w:pPr>
-        <w:pStyle w:val="a3"/>
+        <w:pStyle w:val="BodyText"/>
         <w:tabs>
           <w:tab w:val="left" w:pos="4065"/>
         </w:tabs>
@@ -4814,7 +4629,7 @@
     </w:p>
     <w:p>
       <w:pPr>
-        <w:pStyle w:val="a3"/>
+        <w:pStyle w:val="BodyText"/>
         <w:ind w:right="0" w:firstLine="720"/>
         <w:rPr>
           <w:sz w:val="20"/>
@@ -4831,7 +4646,7 @@
     </w:p>
     <w:p>
       <w:pPr>
-        <w:pStyle w:val="a3"/>
+        <w:pStyle w:val="BodyText"/>
         <w:ind w:right="0" w:firstLine="720"/>
         <w:rPr>
           <w:sz w:val="20"/>
@@ -4898,73 +4713,7 @@
           <w:shd w:val="clear" w:color="auto" w:fill="FFFFFF"/>
           <w:lang w:eastAsia="ja-JP"/>
         </w:rPr>
-        <w:t>Якщо форма додатку, затвердженого (підписаного) Сторонами відповідно до даного Договору передбачає лише підпис уповноваженого(</w:t>
-      </w:r>
-      <w:proofErr w:type="spellStart"/>
-      <w:r>
-        <w:rPr>
-          <w:color w:val="222222"/>
-          <w:sz w:val="20"/>
-          <w:szCs w:val="20"/>
-          <w:shd w:val="clear" w:color="auto" w:fill="FFFFFF"/>
-          <w:lang w:eastAsia="ja-JP"/>
-        </w:rPr>
-        <w:t>их</w:t>
-      </w:r>
-      <w:proofErr w:type="spellEnd"/>
-      <w:r>
-        <w:rPr>
-          <w:color w:val="222222"/>
-          <w:sz w:val="20"/>
-          <w:szCs w:val="20"/>
-          <w:shd w:val="clear" w:color="auto" w:fill="FFFFFF"/>
-          <w:lang w:eastAsia="ja-JP"/>
-        </w:rPr>
-        <w:t>) представника(</w:t>
-      </w:r>
-      <w:proofErr w:type="spellStart"/>
-      <w:r>
-        <w:rPr>
-          <w:color w:val="222222"/>
-          <w:sz w:val="20"/>
-          <w:szCs w:val="20"/>
-          <w:shd w:val="clear" w:color="auto" w:fill="FFFFFF"/>
-          <w:lang w:eastAsia="ja-JP"/>
-        </w:rPr>
-        <w:t>ів</w:t>
-      </w:r>
-      <w:proofErr w:type="spellEnd"/>
-      <w:r>
-        <w:rPr>
-          <w:color w:val="222222"/>
-          <w:sz w:val="20"/>
-          <w:szCs w:val="20"/>
-          <w:shd w:val="clear" w:color="auto" w:fill="FFFFFF"/>
-          <w:lang w:eastAsia="ja-JP"/>
-        </w:rPr>
-        <w:t>) Користувача – такий додаток з заповненою Користувачем інформацією є чинним за умови підписання його уповноваженим(и) представником(</w:t>
-      </w:r>
-      <w:proofErr w:type="spellStart"/>
-      <w:r>
-        <w:rPr>
-          <w:color w:val="222222"/>
-          <w:sz w:val="20"/>
-          <w:szCs w:val="20"/>
-          <w:shd w:val="clear" w:color="auto" w:fill="FFFFFF"/>
-          <w:lang w:eastAsia="ja-JP"/>
-        </w:rPr>
-        <w:t>ами</w:t>
-      </w:r>
-      <w:proofErr w:type="spellEnd"/>
-      <w:r>
-        <w:rPr>
-          <w:color w:val="222222"/>
-          <w:sz w:val="20"/>
-          <w:szCs w:val="20"/>
-          <w:shd w:val="clear" w:color="auto" w:fill="FFFFFF"/>
-          <w:lang w:eastAsia="ja-JP"/>
-        </w:rPr>
-        <w:t>) Користувача.</w:t>
+        <w:t>Якщо форма додатку, затвердженого (підписаного) Сторонами відповідно до даного Договору передбачає лише підпис уповноваженого(их) представника(ів) Користувача – такий додаток з заповненою Користувачем інформацією є чинним за умови підписання його уповноваженим(и) представником(ами) Користувача.</w:t>
       </w:r>
     </w:p>
     <w:p>
@@ -4990,6 +4739,7 @@
           <w:szCs w:val="20"/>
           <w:lang w:val="uk-UA" w:eastAsia="ja-JP"/>
         </w:rPr>
+        <w:lastRenderedPageBreak/>
         <w:t xml:space="preserve">8.3. Користувач розуміє та погоджується, що у випадку присутності у наданому Користувачем Звіті про публічно сповіщені твори </w:t>
       </w:r>
       <w:r>
@@ -5010,34 +4760,12 @@
           <w:szCs w:val="20"/>
           <w:lang w:val="uk-UA" w:eastAsia="ja-JP"/>
         </w:rPr>
-        <w:t xml:space="preserve">і (або) Звіті про використані музичні твори в рекламі, що публічно </w:t>
-      </w:r>
-      <w:proofErr w:type="spellStart"/>
-      <w:r>
-        <w:rPr>
-          <w:b w:val="0"/>
-          <w:bCs w:val="0"/>
-          <w:sz w:val="20"/>
-          <w:szCs w:val="20"/>
-          <w:lang w:val="uk-UA" w:eastAsia="ja-JP"/>
-        </w:rPr>
-        <w:t>сповіщувалась</w:t>
-      </w:r>
-      <w:proofErr w:type="spellEnd"/>
-      <w:r>
-        <w:rPr>
-          <w:b w:val="0"/>
-          <w:bCs w:val="0"/>
-          <w:sz w:val="20"/>
-          <w:szCs w:val="20"/>
-          <w:lang w:val="uk-UA" w:eastAsia="ja-JP"/>
-        </w:rPr>
-        <w:t xml:space="preserve"> в ефір, інформації про використані твори, які не належать до каталогу ГО УААСП, ГО УААСП здійснює розподіл винагороди виключно на твори (правовласників творів), які належать до каталогу ГО УААСП.</w:t>
-      </w:r>
-    </w:p>
-    <w:p>
-      <w:pPr>
-        <w:pStyle w:val="a3"/>
+        <w:t>і (або) Звіті про використані музичні твори в рекламі, що публічно сповіщувалась в ефір, інформації про використані твори, які не належать до каталогу ГО УААСП, ГО УААСП здійснює розподіл винагороди виключно на твори (правовласників творів), які належать до каталогу ГО УААСП.</w:t>
+      </w:r>
+    </w:p>
+    <w:p>
+      <w:pPr>
+        <w:pStyle w:val="BodyText"/>
         <w:ind w:right="0" w:firstLine="720"/>
         <w:rPr>
           <w:sz w:val="20"/>
@@ -5056,20 +4784,12 @@
           <w:sz w:val="20"/>
           <w:szCs w:val="20"/>
         </w:rPr>
-        <w:t xml:space="preserve">. Сторони повинні у 5-денний строк письмово повідомляти одна одну про зміни організаційно-правової форми, характеру і (або) виду діяльності, місцезнаходження, обставин непереборної сили та наявність інших обставин, </w:t>
-      </w:r>
-      <w:r>
-        <w:rPr>
-          <w:sz w:val="20"/>
-          <w:szCs w:val="20"/>
-        </w:rPr>
-        <w:lastRenderedPageBreak/>
-        <w:t>що перешкоджають належному виконанню умов Договору, а також надавати документи та іншу інформацію, пов’язану з виконанням Сторонами зобов’язань за цим Договором.</w:t>
-      </w:r>
-    </w:p>
-    <w:p>
-      <w:pPr>
-        <w:pStyle w:val="a3"/>
+        <w:t>. Сторони повинні у 5-денний строк письмово повідомляти одна одну про зміни організаційно-правової форми, характеру і (або) виду діяльності, місцезнаходження, обставин непереборної сили та наявність інших обставин, що перешкоджають належному виконанню умов Договору, а також надавати документи та іншу інформацію, пов’язану з виконанням Сторонами зобов’язань за цим Договором.</w:t>
+      </w:r>
+    </w:p>
+    <w:p>
+      <w:pPr>
+        <w:pStyle w:val="BodyText"/>
         <w:ind w:right="0" w:firstLine="720"/>
         <w:rPr>
           <w:sz w:val="20"/>
@@ -5093,7 +4813,7 @@
     </w:p>
     <w:p>
       <w:pPr>
-        <w:pStyle w:val="a3"/>
+        <w:pStyle w:val="BodyText"/>
         <w:ind w:right="0" w:firstLine="720"/>
         <w:rPr>
           <w:sz w:val="20"/>
@@ -5131,7 +4851,7 @@
     </w:p>
     <w:p>
       <w:pPr>
-        <w:pStyle w:val="a3"/>
+        <w:pStyle w:val="BodyText"/>
         <w:ind w:right="0" w:firstLine="720"/>
         <w:rPr>
           <w:sz w:val="20"/>
@@ -5392,7 +5112,7 @@
     </w:p>
     <w:p>
       <w:pPr>
-        <w:pStyle w:val="HTML"/>
+        <w:pStyle w:val="HTMLPreformatted"/>
         <w:shd w:val="clear" w:color="auto" w:fill="FFFFFF"/>
         <w:tabs>
           <w:tab w:val="clear" w:pos="10076"/>
@@ -5442,7 +5162,7 @@
     </w:p>
     <w:p>
       <w:pPr>
-        <w:pStyle w:val="a3"/>
+        <w:pStyle w:val="BodyText"/>
         <w:ind w:right="0" w:firstLine="426"/>
         <w:rPr>
           <w:sz w:val="20"/>
@@ -5524,7 +5244,7 @@
     </w:p>
     <w:p>
       <w:pPr>
-        <w:pStyle w:val="a3"/>
+        <w:pStyle w:val="BodyText"/>
         <w:ind w:right="0" w:firstLine="720"/>
         <w:rPr>
           <w:sz w:val="20"/>
@@ -5555,7 +5275,7 @@
     </w:p>
     <w:p>
       <w:pPr>
-        <w:pStyle w:val="a3"/>
+        <w:pStyle w:val="BodyText"/>
         <w:ind w:right="0" w:firstLine="720"/>
         <w:rPr>
           <w:sz w:val="20"/>
@@ -5597,23 +5317,7 @@
           <w:sz w:val="20"/>
           <w:szCs w:val="20"/>
         </w:rPr>
-        <w:t xml:space="preserve"> на вимогу автора або іншого правовласника може заборонити Користувачу публічно </w:t>
-      </w:r>
-      <w:proofErr w:type="spellStart"/>
-      <w:r>
-        <w:rPr>
-          <w:sz w:val="20"/>
-          <w:szCs w:val="20"/>
-        </w:rPr>
-        <w:t>сповіщувати</w:t>
-      </w:r>
-      <w:proofErr w:type="spellEnd"/>
-      <w:r>
-        <w:rPr>
-          <w:sz w:val="20"/>
-          <w:szCs w:val="20"/>
-        </w:rPr>
-        <w:t xml:space="preserve"> один або декілька конкретних творів з свого </w:t>
+        <w:t xml:space="preserve"> на вимогу автора або іншого правовласника може заборонити Користувачу публічно сповіщувати один або декілька конкретних творів з свого </w:t>
       </w:r>
       <w:r>
         <w:rPr>
@@ -5632,7 +5336,7 @@
     </w:p>
     <w:p>
       <w:pPr>
-        <w:pStyle w:val="a3"/>
+        <w:pStyle w:val="BodyText"/>
         <w:ind w:right="0" w:firstLine="720"/>
         <w:rPr>
           <w:sz w:val="20"/>
@@ -5748,7 +5452,7 @@
     </w:p>
     <w:p>
       <w:pPr>
-        <w:pStyle w:val="a3"/>
+        <w:pStyle w:val="BodyText"/>
         <w:spacing w:before="120" w:after="120"/>
         <w:ind w:right="0"/>
         <w:jc w:val="center"/>
@@ -5800,7 +5504,7 @@
           </w:tcPr>
           <w:p>
             <w:pPr>
-              <w:pStyle w:val="a3"/>
+              <w:pStyle w:val="BodyText"/>
               <w:ind w:right="0"/>
               <w:jc w:val="center"/>
               <w:rPr>
@@ -5869,7 +5573,7 @@
           </w:tcPr>
           <w:p>
             <w:pPr>
-              <w:pStyle w:val="a3"/>
+              <w:pStyle w:val="BodyText"/>
               <w:ind w:right="0"/>
               <w:jc w:val="center"/>
               <w:rPr>
@@ -5913,7 +5617,7 @@
           </w:tcPr>
           <w:p>
             <w:pPr>
-              <w:pStyle w:val="23"/>
+              <w:pStyle w:val="BodyTextIndent2"/>
               <w:spacing w:after="0" w:line="240" w:lineRule="auto"/>
               <w:ind w:left="0"/>
               <w:jc w:val="center"/>
@@ -6017,19 +5721,19 @@
                 <w:sz w:val="20"/>
                 <w:szCs w:val="16"/>
               </w:rPr>
-              <w:t xml:space="preserve">04060, м. </w:t>
+              <w:t>04060, м. Київ,</w:t>
             </w:r>
-            <w:proofErr w:type="spellStart"/>
-            <w:r>
+          </w:p>
+          <w:p>
+            <w:pPr>
+              <w:ind w:left="180"/>
               <w:rPr>
                 <w:b w:val="0"/>
                 <w:bCs w:val="0"/>
                 <w:sz w:val="20"/>
                 <w:szCs w:val="16"/>
               </w:rPr>
-              <w:t>Київ</w:t>
-            </w:r>
-            <w:proofErr w:type="spellEnd"/>
+            </w:pPr>
             <w:r>
               <w:rPr>
                 <w:b w:val="0"/>
@@ -6037,38 +5741,7 @@
                 <w:sz w:val="20"/>
                 <w:szCs w:val="16"/>
               </w:rPr>
-              <w:t>,</w:t>
-            </w:r>
-          </w:p>
-          <w:p>
-            <w:pPr>
-              <w:ind w:left="180"/>
-              <w:rPr>
-                <w:b w:val="0"/>
-                <w:bCs w:val="0"/>
-                <w:sz w:val="20"/>
-                <w:szCs w:val="16"/>
-              </w:rPr>
-            </w:pPr>
-            <w:proofErr w:type="spellStart"/>
-            <w:r>
-              <w:rPr>
-                <w:b w:val="0"/>
-                <w:bCs w:val="0"/>
-                <w:sz w:val="20"/>
-                <w:szCs w:val="16"/>
-              </w:rPr>
-              <w:t>вул</w:t>
-            </w:r>
-            <w:proofErr w:type="spellEnd"/>
-            <w:r>
-              <w:rPr>
-                <w:b w:val="0"/>
-                <w:bCs w:val="0"/>
-                <w:sz w:val="20"/>
-                <w:szCs w:val="16"/>
-              </w:rPr>
-              <w:t>. Вавілових, 15</w:t>
+              <w:t>вул. Вавілових, 15</w:t>
             </w:r>
             <w:r>
               <w:rPr>
@@ -6099,7 +5772,6 @@
                 <w:szCs w:val="16"/>
               </w:rPr>
             </w:pPr>
-            <w:proofErr w:type="spellStart"/>
             <w:r>
               <w:rPr>
                 <w:b w:val="0"/>
@@ -6107,17 +5779,7 @@
                 <w:szCs w:val="16"/>
                 <w:lang w:val="uk-UA"/>
               </w:rPr>
-              <w:t>тел</w:t>
-            </w:r>
-            <w:proofErr w:type="spellEnd"/>
-            <w:r>
-              <w:rPr>
-                <w:b w:val="0"/>
-                <w:sz w:val="20"/>
-                <w:szCs w:val="16"/>
-                <w:lang w:val="uk-UA"/>
-              </w:rPr>
-              <w:t>.: (044) 223-60-40;</w:t>
+              <w:t>тел.: (044) 223-60-40;</w:t>
             </w:r>
           </w:p>
           <w:p>
@@ -6248,54 +5910,8 @@
                 <w:sz w:val="20"/>
                 <w:szCs w:val="16"/>
               </w:rPr>
-              <w:t xml:space="preserve">Організація </w:t>
+              <w:t>Організація має статус неприбуткової за ознакою</w:t>
             </w:r>
-            <w:proofErr w:type="spellStart"/>
-            <w:r>
-              <w:rPr>
-                <w:b w:val="0"/>
-                <w:sz w:val="20"/>
-                <w:szCs w:val="16"/>
-              </w:rPr>
-              <w:t>має</w:t>
-            </w:r>
-            <w:proofErr w:type="spellEnd"/>
-            <w:r>
-              <w:rPr>
-                <w:b w:val="0"/>
-                <w:sz w:val="20"/>
-                <w:szCs w:val="16"/>
-              </w:rPr>
-              <w:t xml:space="preserve"> статус </w:t>
-            </w:r>
-            <w:proofErr w:type="spellStart"/>
-            <w:r>
-              <w:rPr>
-                <w:b w:val="0"/>
-                <w:sz w:val="20"/>
-                <w:szCs w:val="16"/>
-              </w:rPr>
-              <w:t>неприбуткової</w:t>
-            </w:r>
-            <w:proofErr w:type="spellEnd"/>
-            <w:r>
-              <w:rPr>
-                <w:b w:val="0"/>
-                <w:sz w:val="20"/>
-                <w:szCs w:val="16"/>
-              </w:rPr>
-              <w:t xml:space="preserve"> за </w:t>
-            </w:r>
-            <w:proofErr w:type="spellStart"/>
-            <w:r>
-              <w:rPr>
-                <w:b w:val="0"/>
-                <w:sz w:val="20"/>
-                <w:szCs w:val="16"/>
-              </w:rPr>
-              <w:t>ознакою</w:t>
-            </w:r>
-            <w:proofErr w:type="spellEnd"/>
           </w:p>
           <w:p>
             <w:pPr>
@@ -6315,23 +5931,13 @@
               </w:rPr>
               <w:t xml:space="preserve">    </w:t>
             </w:r>
-            <w:proofErr w:type="spellStart"/>
             <w:r>
               <w:rPr>
                 <w:b w:val="0"/>
                 <w:sz w:val="20"/>
                 <w:szCs w:val="16"/>
               </w:rPr>
-              <w:t>неприбутковості</w:t>
-            </w:r>
-            <w:proofErr w:type="spellEnd"/>
-            <w:r>
-              <w:rPr>
-                <w:b w:val="0"/>
-                <w:sz w:val="20"/>
-                <w:szCs w:val="16"/>
-              </w:rPr>
-              <w:t xml:space="preserve"> </w:t>
+              <w:t xml:space="preserve">неприбутковості </w:t>
             </w:r>
             <w:r>
               <w:rPr>
@@ -6355,7 +5961,7 @@
           </w:p>
           <w:p>
             <w:pPr>
-              <w:pStyle w:val="a3"/>
+              <w:pStyle w:val="BodyText"/>
               <w:ind w:left="180" w:right="-1"/>
               <w:jc w:val="left"/>
               <w:rPr>
@@ -6368,7 +5974,7 @@
           </w:p>
           <w:p>
             <w:pPr>
-              <w:pStyle w:val="a3"/>
+              <w:pStyle w:val="BodyText"/>
               <w:ind w:left="180" w:right="-1"/>
               <w:jc w:val="left"/>
               <w:rPr>
@@ -6381,7 +5987,7 @@
           </w:p>
           <w:p>
             <w:pPr>
-              <w:pStyle w:val="a3"/>
+              <w:pStyle w:val="BodyText"/>
               <w:ind w:left="180" w:right="-1"/>
               <w:jc w:val="left"/>
               <w:rPr>
@@ -6394,7 +6000,7 @@
           </w:p>
           <w:p>
             <w:pPr>
-              <w:pStyle w:val="a3"/>
+              <w:pStyle w:val="BodyText"/>
               <w:ind w:left="180" w:right="-1"/>
               <w:jc w:val="left"/>
               <w:rPr>
@@ -6407,7 +6013,7 @@
           </w:p>
           <w:p>
             <w:pPr>
-              <w:pStyle w:val="a3"/>
+              <w:pStyle w:val="BodyText"/>
               <w:ind w:left="180" w:right="-1"/>
               <w:jc w:val="left"/>
               <w:rPr>
@@ -6420,7 +6026,7 @@
           </w:p>
           <w:p>
             <w:pPr>
-              <w:pStyle w:val="a3"/>
+              <w:pStyle w:val="BodyText"/>
               <w:ind w:right="-1"/>
               <w:jc w:val="left"/>
               <w:rPr>
@@ -6433,7 +6039,7 @@
           </w:p>
           <w:p>
             <w:pPr>
-              <w:pStyle w:val="a3"/>
+              <w:pStyle w:val="BodyText"/>
               <w:ind w:right="-1"/>
               <w:jc w:val="left"/>
               <w:rPr>
@@ -6446,7 +6052,7 @@
           </w:p>
           <w:p>
             <w:pPr>
-              <w:pStyle w:val="a3"/>
+              <w:pStyle w:val="BodyText"/>
               <w:ind w:left="180" w:right="-1"/>
               <w:jc w:val="left"/>
               <w:rPr>
@@ -6468,7 +6074,7 @@
           </w:p>
           <w:p>
             <w:pPr>
-              <w:pStyle w:val="a3"/>
+              <w:pStyle w:val="BodyText"/>
               <w:ind w:right="0"/>
               <w:jc w:val="left"/>
               <w:rPr>
@@ -6544,11 +6150,10 @@
                 <w15:appearance w15:val="tags"/>
                 <w:text/>
               </w:sdtPr>
-              <w:sdtEndPr/>
               <w:sdtContent>
                 <w:r>
                   <w:rPr>
-                    <w:rStyle w:val="af"/>
+                    <w:rStyle w:val="PlaceholderText"/>
                   </w:rPr>
                   <w:t>Место для ввода текста.</w:t>
                 </w:r>
@@ -6609,11 +6214,10 @@
                 <w15:appearance w15:val="tags"/>
                 <w:text/>
               </w:sdtPr>
-              <w:sdtEndPr/>
               <w:sdtContent>
                 <w:r>
                   <w:rPr>
-                    <w:rStyle w:val="af"/>
+                    <w:rStyle w:val="PlaceholderText"/>
                   </w:rPr>
                   <w:t>Место для ввода текста.</w:t>
                 </w:r>
@@ -6656,11 +6260,10 @@
                 <w15:appearance w15:val="tags"/>
                 <w:text/>
               </w:sdtPr>
-              <w:sdtEndPr/>
               <w:sdtContent>
                 <w:r>
                   <w:rPr>
-                    <w:rStyle w:val="af"/>
+                    <w:rStyle w:val="PlaceholderText"/>
                   </w:rPr>
                   <w:t>Место для ввода текста.</w:t>
                 </w:r>
@@ -6704,11 +6307,10 @@
                 <w15:appearance w15:val="tags"/>
                 <w:text/>
               </w:sdtPr>
-              <w:sdtEndPr/>
               <w:sdtContent>
                 <w:r>
                   <w:rPr>
-                    <w:rStyle w:val="af"/>
+                    <w:rStyle w:val="PlaceholderText"/>
                   </w:rPr>
                   <w:t>Место для ввода текста.</w:t>
                 </w:r>
@@ -6725,23 +6327,13 @@
                 <w:lang w:val="uk-UA"/>
               </w:rPr>
             </w:pPr>
-            <w:proofErr w:type="spellStart"/>
             <w:r>
               <w:rPr>
                 <w:sz w:val="20"/>
                 <w:szCs w:val="20"/>
                 <w:lang w:val="uk-UA"/>
               </w:rPr>
-              <w:t>Тел</w:t>
-            </w:r>
-            <w:proofErr w:type="spellEnd"/>
-            <w:r>
-              <w:rPr>
-                <w:sz w:val="20"/>
-                <w:szCs w:val="20"/>
-                <w:lang w:val="uk-UA"/>
-              </w:rPr>
-              <w:t xml:space="preserve">.: </w:t>
+              <w:t xml:space="preserve">Тел.: </w:t>
             </w:r>
             <w:sdt>
               <w:sdtPr>
@@ -6761,11 +6353,10 @@
                 <w15:appearance w15:val="tags"/>
                 <w:text/>
               </w:sdtPr>
-              <w:sdtEndPr/>
               <w:sdtContent>
                 <w:r>
                   <w:rPr>
-                    <w:rStyle w:val="af"/>
+                    <w:rStyle w:val="PlaceholderText"/>
                   </w:rPr>
                   <w:t>Место для ввода текста.</w:t>
                 </w:r>
@@ -6844,11 +6435,10 @@
                 <w15:appearance w15:val="tags"/>
                 <w:text/>
               </w:sdtPr>
-              <w:sdtEndPr/>
               <w:sdtContent>
                 <w:r>
                   <w:rPr>
-                    <w:rStyle w:val="af"/>
+                    <w:rStyle w:val="PlaceholderText"/>
                   </w:rPr>
                   <w:t>Место для ввода текста.</w:t>
                 </w:r>
@@ -6908,11 +6498,10 @@
                 <w15:appearance w15:val="tags"/>
                 <w:text/>
               </w:sdtPr>
-              <w:sdtEndPr/>
               <w:sdtContent>
                 <w:r>
                   <w:rPr>
-                    <w:rStyle w:val="af"/>
+                    <w:rStyle w:val="PlaceholderText"/>
                   </w:rPr>
                   <w:t>Место для ввода текста.</w:t>
                 </w:r>
@@ -6956,11 +6545,10 @@
                 <w15:appearance w15:val="tags"/>
                 <w:text/>
               </w:sdtPr>
-              <w:sdtEndPr/>
               <w:sdtContent>
                 <w:r>
                   <w:rPr>
-                    <w:rStyle w:val="af"/>
+                    <w:rStyle w:val="PlaceholderText"/>
                   </w:rPr>
                   <w:t>Место для ввода текста.</w:t>
                 </w:r>
@@ -7004,11 +6592,10 @@
                 <w15:appearance w15:val="tags"/>
                 <w:text/>
               </w:sdtPr>
-              <w:sdtEndPr/>
               <w:sdtContent>
                 <w:r>
                   <w:rPr>
-                    <w:rStyle w:val="af"/>
+                    <w:rStyle w:val="PlaceholderText"/>
                   </w:rPr>
                   <w:t>Место для ввода текста.</w:t>
                 </w:r>
@@ -7031,6 +6618,7 @@
                 <w:szCs w:val="20"/>
                 <w:lang w:val="uk-UA"/>
               </w:rPr>
+              <w:lastRenderedPageBreak/>
               <w:t xml:space="preserve">Свідоцтво № </w:t>
             </w:r>
             <w:sdt>
@@ -7052,11 +6640,10 @@
                 <w15:appearance w15:val="tags"/>
                 <w:text/>
               </w:sdtPr>
-              <w:sdtEndPr/>
               <w:sdtContent>
                 <w:r>
                   <w:rPr>
-                    <w:rStyle w:val="af"/>
+                    <w:rStyle w:val="PlaceholderText"/>
                     <w:lang w:val="uk-UA"/>
                   </w:rPr>
                   <w:t>Место для ввода текста.</w:t>
@@ -7098,11 +6685,10 @@
                 <w15:appearance w15:val="tags"/>
                 <w:text/>
               </w:sdtPr>
-              <w:sdtEndPr/>
               <w:sdtContent>
                 <w:r>
                   <w:rPr>
-                    <w:rStyle w:val="af"/>
+                    <w:rStyle w:val="PlaceholderText"/>
                     <w:lang w:val="uk-UA"/>
                   </w:rPr>
                   <w:t>Место для ввода текста.</w:t>
@@ -7142,7 +6728,6 @@
                 <w:szCs w:val="20"/>
                 <w:lang w:val="uk-UA"/>
               </w:rPr>
-              <w:lastRenderedPageBreak/>
               <w:t>Є платником</w:t>
             </w:r>
             <w:r>
@@ -7171,11 +6756,10 @@
                 <w15:appearance w15:val="tags"/>
                 <w:text/>
               </w:sdtPr>
-              <w:sdtEndPr/>
               <w:sdtContent>
                 <w:r>
                   <w:rPr>
-                    <w:rStyle w:val="af"/>
+                    <w:rStyle w:val="PlaceholderText"/>
                     <w:lang w:val="uk-UA"/>
                   </w:rPr>
                   <w:t>Место для ввода текста.</w:t>
@@ -7220,11 +6804,10 @@
                 <w15:appearance w15:val="tags"/>
                 <w:text/>
               </w:sdtPr>
-              <w:sdtEndPr/>
               <w:sdtContent>
                 <w:r>
                   <w:rPr>
-                    <w:rStyle w:val="af"/>
+                    <w:rStyle w:val="PlaceholderText"/>
                   </w:rPr>
                   <w:t>Место для ввода текста.</w:t>
                 </w:r>
@@ -7265,25 +6848,7 @@
                 <w:szCs w:val="20"/>
                 <w:lang w:val="uk-UA"/>
               </w:rPr>
-              <w:t>E-</w:t>
-            </w:r>
-            <w:proofErr w:type="spellStart"/>
-            <w:r>
-              <w:rPr>
-                <w:sz w:val="20"/>
-                <w:szCs w:val="20"/>
-                <w:lang w:val="uk-UA"/>
-              </w:rPr>
-              <w:t>mail</w:t>
-            </w:r>
-            <w:proofErr w:type="spellEnd"/>
-            <w:r>
-              <w:rPr>
-                <w:sz w:val="20"/>
-                <w:szCs w:val="20"/>
-                <w:lang w:val="uk-UA"/>
-              </w:rPr>
-              <w:t>: _______________________________</w:t>
+              <w:t>E-mail: _______________________________</w:t>
             </w:r>
           </w:p>
           <w:p>
@@ -7299,7 +6864,7 @@
           </w:p>
           <w:tbl>
             <w:tblPr>
-              <w:tblStyle w:val="af0"/>
+              <w:tblStyle w:val="TableGrid"/>
               <w:tblW w:w="0" w:type="auto"/>
               <w:tblBorders>
                 <w:top w:val="none" w:sz="0" w:space="0" w:color="auto"/>
@@ -7377,41 +6942,13 @@
                     </w:rPr>
                     <w:t xml:space="preserve">    </w:t>
                   </w:r>
-                  <w:proofErr w:type="spellStart"/>
                   <w:r>
                     <w:rPr>
                       <w:sz w:val="18"/>
                       <w:szCs w:val="18"/>
                       <w:vertAlign w:val="superscript"/>
                     </w:rPr>
-                    <w:t>м.п</w:t>
-                  </w:r>
-                  <w:proofErr w:type="spellEnd"/>
-                  <w:r>
-                    <w:rPr>
-                      <w:sz w:val="18"/>
-                      <w:szCs w:val="18"/>
-                      <w:vertAlign w:val="superscript"/>
-                    </w:rPr>
-                    <w:t>.           (</w:t>
-                  </w:r>
-                  <w:proofErr w:type="spellStart"/>
-                  <w:r>
-                    <w:rPr>
-                      <w:sz w:val="18"/>
-                      <w:szCs w:val="18"/>
-                      <w:vertAlign w:val="superscript"/>
-                    </w:rPr>
-                    <w:t>підпис</w:t>
-                  </w:r>
-                  <w:proofErr w:type="spellEnd"/>
-                  <w:r>
-                    <w:rPr>
-                      <w:sz w:val="18"/>
-                      <w:szCs w:val="18"/>
-                      <w:vertAlign w:val="superscript"/>
-                    </w:rPr>
-                    <w:t xml:space="preserve">)                   </w:t>
+                    <w:t xml:space="preserve">м.п.           (підпис)                   </w:t>
                   </w:r>
                 </w:p>
               </w:tc>
@@ -7459,11 +6996,10 @@
                       <w15:appearance w15:val="tags"/>
                       <w:text/>
                     </w:sdtPr>
-                    <w:sdtEndPr/>
                     <w:sdtContent>
                       <w:r>
                         <w:rPr>
-                          <w:rStyle w:val="af"/>
+                          <w:rStyle w:val="PlaceholderText"/>
                         </w:rPr>
                         <w:t>Место для ввода текста.</w:t>
                       </w:r>
@@ -7483,7 +7019,7 @@
           </w:tbl>
           <w:p>
             <w:pPr>
-              <w:pStyle w:val="a3"/>
+              <w:pStyle w:val="BodyText"/>
               <w:ind w:right="0"/>
               <w:rPr>
                 <w:sz w:val="20"/>
@@ -7511,7 +7047,7 @@
           </w:tcPr>
           <w:p>
             <w:pPr>
-              <w:pStyle w:val="23"/>
+              <w:pStyle w:val="BodyTextIndent2"/>
               <w:spacing w:after="0" w:line="240" w:lineRule="auto"/>
               <w:ind w:left="0"/>
               <w:rPr>
@@ -7536,7 +7072,7 @@
           </w:p>
           <w:p>
             <w:pPr>
-              <w:pStyle w:val="a7"/>
+              <w:pStyle w:val="Footer"/>
               <w:ind w:right="360" w:firstLine="34"/>
               <w:rPr>
                 <w:b w:val="0"/>
@@ -7579,7 +7115,7 @@
           </w:p>
           <w:p>
             <w:pPr>
-              <w:pStyle w:val="a7"/>
+              <w:pStyle w:val="Footer"/>
               <w:ind w:right="360" w:firstLine="34"/>
               <w:rPr>
                 <w:b w:val="0"/>
@@ -7602,7 +7138,7 @@
           </w:p>
           <w:p>
             <w:pPr>
-              <w:pStyle w:val="a7"/>
+              <w:pStyle w:val="Footer"/>
               <w:ind w:right="360" w:firstLine="34"/>
               <w:rPr>
                 <w:b w:val="0"/>
@@ -7624,7 +7160,7 @@
           </w:p>
           <w:p>
             <w:pPr>
-              <w:pStyle w:val="a7"/>
+              <w:pStyle w:val="Footer"/>
               <w:ind w:right="360" w:firstLine="34"/>
               <w:rPr>
                 <w:b w:val="0"/>
@@ -7637,7 +7173,7 @@
           </w:p>
           <w:p>
             <w:pPr>
-              <w:pStyle w:val="a7"/>
+              <w:pStyle w:val="Footer"/>
               <w:ind w:right="360" w:firstLine="34"/>
               <w:rPr>
                 <w:b w:val="0"/>
@@ -7660,7 +7196,7 @@
           </w:p>
           <w:p>
             <w:pPr>
-              <w:pStyle w:val="a7"/>
+              <w:pStyle w:val="Footer"/>
               <w:ind w:right="360" w:firstLine="34"/>
               <w:rPr>
                 <w:b w:val="0"/>
@@ -7683,7 +7219,7 @@
           </w:p>
           <w:p>
             <w:pPr>
-              <w:pStyle w:val="a7"/>
+              <w:pStyle w:val="Footer"/>
               <w:ind w:right="360" w:firstLine="34"/>
               <w:rPr>
                 <w:b w:val="0"/>
@@ -7705,7 +7241,7 @@
           </w:p>
           <w:p>
             <w:pPr>
-              <w:pStyle w:val="23"/>
+              <w:pStyle w:val="BodyTextIndent2"/>
               <w:spacing w:after="0" w:line="240" w:lineRule="auto"/>
               <w:ind w:left="0"/>
               <w:jc w:val="center"/>
@@ -7805,11 +7341,10 @@
                 <w15:appearance w15:val="tags"/>
                 <w:text/>
               </w:sdtPr>
-              <w:sdtEndPr/>
               <w:sdtContent>
                 <w:r>
                   <w:rPr>
-                    <w:rStyle w:val="af"/>
+                    <w:rStyle w:val="PlaceholderText"/>
                   </w:rPr>
                   <w:t>Место для ввода текста.</w:t>
                 </w:r>
@@ -7826,7 +7361,6 @@
                 <w:lang w:val="uk-UA"/>
               </w:rPr>
             </w:pPr>
-            <w:proofErr w:type="spellStart"/>
             <w:r>
               <w:rPr>
                 <w:rFonts w:eastAsia="Calibri"/>
@@ -7836,19 +7370,7 @@
                 <w:szCs w:val="16"/>
                 <w:lang w:val="uk-UA" w:eastAsia="en-US"/>
               </w:rPr>
-              <w:t>тел</w:t>
-            </w:r>
-            <w:proofErr w:type="spellEnd"/>
-            <w:r>
-              <w:rPr>
-                <w:rFonts w:eastAsia="Calibri"/>
-                <w:b w:val="0"/>
-                <w:bCs w:val="0"/>
-                <w:sz w:val="16"/>
-                <w:szCs w:val="16"/>
-                <w:lang w:val="uk-UA" w:eastAsia="en-US"/>
-              </w:rPr>
-              <w:t>.:</w:t>
+              <w:t>тел.:</w:t>
             </w:r>
             <w:r>
               <w:rPr>
@@ -7880,11 +7402,10 @@
                 <w15:appearance w15:val="tags"/>
                 <w:text/>
               </w:sdtPr>
-              <w:sdtEndPr/>
               <w:sdtContent>
                 <w:r>
                   <w:rPr>
-                    <w:rStyle w:val="af"/>
+                    <w:rStyle w:val="PlaceholderText"/>
                   </w:rPr>
                   <w:t>Место для ввода текста.</w:t>
                 </w:r>
@@ -7896,7 +7417,7 @@
     </w:tbl>
     <w:p>
       <w:pPr>
-        <w:pStyle w:val="ac"/>
+        <w:pStyle w:val="Subtitle"/>
         <w:pageBreakBefore/>
         <w:ind w:left="-142" w:firstLine="0"/>
       </w:pPr>
@@ -8091,7 +7612,7 @@
     </w:p>
     <w:p>
       <w:pPr>
-        <w:pStyle w:val="aa"/>
+        <w:pStyle w:val="Title"/>
         <w:ind w:left="-142" w:firstLine="708"/>
         <w:jc w:val="right"/>
         <w:rPr>
@@ -8102,14 +7623,14 @@
     </w:p>
     <w:p>
       <w:pPr>
-        <w:pStyle w:val="aa"/>
+        <w:pStyle w:val="Title"/>
         <w:ind w:left="3600" w:firstLine="720"/>
         <w:jc w:val="left"/>
       </w:pPr>
     </w:p>
     <w:p>
       <w:pPr>
-        <w:pStyle w:val="aa"/>
+        <w:pStyle w:val="Title"/>
         <w:ind w:left="3600" w:firstLine="720"/>
         <w:jc w:val="left"/>
         <w:rPr>
@@ -8124,7 +7645,7 @@
         <mc:AlternateContent>
           <mc:Choice Requires="wps">
             <w:drawing>
-              <wp:anchor distT="0" distB="0" distL="114300" distR="114300" simplePos="0" relativeHeight="251661312" behindDoc="0" locked="0" layoutInCell="1" allowOverlap="1">
+              <wp:anchor distT="0" distB="0" distL="114300" distR="114300" simplePos="0" relativeHeight="251661312" behindDoc="0" locked="0" layoutInCell="1" allowOverlap="1" wp14:anchorId="22DC70D1" wp14:editId="7DE0D28C">
                 <wp:simplePos x="0" y="0"/>
                 <wp:positionH relativeFrom="column">
                   <wp:posOffset>548676</wp:posOffset>
@@ -8169,7 +7690,6 @@
                               <w:rPr>
                                 <w:sz w:val="24"/>
                                 <w:szCs w:val="24"/>
-                                <w:lang/>
                               </w:rPr>
                             </w:pPr>
                             <w:r>
@@ -8280,7 +7800,7 @@
     </w:p>
     <w:p>
       <w:pPr>
-        <w:pStyle w:val="aa"/>
+        <w:pStyle w:val="Title"/>
         <w:ind w:left="6372" w:firstLine="708"/>
         <w:jc w:val="left"/>
         <w:rPr>
@@ -8395,7 +7915,7 @@
     </w:p>
     <w:p>
       <w:pPr>
-        <w:pStyle w:val="2"/>
+        <w:pStyle w:val="Heading2"/>
         <w:rPr>
           <w:sz w:val="20"/>
           <w:szCs w:val="20"/>
@@ -8480,52 +8000,14 @@
                 <w:szCs w:val="23"/>
               </w:rPr>
             </w:pPr>
-            <w:proofErr w:type="spellStart"/>
             <w:r>
               <w:rPr>
                 <w:rFonts w:eastAsia="Times New Roman"/>
                 <w:sz w:val="23"/>
                 <w:szCs w:val="23"/>
               </w:rPr>
-              <w:t>Назва</w:t>
+              <w:t>Назва використаного твору</w:t>
             </w:r>
-            <w:proofErr w:type="spellEnd"/>
-            <w:r>
-              <w:rPr>
-                <w:rFonts w:eastAsia="Times New Roman"/>
-                <w:sz w:val="23"/>
-                <w:szCs w:val="23"/>
-              </w:rPr>
-              <w:t xml:space="preserve"> </w:t>
-            </w:r>
-            <w:proofErr w:type="spellStart"/>
-            <w:r>
-              <w:rPr>
-                <w:rFonts w:eastAsia="Times New Roman"/>
-                <w:sz w:val="23"/>
-                <w:szCs w:val="23"/>
-              </w:rPr>
-              <w:t>використаного</w:t>
-            </w:r>
-            <w:proofErr w:type="spellEnd"/>
-            <w:r>
-              <w:rPr>
-                <w:rFonts w:eastAsia="Times New Roman"/>
-                <w:sz w:val="23"/>
-                <w:szCs w:val="23"/>
-              </w:rPr>
-              <w:t xml:space="preserve"> </w:t>
-            </w:r>
-            <w:proofErr w:type="spellStart"/>
-            <w:r>
-              <w:rPr>
-                <w:rFonts w:eastAsia="Times New Roman"/>
-                <w:sz w:val="23"/>
-                <w:szCs w:val="23"/>
-              </w:rPr>
-              <w:t>твору</w:t>
-            </w:r>
-            <w:proofErr w:type="spellEnd"/>
           </w:p>
         </w:tc>
         <w:tc>
@@ -8551,124 +8033,14 @@
                 <w:szCs w:val="23"/>
               </w:rPr>
             </w:pPr>
-            <w:proofErr w:type="spellStart"/>
             <w:r>
               <w:rPr>
                 <w:rFonts w:eastAsia="Times New Roman"/>
                 <w:sz w:val="23"/>
                 <w:szCs w:val="23"/>
               </w:rPr>
-              <w:t>Виконавець</w:t>
+              <w:t>Виконавець  - П.І.Б. виконавця (співвиконавців) або назва колективу виконавців</w:t>
             </w:r>
-            <w:proofErr w:type="spellEnd"/>
-            <w:r>
-              <w:rPr>
-                <w:rFonts w:eastAsia="Times New Roman"/>
-                <w:sz w:val="23"/>
-                <w:szCs w:val="23"/>
-              </w:rPr>
-              <w:t xml:space="preserve">  - П.І.Б. </w:t>
-            </w:r>
-            <w:proofErr w:type="spellStart"/>
-            <w:r>
-              <w:rPr>
-                <w:rFonts w:eastAsia="Times New Roman"/>
-                <w:sz w:val="23"/>
-                <w:szCs w:val="23"/>
-              </w:rPr>
-              <w:t>виконавця</w:t>
-            </w:r>
-            <w:proofErr w:type="spellEnd"/>
-            <w:r>
-              <w:rPr>
-                <w:rFonts w:eastAsia="Times New Roman"/>
-                <w:sz w:val="23"/>
-                <w:szCs w:val="23"/>
-              </w:rPr>
-              <w:t xml:space="preserve"> (</w:t>
-            </w:r>
-            <w:proofErr w:type="spellStart"/>
-            <w:r>
-              <w:rPr>
-                <w:rFonts w:eastAsia="Times New Roman"/>
-                <w:sz w:val="23"/>
-                <w:szCs w:val="23"/>
-              </w:rPr>
-              <w:t>співвиконавців</w:t>
-            </w:r>
-            <w:proofErr w:type="spellEnd"/>
-            <w:r>
-              <w:rPr>
-                <w:rFonts w:eastAsia="Times New Roman"/>
-                <w:sz w:val="23"/>
-                <w:szCs w:val="23"/>
-              </w:rPr>
-              <w:t xml:space="preserve">) </w:t>
-            </w:r>
-            <w:proofErr w:type="spellStart"/>
-            <w:r>
-              <w:rPr>
-                <w:rFonts w:eastAsia="Times New Roman"/>
-                <w:sz w:val="23"/>
-                <w:szCs w:val="23"/>
-              </w:rPr>
-              <w:t>або</w:t>
-            </w:r>
-            <w:proofErr w:type="spellEnd"/>
-            <w:r>
-              <w:rPr>
-                <w:rFonts w:eastAsia="Times New Roman"/>
-                <w:sz w:val="23"/>
-                <w:szCs w:val="23"/>
-              </w:rPr>
-              <w:t xml:space="preserve"> </w:t>
-            </w:r>
-            <w:proofErr w:type="spellStart"/>
-            <w:r>
-              <w:rPr>
-                <w:rFonts w:eastAsia="Times New Roman"/>
-                <w:sz w:val="23"/>
-                <w:szCs w:val="23"/>
-              </w:rPr>
-              <w:t>назва</w:t>
-            </w:r>
-            <w:proofErr w:type="spellEnd"/>
-            <w:r>
-              <w:rPr>
-                <w:rFonts w:eastAsia="Times New Roman"/>
-                <w:sz w:val="23"/>
-                <w:szCs w:val="23"/>
-              </w:rPr>
-              <w:t xml:space="preserve"> </w:t>
-            </w:r>
-            <w:proofErr w:type="spellStart"/>
-            <w:r>
-              <w:rPr>
-                <w:rFonts w:eastAsia="Times New Roman"/>
-                <w:sz w:val="23"/>
-                <w:szCs w:val="23"/>
-              </w:rPr>
-              <w:t>колективу</w:t>
-            </w:r>
-            <w:proofErr w:type="spellEnd"/>
-            <w:r>
-              <w:rPr>
-                <w:rFonts w:eastAsia="Times New Roman"/>
-                <w:sz w:val="23"/>
-                <w:szCs w:val="23"/>
-              </w:rPr>
-              <w:t xml:space="preserve"> </w:t>
-            </w:r>
-            <w:proofErr w:type="spellStart"/>
-            <w:r>
-              <w:rPr>
-                <w:rFonts w:eastAsia="Times New Roman"/>
-                <w:sz w:val="23"/>
-                <w:szCs w:val="23"/>
-              </w:rPr>
-              <w:t>виконавців</w:t>
-            </w:r>
-            <w:proofErr w:type="spellEnd"/>
           </w:p>
         </w:tc>
         <w:tc>
@@ -8700,25 +8072,7 @@
                 <w:sz w:val="23"/>
                 <w:szCs w:val="23"/>
               </w:rPr>
-              <w:t xml:space="preserve">Автор </w:t>
-            </w:r>
-            <w:proofErr w:type="spellStart"/>
-            <w:r>
-              <w:rPr>
-                <w:rFonts w:eastAsia="Times New Roman"/>
-                <w:sz w:val="23"/>
-                <w:szCs w:val="23"/>
-              </w:rPr>
-              <w:t>музики</w:t>
-            </w:r>
-            <w:proofErr w:type="spellEnd"/>
-            <w:r>
-              <w:rPr>
-                <w:rFonts w:eastAsia="Times New Roman"/>
-                <w:sz w:val="23"/>
-                <w:szCs w:val="23"/>
-              </w:rPr>
-              <w:t xml:space="preserve"> (П.І.Б.)</w:t>
+              <w:t>Автор музики (П.І.Б.)</w:t>
             </w:r>
           </w:p>
         </w:tc>
@@ -8780,59 +8134,13 @@
                 <w:lang w:val="uk-UA"/>
               </w:rPr>
             </w:pPr>
-            <w:proofErr w:type="spellStart"/>
             <w:r>
               <w:rPr>
                 <w:rFonts w:eastAsia="Times New Roman"/>
                 <w:sz w:val="23"/>
                 <w:szCs w:val="23"/>
               </w:rPr>
-              <w:t>Тривалість</w:t>
-            </w:r>
-            <w:proofErr w:type="spellEnd"/>
-            <w:r>
-              <w:rPr>
-                <w:rFonts w:eastAsia="Times New Roman"/>
-                <w:sz w:val="23"/>
-                <w:szCs w:val="23"/>
-              </w:rPr>
-              <w:t xml:space="preserve"> </w:t>
-            </w:r>
-            <w:proofErr w:type="spellStart"/>
-            <w:r>
-              <w:rPr>
-                <w:rFonts w:eastAsia="Times New Roman"/>
-                <w:sz w:val="23"/>
-                <w:szCs w:val="23"/>
-              </w:rPr>
-              <w:t>звучання</w:t>
-            </w:r>
-            <w:proofErr w:type="spellEnd"/>
-            <w:r>
-              <w:rPr>
-                <w:rFonts w:eastAsia="Times New Roman"/>
-                <w:sz w:val="23"/>
-                <w:szCs w:val="23"/>
-              </w:rPr>
-              <w:t xml:space="preserve"> </w:t>
-            </w:r>
-            <w:proofErr w:type="spellStart"/>
-            <w:r>
-              <w:rPr>
-                <w:rFonts w:eastAsia="Times New Roman"/>
-                <w:sz w:val="23"/>
-                <w:szCs w:val="23"/>
-              </w:rPr>
-              <w:t>твору</w:t>
-            </w:r>
-            <w:proofErr w:type="spellEnd"/>
-            <w:r>
-              <w:rPr>
-                <w:rFonts w:eastAsia="Times New Roman"/>
-                <w:sz w:val="23"/>
-                <w:szCs w:val="23"/>
-              </w:rPr>
-              <w:t xml:space="preserve"> </w:t>
+              <w:t xml:space="preserve">Тривалість звучання твору </w:t>
             </w:r>
             <w:r>
               <w:rPr>
@@ -8851,39 +8159,16 @@
                 <w:szCs w:val="18"/>
                 <w:lang w:val="uk-UA"/>
               </w:rPr>
-              <w:t>год</w:t>
+              <w:t>год.:</w:t>
             </w:r>
-            <w:proofErr w:type="gramStart"/>
             <w:r>
               <w:rPr>
                 <w:rFonts w:ascii="Arial Narrow" w:eastAsia="Times New Roman" w:hAnsi="Arial Narrow"/>
                 <w:b w:val="0"/>
                 <w:sz w:val="18"/>
                 <w:szCs w:val="18"/>
-                <w:lang w:val="uk-UA"/>
-              </w:rPr>
-              <w:t>.:</w:t>
-            </w:r>
-            <w:proofErr w:type="spellStart"/>
-            <w:r>
-              <w:rPr>
-                <w:rFonts w:ascii="Arial Narrow" w:eastAsia="Times New Roman" w:hAnsi="Arial Narrow"/>
-                <w:b w:val="0"/>
-                <w:sz w:val="18"/>
-                <w:szCs w:val="18"/>
-              </w:rPr>
-              <w:t>хвил</w:t>
-            </w:r>
-            <w:proofErr w:type="spellEnd"/>
-            <w:proofErr w:type="gramEnd"/>
-            <w:r>
-              <w:rPr>
-                <w:rFonts w:ascii="Arial Narrow" w:eastAsia="Times New Roman" w:hAnsi="Arial Narrow"/>
-                <w:b w:val="0"/>
-                <w:sz w:val="18"/>
-                <w:szCs w:val="18"/>
-              </w:rPr>
-              <w:t>.</w:t>
+              </w:rPr>
+              <w:t>хвил.</w:t>
             </w:r>
             <w:r>
               <w:rPr>
@@ -8952,70 +8237,14 @@
                 <w:szCs w:val="23"/>
               </w:rPr>
             </w:pPr>
-            <w:proofErr w:type="spellStart"/>
             <w:r>
               <w:rPr>
                 <w:rFonts w:eastAsia="Times New Roman"/>
                 <w:sz w:val="23"/>
                 <w:szCs w:val="23"/>
               </w:rPr>
-              <w:t>Кількість</w:t>
+              <w:t>Кількість публічних сповіщень твору</w:t>
             </w:r>
-            <w:proofErr w:type="spellEnd"/>
-            <w:r>
-              <w:rPr>
-                <w:rFonts w:eastAsia="Times New Roman"/>
-                <w:sz w:val="23"/>
-                <w:szCs w:val="23"/>
-              </w:rPr>
-              <w:t xml:space="preserve"> </w:t>
-            </w:r>
-            <w:proofErr w:type="spellStart"/>
-            <w:r>
-              <w:rPr>
-                <w:rFonts w:eastAsia="Times New Roman"/>
-                <w:sz w:val="23"/>
-                <w:szCs w:val="23"/>
-              </w:rPr>
-              <w:t>публічних</w:t>
-            </w:r>
-            <w:proofErr w:type="spellEnd"/>
-            <w:r>
-              <w:rPr>
-                <w:rFonts w:eastAsia="Times New Roman"/>
-                <w:sz w:val="23"/>
-                <w:szCs w:val="23"/>
-              </w:rPr>
-              <w:t xml:space="preserve"> </w:t>
-            </w:r>
-            <w:proofErr w:type="spellStart"/>
-            <w:r>
-              <w:rPr>
-                <w:rFonts w:eastAsia="Times New Roman"/>
-                <w:sz w:val="23"/>
-                <w:szCs w:val="23"/>
-              </w:rPr>
-              <w:t>сповіщень</w:t>
-            </w:r>
-            <w:proofErr w:type="spellEnd"/>
-            <w:r>
-              <w:rPr>
-                <w:rFonts w:eastAsia="Times New Roman"/>
-                <w:sz w:val="23"/>
-                <w:szCs w:val="23"/>
-              </w:rPr>
-              <w:t xml:space="preserve"> </w:t>
-            </w:r>
-            <w:proofErr w:type="spellStart"/>
-            <w:r>
-              <w:rPr>
-                <w:rFonts w:eastAsia="Times New Roman"/>
-                <w:sz w:val="23"/>
-                <w:szCs w:val="23"/>
-              </w:rPr>
-              <w:t>твору</w:t>
-            </w:r>
-            <w:proofErr w:type="spellEnd"/>
           </w:p>
         </w:tc>
         <w:tc>
@@ -9043,7 +8272,6 @@
                 <w:lang w:val="uk-UA"/>
               </w:rPr>
             </w:pPr>
-            <w:proofErr w:type="spellStart"/>
             <w:r>
               <w:rPr>
                 <w:rFonts w:eastAsia="Times New Roman"/>
@@ -9052,74 +8280,15 @@
                 <w:sz w:val="23"/>
                 <w:szCs w:val="23"/>
               </w:rPr>
-              <w:t>Загальна</w:t>
+              <w:t>Загальна Тривалість</w:t>
             </w:r>
-            <w:proofErr w:type="spellEnd"/>
-            <w:r>
-              <w:rPr>
-                <w:rFonts w:eastAsia="Times New Roman"/>
-                <w:i/>
-                <w:iCs/>
-                <w:sz w:val="23"/>
-                <w:szCs w:val="23"/>
-              </w:rPr>
-              <w:t xml:space="preserve"> </w:t>
-            </w:r>
-            <w:proofErr w:type="spellStart"/>
-            <w:r>
-              <w:rPr>
-                <w:rFonts w:eastAsia="Times New Roman"/>
-                <w:i/>
-                <w:iCs/>
-                <w:sz w:val="23"/>
-                <w:szCs w:val="23"/>
-              </w:rPr>
-              <w:t>Тривалість</w:t>
-            </w:r>
-            <w:proofErr w:type="spellEnd"/>
             <w:r>
               <w:rPr>
                 <w:rFonts w:eastAsia="Times New Roman"/>
                 <w:sz w:val="23"/>
                 <w:szCs w:val="23"/>
               </w:rPr>
-              <w:t xml:space="preserve"> </w:t>
-            </w:r>
-            <w:proofErr w:type="spellStart"/>
-            <w:r>
-              <w:rPr>
-                <w:rFonts w:eastAsia="Times New Roman"/>
-                <w:sz w:val="23"/>
-                <w:szCs w:val="23"/>
-              </w:rPr>
-              <w:t>звучання</w:t>
-            </w:r>
-            <w:proofErr w:type="spellEnd"/>
-            <w:r>
-              <w:rPr>
-                <w:rFonts w:eastAsia="Times New Roman"/>
-                <w:sz w:val="23"/>
-                <w:szCs w:val="23"/>
-              </w:rPr>
-              <w:t xml:space="preserve"> </w:t>
-            </w:r>
-            <w:proofErr w:type="spellStart"/>
-            <w:r>
-              <w:rPr>
-                <w:rFonts w:eastAsia="Times New Roman"/>
-                <w:sz w:val="23"/>
-                <w:szCs w:val="23"/>
-              </w:rPr>
-              <w:t>твору</w:t>
-            </w:r>
-            <w:proofErr w:type="spellEnd"/>
-            <w:r>
-              <w:rPr>
-                <w:rFonts w:eastAsia="Times New Roman"/>
-                <w:sz w:val="23"/>
-                <w:szCs w:val="23"/>
-              </w:rPr>
-              <w:t xml:space="preserve"> </w:t>
+              <w:t xml:space="preserve"> звучання твору </w:t>
             </w:r>
             <w:r>
               <w:rPr>
@@ -9138,39 +8307,16 @@
                 <w:szCs w:val="18"/>
                 <w:lang w:val="uk-UA"/>
               </w:rPr>
-              <w:t>год</w:t>
+              <w:t>год.:</w:t>
             </w:r>
-            <w:proofErr w:type="gramStart"/>
             <w:r>
               <w:rPr>
                 <w:rFonts w:ascii="Arial Narrow" w:eastAsia="Times New Roman" w:hAnsi="Arial Narrow"/>
                 <w:b w:val="0"/>
                 <w:sz w:val="18"/>
                 <w:szCs w:val="18"/>
-                <w:lang w:val="uk-UA"/>
-              </w:rPr>
-              <w:t>.:</w:t>
-            </w:r>
-            <w:proofErr w:type="spellStart"/>
-            <w:r>
-              <w:rPr>
-                <w:rFonts w:ascii="Arial Narrow" w:eastAsia="Times New Roman" w:hAnsi="Arial Narrow"/>
-                <w:b w:val="0"/>
-                <w:sz w:val="18"/>
-                <w:szCs w:val="18"/>
-              </w:rPr>
-              <w:t>хвил</w:t>
-            </w:r>
-            <w:proofErr w:type="spellEnd"/>
-            <w:proofErr w:type="gramEnd"/>
-            <w:r>
-              <w:rPr>
-                <w:rFonts w:ascii="Arial Narrow" w:eastAsia="Times New Roman" w:hAnsi="Arial Narrow"/>
-                <w:b w:val="0"/>
-                <w:sz w:val="18"/>
-                <w:szCs w:val="18"/>
-              </w:rPr>
-              <w:t>.</w:t>
+              </w:rPr>
+              <w:t>хвил.</w:t>
             </w:r>
             <w:r>
               <w:rPr>
@@ -11016,7 +10162,7 @@
         <mc:AlternateContent>
           <mc:Choice Requires="wps">
             <w:drawing>
-              <wp:anchor distT="0" distB="0" distL="114300" distR="114300" simplePos="0" relativeHeight="251660288" behindDoc="0" locked="0" layoutInCell="1" allowOverlap="1">
+              <wp:anchor distT="0" distB="0" distL="114300" distR="114300" simplePos="0" relativeHeight="251660288" behindDoc="0" locked="0" layoutInCell="1" allowOverlap="1" wp14:anchorId="34FA46C9" wp14:editId="007A65AA">
                 <wp:simplePos x="0" y="0"/>
                 <wp:positionH relativeFrom="column">
                   <wp:posOffset>65405</wp:posOffset>
@@ -11155,7 +10301,7 @@
     </w:p>
     <w:p>
       <w:pPr>
-        <w:pStyle w:val="a3"/>
+        <w:pStyle w:val="BodyText"/>
         <w:ind w:right="0" w:firstLine="709"/>
         <w:rPr>
           <w:sz w:val="18"/>
@@ -11165,7 +10311,7 @@
     </w:p>
     <w:p>
       <w:pPr>
-        <w:pStyle w:val="a3"/>
+        <w:pStyle w:val="BodyText"/>
         <w:ind w:right="0" w:firstLine="709"/>
         <w:rPr>
           <w:sz w:val="18"/>
@@ -11175,7 +10321,7 @@
     </w:p>
     <w:p>
       <w:pPr>
-        <w:pStyle w:val="a3"/>
+        <w:pStyle w:val="BodyText"/>
         <w:ind w:right="0" w:firstLine="709"/>
         <w:rPr>
           <w:sz w:val="18"/>
@@ -11185,7 +10331,7 @@
     </w:p>
     <w:p>
       <w:pPr>
-        <w:pStyle w:val="a3"/>
+        <w:pStyle w:val="BodyText"/>
         <w:ind w:right="0" w:firstLine="709"/>
         <w:rPr>
           <w:sz w:val="18"/>
@@ -11195,7 +10341,7 @@
     </w:p>
     <w:p>
       <w:pPr>
-        <w:pStyle w:val="a3"/>
+        <w:pStyle w:val="BodyText"/>
         <w:ind w:right="0" w:firstLine="709"/>
         <w:rPr>
           <w:sz w:val="18"/>
@@ -11205,7 +10351,7 @@
     </w:p>
     <w:p>
       <w:pPr>
-        <w:pStyle w:val="a3"/>
+        <w:pStyle w:val="BodyText"/>
         <w:ind w:right="0" w:firstLine="709"/>
         <w:rPr>
           <w:sz w:val="18"/>
@@ -11215,7 +10361,7 @@
     </w:p>
     <w:p>
       <w:pPr>
-        <w:pStyle w:val="a3"/>
+        <w:pStyle w:val="BodyText"/>
         <w:ind w:right="0" w:firstLine="709"/>
         <w:rPr>
           <w:sz w:val="18"/>
@@ -11225,7 +10371,7 @@
     </w:p>
     <w:p>
       <w:pPr>
-        <w:pStyle w:val="a3"/>
+        <w:pStyle w:val="BodyText"/>
         <w:ind w:right="0" w:firstLine="709"/>
         <w:rPr>
           <w:sz w:val="18"/>
@@ -11235,7 +10381,7 @@
     </w:p>
     <w:p>
       <w:pPr>
-        <w:pStyle w:val="a3"/>
+        <w:pStyle w:val="BodyText"/>
         <w:ind w:right="0" w:firstLine="709"/>
         <w:rPr>
           <w:sz w:val="18"/>
@@ -11245,7 +10391,7 @@
     </w:p>
     <w:p>
       <w:pPr>
-        <w:pStyle w:val="a3"/>
+        <w:pStyle w:val="BodyText"/>
         <w:ind w:right="0" w:firstLine="709"/>
         <w:rPr>
           <w:sz w:val="18"/>
@@ -11255,7 +10401,7 @@
     </w:p>
     <w:p>
       <w:pPr>
-        <w:pStyle w:val="a3"/>
+        <w:pStyle w:val="BodyText"/>
         <w:ind w:right="0" w:firstLine="709"/>
         <w:rPr>
           <w:sz w:val="18"/>
@@ -11265,7 +10411,7 @@
     </w:p>
     <w:p>
       <w:pPr>
-        <w:pStyle w:val="a3"/>
+        <w:pStyle w:val="BodyText"/>
         <w:ind w:right="0" w:firstLine="709"/>
         <w:rPr>
           <w:sz w:val="18"/>
@@ -11275,7 +10421,7 @@
     </w:p>
     <w:p>
       <w:pPr>
-        <w:pStyle w:val="a3"/>
+        <w:pStyle w:val="BodyText"/>
         <w:ind w:right="0" w:firstLine="709"/>
         <w:rPr>
           <w:sz w:val="18"/>
@@ -11285,7 +10431,7 @@
     </w:p>
     <w:p>
       <w:pPr>
-        <w:pStyle w:val="a3"/>
+        <w:pStyle w:val="BodyText"/>
         <w:ind w:right="0" w:firstLine="709"/>
         <w:rPr>
           <w:sz w:val="18"/>
@@ -11295,7 +10441,7 @@
     </w:p>
     <w:p>
       <w:pPr>
-        <w:pStyle w:val="a3"/>
+        <w:pStyle w:val="BodyText"/>
         <w:ind w:right="0" w:firstLine="709"/>
         <w:rPr>
           <w:sz w:val="18"/>
@@ -11305,7 +10451,7 @@
     </w:p>
     <w:p>
       <w:pPr>
-        <w:pStyle w:val="a3"/>
+        <w:pStyle w:val="BodyText"/>
         <w:ind w:right="0" w:firstLine="709"/>
         <w:rPr>
           <w:sz w:val="18"/>
@@ -11315,7 +10461,7 @@
     </w:p>
     <w:p>
       <w:pPr>
-        <w:pStyle w:val="a3"/>
+        <w:pStyle w:val="BodyText"/>
         <w:ind w:right="0" w:firstLine="709"/>
         <w:rPr>
           <w:sz w:val="18"/>
@@ -11325,7 +10471,7 @@
     </w:p>
     <w:p>
       <w:pPr>
-        <w:pStyle w:val="a3"/>
+        <w:pStyle w:val="BodyText"/>
         <w:ind w:right="0" w:firstLine="709"/>
         <w:rPr>
           <w:sz w:val="18"/>
@@ -11335,7 +10481,7 @@
     </w:p>
     <w:p>
       <w:pPr>
-        <w:pStyle w:val="a3"/>
+        <w:pStyle w:val="BodyText"/>
         <w:ind w:right="0" w:firstLine="709"/>
         <w:rPr>
           <w:sz w:val="18"/>
@@ -11345,7 +10491,7 @@
     </w:p>
     <w:p>
       <w:pPr>
-        <w:pStyle w:val="a3"/>
+        <w:pStyle w:val="BodyText"/>
         <w:ind w:right="0" w:firstLine="709"/>
         <w:rPr>
           <w:sz w:val="18"/>
@@ -11355,7 +10501,7 @@
     </w:p>
     <w:p>
       <w:pPr>
-        <w:pStyle w:val="a3"/>
+        <w:pStyle w:val="BodyText"/>
         <w:ind w:right="0" w:firstLine="709"/>
         <w:rPr>
           <w:sz w:val="18"/>
@@ -11365,7 +10511,7 @@
     </w:p>
     <w:p>
       <w:pPr>
-        <w:pStyle w:val="a3"/>
+        <w:pStyle w:val="BodyText"/>
         <w:ind w:right="0" w:firstLine="709"/>
         <w:rPr>
           <w:sz w:val="18"/>
@@ -11375,7 +10521,7 @@
     </w:p>
     <w:p>
       <w:pPr>
-        <w:pStyle w:val="a3"/>
+        <w:pStyle w:val="BodyText"/>
         <w:ind w:right="0" w:firstLine="709"/>
         <w:rPr>
           <w:sz w:val="18"/>
@@ -11658,7 +10804,7 @@
     </w:p>
     <w:p>
       <w:pPr>
-        <w:pStyle w:val="a3"/>
+        <w:pStyle w:val="BodyText"/>
         <w:jc w:val="center"/>
         <w:rPr>
           <w:b/>
@@ -11679,7 +10825,7 @@
     </w:p>
     <w:p>
       <w:pPr>
-        <w:pStyle w:val="a3"/>
+        <w:pStyle w:val="BodyText"/>
         <w:jc w:val="center"/>
         <w:rPr>
           <w:b/>
@@ -11698,7 +10844,7 @@
         <mc:AlternateContent>
           <mc:Choice Requires="wps">
             <w:drawing>
-              <wp:anchor distT="0" distB="0" distL="114300" distR="114300" simplePos="0" relativeHeight="251664384" behindDoc="0" locked="0" layoutInCell="1" allowOverlap="1">
+              <wp:anchor distT="0" distB="0" distL="114300" distR="114300" simplePos="0" relativeHeight="251664384" behindDoc="0" locked="0" layoutInCell="1" allowOverlap="1" wp14:anchorId="729AD9A9" wp14:editId="399D1D5C">
                 <wp:simplePos x="0" y="0"/>
                 <wp:positionH relativeFrom="column">
                   <wp:posOffset>733610</wp:posOffset>
@@ -11743,7 +10889,6 @@
                               <w:rPr>
                                 <w:sz w:val="24"/>
                                 <w:szCs w:val="24"/>
-                                <w:lang/>
                               </w:rPr>
                             </w:pPr>
                             <w:r>
@@ -11850,7 +10995,7 @@
     </w:p>
     <w:p>
       <w:pPr>
-        <w:pStyle w:val="a3"/>
+        <w:pStyle w:val="BodyText"/>
         <w:jc w:val="center"/>
         <w:rPr>
           <w:b/>
@@ -11944,7 +11089,7 @@
     </w:p>
     <w:p>
       <w:pPr>
-        <w:pStyle w:val="a3"/>
+        <w:pStyle w:val="BodyText"/>
         <w:ind w:right="-1"/>
         <w:jc w:val="center"/>
         <w:rPr>
@@ -11962,9 +11107,17 @@
           <w:szCs w:val="24"/>
           <w:lang w:val="ru-RU"/>
         </w:rPr>
-        <w:t>(</w:t>
-      </w:r>
-      <w:proofErr w:type="spellStart"/>
+        <w:t xml:space="preserve">(далі - Договір) </w:t>
+      </w:r>
+      <w:r>
+        <w:rPr>
+          <w:b/>
+          <w:bCs/>
+          <w:sz w:val="24"/>
+          <w:szCs w:val="24"/>
+        </w:rPr>
+        <w:t xml:space="preserve">за </w:t>
+      </w:r>
       <w:r>
         <w:rPr>
           <w:b/>
@@ -11973,319 +11126,689 @@
           <w:szCs w:val="24"/>
           <w:lang w:val="ru-RU"/>
         </w:rPr>
-        <w:t>далі</w:t>
-      </w:r>
-      <w:proofErr w:type="spellEnd"/>
+        <w:t>_________</w:t>
+      </w:r>
       <w:r>
         <w:rPr>
           <w:b/>
           <w:bCs/>
           <w:sz w:val="24"/>
           <w:szCs w:val="24"/>
+        </w:rPr>
+        <w:t xml:space="preserve"> 20___ р.</w:t>
+      </w:r>
+    </w:p>
+    <w:p>
+      <w:pPr>
+        <w:pStyle w:val="BodyText"/>
+        <w:rPr>
+          <w:sz w:val="20"/>
+          <w:szCs w:val="20"/>
+        </w:rPr>
+      </w:pPr>
+    </w:p>
+    <w:p>
+      <w:pPr>
+        <w:pStyle w:val="BodyText"/>
+        <w:rPr>
+          <w:sz w:val="20"/>
+          <w:szCs w:val="20"/>
+        </w:rPr>
+      </w:pPr>
+    </w:p>
+    <w:p>
+      <w:pPr>
+        <w:pStyle w:val="BodyText"/>
+        <w:ind w:right="-1"/>
+        <w:jc w:val="center"/>
+        <w:rPr>
+          <w:sz w:val="20"/>
+          <w:szCs w:val="20"/>
+        </w:rPr>
+      </w:pPr>
+      <w:r>
+        <w:rPr>
+          <w:sz w:val="20"/>
+          <w:szCs w:val="20"/>
+        </w:rPr>
+        <w:t>м. Київ</w:t>
+      </w:r>
+      <w:r>
+        <w:rPr>
+          <w:sz w:val="20"/>
+          <w:szCs w:val="20"/>
+        </w:rPr>
+        <w:tab/>
+      </w:r>
+      <w:r>
+        <w:rPr>
+          <w:sz w:val="20"/>
+          <w:szCs w:val="20"/>
+        </w:rPr>
+        <w:tab/>
+      </w:r>
+      <w:r>
+        <w:rPr>
+          <w:sz w:val="20"/>
+          <w:szCs w:val="20"/>
+        </w:rPr>
+        <w:tab/>
+      </w:r>
+      <w:r>
+        <w:rPr>
+          <w:sz w:val="20"/>
+          <w:szCs w:val="20"/>
+        </w:rPr>
+        <w:tab/>
+      </w:r>
+      <w:r>
+        <w:rPr>
+          <w:sz w:val="20"/>
+          <w:szCs w:val="20"/>
+        </w:rPr>
+        <w:tab/>
+      </w:r>
+      <w:r>
+        <w:rPr>
+          <w:sz w:val="20"/>
+          <w:szCs w:val="20"/>
+        </w:rPr>
+        <w:tab/>
+        <w:t xml:space="preserve">                  </w:t>
+      </w:r>
+      <w:r>
+        <w:rPr>
+          <w:sz w:val="20"/>
+          <w:szCs w:val="20"/>
+        </w:rPr>
+        <w:tab/>
+        <w:t xml:space="preserve"> “_____”</w:t>
+      </w:r>
+      <w:r>
+        <w:rPr>
+          <w:sz w:val="20"/>
+          <w:szCs w:val="20"/>
+        </w:rPr>
+        <w:t xml:space="preserve"> </w:t>
+      </w:r>
+      <w:r>
+        <w:rPr>
+          <w:sz w:val="20"/>
+          <w:szCs w:val="20"/>
+        </w:rPr>
+        <w:t xml:space="preserve">  </w:t>
+      </w:r>
+      <w:r>
+        <w:rPr>
+          <w:sz w:val="20"/>
+          <w:szCs w:val="20"/>
           <w:lang w:val="ru-RU"/>
         </w:rPr>
-        <w:t xml:space="preserve"> - </w:t>
-      </w:r>
-      <w:proofErr w:type="spellStart"/>
+        <w:t>____________</w:t>
+      </w:r>
+      <w:r>
+        <w:rPr>
+          <w:sz w:val="20"/>
+          <w:szCs w:val="20"/>
+        </w:rPr>
+        <w:t xml:space="preserve"> </w:t>
+      </w:r>
+      <w:r>
+        <w:rPr>
+          <w:sz w:val="20"/>
+          <w:szCs w:val="20"/>
+        </w:rPr>
+        <w:t xml:space="preserve"> 201_ р.</w:t>
+      </w:r>
+    </w:p>
+    <w:p>
+      <w:pPr>
+        <w:pStyle w:val="BodyText"/>
+        <w:ind w:right="-1"/>
+        <w:rPr>
+          <w:sz w:val="20"/>
+          <w:szCs w:val="20"/>
+        </w:rPr>
+      </w:pPr>
+    </w:p>
+    <w:p>
+      <w:pPr>
+        <w:pStyle w:val="BodyText"/>
+        <w:ind w:right="-1" w:firstLine="720"/>
+        <w:rPr>
+          <w:b/>
+          <w:sz w:val="24"/>
+          <w:szCs w:val="24"/>
+        </w:rPr>
+      </w:pPr>
+    </w:p>
+    <w:p>
+      <w:pPr>
+        <w:pStyle w:val="BodyText"/>
+        <w:ind w:right="-1"/>
+        <w:rPr>
+          <w:sz w:val="24"/>
+          <w:szCs w:val="24"/>
+        </w:rPr>
+      </w:pPr>
+      <w:r>
+        <w:rPr>
+          <w:b/>
+          <w:sz w:val="24"/>
+          <w:szCs w:val="24"/>
+        </w:rPr>
+        <w:t>_______________________________________________________________</w:t>
+      </w:r>
+      <w:r>
+        <w:rPr>
+          <w:sz w:val="24"/>
+          <w:szCs w:val="24"/>
+        </w:rPr>
+        <w:t>/далі - Користувач/, в особі</w:t>
+      </w:r>
+      <w:r>
+        <w:rPr>
+          <w:sz w:val="20"/>
+          <w:szCs w:val="20"/>
+        </w:rPr>
+        <w:t xml:space="preserve"> </w:t>
+      </w:r>
+      <w:r>
+        <w:rPr>
+          <w:sz w:val="24"/>
+          <w:szCs w:val="24"/>
+        </w:rPr>
+        <w:t>___________________________________________________</w:t>
+      </w:r>
+      <w:r>
+        <w:rPr>
+          <w:sz w:val="24"/>
+          <w:szCs w:val="24"/>
+        </w:rPr>
+        <w:t>,</w:t>
+      </w:r>
+      <w:r>
+        <w:rPr>
+          <w:sz w:val="24"/>
+          <w:szCs w:val="24"/>
+        </w:rPr>
+        <w:t xml:space="preserve"> </w:t>
+      </w:r>
+      <w:r>
+        <w:rPr>
+          <w:sz w:val="24"/>
+          <w:szCs w:val="24"/>
+        </w:rPr>
+        <w:t>що</w:t>
+      </w:r>
+      <w:r>
+        <w:rPr>
+          <w:sz w:val="24"/>
+          <w:szCs w:val="24"/>
+        </w:rPr>
+        <w:t xml:space="preserve"> діє на підставі _________________ та _______________________</w:t>
+      </w:r>
+      <w:r>
+        <w:rPr>
+          <w:sz w:val="24"/>
+          <w:szCs w:val="24"/>
+        </w:rPr>
+        <w:t xml:space="preserve"> </w:t>
+      </w:r>
+      <w:r>
+        <w:rPr>
+          <w:sz w:val="24"/>
+          <w:szCs w:val="24"/>
+        </w:rPr>
+        <w:t>з однієї Сторони,  та</w:t>
+      </w:r>
+    </w:p>
+    <w:p>
+      <w:pPr>
+        <w:pStyle w:val="BodyText"/>
+        <w:ind w:right="-1" w:firstLine="720"/>
+        <w:rPr>
+          <w:sz w:val="24"/>
+          <w:szCs w:val="24"/>
+        </w:rPr>
+      </w:pPr>
+      <w:r>
+        <w:rPr>
+          <w:b/>
+          <w:sz w:val="24"/>
+          <w:szCs w:val="24"/>
+        </w:rPr>
+        <w:t>Громадськ</w:t>
+      </w:r>
+      <w:r>
+        <w:rPr>
+          <w:b/>
+          <w:sz w:val="24"/>
+          <w:szCs w:val="24"/>
+        </w:rPr>
+        <w:t>а ор</w:t>
+      </w:r>
+      <w:r>
+        <w:rPr>
+          <w:b/>
+          <w:sz w:val="24"/>
+          <w:szCs w:val="24"/>
+        </w:rPr>
+        <w:t>ганізація “Українська агенція</w:t>
+      </w:r>
+      <w:r>
+        <w:rPr>
+          <w:b/>
+          <w:sz w:val="24"/>
+          <w:szCs w:val="24"/>
+        </w:rPr>
+        <w:t xml:space="preserve"> з авторських  та суміжних  прав”</w:t>
+      </w:r>
+      <w:r>
+        <w:rPr>
+          <w:sz w:val="24"/>
+          <w:szCs w:val="24"/>
+        </w:rPr>
+        <w:t xml:space="preserve"> /далі - </w:t>
+      </w:r>
+      <w:r>
+        <w:rPr>
+          <w:sz w:val="24"/>
+          <w:szCs w:val="24"/>
+        </w:rPr>
+        <w:t>ГО УААСП</w:t>
+      </w:r>
+      <w:r>
+        <w:rPr>
+          <w:sz w:val="24"/>
+          <w:szCs w:val="24"/>
+        </w:rPr>
+        <w:t xml:space="preserve">/, </w:t>
+      </w:r>
+      <w:r>
+        <w:rPr>
+          <w:sz w:val="24"/>
+          <w:szCs w:val="24"/>
+        </w:rPr>
+        <w:t xml:space="preserve">в особі </w:t>
+      </w:r>
+      <w:r>
+        <w:rPr>
+          <w:b/>
+          <w:sz w:val="22"/>
+          <w:szCs w:val="22"/>
+        </w:rPr>
+        <w:t>_________________________________</w:t>
+      </w:r>
+      <w:r>
+        <w:rPr>
+          <w:sz w:val="22"/>
+          <w:szCs w:val="22"/>
+        </w:rPr>
+        <w:t xml:space="preserve">, </w:t>
+      </w:r>
+      <w:r>
+        <w:rPr>
+          <w:sz w:val="22"/>
+          <w:szCs w:val="22"/>
+        </w:rPr>
+        <w:t>який діє на підставі ___________________</w:t>
+      </w:r>
+      <w:r>
+        <w:rPr>
+          <w:sz w:val="22"/>
+          <w:szCs w:val="22"/>
+        </w:rPr>
+        <w:t xml:space="preserve">, </w:t>
+      </w:r>
+      <w:r>
+        <w:rPr>
+          <w:sz w:val="24"/>
+          <w:szCs w:val="24"/>
+        </w:rPr>
+        <w:t xml:space="preserve"> та ______________________________________________ </w:t>
+      </w:r>
+      <w:r>
+        <w:rPr>
+          <w:sz w:val="24"/>
+          <w:szCs w:val="24"/>
+        </w:rPr>
+        <w:t>з другої сторони, надалі іменовані Сторони, уклали цей акт про наступне:</w:t>
+      </w:r>
+    </w:p>
+    <w:p>
+      <w:pPr>
+        <w:pStyle w:val="BodyText"/>
+        <w:ind w:right="-1"/>
+        <w:rPr>
+          <w:sz w:val="24"/>
+          <w:szCs w:val="24"/>
+        </w:rPr>
+      </w:pPr>
+    </w:p>
+    <w:p>
+      <w:pPr>
+        <w:pStyle w:val="BodyText"/>
+        <w:ind w:right="-1"/>
+        <w:rPr>
+          <w:sz w:val="24"/>
+          <w:szCs w:val="24"/>
+          <w:lang w:val="ru-RU"/>
+        </w:rPr>
+      </w:pPr>
+      <w:r>
+        <w:rPr>
+          <w:sz w:val="24"/>
+          <w:szCs w:val="24"/>
+        </w:rPr>
+        <w:t>1. Користувач:</w:t>
+      </w:r>
+      <w:r>
+        <w:rPr>
+          <w:sz w:val="24"/>
+          <w:szCs w:val="24"/>
+          <w:lang w:val="en-US"/>
+        </w:rPr>
+        <w:t>v</w:t>
+      </w:r>
+    </w:p>
+    <w:p>
+      <w:pPr>
+        <w:pStyle w:val="BodyText"/>
+        <w:ind w:right="-1" w:firstLine="426"/>
+        <w:rPr>
+          <w:sz w:val="24"/>
+          <w:szCs w:val="24"/>
+          <w:lang w:val="ru-RU"/>
+        </w:rPr>
+      </w:pPr>
+      <w:r>
+        <w:rPr>
+          <w:sz w:val="24"/>
+          <w:szCs w:val="24"/>
+        </w:rPr>
+        <w:t xml:space="preserve">1.1. Відповідно до Договору надав </w:t>
+      </w:r>
+      <w:r>
+        <w:rPr>
+          <w:caps/>
+          <w:sz w:val="24"/>
+          <w:szCs w:val="24"/>
+        </w:rPr>
+        <w:t>з</w:t>
+      </w:r>
+      <w:r>
+        <w:rPr>
+          <w:sz w:val="24"/>
+          <w:szCs w:val="24"/>
+        </w:rPr>
+        <w:t>віт про публічно сповіщені твори</w:t>
+      </w:r>
+      <w:r>
+        <w:rPr>
+          <w:sz w:val="24"/>
+          <w:szCs w:val="24"/>
+        </w:rPr>
+        <w:t xml:space="preserve"> в ефір</w:t>
+      </w:r>
+      <w:r>
+        <w:rPr>
+          <w:rFonts w:ascii="Times New Roman CYR" w:hAnsi="Times New Roman CYR" w:cs="Times New Roman CYR"/>
+          <w:sz w:val="20"/>
+          <w:szCs w:val="20"/>
+        </w:rPr>
+        <w:t xml:space="preserve"> (</w:t>
+      </w:r>
+      <w:r>
+        <w:rPr>
+          <w:rFonts w:ascii="Times New Roman CYR" w:hAnsi="Times New Roman CYR" w:cs="Times New Roman CYR"/>
+          <w:sz w:val="24"/>
+          <w:szCs w:val="24"/>
+        </w:rPr>
+        <w:t xml:space="preserve">за </w:t>
+      </w:r>
+      <w:r>
+        <w:rPr>
+          <w:rFonts w:ascii="Times New Roman CYR" w:hAnsi="Times New Roman CYR" w:cs="Times New Roman CYR"/>
+          <w:sz w:val="24"/>
+          <w:szCs w:val="24"/>
+          <w:lang w:val="ru-RU"/>
+        </w:rPr>
+        <w:t xml:space="preserve">__________ </w:t>
+      </w:r>
+      <w:r>
+        <w:rPr>
+          <w:sz w:val="24"/>
+          <w:szCs w:val="24"/>
+        </w:rPr>
+        <w:t xml:space="preserve">201_ р.) в паперовому вигляді і електронному вигляді за </w:t>
+      </w:r>
+      <w:r>
+        <w:rPr>
+          <w:sz w:val="24"/>
+          <w:szCs w:val="24"/>
+        </w:rPr>
+        <w:t>адресами</w:t>
+      </w:r>
+      <w:r>
+        <w:rPr>
+          <w:sz w:val="24"/>
+          <w:szCs w:val="24"/>
+        </w:rPr>
+        <w:t xml:space="preserve"> </w:t>
+      </w:r>
+      <w:r>
+        <w:rPr>
+          <w:sz w:val="24"/>
+          <w:szCs w:val="24"/>
+        </w:rPr>
+        <w:t>________________________:</w:t>
+      </w:r>
+    </w:p>
+    <w:p>
+      <w:pPr>
+        <w:pStyle w:val="BodyText"/>
+        <w:ind w:right="-1" w:firstLine="426"/>
+        <w:rPr>
+          <w:sz w:val="24"/>
+          <w:szCs w:val="24"/>
+          <w:lang w:val="ru-RU"/>
+        </w:rPr>
+      </w:pPr>
+      <w:r>
+        <w:rPr>
+          <w:sz w:val="24"/>
+          <w:szCs w:val="24"/>
+          <w:lang w:val="ru-RU"/>
+        </w:rPr>
+        <w:t xml:space="preserve">1.2. </w:t>
+      </w:r>
+      <w:r>
+        <w:rPr>
+          <w:sz w:val="24"/>
+          <w:szCs w:val="24"/>
+        </w:rPr>
+        <w:t xml:space="preserve">Відповідно до Договору надав </w:t>
+      </w:r>
+      <w:r>
+        <w:rPr>
+          <w:sz w:val="24"/>
+          <w:szCs w:val="24"/>
+          <w:lang w:val="ru-RU"/>
+        </w:rPr>
+        <w:t>Зв</w:t>
+      </w:r>
+      <w:r>
+        <w:rPr>
+          <w:sz w:val="24"/>
+          <w:szCs w:val="24"/>
+        </w:rPr>
+        <w:t xml:space="preserve">іт </w:t>
+      </w:r>
+      <w:r>
+        <w:rPr>
+          <w:sz w:val="24"/>
+          <w:szCs w:val="24"/>
+        </w:rPr>
+        <w:t>про використані музичні твори в рекламі, що публічно сповіщувалась в ефір</w:t>
+      </w:r>
+      <w:r>
+        <w:rPr>
+          <w:rFonts w:ascii="Times New Roman CYR" w:hAnsi="Times New Roman CYR" w:cs="Times New Roman CYR"/>
+          <w:sz w:val="24"/>
+          <w:szCs w:val="24"/>
+        </w:rPr>
+        <w:t xml:space="preserve"> </w:t>
+      </w:r>
+      <w:r>
+        <w:rPr>
+          <w:rFonts w:ascii="Times New Roman CYR" w:hAnsi="Times New Roman CYR" w:cs="Times New Roman CYR"/>
+          <w:sz w:val="20"/>
+          <w:szCs w:val="20"/>
+        </w:rPr>
+        <w:t>(</w:t>
+      </w:r>
+      <w:r>
+        <w:rPr>
+          <w:rFonts w:ascii="Times New Roman CYR" w:hAnsi="Times New Roman CYR" w:cs="Times New Roman CYR"/>
+          <w:sz w:val="24"/>
+          <w:szCs w:val="24"/>
+        </w:rPr>
+        <w:t xml:space="preserve">за </w:t>
+      </w:r>
+      <w:r>
+        <w:rPr>
+          <w:rFonts w:ascii="Times New Roman CYR" w:hAnsi="Times New Roman CYR" w:cs="Times New Roman CYR"/>
+          <w:sz w:val="24"/>
+          <w:szCs w:val="24"/>
+          <w:lang w:val="ru-RU"/>
+        </w:rPr>
+        <w:t xml:space="preserve">__________ </w:t>
+      </w:r>
+      <w:r>
+        <w:rPr>
+          <w:sz w:val="24"/>
+          <w:szCs w:val="24"/>
+        </w:rPr>
+        <w:t xml:space="preserve">201_ р.) в паперовому вигляді і електронному вигляді за </w:t>
+      </w:r>
+      <w:r>
+        <w:rPr>
+          <w:sz w:val="24"/>
+          <w:szCs w:val="24"/>
+        </w:rPr>
+        <w:t>адресами</w:t>
+      </w:r>
+      <w:r>
+        <w:t>:____________________________________</w:t>
+      </w:r>
+      <w:r>
+        <w:rPr>
+          <w:sz w:val="24"/>
+          <w:szCs w:val="24"/>
+        </w:rPr>
+        <w:t>;</w:t>
+      </w:r>
+    </w:p>
+    <w:p>
+      <w:pPr>
+        <w:pStyle w:val="BodyText"/>
+        <w:ind w:right="-1" w:firstLine="426"/>
+        <w:rPr>
+          <w:sz w:val="24"/>
+          <w:szCs w:val="24"/>
+        </w:rPr>
+      </w:pPr>
+      <w:r>
+        <w:rPr>
+          <w:sz w:val="24"/>
+          <w:szCs w:val="24"/>
+        </w:rPr>
+        <w:t>1.</w:t>
+      </w:r>
+      <w:r>
+        <w:rPr>
+          <w:sz w:val="24"/>
+          <w:szCs w:val="24"/>
+          <w:lang w:val="ru-RU"/>
+        </w:rPr>
+        <w:t>3</w:t>
+      </w:r>
+      <w:r>
+        <w:rPr>
+          <w:sz w:val="24"/>
+          <w:szCs w:val="24"/>
+        </w:rPr>
+        <w:t>. Відповідно до Договору перерахував авторську винагороду в сумі</w:t>
+      </w:r>
       <w:r>
         <w:rPr>
           <w:b/>
           <w:bCs/>
           <w:sz w:val="24"/>
           <w:szCs w:val="24"/>
-          <w:lang w:val="ru-RU"/>
-        </w:rPr>
-        <w:t>Договір</w:t>
-      </w:r>
-      <w:proofErr w:type="spellEnd"/>
-      <w:r>
-        <w:rPr>
-          <w:b/>
-          <w:bCs/>
-          <w:sz w:val="24"/>
-          <w:szCs w:val="24"/>
-          <w:lang w:val="ru-RU"/>
-        </w:rPr>
-        <w:t xml:space="preserve">) </w:t>
-      </w:r>
-      <w:r>
-        <w:rPr>
-          <w:b/>
-          <w:bCs/>
-          <w:sz w:val="24"/>
-          <w:szCs w:val="24"/>
-        </w:rPr>
-        <w:t xml:space="preserve">за </w:t>
-      </w:r>
-      <w:r>
-        <w:rPr>
-          <w:b/>
-          <w:bCs/>
-          <w:sz w:val="24"/>
-          <w:szCs w:val="24"/>
-          <w:lang w:val="ru-RU"/>
-        </w:rPr>
-        <w:t>_________</w:t>
-      </w:r>
-      <w:r>
-        <w:rPr>
-          <w:b/>
-          <w:bCs/>
-          <w:sz w:val="24"/>
-          <w:szCs w:val="24"/>
-        </w:rPr>
-        <w:t xml:space="preserve"> 20___ р.</w:t>
-      </w:r>
-    </w:p>
-    <w:p>
-      <w:pPr>
-        <w:pStyle w:val="a3"/>
-        <w:rPr>
-          <w:sz w:val="20"/>
-          <w:szCs w:val="20"/>
-        </w:rPr>
-      </w:pPr>
-    </w:p>
-    <w:p>
-      <w:pPr>
-        <w:pStyle w:val="a3"/>
-        <w:rPr>
-          <w:sz w:val="20"/>
-          <w:szCs w:val="20"/>
-        </w:rPr>
-      </w:pPr>
-    </w:p>
-    <w:p>
-      <w:pPr>
-        <w:pStyle w:val="a3"/>
-        <w:ind w:right="-1"/>
-        <w:jc w:val="center"/>
-        <w:rPr>
-          <w:sz w:val="20"/>
-          <w:szCs w:val="20"/>
-        </w:rPr>
-      </w:pPr>
-      <w:r>
-        <w:rPr>
-          <w:sz w:val="20"/>
-          <w:szCs w:val="20"/>
-        </w:rPr>
-        <w:t>м. Київ</w:t>
-      </w:r>
-      <w:r>
-        <w:rPr>
-          <w:sz w:val="20"/>
-          <w:szCs w:val="20"/>
-        </w:rPr>
-        <w:tab/>
-      </w:r>
-      <w:r>
-        <w:rPr>
-          <w:sz w:val="20"/>
-          <w:szCs w:val="20"/>
-        </w:rPr>
-        <w:tab/>
-      </w:r>
-      <w:r>
-        <w:rPr>
-          <w:sz w:val="20"/>
-          <w:szCs w:val="20"/>
-        </w:rPr>
-        <w:tab/>
-      </w:r>
-      <w:r>
-        <w:rPr>
-          <w:sz w:val="20"/>
-          <w:szCs w:val="20"/>
-        </w:rPr>
-        <w:tab/>
-      </w:r>
-      <w:r>
-        <w:rPr>
-          <w:sz w:val="20"/>
-          <w:szCs w:val="20"/>
-        </w:rPr>
-        <w:tab/>
-      </w:r>
-      <w:r>
-        <w:rPr>
-          <w:sz w:val="20"/>
-          <w:szCs w:val="20"/>
-        </w:rPr>
-        <w:tab/>
-        <w:t xml:space="preserve">                  </w:t>
-      </w:r>
-      <w:r>
-        <w:rPr>
-          <w:sz w:val="20"/>
-          <w:szCs w:val="20"/>
-        </w:rPr>
-        <w:tab/>
-        <w:t xml:space="preserve"> “_____”</w:t>
-      </w:r>
-      <w:r>
-        <w:rPr>
-          <w:sz w:val="20"/>
-          <w:szCs w:val="20"/>
-        </w:rPr>
-        <w:t xml:space="preserve"> </w:t>
-      </w:r>
-      <w:r>
-        <w:rPr>
-          <w:sz w:val="20"/>
-          <w:szCs w:val="20"/>
-        </w:rPr>
-        <w:t xml:space="preserve">  </w:t>
-      </w:r>
-      <w:r>
-        <w:rPr>
-          <w:sz w:val="20"/>
-          <w:szCs w:val="20"/>
-          <w:lang w:val="ru-RU"/>
-        </w:rPr>
-        <w:t>____________</w:t>
-      </w:r>
-      <w:r>
-        <w:rPr>
-          <w:sz w:val="20"/>
-          <w:szCs w:val="20"/>
-        </w:rPr>
-        <w:t xml:space="preserve"> </w:t>
-      </w:r>
-      <w:r>
-        <w:rPr>
-          <w:sz w:val="20"/>
-          <w:szCs w:val="20"/>
-        </w:rPr>
-        <w:t xml:space="preserve"> 201_ р.</w:t>
-      </w:r>
-    </w:p>
-    <w:p>
-      <w:pPr>
-        <w:pStyle w:val="a3"/>
-        <w:ind w:right="-1"/>
-        <w:rPr>
-          <w:sz w:val="20"/>
-          <w:szCs w:val="20"/>
-        </w:rPr>
-      </w:pPr>
-    </w:p>
-    <w:p>
-      <w:pPr>
-        <w:pStyle w:val="a3"/>
-        <w:ind w:right="-1" w:firstLine="720"/>
+        </w:rPr>
+        <w:t xml:space="preserve"> ___________ (__________________________________</w:t>
+      </w:r>
+      <w:r>
         <w:rPr>
           <w:b/>
           <w:sz w:val="24"/>
           <w:szCs w:val="24"/>
         </w:rPr>
-      </w:pPr>
-    </w:p>
-    <w:p>
-      <w:pPr>
-        <w:pStyle w:val="a3"/>
-        <w:ind w:right="-1"/>
+        <w:t>)</w:t>
+      </w:r>
+      <w:r>
         <w:rPr>
           <w:sz w:val="24"/>
           <w:szCs w:val="24"/>
         </w:rPr>
-      </w:pPr>
+        <w:t xml:space="preserve"> грн. </w:t>
+      </w:r>
       <w:r>
         <w:rPr>
           <w:b/>
           <w:sz w:val="24"/>
           <w:szCs w:val="24"/>
         </w:rPr>
-        <w:t>_______________________________________________________________</w:t>
+        <w:t>____</w:t>
       </w:r>
       <w:r>
         <w:rPr>
           <w:sz w:val="24"/>
           <w:szCs w:val="24"/>
         </w:rPr>
-        <w:t>/далі - Користувач/, в особі</w:t>
-      </w:r>
-      <w:r>
-        <w:rPr>
-          <w:sz w:val="20"/>
-          <w:szCs w:val="20"/>
-        </w:rPr>
-        <w:t xml:space="preserve"> </w:t>
-      </w:r>
-      <w:r>
+        <w:t xml:space="preserve"> коп., а саме:</w:t>
+      </w:r>
+    </w:p>
+    <w:p>
+      <w:pPr>
+        <w:pStyle w:val="BodyText"/>
+        <w:ind w:right="-1" w:firstLine="426"/>
         <w:rPr>
           <w:sz w:val="24"/>
           <w:szCs w:val="24"/>
         </w:rPr>
-        <w:t>___________________________________________________</w:t>
-      </w:r>
-      <w:r>
-        <w:rPr>
-          <w:sz w:val="24"/>
-          <w:szCs w:val="24"/>
-        </w:rPr>
-        <w:t>,</w:t>
-      </w:r>
-      <w:r>
-        <w:rPr>
-          <w:sz w:val="24"/>
-          <w:szCs w:val="24"/>
-        </w:rPr>
-        <w:t xml:space="preserve"> </w:t>
-      </w:r>
-      <w:r>
-        <w:rPr>
-          <w:sz w:val="24"/>
-          <w:szCs w:val="24"/>
-        </w:rPr>
-        <w:t>що</w:t>
-      </w:r>
-      <w:r>
-        <w:rPr>
-          <w:sz w:val="24"/>
-          <w:szCs w:val="24"/>
-        </w:rPr>
-        <w:t xml:space="preserve"> діє на підставі _________________ та _______________________</w:t>
-      </w:r>
-      <w:r>
-        <w:rPr>
-          <w:sz w:val="24"/>
-          <w:szCs w:val="24"/>
-        </w:rPr>
-        <w:t xml:space="preserve"> </w:t>
-      </w:r>
-      <w:r>
-        <w:rPr>
-          <w:sz w:val="24"/>
-          <w:szCs w:val="24"/>
-        </w:rPr>
-        <w:t>з однієї Сторони,  та</w:t>
-      </w:r>
-    </w:p>
-    <w:p>
-      <w:pPr>
-        <w:pStyle w:val="a3"/>
-        <w:ind w:right="-1" w:firstLine="720"/>
-        <w:rPr>
-          <w:sz w:val="24"/>
-          <w:szCs w:val="24"/>
-        </w:rPr>
-      </w:pPr>
-      <w:r>
+      </w:pPr>
+    </w:p>
+    <w:p>
+      <w:pPr>
+        <w:pStyle w:val="BodyText"/>
+        <w:ind w:right="-1"/>
+        <w:jc w:val="center"/>
         <w:rPr>
           <w:b/>
           <w:sz w:val="24"/>
           <w:szCs w:val="24"/>
         </w:rPr>
-        <w:t>Громадськ</w:t>
-      </w:r>
+      </w:pPr>
       <w:r>
         <w:rPr>
           <w:b/>
           <w:sz w:val="24"/>
           <w:szCs w:val="24"/>
         </w:rPr>
-        <w:t>а ор</w:t>
+        <w:t>Платіжне доручення від “</w:t>
       </w:r>
       <w:r>
         <w:rPr>
@@ -12293,7 +11816,7 @@
           <w:sz w:val="24"/>
           <w:szCs w:val="24"/>
         </w:rPr>
-        <w:t>ганізація “Українська агенція</w:t>
+        <w:t>_____</w:t>
       </w:r>
       <w:r>
         <w:rPr>
@@ -12301,132 +11824,160 @@
           <w:sz w:val="24"/>
           <w:szCs w:val="24"/>
         </w:rPr>
-        <w:t xml:space="preserve"> з авторських  та суміжних  прав”</w:t>
-      </w:r>
-      <w:r>
-        <w:rPr>
+        <w:t xml:space="preserve">” </w:t>
+      </w:r>
+      <w:r>
+        <w:rPr>
+          <w:b/>
           <w:sz w:val="24"/>
           <w:szCs w:val="24"/>
         </w:rPr>
-        <w:t xml:space="preserve"> /далі - </w:t>
-      </w:r>
-      <w:r>
-        <w:rPr>
+        <w:t>__________</w:t>
+      </w:r>
+      <w:r>
+        <w:rPr>
+          <w:b/>
           <w:sz w:val="24"/>
           <w:szCs w:val="24"/>
         </w:rPr>
-        <w:t>ГО УААСП</w:t>
-      </w:r>
-      <w:r>
-        <w:rPr>
+        <w:t xml:space="preserve"> 20</w:t>
+      </w:r>
+      <w:r>
+        <w:rPr>
+          <w:b/>
           <w:sz w:val="24"/>
           <w:szCs w:val="24"/>
         </w:rPr>
-        <w:t xml:space="preserve">/, </w:t>
-      </w:r>
-      <w:r>
-        <w:rPr>
+        <w:t>___</w:t>
+      </w:r>
+      <w:r>
+        <w:rPr>
+          <w:b/>
           <w:sz w:val="24"/>
           <w:szCs w:val="24"/>
         </w:rPr>
-        <w:t xml:space="preserve">в особі </w:t>
+        <w:t xml:space="preserve"> р. № </w:t>
       </w:r>
       <w:r>
         <w:rPr>
           <w:b/>
-          <w:sz w:val="22"/>
-          <w:szCs w:val="22"/>
-        </w:rPr>
-        <w:t>_________________________________</w:t>
-      </w:r>
-      <w:r>
-        <w:rPr>
-          <w:sz w:val="22"/>
-          <w:szCs w:val="22"/>
-        </w:rPr>
-        <w:t xml:space="preserve">, </w:t>
-      </w:r>
-      <w:r>
-        <w:rPr>
-          <w:sz w:val="22"/>
-          <w:szCs w:val="22"/>
-        </w:rPr>
-        <w:t>який діє на підставі ___________________</w:t>
-      </w:r>
-      <w:r>
-        <w:rPr>
-          <w:sz w:val="22"/>
-          <w:szCs w:val="22"/>
-        </w:rPr>
-        <w:t xml:space="preserve">, </w:t>
-      </w:r>
-      <w:r>
-        <w:rPr>
           <w:sz w:val="24"/>
           <w:szCs w:val="24"/>
         </w:rPr>
-        <w:t xml:space="preserve"> та ______________________________________________ </w:t>
-      </w:r>
-      <w:r>
-        <w:rPr>
+        <w:t>____</w:t>
+      </w:r>
+      <w:r>
+        <w:rPr>
+          <w:b/>
           <w:sz w:val="24"/>
           <w:szCs w:val="24"/>
         </w:rPr>
-        <w:t>з другої сторони, надалі іменовані Сторони, уклали цей акт про наступне:</w:t>
-      </w:r>
-    </w:p>
-    <w:p>
-      <w:pPr>
-        <w:pStyle w:val="a3"/>
-        <w:ind w:right="-1"/>
-        <w:rPr>
+        <w:t xml:space="preserve"> сума </w:t>
+      </w:r>
+      <w:r>
+        <w:rPr>
+          <w:b/>
           <w:sz w:val="24"/>
           <w:szCs w:val="24"/>
         </w:rPr>
-      </w:pPr>
-    </w:p>
-    <w:p>
-      <w:pPr>
-        <w:pStyle w:val="a3"/>
-        <w:ind w:right="-1"/>
-        <w:rPr>
+        <w:t>_____</w:t>
+      </w:r>
+      <w:r>
+        <w:rPr>
+          <w:b/>
           <w:sz w:val="24"/>
           <w:szCs w:val="24"/>
-          <w:lang w:val="ru-RU"/>
-        </w:rPr>
-      </w:pPr>
-      <w:r>
-        <w:rPr>
+        </w:rPr>
+        <w:t>грн</w:t>
+      </w:r>
+      <w:r>
+        <w:rPr>
+          <w:b/>
           <w:sz w:val="24"/>
           <w:szCs w:val="24"/>
         </w:rPr>
-        <w:t>1. Користувач:</w:t>
-      </w:r>
-      <w:r>
-        <w:rPr>
+        <w:t>.</w:t>
+      </w:r>
+      <w:r>
+        <w:rPr>
+          <w:b/>
           <w:sz w:val="24"/>
           <w:szCs w:val="24"/>
-          <w:lang w:val="en-US"/>
-        </w:rPr>
-        <w:t>v</w:t>
-      </w:r>
-    </w:p>
-    <w:p>
-      <w:pPr>
-        <w:pStyle w:val="a3"/>
-        <w:ind w:right="-1" w:firstLine="426"/>
-        <w:rPr>
+        </w:rPr>
+        <w:t xml:space="preserve"> </w:t>
+      </w:r>
+      <w:r>
+        <w:rPr>
+          <w:b/>
           <w:sz w:val="24"/>
           <w:szCs w:val="24"/>
-          <w:lang w:val="ru-RU"/>
-        </w:rPr>
-      </w:pPr>
-      <w:r>
-        <w:rPr>
+        </w:rPr>
+        <w:t>__</w:t>
+      </w:r>
+      <w:r>
+        <w:rPr>
+          <w:b/>
           <w:sz w:val="24"/>
           <w:szCs w:val="24"/>
         </w:rPr>
-        <w:t xml:space="preserve">1.1. Відповідно до Договору надав </w:t>
+        <w:t xml:space="preserve"> </w:t>
+      </w:r>
+      <w:r>
+        <w:rPr>
+          <w:b/>
+          <w:sz w:val="24"/>
+          <w:szCs w:val="24"/>
+        </w:rPr>
+        <w:t>коп</w:t>
+      </w:r>
+      <w:r>
+        <w:rPr>
+          <w:b/>
+          <w:sz w:val="24"/>
+          <w:szCs w:val="24"/>
+        </w:rPr>
+        <w:t>.</w:t>
+      </w:r>
+    </w:p>
+    <w:p>
+      <w:pPr>
+        <w:pStyle w:val="BodyText"/>
+        <w:ind w:right="-1"/>
+        <w:rPr>
+          <w:sz w:val="24"/>
+          <w:szCs w:val="24"/>
+        </w:rPr>
+      </w:pPr>
+    </w:p>
+    <w:p>
+      <w:pPr>
+        <w:pStyle w:val="BodyText"/>
+        <w:ind w:right="-1"/>
+        <w:rPr>
+          <w:sz w:val="24"/>
+          <w:szCs w:val="24"/>
+        </w:rPr>
+      </w:pPr>
+      <w:r>
+        <w:rPr>
+          <w:sz w:val="24"/>
+          <w:szCs w:val="24"/>
+        </w:rPr>
+        <w:t xml:space="preserve">2. </w:t>
+      </w:r>
+      <w:r>
+        <w:rPr>
+          <w:sz w:val="24"/>
+          <w:szCs w:val="24"/>
+        </w:rPr>
+        <w:t>ГО УААСП</w:t>
+      </w:r>
+      <w:r>
+        <w:rPr>
+          <w:sz w:val="24"/>
+          <w:szCs w:val="24"/>
+        </w:rPr>
+        <w:t xml:space="preserve"> одержано зазначені в п.1.1., п.1.2., п.1.3 даного акту </w:t>
       </w:r>
       <w:r>
         <w:rPr>
@@ -12441,561 +11992,74 @@
           <w:sz w:val="24"/>
           <w:szCs w:val="24"/>
         </w:rPr>
-        <w:t>віт про публічно сповіщені твори</w:t>
+        <w:t>віт</w:t>
       </w:r>
       <w:r>
         <w:rPr>
           <w:sz w:val="24"/>
           <w:szCs w:val="24"/>
         </w:rPr>
-        <w:t xml:space="preserve"> в ефір</w:t>
-      </w:r>
-      <w:r>
-        <w:rPr>
-          <w:rFonts w:ascii="Times New Roman CYR" w:hAnsi="Times New Roman CYR" w:cs="Times New Roman CYR"/>
-          <w:sz w:val="20"/>
-          <w:szCs w:val="20"/>
-        </w:rPr>
-        <w:t xml:space="preserve"> (</w:t>
-      </w:r>
-      <w:r>
-        <w:rPr>
-          <w:rFonts w:ascii="Times New Roman CYR" w:hAnsi="Times New Roman CYR" w:cs="Times New Roman CYR"/>
+        <w:t xml:space="preserve"> про публічно сповіщені твори</w:t>
+      </w:r>
+      <w:r>
+        <w:rPr>
           <w:sz w:val="24"/>
           <w:szCs w:val="24"/>
         </w:rPr>
-        <w:t xml:space="preserve">за </w:t>
-      </w:r>
-      <w:r>
-        <w:rPr>
-          <w:rFonts w:ascii="Times New Roman CYR" w:hAnsi="Times New Roman CYR" w:cs="Times New Roman CYR"/>
+        <w:t xml:space="preserve"> в ефір</w:t>
+      </w:r>
+      <w:r>
+        <w:rPr>
           <w:sz w:val="24"/>
           <w:szCs w:val="24"/>
-          <w:lang w:val="ru-RU"/>
-        </w:rPr>
-        <w:t xml:space="preserve">__________ </w:t>
+        </w:rPr>
+        <w:t xml:space="preserve">, </w:t>
       </w:r>
       <w:r>
         <w:rPr>
           <w:sz w:val="24"/>
           <w:szCs w:val="24"/>
         </w:rPr>
-        <w:t xml:space="preserve">201_ р.) в паперовому вигляді і електронному вигляді за </w:t>
+        <w:t xml:space="preserve">Звіт </w:t>
       </w:r>
       <w:r>
         <w:rPr>
           <w:sz w:val="24"/>
           <w:szCs w:val="24"/>
         </w:rPr>
-        <w:t>адресами</w:t>
+        <w:t>про використані музичні твори в рекламі, що публічно сповіщувалась в ефі</w:t>
       </w:r>
       <w:r>
         <w:rPr>
           <w:sz w:val="24"/>
           <w:szCs w:val="24"/>
         </w:rPr>
-        <w:t xml:space="preserve"> </w:t>
-      </w:r>
-      <w:r>
+        <w:t>р та перераховану Користувачем суму авторської винагороди (роялті) на поточний рахунок в банківській установі.</w:t>
+      </w:r>
+    </w:p>
+    <w:p>
+      <w:pPr>
+        <w:pStyle w:val="BodyText"/>
+        <w:ind w:right="-1"/>
         <w:rPr>
           <w:sz w:val="24"/>
           <w:szCs w:val="24"/>
         </w:rPr>
-        <w:t>________________________:</w:t>
-      </w:r>
-    </w:p>
-    <w:p>
-      <w:pPr>
-        <w:pStyle w:val="a3"/>
-        <w:ind w:right="-1" w:firstLine="426"/>
+      </w:pPr>
+    </w:p>
+    <w:p>
+      <w:pPr>
+        <w:pStyle w:val="BodyText"/>
+        <w:ind w:right="-1"/>
         <w:rPr>
           <w:sz w:val="24"/>
           <w:szCs w:val="24"/>
-          <w:lang w:val="ru-RU"/>
-        </w:rPr>
-      </w:pPr>
-      <w:r>
-        <w:rPr>
-          <w:sz w:val="24"/>
-          <w:szCs w:val="24"/>
-          <w:lang w:val="ru-RU"/>
-        </w:rPr>
-        <w:t xml:space="preserve">1.2. </w:t>
-      </w:r>
-      <w:r>
-        <w:rPr>
-          <w:sz w:val="24"/>
-          <w:szCs w:val="24"/>
-        </w:rPr>
-        <w:t xml:space="preserve">Відповідно до Договору надав </w:t>
-      </w:r>
-      <w:r>
-        <w:rPr>
-          <w:sz w:val="24"/>
-          <w:szCs w:val="24"/>
-          <w:lang w:val="ru-RU"/>
-        </w:rPr>
-        <w:t>Зв</w:t>
-      </w:r>
-      <w:r>
-        <w:rPr>
-          <w:sz w:val="24"/>
-          <w:szCs w:val="24"/>
-        </w:rPr>
-        <w:t xml:space="preserve">іт </w:t>
-      </w:r>
-      <w:r>
-        <w:rPr>
-          <w:sz w:val="24"/>
-          <w:szCs w:val="24"/>
-        </w:rPr>
-        <w:t xml:space="preserve">про використані музичні твори в рекламі, що публічно </w:t>
-      </w:r>
-      <w:proofErr w:type="spellStart"/>
-      <w:r>
-        <w:rPr>
-          <w:sz w:val="24"/>
-          <w:szCs w:val="24"/>
-        </w:rPr>
-        <w:t>сповіщувалась</w:t>
-      </w:r>
-      <w:proofErr w:type="spellEnd"/>
-      <w:r>
-        <w:rPr>
-          <w:sz w:val="24"/>
-          <w:szCs w:val="24"/>
-        </w:rPr>
-        <w:t xml:space="preserve"> в ефір</w:t>
-      </w:r>
-      <w:r>
-        <w:rPr>
-          <w:rFonts w:ascii="Times New Roman CYR" w:hAnsi="Times New Roman CYR" w:cs="Times New Roman CYR"/>
-          <w:sz w:val="24"/>
-          <w:szCs w:val="24"/>
-        </w:rPr>
-        <w:t xml:space="preserve"> </w:t>
-      </w:r>
-      <w:r>
-        <w:rPr>
-          <w:rFonts w:ascii="Times New Roman CYR" w:hAnsi="Times New Roman CYR" w:cs="Times New Roman CYR"/>
-          <w:sz w:val="20"/>
-          <w:szCs w:val="20"/>
-        </w:rPr>
-        <w:t>(</w:t>
-      </w:r>
-      <w:r>
-        <w:rPr>
-          <w:rFonts w:ascii="Times New Roman CYR" w:hAnsi="Times New Roman CYR" w:cs="Times New Roman CYR"/>
-          <w:sz w:val="24"/>
-          <w:szCs w:val="24"/>
-        </w:rPr>
-        <w:t xml:space="preserve">за </w:t>
-      </w:r>
-      <w:r>
-        <w:rPr>
-          <w:rFonts w:ascii="Times New Roman CYR" w:hAnsi="Times New Roman CYR" w:cs="Times New Roman CYR"/>
-          <w:sz w:val="24"/>
-          <w:szCs w:val="24"/>
-          <w:lang w:val="ru-RU"/>
-        </w:rPr>
-        <w:t xml:space="preserve">__________ </w:t>
-      </w:r>
-      <w:r>
-        <w:rPr>
-          <w:sz w:val="24"/>
-          <w:szCs w:val="24"/>
-        </w:rPr>
-        <w:t xml:space="preserve">201_ р.) в паперовому вигляді і електронному вигляді за </w:t>
-      </w:r>
-      <w:proofErr w:type="gramStart"/>
-      <w:r>
-        <w:rPr>
-          <w:sz w:val="24"/>
-          <w:szCs w:val="24"/>
-        </w:rPr>
-        <w:t>адресами</w:t>
-      </w:r>
-      <w:r>
-        <w:t>:_</w:t>
-      </w:r>
-      <w:proofErr w:type="gramEnd"/>
-      <w:r>
-        <w:t>___________________________________</w:t>
-      </w:r>
-      <w:r>
-        <w:rPr>
-          <w:sz w:val="24"/>
-          <w:szCs w:val="24"/>
-        </w:rPr>
-        <w:t>;</w:t>
-      </w:r>
-    </w:p>
-    <w:p>
-      <w:pPr>
-        <w:pStyle w:val="a3"/>
-        <w:ind w:right="-1" w:firstLine="426"/>
-        <w:rPr>
-          <w:sz w:val="24"/>
-          <w:szCs w:val="24"/>
-        </w:rPr>
-      </w:pPr>
-      <w:r>
-        <w:rPr>
-          <w:sz w:val="24"/>
-          <w:szCs w:val="24"/>
-        </w:rPr>
-        <w:t>1.</w:t>
-      </w:r>
-      <w:r>
-        <w:rPr>
-          <w:sz w:val="24"/>
-          <w:szCs w:val="24"/>
-          <w:lang w:val="ru-RU"/>
-        </w:rPr>
-        <w:t>3</w:t>
-      </w:r>
-      <w:r>
-        <w:rPr>
-          <w:sz w:val="24"/>
-          <w:szCs w:val="24"/>
-        </w:rPr>
-        <w:t>. Відповідно до Договору перерахував авторську винагороду в сумі</w:t>
-      </w:r>
-      <w:r>
-        <w:rPr>
-          <w:b/>
-          <w:bCs/>
-          <w:sz w:val="24"/>
-          <w:szCs w:val="24"/>
-        </w:rPr>
-        <w:t xml:space="preserve"> ___________ (__________________________________</w:t>
-      </w:r>
-      <w:r>
-        <w:rPr>
-          <w:b/>
-          <w:sz w:val="24"/>
-          <w:szCs w:val="24"/>
-        </w:rPr>
-        <w:t>)</w:t>
-      </w:r>
-      <w:r>
-        <w:rPr>
-          <w:sz w:val="24"/>
-          <w:szCs w:val="24"/>
-        </w:rPr>
-        <w:t xml:space="preserve"> грн. </w:t>
-      </w:r>
-      <w:r>
-        <w:rPr>
-          <w:b/>
-          <w:sz w:val="24"/>
-          <w:szCs w:val="24"/>
-        </w:rPr>
-        <w:t>____</w:t>
-      </w:r>
-      <w:r>
-        <w:rPr>
-          <w:sz w:val="24"/>
-          <w:szCs w:val="24"/>
-        </w:rPr>
-        <w:t xml:space="preserve"> коп., а саме:</w:t>
-      </w:r>
-    </w:p>
-    <w:p>
-      <w:pPr>
-        <w:pStyle w:val="a3"/>
-        <w:ind w:right="-1" w:firstLine="426"/>
-        <w:rPr>
-          <w:sz w:val="24"/>
-          <w:szCs w:val="24"/>
-        </w:rPr>
-      </w:pPr>
-    </w:p>
-    <w:p>
-      <w:pPr>
-        <w:pStyle w:val="a3"/>
-        <w:ind w:right="-1"/>
-        <w:jc w:val="center"/>
-        <w:rPr>
-          <w:b/>
-          <w:sz w:val="24"/>
-          <w:szCs w:val="24"/>
-        </w:rPr>
-      </w:pPr>
-      <w:r>
-        <w:rPr>
-          <w:b/>
-          <w:sz w:val="24"/>
-          <w:szCs w:val="24"/>
-        </w:rPr>
-        <w:t>Платіжне доручення від “</w:t>
-      </w:r>
-      <w:r>
-        <w:rPr>
-          <w:b/>
-          <w:sz w:val="24"/>
-          <w:szCs w:val="24"/>
-        </w:rPr>
-        <w:t>_____</w:t>
-      </w:r>
-      <w:r>
-        <w:rPr>
-          <w:b/>
-          <w:sz w:val="24"/>
-          <w:szCs w:val="24"/>
-        </w:rPr>
-        <w:t xml:space="preserve">” </w:t>
-      </w:r>
-      <w:r>
-        <w:rPr>
-          <w:b/>
-          <w:sz w:val="24"/>
-          <w:szCs w:val="24"/>
-        </w:rPr>
-        <w:t>__________</w:t>
-      </w:r>
-      <w:r>
-        <w:rPr>
-          <w:b/>
-          <w:sz w:val="24"/>
-          <w:szCs w:val="24"/>
-        </w:rPr>
-        <w:t xml:space="preserve"> 20</w:t>
-      </w:r>
-      <w:r>
-        <w:rPr>
-          <w:b/>
-          <w:sz w:val="24"/>
-          <w:szCs w:val="24"/>
-        </w:rPr>
-        <w:t>___</w:t>
-      </w:r>
-      <w:r>
-        <w:rPr>
-          <w:b/>
-          <w:sz w:val="24"/>
-          <w:szCs w:val="24"/>
-        </w:rPr>
-        <w:t xml:space="preserve"> р. № </w:t>
-      </w:r>
-      <w:r>
-        <w:rPr>
-          <w:b/>
-          <w:sz w:val="24"/>
-          <w:szCs w:val="24"/>
-        </w:rPr>
-        <w:t>____</w:t>
-      </w:r>
-      <w:r>
-        <w:rPr>
-          <w:b/>
-          <w:sz w:val="24"/>
-          <w:szCs w:val="24"/>
-        </w:rPr>
-        <w:t xml:space="preserve"> сума </w:t>
-      </w:r>
-      <w:r>
-        <w:rPr>
-          <w:b/>
-          <w:sz w:val="24"/>
-          <w:szCs w:val="24"/>
-        </w:rPr>
-        <w:t>_____</w:t>
-      </w:r>
-      <w:r>
-        <w:rPr>
-          <w:b/>
-          <w:sz w:val="24"/>
-          <w:szCs w:val="24"/>
-        </w:rPr>
-        <w:t>грн</w:t>
-      </w:r>
-      <w:r>
-        <w:rPr>
-          <w:b/>
-          <w:sz w:val="24"/>
-          <w:szCs w:val="24"/>
-        </w:rPr>
-        <w:t>.</w:t>
-      </w:r>
-      <w:r>
-        <w:rPr>
-          <w:b/>
-          <w:sz w:val="24"/>
-          <w:szCs w:val="24"/>
-        </w:rPr>
-        <w:t xml:space="preserve"> </w:t>
-      </w:r>
-      <w:r>
-        <w:rPr>
-          <w:b/>
-          <w:sz w:val="24"/>
-          <w:szCs w:val="24"/>
-        </w:rPr>
-        <w:t>__</w:t>
-      </w:r>
-      <w:r>
-        <w:rPr>
-          <w:b/>
-          <w:sz w:val="24"/>
-          <w:szCs w:val="24"/>
-        </w:rPr>
-        <w:t xml:space="preserve"> </w:t>
-      </w:r>
-      <w:r>
-        <w:rPr>
-          <w:b/>
-          <w:sz w:val="24"/>
-          <w:szCs w:val="24"/>
-        </w:rPr>
-        <w:t>коп</w:t>
-      </w:r>
-      <w:r>
-        <w:rPr>
-          <w:b/>
-          <w:sz w:val="24"/>
-          <w:szCs w:val="24"/>
-        </w:rPr>
-        <w:t>.</w:t>
-      </w:r>
-    </w:p>
-    <w:p>
-      <w:pPr>
-        <w:pStyle w:val="a3"/>
-        <w:ind w:right="-1"/>
-        <w:rPr>
-          <w:sz w:val="24"/>
-          <w:szCs w:val="24"/>
-        </w:rPr>
-      </w:pPr>
-    </w:p>
-    <w:p>
-      <w:pPr>
-        <w:pStyle w:val="a3"/>
-        <w:ind w:right="-1"/>
-        <w:rPr>
-          <w:sz w:val="24"/>
-          <w:szCs w:val="24"/>
-        </w:rPr>
-      </w:pPr>
-      <w:r>
-        <w:rPr>
-          <w:sz w:val="24"/>
-          <w:szCs w:val="24"/>
-        </w:rPr>
-        <w:t xml:space="preserve">2. </w:t>
-      </w:r>
-      <w:r>
-        <w:rPr>
-          <w:sz w:val="24"/>
-          <w:szCs w:val="24"/>
-        </w:rPr>
-        <w:t>ГО УААСП</w:t>
-      </w:r>
-      <w:r>
-        <w:rPr>
-          <w:sz w:val="24"/>
-          <w:szCs w:val="24"/>
-        </w:rPr>
-        <w:t xml:space="preserve"> одержано зазначені в п.1.1., п.1.2., п.1.3 даного акту </w:t>
-      </w:r>
-      <w:r>
-        <w:rPr>
-          <w:caps/>
-          <w:sz w:val="24"/>
-          <w:szCs w:val="24"/>
-        </w:rPr>
-        <w:t>з</w:t>
-      </w:r>
-      <w:r>
-        <w:rPr>
-          <w:sz w:val="24"/>
-          <w:szCs w:val="24"/>
-        </w:rPr>
-        <w:t>віт</w:t>
-      </w:r>
-      <w:r>
-        <w:rPr>
-          <w:sz w:val="24"/>
-          <w:szCs w:val="24"/>
-        </w:rPr>
-        <w:t xml:space="preserve"> про публічно сповіщені твори</w:t>
-      </w:r>
-      <w:r>
-        <w:rPr>
-          <w:sz w:val="24"/>
-          <w:szCs w:val="24"/>
-        </w:rPr>
-        <w:t xml:space="preserve"> в ефір</w:t>
-      </w:r>
-      <w:r>
-        <w:rPr>
-          <w:sz w:val="24"/>
-          <w:szCs w:val="24"/>
-        </w:rPr>
-        <w:t xml:space="preserve">, </w:t>
-      </w:r>
-      <w:r>
-        <w:rPr>
-          <w:sz w:val="24"/>
-          <w:szCs w:val="24"/>
-        </w:rPr>
-        <w:t xml:space="preserve">Звіт </w:t>
-      </w:r>
-      <w:r>
-        <w:rPr>
-          <w:sz w:val="24"/>
-          <w:szCs w:val="24"/>
-        </w:rPr>
-        <w:t xml:space="preserve">про використані музичні твори в рекламі, що публічно </w:t>
-      </w:r>
-      <w:proofErr w:type="spellStart"/>
-      <w:r>
-        <w:rPr>
-          <w:sz w:val="24"/>
-          <w:szCs w:val="24"/>
-        </w:rPr>
-        <w:t>сповіщувалась</w:t>
-      </w:r>
-      <w:proofErr w:type="spellEnd"/>
-      <w:r>
-        <w:rPr>
-          <w:sz w:val="24"/>
-          <w:szCs w:val="24"/>
-        </w:rPr>
-        <w:t xml:space="preserve"> в ефі</w:t>
-      </w:r>
-      <w:r>
-        <w:rPr>
-          <w:sz w:val="24"/>
-          <w:szCs w:val="24"/>
-        </w:rPr>
-        <w:t>р та перераховану Користувачем суму авторської винагороди (роялті) на поточний рахунок в банківській установі.</w:t>
-      </w:r>
-    </w:p>
-    <w:p>
-      <w:pPr>
-        <w:pStyle w:val="a3"/>
-        <w:ind w:right="-1"/>
-        <w:rPr>
-          <w:sz w:val="24"/>
-          <w:szCs w:val="24"/>
-        </w:rPr>
-      </w:pPr>
-    </w:p>
-    <w:p>
-      <w:pPr>
-        <w:pStyle w:val="a3"/>
-        <w:ind w:right="-1"/>
-        <w:rPr>
-          <w:sz w:val="24"/>
-          <w:szCs w:val="24"/>
-        </w:rPr>
-      </w:pPr>
-    </w:p>
-    <w:p>
-      <w:pPr>
-        <w:pStyle w:val="a3"/>
+        </w:rPr>
+      </w:pPr>
+    </w:p>
+    <w:p>
+      <w:pPr>
+        <w:pStyle w:val="BodyText"/>
         <w:rPr>
           <w:sz w:val="20"/>
           <w:szCs w:val="20"/>
@@ -13046,7 +12110,7 @@
           </w:tcPr>
           <w:p>
             <w:pPr>
-              <w:pStyle w:val="a3"/>
+              <w:pStyle w:val="BodyText"/>
               <w:ind w:right="-1"/>
               <w:jc w:val="left"/>
               <w:rPr>
@@ -13082,7 +12146,7 @@
           </w:tcPr>
           <w:p>
             <w:pPr>
-              <w:pStyle w:val="a3"/>
+              <w:pStyle w:val="BodyText"/>
               <w:ind w:right="-1"/>
               <w:jc w:val="left"/>
               <w:rPr>
@@ -13100,7 +12164,7 @@
           </w:tcPr>
           <w:p>
             <w:pPr>
-              <w:pStyle w:val="a3"/>
+              <w:pStyle w:val="BodyText"/>
               <w:ind w:right="-1"/>
               <w:jc w:val="left"/>
               <w:rPr>
@@ -13132,7 +12196,7 @@
           </w:tcPr>
           <w:p>
             <w:pPr>
-              <w:pStyle w:val="a3"/>
+              <w:pStyle w:val="BodyText"/>
               <w:jc w:val="left"/>
               <w:rPr>
                 <w:b/>
@@ -13148,7 +12212,7 @@
           </w:tcPr>
           <w:p>
             <w:pPr>
-              <w:pStyle w:val="a3"/>
+              <w:pStyle w:val="BodyText"/>
               <w:ind w:right="-1"/>
               <w:jc w:val="left"/>
               <w:rPr>
@@ -13166,7 +12230,7 @@
           </w:tcPr>
           <w:p>
             <w:pPr>
-              <w:pStyle w:val="a3"/>
+              <w:pStyle w:val="BodyText"/>
               <w:ind w:right="-1"/>
               <w:jc w:val="left"/>
               <w:rPr>
@@ -13183,7 +12247,7 @@
           </w:tcPr>
           <w:p>
             <w:pPr>
-              <w:pStyle w:val="a3"/>
+              <w:pStyle w:val="BodyText"/>
               <w:ind w:right="-1"/>
               <w:jc w:val="left"/>
               <w:rPr>
@@ -13200,7 +12264,7 @@
           </w:tcPr>
           <w:p>
             <w:pPr>
-              <w:pStyle w:val="a3"/>
+              <w:pStyle w:val="BodyText"/>
               <w:ind w:right="-1"/>
               <w:jc w:val="left"/>
               <w:rPr>
@@ -13218,7 +12282,7 @@
           </w:tcPr>
           <w:p>
             <w:pPr>
-              <w:pStyle w:val="a3"/>
+              <w:pStyle w:val="BodyText"/>
               <w:ind w:right="-1"/>
               <w:jc w:val="left"/>
               <w:rPr>
@@ -13236,7 +12300,7 @@
           </w:tcPr>
           <w:p>
             <w:pPr>
-              <w:pStyle w:val="a3"/>
+              <w:pStyle w:val="BodyText"/>
               <w:ind w:right="-1"/>
               <w:jc w:val="left"/>
               <w:rPr>
@@ -13277,7 +12341,7 @@
           </w:tcPr>
           <w:p>
             <w:pPr>
-              <w:pStyle w:val="a3"/>
+              <w:pStyle w:val="BodyText"/>
               <w:ind w:right="-1"/>
               <w:jc w:val="left"/>
               <w:rPr>
@@ -13295,7 +12359,7 @@
           </w:tcPr>
           <w:p>
             <w:pPr>
-              <w:pStyle w:val="a3"/>
+              <w:pStyle w:val="BodyText"/>
               <w:ind w:right="-1"/>
               <w:jc w:val="left"/>
               <w:rPr>
@@ -13318,7 +12382,7 @@
           </w:tcPr>
           <w:p>
             <w:pPr>
-              <w:pStyle w:val="a3"/>
+              <w:pStyle w:val="BodyText"/>
               <w:jc w:val="left"/>
               <w:rPr>
                 <w:b/>
@@ -13334,7 +12398,7 @@
           </w:tcPr>
           <w:p>
             <w:pPr>
-              <w:pStyle w:val="a3"/>
+              <w:pStyle w:val="BodyText"/>
               <w:ind w:right="-1"/>
               <w:jc w:val="left"/>
               <w:rPr>
@@ -13352,7 +12416,7 @@
           </w:tcPr>
           <w:p>
             <w:pPr>
-              <w:pStyle w:val="a3"/>
+              <w:pStyle w:val="BodyText"/>
               <w:ind w:right="-1"/>
               <w:jc w:val="left"/>
               <w:rPr>
@@ -13369,7 +12433,7 @@
           </w:tcPr>
           <w:p>
             <w:pPr>
-              <w:pStyle w:val="a3"/>
+              <w:pStyle w:val="BodyText"/>
               <w:ind w:right="-1"/>
               <w:jc w:val="left"/>
               <w:rPr>
@@ -13386,7 +12450,7 @@
           </w:tcPr>
           <w:p>
             <w:pPr>
-              <w:pStyle w:val="a3"/>
+              <w:pStyle w:val="BodyText"/>
               <w:ind w:right="-1"/>
               <w:jc w:val="left"/>
               <w:rPr>
@@ -13404,7 +12468,7 @@
           </w:tcPr>
           <w:p>
             <w:pPr>
-              <w:pStyle w:val="a3"/>
+              <w:pStyle w:val="BodyText"/>
               <w:ind w:right="-1"/>
               <w:jc w:val="left"/>
               <w:rPr>
@@ -13422,7 +12486,7 @@
           </w:tcPr>
           <w:p>
             <w:pPr>
-              <w:pStyle w:val="a3"/>
+              <w:pStyle w:val="BodyText"/>
               <w:ind w:right="-1"/>
               <w:jc w:val="left"/>
               <w:rPr>
@@ -13439,7 +12503,7 @@
           </w:tcPr>
           <w:p>
             <w:pPr>
-              <w:pStyle w:val="a3"/>
+              <w:pStyle w:val="BodyText"/>
               <w:ind w:right="-1"/>
               <w:jc w:val="left"/>
               <w:rPr>
@@ -13456,7 +12520,7 @@
           </w:tcPr>
           <w:p>
             <w:pPr>
-              <w:pStyle w:val="a3"/>
+              <w:pStyle w:val="BodyText"/>
               <w:ind w:right="-1"/>
               <w:jc w:val="left"/>
               <w:rPr>
@@ -13473,7 +12537,7 @@
           </w:tcPr>
           <w:p>
             <w:pPr>
-              <w:pStyle w:val="a3"/>
+              <w:pStyle w:val="BodyText"/>
               <w:ind w:right="-1"/>
               <w:jc w:val="left"/>
               <w:rPr>
@@ -13491,7 +12555,7 @@
           </w:tcPr>
           <w:p>
             <w:pPr>
-              <w:pStyle w:val="a3"/>
+              <w:pStyle w:val="BodyText"/>
               <w:ind w:right="-1"/>
               <w:jc w:val="left"/>
               <w:rPr>
@@ -13514,7 +12578,7 @@
           </w:tcPr>
           <w:p>
             <w:pPr>
-              <w:pStyle w:val="a3"/>
+              <w:pStyle w:val="BodyText"/>
               <w:tabs>
                 <w:tab w:val="center" w:pos="4153"/>
                 <w:tab w:val="right" w:pos="8306"/>
@@ -13547,7 +12611,7 @@
           </w:tcPr>
           <w:p>
             <w:pPr>
-              <w:pStyle w:val="a3"/>
+              <w:pStyle w:val="BodyText"/>
               <w:tabs>
                 <w:tab w:val="center" w:pos="4153"/>
                 <w:tab w:val="right" w:pos="8306"/>
@@ -13574,7 +12638,7 @@
           </w:tcPr>
           <w:p>
             <w:pPr>
-              <w:pStyle w:val="a3"/>
+              <w:pStyle w:val="BodyText"/>
               <w:tabs>
                 <w:tab w:val="center" w:pos="4153"/>
                 <w:tab w:val="right" w:pos="8306"/>
@@ -13597,7 +12661,7 @@
           </w:tcPr>
           <w:p>
             <w:pPr>
-              <w:pStyle w:val="a3"/>
+              <w:pStyle w:val="BodyText"/>
               <w:tabs>
                 <w:tab w:val="center" w:pos="4153"/>
                 <w:tab w:val="right" w:pos="8306"/>
@@ -13620,7 +12684,7 @@
           </w:tcPr>
           <w:p>
             <w:pPr>
-              <w:pStyle w:val="a3"/>
+              <w:pStyle w:val="BodyText"/>
               <w:tabs>
                 <w:tab w:val="center" w:pos="4153"/>
                 <w:tab w:val="right" w:pos="8306"/>
@@ -13654,7 +12718,7 @@
           </w:tcPr>
           <w:p>
             <w:pPr>
-              <w:pStyle w:val="a3"/>
+              <w:pStyle w:val="BodyText"/>
               <w:ind w:right="-1"/>
               <w:jc w:val="left"/>
               <w:rPr>
@@ -13672,7 +12736,7 @@
           </w:tcPr>
           <w:p>
             <w:pPr>
-              <w:pStyle w:val="a3"/>
+              <w:pStyle w:val="BodyText"/>
               <w:jc w:val="left"/>
               <w:rPr>
                 <w:sz w:val="20"/>
@@ -13697,7 +12761,7 @@
           </w:tcPr>
           <w:p>
             <w:pPr>
-              <w:pStyle w:val="a3"/>
+              <w:pStyle w:val="BodyText"/>
               <w:ind w:right="-1"/>
               <w:jc w:val="left"/>
               <w:rPr>
@@ -13717,7 +12781,7 @@
           </w:tcPr>
           <w:p>
             <w:pPr>
-              <w:pStyle w:val="a3"/>
+              <w:pStyle w:val="BodyText"/>
               <w:ind w:right="-1"/>
               <w:jc w:val="left"/>
               <w:rPr>
@@ -13734,7 +12798,7 @@
           </w:tcPr>
           <w:p>
             <w:pPr>
-              <w:pStyle w:val="a3"/>
+              <w:pStyle w:val="BodyText"/>
               <w:ind w:right="-1"/>
               <w:jc w:val="left"/>
               <w:rPr>
@@ -13752,7 +12816,7 @@
           </w:tcPr>
           <w:p>
             <w:pPr>
-              <w:pStyle w:val="a3"/>
+              <w:pStyle w:val="BodyText"/>
               <w:ind w:right="-1"/>
               <w:jc w:val="left"/>
               <w:rPr>
@@ -13786,7 +12850,7 @@
           </w:tcPr>
           <w:p>
             <w:pPr>
-              <w:pStyle w:val="a3"/>
+              <w:pStyle w:val="BodyText"/>
               <w:tabs>
                 <w:tab w:val="center" w:pos="4153"/>
                 <w:tab w:val="right" w:pos="8306"/>
@@ -13808,7 +12872,7 @@
           </w:tcPr>
           <w:p>
             <w:pPr>
-              <w:pStyle w:val="a3"/>
+              <w:pStyle w:val="BodyText"/>
               <w:tabs>
                 <w:tab w:val="center" w:pos="4153"/>
                 <w:tab w:val="right" w:pos="8306"/>
@@ -13834,7 +12898,7 @@
           </w:tcPr>
           <w:p>
             <w:pPr>
-              <w:pStyle w:val="a3"/>
+              <w:pStyle w:val="BodyText"/>
               <w:tabs>
                 <w:tab w:val="center" w:pos="4153"/>
                 <w:tab w:val="right" w:pos="8306"/>
@@ -13866,7 +12930,7 @@
           </w:tcPr>
           <w:p>
             <w:pPr>
-              <w:pStyle w:val="a3"/>
+              <w:pStyle w:val="BodyText"/>
               <w:tabs>
                 <w:tab w:val="center" w:pos="4153"/>
                 <w:tab w:val="right" w:pos="8306"/>
@@ -13889,7 +12953,7 @@
           </w:tcPr>
           <w:p>
             <w:pPr>
-              <w:pStyle w:val="a3"/>
+              <w:pStyle w:val="BodyText"/>
               <w:tabs>
                 <w:tab w:val="center" w:pos="4153"/>
                 <w:tab w:val="right" w:pos="8306"/>
@@ -13913,7 +12977,7 @@
           </w:tcPr>
           <w:p>
             <w:pPr>
-              <w:pStyle w:val="a3"/>
+              <w:pStyle w:val="BodyText"/>
               <w:ind w:right="-1"/>
               <w:jc w:val="left"/>
               <w:rPr>
@@ -13931,7 +12995,7 @@
           </w:tcPr>
           <w:p>
             <w:pPr>
-              <w:pStyle w:val="a3"/>
+              <w:pStyle w:val="BodyText"/>
               <w:ind w:right="-1"/>
               <w:jc w:val="center"/>
               <w:rPr>
@@ -13949,7 +13013,7 @@
           </w:tcPr>
           <w:p>
             <w:pPr>
-              <w:pStyle w:val="a3"/>
+              <w:pStyle w:val="BodyText"/>
               <w:ind w:right="-1"/>
               <w:jc w:val="center"/>
               <w:rPr>
@@ -13969,7 +13033,7 @@
           </w:tcPr>
           <w:p>
             <w:pPr>
-              <w:pStyle w:val="a3"/>
+              <w:pStyle w:val="BodyText"/>
               <w:ind w:right="-1"/>
               <w:jc w:val="center"/>
               <w:rPr>
@@ -13993,7 +13057,7 @@
           </w:tcPr>
           <w:p>
             <w:pPr>
-              <w:pStyle w:val="a3"/>
+              <w:pStyle w:val="BodyText"/>
               <w:ind w:right="-1"/>
               <w:jc w:val="center"/>
               <w:rPr>
@@ -14011,7 +13075,7 @@
           </w:tcPr>
           <w:p>
             <w:pPr>
-              <w:pStyle w:val="a3"/>
+              <w:pStyle w:val="BodyText"/>
               <w:ind w:right="-1"/>
               <w:jc w:val="center"/>
               <w:rPr>
@@ -14035,7 +13099,7 @@
           </w:tcPr>
           <w:p>
             <w:pPr>
-              <w:pStyle w:val="a3"/>
+              <w:pStyle w:val="BodyText"/>
               <w:ind w:right="-1"/>
               <w:jc w:val="left"/>
               <w:rPr>
@@ -14051,7 +13115,7 @@
           </w:tcPr>
           <w:p>
             <w:pPr>
-              <w:pStyle w:val="a3"/>
+              <w:pStyle w:val="BodyText"/>
               <w:ind w:right="-1"/>
               <w:jc w:val="left"/>
               <w:rPr>
@@ -14069,7 +13133,7 @@
           </w:tcPr>
           <w:p>
             <w:pPr>
-              <w:pStyle w:val="a3"/>
+              <w:pStyle w:val="BodyText"/>
               <w:ind w:right="-1"/>
               <w:jc w:val="left"/>
               <w:rPr>
@@ -14086,7 +13150,7 @@
           </w:tcPr>
           <w:p>
             <w:pPr>
-              <w:pStyle w:val="a3"/>
+              <w:pStyle w:val="BodyText"/>
               <w:ind w:right="-1"/>
               <w:jc w:val="left"/>
               <w:rPr>
@@ -14103,7 +13167,7 @@
           </w:tcPr>
           <w:p>
             <w:pPr>
-              <w:pStyle w:val="a3"/>
+              <w:pStyle w:val="BodyText"/>
               <w:ind w:right="-1"/>
               <w:jc w:val="left"/>
               <w:rPr>
@@ -14121,7 +13185,7 @@
           </w:tcPr>
           <w:p>
             <w:pPr>
-              <w:pStyle w:val="a3"/>
+              <w:pStyle w:val="BodyText"/>
               <w:ind w:right="-1"/>
               <w:jc w:val="left"/>
               <w:rPr>
@@ -14139,7 +13203,7 @@
           </w:tcPr>
           <w:p>
             <w:pPr>
-              <w:pStyle w:val="a3"/>
+              <w:pStyle w:val="BodyText"/>
               <w:ind w:right="-1"/>
               <w:jc w:val="left"/>
               <w:rPr>
@@ -14156,7 +13220,7 @@
           </w:tcPr>
           <w:p>
             <w:pPr>
-              <w:pStyle w:val="a3"/>
+              <w:pStyle w:val="BodyText"/>
               <w:ind w:right="-1"/>
               <w:jc w:val="left"/>
               <w:rPr>
@@ -14173,7 +13237,7 @@
           </w:tcPr>
           <w:p>
             <w:pPr>
-              <w:pStyle w:val="a3"/>
+              <w:pStyle w:val="BodyText"/>
               <w:ind w:right="-1"/>
               <w:jc w:val="left"/>
               <w:rPr>
@@ -14190,7 +13254,7 @@
           </w:tcPr>
           <w:p>
             <w:pPr>
-              <w:pStyle w:val="a3"/>
+              <w:pStyle w:val="BodyText"/>
               <w:ind w:right="-1"/>
               <w:jc w:val="left"/>
               <w:rPr>
@@ -14208,7 +13272,7 @@
           </w:tcPr>
           <w:p>
             <w:pPr>
-              <w:pStyle w:val="a3"/>
+              <w:pStyle w:val="BodyText"/>
               <w:ind w:right="-1"/>
               <w:jc w:val="left"/>
               <w:rPr>
@@ -14231,7 +13295,7 @@
           </w:tcPr>
           <w:p>
             <w:pPr>
-              <w:pStyle w:val="a3"/>
+              <w:pStyle w:val="BodyText"/>
               <w:ind w:right="-1"/>
               <w:jc w:val="left"/>
               <w:rPr>
@@ -14247,7 +13311,7 @@
           </w:tcPr>
           <w:p>
             <w:pPr>
-              <w:pStyle w:val="a3"/>
+              <w:pStyle w:val="BodyText"/>
               <w:ind w:right="-1"/>
               <w:jc w:val="left"/>
               <w:rPr>
@@ -14265,7 +13329,7 @@
           </w:tcPr>
           <w:p>
             <w:pPr>
-              <w:pStyle w:val="a3"/>
+              <w:pStyle w:val="BodyText"/>
               <w:ind w:right="-1"/>
               <w:jc w:val="left"/>
               <w:rPr>
@@ -14282,7 +13346,7 @@
           </w:tcPr>
           <w:p>
             <w:pPr>
-              <w:pStyle w:val="a3"/>
+              <w:pStyle w:val="BodyText"/>
               <w:ind w:right="-1"/>
               <w:jc w:val="left"/>
               <w:rPr>
@@ -14299,7 +13363,7 @@
           </w:tcPr>
           <w:p>
             <w:pPr>
-              <w:pStyle w:val="a3"/>
+              <w:pStyle w:val="BodyText"/>
               <w:ind w:right="-1"/>
               <w:jc w:val="left"/>
               <w:rPr>
@@ -14317,7 +13381,7 @@
           </w:tcPr>
           <w:p>
             <w:pPr>
-              <w:pStyle w:val="a3"/>
+              <w:pStyle w:val="BodyText"/>
               <w:ind w:right="-1"/>
               <w:jc w:val="left"/>
               <w:rPr>
@@ -14335,7 +13399,7 @@
           </w:tcPr>
           <w:p>
             <w:pPr>
-              <w:pStyle w:val="a3"/>
+              <w:pStyle w:val="BodyText"/>
               <w:ind w:right="-1"/>
               <w:jc w:val="left"/>
               <w:rPr>
@@ -14352,7 +13416,7 @@
           </w:tcPr>
           <w:p>
             <w:pPr>
-              <w:pStyle w:val="a3"/>
+              <w:pStyle w:val="BodyText"/>
               <w:ind w:right="-1"/>
               <w:jc w:val="left"/>
               <w:rPr>
@@ -14369,7 +13433,7 @@
           </w:tcPr>
           <w:p>
             <w:pPr>
-              <w:pStyle w:val="a3"/>
+              <w:pStyle w:val="BodyText"/>
               <w:ind w:right="-1"/>
               <w:jc w:val="left"/>
               <w:rPr>
@@ -14386,7 +13450,7 @@
           </w:tcPr>
           <w:p>
             <w:pPr>
-              <w:pStyle w:val="a3"/>
+              <w:pStyle w:val="BodyText"/>
               <w:ind w:right="-1"/>
               <w:jc w:val="left"/>
               <w:rPr>
@@ -14404,7 +13468,7 @@
           </w:tcPr>
           <w:p>
             <w:pPr>
-              <w:pStyle w:val="a3"/>
+              <w:pStyle w:val="BodyText"/>
               <w:ind w:right="-1"/>
               <w:jc w:val="left"/>
               <w:rPr>
@@ -14423,7 +13487,7 @@
           </w:tcPr>
           <w:p>
             <w:pPr>
-              <w:pStyle w:val="a3"/>
+              <w:pStyle w:val="BodyText"/>
               <w:ind w:right="-582"/>
               <w:jc w:val="left"/>
               <w:rPr>
@@ -14448,7 +13512,7 @@
           </w:tcPr>
           <w:p>
             <w:pPr>
-              <w:pStyle w:val="a3"/>
+              <w:pStyle w:val="BodyText"/>
               <w:ind w:right="-108"/>
               <w:jc w:val="left"/>
               <w:rPr>
@@ -14459,7 +13523,7 @@
           </w:p>
           <w:p>
             <w:pPr>
-              <w:pStyle w:val="a3"/>
+              <w:pStyle w:val="BodyText"/>
               <w:ind w:right="-108"/>
               <w:jc w:val="left"/>
               <w:rPr>
@@ -14479,7 +13543,7 @@
           </w:tcPr>
           <w:p>
             <w:pPr>
-              <w:pStyle w:val="a3"/>
+              <w:pStyle w:val="BodyText"/>
               <w:ind w:right="-1"/>
               <w:jc w:val="left"/>
               <w:rPr>
@@ -14496,7 +13560,7 @@
           </w:tcPr>
           <w:p>
             <w:pPr>
-              <w:pStyle w:val="a3"/>
+              <w:pStyle w:val="BodyText"/>
               <w:ind w:right="-1"/>
               <w:jc w:val="left"/>
               <w:rPr>
@@ -14515,7 +13579,7 @@
           </w:tcPr>
           <w:p>
             <w:pPr>
-              <w:pStyle w:val="a3"/>
+              <w:pStyle w:val="BodyText"/>
               <w:ind w:right="-1"/>
               <w:jc w:val="left"/>
               <w:rPr>
@@ -14541,7 +13605,7 @@
           </w:tcPr>
           <w:p>
             <w:pPr>
-              <w:pStyle w:val="a3"/>
+              <w:pStyle w:val="BodyText"/>
               <w:ind w:right="-1"/>
               <w:jc w:val="left"/>
               <w:rPr>
@@ -14559,7 +13623,7 @@
           </w:tcPr>
           <w:p>
             <w:pPr>
-              <w:pStyle w:val="a3"/>
+              <w:pStyle w:val="BodyText"/>
               <w:ind w:right="-1"/>
               <w:jc w:val="left"/>
               <w:rPr>
@@ -14584,7 +13648,7 @@
           </w:tcPr>
           <w:p>
             <w:pPr>
-              <w:pStyle w:val="a3"/>
+              <w:pStyle w:val="BodyText"/>
               <w:ind w:right="-1"/>
               <w:jc w:val="left"/>
               <w:rPr>
@@ -14604,7 +13668,7 @@
           </w:tcPr>
           <w:p>
             <w:pPr>
-              <w:pStyle w:val="a3"/>
+              <w:pStyle w:val="BodyText"/>
               <w:ind w:right="-1"/>
               <w:jc w:val="left"/>
               <w:rPr>
@@ -14621,7 +13685,7 @@
           </w:tcPr>
           <w:p>
             <w:pPr>
-              <w:pStyle w:val="a3"/>
+              <w:pStyle w:val="BodyText"/>
               <w:ind w:right="-1"/>
               <w:jc w:val="left"/>
               <w:rPr>
@@ -14639,7 +13703,7 @@
           </w:tcPr>
           <w:p>
             <w:pPr>
-              <w:pStyle w:val="a3"/>
+              <w:pStyle w:val="BodyText"/>
               <w:ind w:right="-1"/>
               <w:jc w:val="left"/>
               <w:rPr>
@@ -14672,7 +13736,7 @@
           </w:tcPr>
           <w:p>
             <w:pPr>
-              <w:pStyle w:val="a3"/>
+              <w:pStyle w:val="BodyText"/>
               <w:ind w:right="-1"/>
               <w:jc w:val="left"/>
               <w:rPr>
@@ -14688,7 +13752,7 @@
           </w:tcPr>
           <w:p>
             <w:pPr>
-              <w:pStyle w:val="a3"/>
+              <w:pStyle w:val="BodyText"/>
               <w:ind w:right="-1"/>
               <w:jc w:val="center"/>
               <w:rPr>
@@ -14708,7 +13772,7 @@
           </w:tcPr>
           <w:p>
             <w:pPr>
-              <w:pStyle w:val="a3"/>
+              <w:pStyle w:val="BodyText"/>
               <w:ind w:right="-1"/>
               <w:jc w:val="center"/>
               <w:rPr>
@@ -14732,7 +13796,7 @@
           </w:tcPr>
           <w:p>
             <w:pPr>
-              <w:pStyle w:val="a3"/>
+              <w:pStyle w:val="BodyText"/>
               <w:ind w:right="-1"/>
               <w:jc w:val="left"/>
               <w:rPr>
@@ -14749,7 +13813,7 @@
           </w:tcPr>
           <w:p>
             <w:pPr>
-              <w:pStyle w:val="a3"/>
+              <w:pStyle w:val="BodyText"/>
               <w:ind w:right="-1"/>
               <w:jc w:val="left"/>
               <w:rPr>
@@ -14767,7 +13831,7 @@
           </w:tcPr>
           <w:p>
             <w:pPr>
-              <w:pStyle w:val="a3"/>
+              <w:pStyle w:val="BodyText"/>
               <w:ind w:right="-1"/>
               <w:jc w:val="left"/>
               <w:rPr>
@@ -14785,7 +13849,7 @@
           </w:tcPr>
           <w:p>
             <w:pPr>
-              <w:pStyle w:val="a3"/>
+              <w:pStyle w:val="BodyText"/>
               <w:ind w:right="-1"/>
               <w:jc w:val="center"/>
               <w:rPr>
@@ -14803,7 +13867,7 @@
           </w:tcPr>
           <w:p>
             <w:pPr>
-              <w:pStyle w:val="a3"/>
+              <w:pStyle w:val="BodyText"/>
               <w:ind w:right="-1"/>
               <w:jc w:val="center"/>
               <w:rPr>
@@ -14823,7 +13887,7 @@
           </w:tcPr>
           <w:p>
             <w:pPr>
-              <w:pStyle w:val="a3"/>
+              <w:pStyle w:val="BodyText"/>
               <w:ind w:right="-1"/>
               <w:jc w:val="center"/>
               <w:rPr>
@@ -14847,7 +13911,7 @@
           </w:tcPr>
           <w:p>
             <w:pPr>
-              <w:pStyle w:val="a3"/>
+              <w:pStyle w:val="BodyText"/>
               <w:ind w:right="-1"/>
               <w:jc w:val="center"/>
               <w:rPr>
@@ -14865,7 +13929,7 @@
           </w:tcPr>
           <w:p>
             <w:pPr>
-              <w:pStyle w:val="a3"/>
+              <w:pStyle w:val="BodyText"/>
               <w:ind w:right="-1"/>
               <w:jc w:val="center"/>
               <w:rPr>
@@ -14889,7 +13953,7 @@
           </w:tcPr>
           <w:p>
             <w:pPr>
-              <w:pStyle w:val="a3"/>
+              <w:pStyle w:val="BodyText"/>
               <w:ind w:right="-1"/>
               <w:jc w:val="left"/>
               <w:rPr>
@@ -14905,7 +13969,7 @@
           </w:tcPr>
           <w:p>
             <w:pPr>
-              <w:pStyle w:val="a3"/>
+              <w:pStyle w:val="BodyText"/>
               <w:ind w:right="-1"/>
               <w:jc w:val="left"/>
               <w:rPr>
@@ -14923,7 +13987,7 @@
           </w:tcPr>
           <w:p>
             <w:pPr>
-              <w:pStyle w:val="a3"/>
+              <w:pStyle w:val="BodyText"/>
               <w:ind w:right="-1"/>
               <w:jc w:val="left"/>
               <w:rPr>
@@ -14940,7 +14004,7 @@
           </w:tcPr>
           <w:p>
             <w:pPr>
-              <w:pStyle w:val="a3"/>
+              <w:pStyle w:val="BodyText"/>
               <w:ind w:right="-1"/>
               <w:jc w:val="left"/>
               <w:rPr>
@@ -14957,7 +14021,7 @@
           </w:tcPr>
           <w:p>
             <w:pPr>
-              <w:pStyle w:val="a3"/>
+              <w:pStyle w:val="BodyText"/>
               <w:ind w:right="-1"/>
               <w:jc w:val="left"/>
               <w:rPr>
@@ -14975,7 +14039,7 @@
           </w:tcPr>
           <w:p>
             <w:pPr>
-              <w:pStyle w:val="a3"/>
+              <w:pStyle w:val="BodyText"/>
               <w:ind w:right="-1"/>
               <w:jc w:val="left"/>
               <w:rPr>
@@ -14993,7 +14057,7 @@
           </w:tcPr>
           <w:p>
             <w:pPr>
-              <w:pStyle w:val="a3"/>
+              <w:pStyle w:val="BodyText"/>
               <w:ind w:right="-1"/>
               <w:jc w:val="left"/>
               <w:rPr>
@@ -15010,7 +14074,7 @@
           </w:tcPr>
           <w:p>
             <w:pPr>
-              <w:pStyle w:val="a3"/>
+              <w:pStyle w:val="BodyText"/>
               <w:ind w:right="-1"/>
               <w:jc w:val="left"/>
               <w:rPr>
@@ -15027,7 +14091,7 @@
           </w:tcPr>
           <w:p>
             <w:pPr>
-              <w:pStyle w:val="a3"/>
+              <w:pStyle w:val="BodyText"/>
               <w:ind w:right="-1"/>
               <w:jc w:val="left"/>
               <w:rPr>
@@ -15044,7 +14108,7 @@
           </w:tcPr>
           <w:p>
             <w:pPr>
-              <w:pStyle w:val="a3"/>
+              <w:pStyle w:val="BodyText"/>
               <w:ind w:right="-1"/>
               <w:jc w:val="left"/>
               <w:rPr>
@@ -15062,7 +14126,7 @@
           </w:tcPr>
           <w:p>
             <w:pPr>
-              <w:pStyle w:val="a3"/>
+              <w:pStyle w:val="BodyText"/>
               <w:ind w:right="-1"/>
               <w:jc w:val="left"/>
               <w:rPr>
@@ -15085,7 +14149,7 @@
           </w:tcPr>
           <w:p>
             <w:pPr>
-              <w:pStyle w:val="a3"/>
+              <w:pStyle w:val="BodyText"/>
               <w:ind w:right="-1"/>
               <w:jc w:val="left"/>
               <w:rPr>
@@ -15108,7 +14172,7 @@
           </w:tcPr>
           <w:p>
             <w:pPr>
-              <w:pStyle w:val="a3"/>
+              <w:pStyle w:val="BodyText"/>
               <w:ind w:right="-1"/>
               <w:jc w:val="left"/>
               <w:rPr>
@@ -15126,7 +14190,7 @@
           </w:tcPr>
           <w:p>
             <w:pPr>
-              <w:pStyle w:val="a3"/>
+              <w:pStyle w:val="BodyText"/>
               <w:ind w:right="-1"/>
               <w:jc w:val="left"/>
               <w:rPr>
@@ -15143,7 +14207,7 @@
           </w:tcPr>
           <w:p>
             <w:pPr>
-              <w:pStyle w:val="a3"/>
+              <w:pStyle w:val="BodyText"/>
               <w:ind w:right="-1"/>
               <w:jc w:val="left"/>
               <w:rPr>
@@ -15160,7 +14224,7 @@
           </w:tcPr>
           <w:p>
             <w:pPr>
-              <w:pStyle w:val="a3"/>
+              <w:pStyle w:val="BodyText"/>
               <w:ind w:right="-1"/>
               <w:jc w:val="left"/>
               <w:rPr>
@@ -15178,7 +14242,7 @@
           </w:tcPr>
           <w:p>
             <w:pPr>
-              <w:pStyle w:val="a3"/>
+              <w:pStyle w:val="BodyText"/>
               <w:ind w:right="-1"/>
               <w:jc w:val="left"/>
               <w:rPr>
@@ -15196,7 +14260,7 @@
           </w:tcPr>
           <w:p>
             <w:pPr>
-              <w:pStyle w:val="a3"/>
+              <w:pStyle w:val="BodyText"/>
               <w:ind w:right="-1"/>
               <w:jc w:val="left"/>
               <w:rPr>
@@ -15220,7 +14284,7 @@
           </w:tcPr>
           <w:p>
             <w:pPr>
-              <w:pStyle w:val="a3"/>
+              <w:pStyle w:val="BodyText"/>
               <w:ind w:right="-1"/>
               <w:jc w:val="left"/>
               <w:rPr>
@@ -15237,7 +14301,7 @@
           </w:tcPr>
           <w:p>
             <w:pPr>
-              <w:pStyle w:val="a3"/>
+              <w:pStyle w:val="BodyText"/>
               <w:ind w:right="-1"/>
               <w:jc w:val="left"/>
               <w:rPr>
@@ -15254,7 +14318,7 @@
           </w:tcPr>
           <w:p>
             <w:pPr>
-              <w:pStyle w:val="a3"/>
+              <w:pStyle w:val="BodyText"/>
               <w:ind w:right="-1"/>
               <w:jc w:val="left"/>
               <w:rPr>
@@ -15272,7 +14336,7 @@
           </w:tcPr>
           <w:p>
             <w:pPr>
-              <w:pStyle w:val="a3"/>
+              <w:pStyle w:val="BodyText"/>
               <w:ind w:right="-1"/>
               <w:jc w:val="left"/>
               <w:rPr>
@@ -15286,7 +14350,7 @@
     </w:tbl>
     <w:p>
       <w:pPr>
-        <w:pStyle w:val="a3"/>
+        <w:pStyle w:val="BodyText"/>
         <w:rPr>
           <w:sz w:val="20"/>
           <w:szCs w:val="20"/>
@@ -15594,7 +14658,7 @@
         <mc:AlternateContent>
           <mc:Choice Requires="wps">
             <w:drawing>
-              <wp:anchor distT="0" distB="0" distL="114300" distR="114300" simplePos="0" relativeHeight="251663360" behindDoc="0" locked="0" layoutInCell="1" allowOverlap="1">
+              <wp:anchor distT="0" distB="0" distL="114300" distR="114300" simplePos="0" relativeHeight="251663360" behindDoc="0" locked="0" layoutInCell="1" allowOverlap="1" wp14:anchorId="5B7C2644" wp14:editId="44D4E25C">
                 <wp:simplePos x="0" y="0"/>
                 <wp:positionH relativeFrom="margin">
                   <wp:align>right</wp:align>
@@ -15639,7 +14703,6 @@
                               <w:rPr>
                                 <w:sz w:val="24"/>
                                 <w:szCs w:val="24"/>
-                                <w:lang/>
                               </w:rPr>
                             </w:pPr>
                             <w:r>
@@ -15785,18 +14848,8 @@
           <w:szCs w:val="24"/>
           <w:lang w:val="uk-UA"/>
         </w:rPr>
-        <w:t xml:space="preserve">в рекламі, що публічно </w:t>
-      </w:r>
-      <w:proofErr w:type="spellStart"/>
-      <w:r>
-        <w:rPr>
-          <w:sz w:val="24"/>
-          <w:szCs w:val="24"/>
-          <w:lang w:val="uk-UA"/>
-        </w:rPr>
-        <w:t>сповіщувалась</w:t>
-      </w:r>
-      <w:proofErr w:type="spellEnd"/>
+        <w:t>в рекламі, що публічно сповіщувалась</w:t>
+      </w:r>
     </w:p>
     <w:p>
       <w:pPr>
@@ -16711,7 +15764,7 @@
         <mc:AlternateContent>
           <mc:Choice Requires="wps">
             <w:drawing>
-              <wp:anchor distT="0" distB="0" distL="114300" distR="114300" simplePos="0" relativeHeight="251662336" behindDoc="0" locked="0" layoutInCell="1" allowOverlap="1">
+              <wp:anchor distT="0" distB="0" distL="114300" distR="114300" simplePos="0" relativeHeight="251662336" behindDoc="0" locked="0" layoutInCell="1" allowOverlap="1" wp14:anchorId="35FCAD3A" wp14:editId="398E60B0">
                 <wp:simplePos x="0" y="0"/>
                 <wp:positionH relativeFrom="column">
                   <wp:posOffset>-100965</wp:posOffset>
@@ -16963,7 +16016,7 @@
     </w:p>
     <w:p>
       <w:pPr>
-        <w:pStyle w:val="a7"/>
+        <w:pStyle w:val="Footer"/>
         <w:jc w:val="center"/>
         <w:rPr>
           <w:lang w:val="uk-UA"/>
@@ -16972,7 +16025,7 @@
     </w:p>
     <w:p>
       <w:pPr>
-        <w:pStyle w:val="a3"/>
+        <w:pStyle w:val="BodyText"/>
         <w:ind w:right="0"/>
         <w:rPr>
           <w:b/>
@@ -16981,10 +16034,7 @@
         </w:rPr>
       </w:pPr>
     </w:p>
-    <w:p>
-      <w:bookmarkStart w:id="7" w:name="_GoBack"/>
-      <w:bookmarkEnd w:id="7"/>
-    </w:p>
+    <w:p/>
     <w:sectPr>
       <w:pgSz w:w="11907" w:h="16840" w:code="9"/>
       <w:pgMar w:top="567" w:right="567" w:bottom="1418" w:left="540" w:header="284" w:footer="0" w:gutter="0"/>
@@ -16995,7 +16045,7 @@
 </file>
 
 <file path=word/endnotes.xml><?xml version="1.0" encoding="utf-8"?>
-<w:endnotes xmlns:wpc="http://schemas.microsoft.com/office/word/2010/wordprocessingCanvas" xmlns:cx="http://schemas.microsoft.com/office/drawing/2014/chartex" xmlns:cx1="http://schemas.microsoft.com/office/drawing/2015/9/8/chartex" xmlns:mc="http://schemas.openxmlformats.org/markup-compatibility/2006" xmlns:o="urn:schemas-microsoft-com:office:office" xmlns:r="http://schemas.openxmlformats.org/officeDocument/2006/relationships" xmlns:m="http://schemas.openxmlformats.org/officeDocument/2006/math" xmlns:v="urn:schemas-microsoft-com:vml" xmlns:wp14="http://schemas.microsoft.com/office/word/2010/wordprocessingDrawing" xmlns:wp="http://schemas.openxmlformats.org/drawingml/2006/wordprocessingDrawing" xmlns:w10="urn:schemas-microsoft-com:office:word" xmlns:w="http://schemas.openxmlformats.org/wordprocessingml/2006/main" xmlns:w14="http://schemas.microsoft.com/office/word/2010/wordml" xmlns:w15="http://schemas.microsoft.com/office/word/2012/wordml" xmlns:w16se="http://schemas.microsoft.com/office/word/2015/wordml/symex" xmlns:wpg="http://schemas.microsoft.com/office/word/2010/wordprocessingGroup" xmlns:wpi="http://schemas.microsoft.com/office/word/2010/wordprocessingInk" xmlns:wne="http://schemas.microsoft.com/office/word/2006/wordml" xmlns:wps="http://schemas.microsoft.com/office/word/2010/wordprocessingShape" mc:Ignorable="w14 w15 w16se wp14">
+<w:endnotes xmlns:wpc="http://schemas.microsoft.com/office/word/2010/wordprocessingCanvas" xmlns:cx="http://schemas.microsoft.com/office/drawing/2014/chartex" xmlns:cx1="http://schemas.microsoft.com/office/drawing/2015/9/8/chartex" xmlns:cx2="http://schemas.microsoft.com/office/drawing/2015/10/21/chartex" xmlns:cx3="http://schemas.microsoft.com/office/drawing/2016/5/9/chartex" xmlns:cx4="http://schemas.microsoft.com/office/drawing/2016/5/10/chartex" xmlns:cx5="http://schemas.microsoft.com/office/drawing/2016/5/11/chartex" xmlns:cx6="http://schemas.microsoft.com/office/drawing/2016/5/12/chartex" xmlns:cx7="http://schemas.microsoft.com/office/drawing/2016/5/13/chartex" xmlns:cx8="http://schemas.microsoft.com/office/drawing/2016/5/14/chartex" xmlns:mc="http://schemas.openxmlformats.org/markup-compatibility/2006" xmlns:aink="http://schemas.microsoft.com/office/drawing/2016/ink" xmlns:am3d="http://schemas.microsoft.com/office/drawing/2017/model3d" xmlns:o="urn:schemas-microsoft-com:office:office" xmlns:oel="http://schemas.microsoft.com/office/2019/extlst" xmlns:r="http://schemas.openxmlformats.org/officeDocument/2006/relationships" xmlns:m="http://schemas.openxmlformats.org/officeDocument/2006/math" xmlns:v="urn:schemas-microsoft-com:vml" xmlns:wp14="http://schemas.microsoft.com/office/word/2010/wordprocessingDrawing" xmlns:wp="http://schemas.openxmlformats.org/drawingml/2006/wordprocessingDrawing" xmlns:w10="urn:schemas-microsoft-com:office:word" xmlns:w="http://schemas.openxmlformats.org/wordprocessingml/2006/main" xmlns:w14="http://schemas.microsoft.com/office/word/2010/wordml" xmlns:w15="http://schemas.microsoft.com/office/word/2012/wordml" xmlns:w16cex="http://schemas.microsoft.com/office/word/2018/wordml/cex" xmlns:w16cid="http://schemas.microsoft.com/office/word/2016/wordml/cid" xmlns:w16="http://schemas.microsoft.com/office/word/2018/wordml" xmlns:w16sdtdh="http://schemas.microsoft.com/office/word/2020/wordml/sdtdatahash" xmlns:w16se="http://schemas.microsoft.com/office/word/2015/wordml/symex" xmlns:wpg="http://schemas.microsoft.com/office/word/2010/wordprocessingGroup" xmlns:wpi="http://schemas.microsoft.com/office/word/2010/wordprocessingInk" xmlns:wne="http://schemas.microsoft.com/office/word/2006/wordml" xmlns:wps="http://schemas.microsoft.com/office/word/2010/wordprocessingShape" mc:Ignorable="w14 w15 w16se w16cid w16 w16cex w16sdtdh wp14">
   <w:endnote w:type="separator" w:id="-1">
     <w:p>
       <w:r>
@@ -17014,70 +16064,70 @@
 </file>
 
 <file path=word/footer1.xml><?xml version="1.0" encoding="utf-8"?>
-<w:ftr xmlns:wpc="http://schemas.microsoft.com/office/word/2010/wordprocessingCanvas" xmlns:cx="http://schemas.microsoft.com/office/drawing/2014/chartex" xmlns:cx1="http://schemas.microsoft.com/office/drawing/2015/9/8/chartex" xmlns:mc="http://schemas.openxmlformats.org/markup-compatibility/2006" xmlns:o="urn:schemas-microsoft-com:office:office" xmlns:r="http://schemas.openxmlformats.org/officeDocument/2006/relationships" xmlns:m="http://schemas.openxmlformats.org/officeDocument/2006/math" xmlns:v="urn:schemas-microsoft-com:vml" xmlns:wp14="http://schemas.microsoft.com/office/word/2010/wordprocessingDrawing" xmlns:wp="http://schemas.openxmlformats.org/drawingml/2006/wordprocessingDrawing" xmlns:w10="urn:schemas-microsoft-com:office:word" xmlns:w="http://schemas.openxmlformats.org/wordprocessingml/2006/main" xmlns:w14="http://schemas.microsoft.com/office/word/2010/wordml" xmlns:w15="http://schemas.microsoft.com/office/word/2012/wordml" xmlns:w16se="http://schemas.microsoft.com/office/word/2015/wordml/symex" xmlns:wpg="http://schemas.microsoft.com/office/word/2010/wordprocessingGroup" xmlns:wpi="http://schemas.microsoft.com/office/word/2010/wordprocessingInk" xmlns:wne="http://schemas.microsoft.com/office/word/2006/wordml" xmlns:wps="http://schemas.microsoft.com/office/word/2010/wordprocessingShape" mc:Ignorable="w14 w15 w16se wp14">
+<w:ftr xmlns:wpc="http://schemas.microsoft.com/office/word/2010/wordprocessingCanvas" xmlns:cx="http://schemas.microsoft.com/office/drawing/2014/chartex" xmlns:cx1="http://schemas.microsoft.com/office/drawing/2015/9/8/chartex" xmlns:cx2="http://schemas.microsoft.com/office/drawing/2015/10/21/chartex" xmlns:cx3="http://schemas.microsoft.com/office/drawing/2016/5/9/chartex" xmlns:cx4="http://schemas.microsoft.com/office/drawing/2016/5/10/chartex" xmlns:cx5="http://schemas.microsoft.com/office/drawing/2016/5/11/chartex" xmlns:cx6="http://schemas.microsoft.com/office/drawing/2016/5/12/chartex" xmlns:cx7="http://schemas.microsoft.com/office/drawing/2016/5/13/chartex" xmlns:cx8="http://schemas.microsoft.com/office/drawing/2016/5/14/chartex" xmlns:mc="http://schemas.openxmlformats.org/markup-compatibility/2006" xmlns:aink="http://schemas.microsoft.com/office/drawing/2016/ink" xmlns:am3d="http://schemas.microsoft.com/office/drawing/2017/model3d" xmlns:o="urn:schemas-microsoft-com:office:office" xmlns:oel="http://schemas.microsoft.com/office/2019/extlst" xmlns:r="http://schemas.openxmlformats.org/officeDocument/2006/relationships" xmlns:m="http://schemas.openxmlformats.org/officeDocument/2006/math" xmlns:v="urn:schemas-microsoft-com:vml" xmlns:wp14="http://schemas.microsoft.com/office/word/2010/wordprocessingDrawing" xmlns:wp="http://schemas.openxmlformats.org/drawingml/2006/wordprocessingDrawing" xmlns:w10="urn:schemas-microsoft-com:office:word" xmlns:w="http://schemas.openxmlformats.org/wordprocessingml/2006/main" xmlns:w14="http://schemas.microsoft.com/office/word/2010/wordml" xmlns:w15="http://schemas.microsoft.com/office/word/2012/wordml" xmlns:w16cex="http://schemas.microsoft.com/office/word/2018/wordml/cex" xmlns:w16cid="http://schemas.microsoft.com/office/word/2016/wordml/cid" xmlns:w16="http://schemas.microsoft.com/office/word/2018/wordml" xmlns:w16sdtdh="http://schemas.microsoft.com/office/word/2020/wordml/sdtdatahash" xmlns:w16se="http://schemas.microsoft.com/office/word/2015/wordml/symex" xmlns:wpg="http://schemas.microsoft.com/office/word/2010/wordprocessingGroup" xmlns:wpi="http://schemas.microsoft.com/office/word/2010/wordprocessingInk" xmlns:wne="http://schemas.microsoft.com/office/word/2006/wordml" xmlns:wps="http://schemas.microsoft.com/office/word/2010/wordprocessingShape" mc:Ignorable="w14 w15 w16se w16cid w16 w16cex w16sdtdh wp14">
   <w:p>
     <w:pPr>
-      <w:pStyle w:val="a7"/>
+      <w:pStyle w:val="Footer"/>
       <w:framePr w:wrap="around" w:vAnchor="text" w:hAnchor="margin" w:xAlign="center" w:y="1"/>
       <w:rPr>
-        <w:rStyle w:val="a9"/>
+        <w:rStyle w:val="PageNumber"/>
       </w:rPr>
     </w:pPr>
     <w:r>
       <w:rPr>
-        <w:rStyle w:val="a9"/>
+        <w:rStyle w:val="PageNumber"/>
       </w:rPr>
       <w:fldChar w:fldCharType="begin"/>
     </w:r>
     <w:r>
       <w:rPr>
-        <w:rStyle w:val="a9"/>
+        <w:rStyle w:val="PageNumber"/>
       </w:rPr>
       <w:instrText xml:space="preserve">PAGE  </w:instrText>
     </w:r>
     <w:r>
       <w:rPr>
-        <w:rStyle w:val="a9"/>
+        <w:rStyle w:val="PageNumber"/>
       </w:rPr>
       <w:fldChar w:fldCharType="separate"/>
     </w:r>
     <w:r>
       <w:rPr>
-        <w:rStyle w:val="a9"/>
+        <w:rStyle w:val="PageNumber"/>
         <w:noProof/>
       </w:rPr>
       <w:t>6</w:t>
     </w:r>
     <w:r>
       <w:rPr>
-        <w:rStyle w:val="a9"/>
+        <w:rStyle w:val="PageNumber"/>
       </w:rPr>
       <w:fldChar w:fldCharType="end"/>
     </w:r>
   </w:p>
   <w:p>
     <w:pPr>
-      <w:pStyle w:val="a7"/>
+      <w:pStyle w:val="Footer"/>
     </w:pPr>
   </w:p>
 </w:ftr>
 </file>
 
 <file path=word/footer2.xml><?xml version="1.0" encoding="utf-8"?>
-<w:ftr xmlns:wpc="http://schemas.microsoft.com/office/word/2010/wordprocessingCanvas" xmlns:cx="http://schemas.microsoft.com/office/drawing/2014/chartex" xmlns:cx1="http://schemas.microsoft.com/office/drawing/2015/9/8/chartex" xmlns:mc="http://schemas.openxmlformats.org/markup-compatibility/2006" xmlns:o="urn:schemas-microsoft-com:office:office" xmlns:r="http://schemas.openxmlformats.org/officeDocument/2006/relationships" xmlns:m="http://schemas.openxmlformats.org/officeDocument/2006/math" xmlns:v="urn:schemas-microsoft-com:vml" xmlns:wp14="http://schemas.microsoft.com/office/word/2010/wordprocessingDrawing" xmlns:wp="http://schemas.openxmlformats.org/drawingml/2006/wordprocessingDrawing" xmlns:w10="urn:schemas-microsoft-com:office:word" xmlns:w="http://schemas.openxmlformats.org/wordprocessingml/2006/main" xmlns:w14="http://schemas.microsoft.com/office/word/2010/wordml" xmlns:w15="http://schemas.microsoft.com/office/word/2012/wordml" xmlns:w16se="http://schemas.microsoft.com/office/word/2015/wordml/symex" xmlns:wpg="http://schemas.microsoft.com/office/word/2010/wordprocessingGroup" xmlns:wpi="http://schemas.microsoft.com/office/word/2010/wordprocessingInk" xmlns:wne="http://schemas.microsoft.com/office/word/2006/wordml" xmlns:wps="http://schemas.microsoft.com/office/word/2010/wordprocessingShape" mc:Ignorable="w14 w15 w16se wp14">
+<w:ftr xmlns:wpc="http://schemas.microsoft.com/office/word/2010/wordprocessingCanvas" xmlns:cx="http://schemas.microsoft.com/office/drawing/2014/chartex" xmlns:cx1="http://schemas.microsoft.com/office/drawing/2015/9/8/chartex" xmlns:cx2="http://schemas.microsoft.com/office/drawing/2015/10/21/chartex" xmlns:cx3="http://schemas.microsoft.com/office/drawing/2016/5/9/chartex" xmlns:cx4="http://schemas.microsoft.com/office/drawing/2016/5/10/chartex" xmlns:cx5="http://schemas.microsoft.com/office/drawing/2016/5/11/chartex" xmlns:cx6="http://schemas.microsoft.com/office/drawing/2016/5/12/chartex" xmlns:cx7="http://schemas.microsoft.com/office/drawing/2016/5/13/chartex" xmlns:cx8="http://schemas.microsoft.com/office/drawing/2016/5/14/chartex" xmlns:mc="http://schemas.openxmlformats.org/markup-compatibility/2006" xmlns:aink="http://schemas.microsoft.com/office/drawing/2016/ink" xmlns:am3d="http://schemas.microsoft.com/office/drawing/2017/model3d" xmlns:o="urn:schemas-microsoft-com:office:office" xmlns:oel="http://schemas.microsoft.com/office/2019/extlst" xmlns:r="http://schemas.openxmlformats.org/officeDocument/2006/relationships" xmlns:m="http://schemas.openxmlformats.org/officeDocument/2006/math" xmlns:v="urn:schemas-microsoft-com:vml" xmlns:wp14="http://schemas.microsoft.com/office/word/2010/wordprocessingDrawing" xmlns:wp="http://schemas.openxmlformats.org/drawingml/2006/wordprocessingDrawing" xmlns:w10="urn:schemas-microsoft-com:office:word" xmlns:w="http://schemas.openxmlformats.org/wordprocessingml/2006/main" xmlns:w14="http://schemas.microsoft.com/office/word/2010/wordml" xmlns:w15="http://schemas.microsoft.com/office/word/2012/wordml" xmlns:w16cex="http://schemas.microsoft.com/office/word/2018/wordml/cex" xmlns:w16cid="http://schemas.microsoft.com/office/word/2016/wordml/cid" xmlns:w16="http://schemas.microsoft.com/office/word/2018/wordml" xmlns:w16sdtdh="http://schemas.microsoft.com/office/word/2020/wordml/sdtdatahash" xmlns:w16se="http://schemas.microsoft.com/office/word/2015/wordml/symex" xmlns:wpg="http://schemas.microsoft.com/office/word/2010/wordprocessingGroup" xmlns:wpi="http://schemas.microsoft.com/office/word/2010/wordprocessingInk" xmlns:wne="http://schemas.microsoft.com/office/word/2006/wordml" xmlns:wps="http://schemas.microsoft.com/office/word/2010/wordprocessingShape" mc:Ignorable="w14 w15 w16se w16cid w16 w16cex w16sdtdh wp14">
   <w:p>
     <w:pPr>
-      <w:pStyle w:val="a7"/>
+      <w:pStyle w:val="Footer"/>
       <w:framePr w:wrap="around" w:vAnchor="text" w:hAnchor="margin" w:xAlign="center" w:y="1"/>
       <w:rPr>
-        <w:rStyle w:val="a9"/>
+        <w:rStyle w:val="PageNumber"/>
         <w:sz w:val="20"/>
         <w:szCs w:val="20"/>
       </w:rPr>
     </w:pPr>
     <w:r>
       <w:rPr>
-        <w:rStyle w:val="a9"/>
+        <w:rStyle w:val="PageNumber"/>
         <w:sz w:val="20"/>
         <w:szCs w:val="20"/>
       </w:rPr>
@@ -17085,7 +16135,7 @@
     </w:r>
     <w:r>
       <w:rPr>
-        <w:rStyle w:val="a9"/>
+        <w:rStyle w:val="PageNumber"/>
         <w:sz w:val="20"/>
         <w:szCs w:val="20"/>
       </w:rPr>
@@ -17093,7 +16143,7 @@
     </w:r>
     <w:r>
       <w:rPr>
-        <w:rStyle w:val="a9"/>
+        <w:rStyle w:val="PageNumber"/>
         <w:sz w:val="20"/>
         <w:szCs w:val="20"/>
       </w:rPr>
@@ -17101,7 +16151,7 @@
     </w:r>
     <w:r>
       <w:rPr>
-        <w:rStyle w:val="a9"/>
+        <w:rStyle w:val="PageNumber"/>
         <w:noProof/>
         <w:sz w:val="20"/>
         <w:szCs w:val="20"/>
@@ -17110,7 +16160,7 @@
     </w:r>
     <w:r>
       <w:rPr>
-        <w:rStyle w:val="a9"/>
+        <w:rStyle w:val="PageNumber"/>
         <w:sz w:val="20"/>
         <w:szCs w:val="20"/>
       </w:rPr>
@@ -17203,15 +16253,7 @@
               <w:szCs w:val="16"/>
               <w:lang w:val="uk-UA"/>
             </w:rPr>
-            <w:t>В. В. Харчишин</w:t>
-          </w:r>
-          <w:r>
-            <w:rPr>
-              <w:sz w:val="16"/>
-              <w:szCs w:val="16"/>
-              <w:lang w:val="uk-UA"/>
-            </w:rPr>
-            <w:t xml:space="preserve"> </w:t>
+            <w:t xml:space="preserve">В. В. Харчишин </w:t>
           </w:r>
           <w:r>
             <w:rPr>
@@ -17282,9 +16324,8 @@
               <w:szCs w:val="16"/>
               <w:lang w:val="uk-UA"/>
             </w:rPr>
-            <w:t xml:space="preserve">                                         МП                                                                                                                                            </w:t>
+            <w:t xml:space="preserve">                                         </w:t>
           </w:r>
-          <w:proofErr w:type="spellStart"/>
           <w:r>
             <w:rPr>
               <w:b w:val="0"/>
@@ -17292,9 +16333,8 @@
               <w:szCs w:val="16"/>
               <w:lang w:val="uk-UA"/>
             </w:rPr>
-            <w:t>МП</w:t>
+            <w:t>МП                                                                                                                                            МП</w:t>
           </w:r>
-          <w:proofErr w:type="spellEnd"/>
           <w:r>
             <w:rPr>
               <w:b w:val="0"/>
@@ -17310,7 +16350,7 @@
   </w:tbl>
   <w:p>
     <w:pPr>
-      <w:pStyle w:val="a7"/>
+      <w:pStyle w:val="Footer"/>
       <w:rPr>
         <w:lang w:val="uk-UA"/>
       </w:rPr>
@@ -17320,7 +16360,7 @@
 </file>
 
 <file path=word/footnotes.xml><?xml version="1.0" encoding="utf-8"?>
-<w:footnotes xmlns:wpc="http://schemas.microsoft.com/office/word/2010/wordprocessingCanvas" xmlns:cx="http://schemas.microsoft.com/office/drawing/2014/chartex" xmlns:cx1="http://schemas.microsoft.com/office/drawing/2015/9/8/chartex" xmlns:mc="http://schemas.openxmlformats.org/markup-compatibility/2006" xmlns:o="urn:schemas-microsoft-com:office:office" xmlns:r="http://schemas.openxmlformats.org/officeDocument/2006/relationships" xmlns:m="http://schemas.openxmlformats.org/officeDocument/2006/math" xmlns:v="urn:schemas-microsoft-com:vml" xmlns:wp14="http://schemas.microsoft.com/office/word/2010/wordprocessingDrawing" xmlns:wp="http://schemas.openxmlformats.org/drawingml/2006/wordprocessingDrawing" xmlns:w10="urn:schemas-microsoft-com:office:word" xmlns:w="http://schemas.openxmlformats.org/wordprocessingml/2006/main" xmlns:w14="http://schemas.microsoft.com/office/word/2010/wordml" xmlns:w15="http://schemas.microsoft.com/office/word/2012/wordml" xmlns:w16se="http://schemas.microsoft.com/office/word/2015/wordml/symex" xmlns:wpg="http://schemas.microsoft.com/office/word/2010/wordprocessingGroup" xmlns:wpi="http://schemas.microsoft.com/office/word/2010/wordprocessingInk" xmlns:wne="http://schemas.microsoft.com/office/word/2006/wordml" xmlns:wps="http://schemas.microsoft.com/office/word/2010/wordprocessingShape" mc:Ignorable="w14 w15 w16se wp14">
+<w:footnotes xmlns:wpc="http://schemas.microsoft.com/office/word/2010/wordprocessingCanvas" xmlns:cx="http://schemas.microsoft.com/office/drawing/2014/chartex" xmlns:cx1="http://schemas.microsoft.com/office/drawing/2015/9/8/chartex" xmlns:cx2="http://schemas.microsoft.com/office/drawing/2015/10/21/chartex" xmlns:cx3="http://schemas.microsoft.com/office/drawing/2016/5/9/chartex" xmlns:cx4="http://schemas.microsoft.com/office/drawing/2016/5/10/chartex" xmlns:cx5="http://schemas.microsoft.com/office/drawing/2016/5/11/chartex" xmlns:cx6="http://schemas.microsoft.com/office/drawing/2016/5/12/chartex" xmlns:cx7="http://schemas.microsoft.com/office/drawing/2016/5/13/chartex" xmlns:cx8="http://schemas.microsoft.com/office/drawing/2016/5/14/chartex" xmlns:mc="http://schemas.openxmlformats.org/markup-compatibility/2006" xmlns:aink="http://schemas.microsoft.com/office/drawing/2016/ink" xmlns:am3d="http://schemas.microsoft.com/office/drawing/2017/model3d" xmlns:o="urn:schemas-microsoft-com:office:office" xmlns:oel="http://schemas.microsoft.com/office/2019/extlst" xmlns:r="http://schemas.openxmlformats.org/officeDocument/2006/relationships" xmlns:m="http://schemas.openxmlformats.org/officeDocument/2006/math" xmlns:v="urn:schemas-microsoft-com:vml" xmlns:wp14="http://schemas.microsoft.com/office/word/2010/wordprocessingDrawing" xmlns:wp="http://schemas.openxmlformats.org/drawingml/2006/wordprocessingDrawing" xmlns:w10="urn:schemas-microsoft-com:office:word" xmlns:w="http://schemas.openxmlformats.org/wordprocessingml/2006/main" xmlns:w14="http://schemas.microsoft.com/office/word/2010/wordml" xmlns:w15="http://schemas.microsoft.com/office/word/2012/wordml" xmlns:w16cex="http://schemas.microsoft.com/office/word/2018/wordml/cex" xmlns:w16cid="http://schemas.microsoft.com/office/word/2016/wordml/cid" xmlns:w16="http://schemas.microsoft.com/office/word/2018/wordml" xmlns:w16sdtdh="http://schemas.microsoft.com/office/word/2020/wordml/sdtdatahash" xmlns:w16se="http://schemas.microsoft.com/office/word/2015/wordml/symex" xmlns:wpg="http://schemas.microsoft.com/office/word/2010/wordprocessingGroup" xmlns:wpi="http://schemas.microsoft.com/office/word/2010/wordprocessingInk" xmlns:wne="http://schemas.microsoft.com/office/word/2006/wordml" xmlns:wps="http://schemas.microsoft.com/office/word/2010/wordprocessingShape" mc:Ignorable="w14 w15 w16se w16cid w16 w16cex w16sdtdh wp14">
   <w:footnote w:type="separator" w:id="-1">
     <w:p>
       <w:r>
@@ -17339,10 +16379,10 @@
 </file>
 
 <file path=word/header1.xml><?xml version="1.0" encoding="utf-8"?>
-<w:hdr xmlns:wpc="http://schemas.microsoft.com/office/word/2010/wordprocessingCanvas" xmlns:cx="http://schemas.microsoft.com/office/drawing/2014/chartex" xmlns:cx1="http://schemas.microsoft.com/office/drawing/2015/9/8/chartex" xmlns:mc="http://schemas.openxmlformats.org/markup-compatibility/2006" xmlns:o="urn:schemas-microsoft-com:office:office" xmlns:r="http://schemas.openxmlformats.org/officeDocument/2006/relationships" xmlns:m="http://schemas.openxmlformats.org/officeDocument/2006/math" xmlns:v="urn:schemas-microsoft-com:vml" xmlns:wp14="http://schemas.microsoft.com/office/word/2010/wordprocessingDrawing" xmlns:wp="http://schemas.openxmlformats.org/drawingml/2006/wordprocessingDrawing" xmlns:w10="urn:schemas-microsoft-com:office:word" xmlns:w="http://schemas.openxmlformats.org/wordprocessingml/2006/main" xmlns:w14="http://schemas.microsoft.com/office/word/2010/wordml" xmlns:w15="http://schemas.microsoft.com/office/word/2012/wordml" xmlns:w16se="http://schemas.microsoft.com/office/word/2015/wordml/symex" xmlns:wpg="http://schemas.microsoft.com/office/word/2010/wordprocessingGroup" xmlns:wpi="http://schemas.microsoft.com/office/word/2010/wordprocessingInk" xmlns:wne="http://schemas.microsoft.com/office/word/2006/wordml" xmlns:wps="http://schemas.microsoft.com/office/word/2010/wordprocessingShape" mc:Ignorable="w14 w15 w16se wp14">
+<w:hdr xmlns:wpc="http://schemas.microsoft.com/office/word/2010/wordprocessingCanvas" xmlns:cx="http://schemas.microsoft.com/office/drawing/2014/chartex" xmlns:cx1="http://schemas.microsoft.com/office/drawing/2015/9/8/chartex" xmlns:cx2="http://schemas.microsoft.com/office/drawing/2015/10/21/chartex" xmlns:cx3="http://schemas.microsoft.com/office/drawing/2016/5/9/chartex" xmlns:cx4="http://schemas.microsoft.com/office/drawing/2016/5/10/chartex" xmlns:cx5="http://schemas.microsoft.com/office/drawing/2016/5/11/chartex" xmlns:cx6="http://schemas.microsoft.com/office/drawing/2016/5/12/chartex" xmlns:cx7="http://schemas.microsoft.com/office/drawing/2016/5/13/chartex" xmlns:cx8="http://schemas.microsoft.com/office/drawing/2016/5/14/chartex" xmlns:mc="http://schemas.openxmlformats.org/markup-compatibility/2006" xmlns:aink="http://schemas.microsoft.com/office/drawing/2016/ink" xmlns:am3d="http://schemas.microsoft.com/office/drawing/2017/model3d" xmlns:o="urn:schemas-microsoft-com:office:office" xmlns:oel="http://schemas.microsoft.com/office/2019/extlst" xmlns:r="http://schemas.openxmlformats.org/officeDocument/2006/relationships" xmlns:m="http://schemas.openxmlformats.org/officeDocument/2006/math" xmlns:v="urn:schemas-microsoft-com:vml" xmlns:wp14="http://schemas.microsoft.com/office/word/2010/wordprocessingDrawing" xmlns:wp="http://schemas.openxmlformats.org/drawingml/2006/wordprocessingDrawing" xmlns:w10="urn:schemas-microsoft-com:office:word" xmlns:w="http://schemas.openxmlformats.org/wordprocessingml/2006/main" xmlns:w14="http://schemas.microsoft.com/office/word/2010/wordml" xmlns:w15="http://schemas.microsoft.com/office/word/2012/wordml" xmlns:w16cex="http://schemas.microsoft.com/office/word/2018/wordml/cex" xmlns:w16cid="http://schemas.microsoft.com/office/word/2016/wordml/cid" xmlns:w16="http://schemas.microsoft.com/office/word/2018/wordml" xmlns:w16sdtdh="http://schemas.microsoft.com/office/word/2020/wordml/sdtdatahash" xmlns:w16se="http://schemas.microsoft.com/office/word/2015/wordml/symex" xmlns:wpg="http://schemas.microsoft.com/office/word/2010/wordprocessingGroup" xmlns:wpi="http://schemas.microsoft.com/office/word/2010/wordprocessingInk" xmlns:wne="http://schemas.microsoft.com/office/word/2006/wordml" xmlns:wps="http://schemas.microsoft.com/office/word/2010/wordprocessingShape" mc:Ignorable="w14 w15 w16se w16cid w16 w16cex w16sdtdh wp14">
   <w:p>
     <w:pPr>
-      <w:pStyle w:val="a5"/>
+      <w:pStyle w:val="Header"/>
       <w:rPr>
         <w:b w:val="0"/>
         <w:bCs w:val="0"/>
@@ -17408,7 +16448,7 @@
 </file>
 
 <file path=word/numbering.xml><?xml version="1.0" encoding="utf-8"?>
-<w:numbering xmlns:wpc="http://schemas.microsoft.com/office/word/2010/wordprocessingCanvas" xmlns:cx="http://schemas.microsoft.com/office/drawing/2014/chartex" xmlns:cx1="http://schemas.microsoft.com/office/drawing/2015/9/8/chartex" xmlns:mc="http://schemas.openxmlformats.org/markup-compatibility/2006" xmlns:o="urn:schemas-microsoft-com:office:office" xmlns:r="http://schemas.openxmlformats.org/officeDocument/2006/relationships" xmlns:m="http://schemas.openxmlformats.org/officeDocument/2006/math" xmlns:v="urn:schemas-microsoft-com:vml" xmlns:wp14="http://schemas.microsoft.com/office/word/2010/wordprocessingDrawing" xmlns:wp="http://schemas.openxmlformats.org/drawingml/2006/wordprocessingDrawing" xmlns:w10="urn:schemas-microsoft-com:office:word" xmlns:w="http://schemas.openxmlformats.org/wordprocessingml/2006/main" xmlns:w14="http://schemas.microsoft.com/office/word/2010/wordml" xmlns:w15="http://schemas.microsoft.com/office/word/2012/wordml" xmlns:w16se="http://schemas.microsoft.com/office/word/2015/wordml/symex" xmlns:wpg="http://schemas.microsoft.com/office/word/2010/wordprocessingGroup" xmlns:wpi="http://schemas.microsoft.com/office/word/2010/wordprocessingInk" xmlns:wne="http://schemas.microsoft.com/office/word/2006/wordml" xmlns:wps="http://schemas.microsoft.com/office/word/2010/wordprocessingShape" mc:Ignorable="w14 w15 w16se wp14">
+<w:numbering xmlns:wpc="http://schemas.microsoft.com/office/word/2010/wordprocessingCanvas" xmlns:cx="http://schemas.microsoft.com/office/drawing/2014/chartex" xmlns:cx1="http://schemas.microsoft.com/office/drawing/2015/9/8/chartex" xmlns:cx2="http://schemas.microsoft.com/office/drawing/2015/10/21/chartex" xmlns:cx3="http://schemas.microsoft.com/office/drawing/2016/5/9/chartex" xmlns:cx4="http://schemas.microsoft.com/office/drawing/2016/5/10/chartex" xmlns:cx5="http://schemas.microsoft.com/office/drawing/2016/5/11/chartex" xmlns:cx6="http://schemas.microsoft.com/office/drawing/2016/5/12/chartex" xmlns:cx7="http://schemas.microsoft.com/office/drawing/2016/5/13/chartex" xmlns:cx8="http://schemas.microsoft.com/office/drawing/2016/5/14/chartex" xmlns:mc="http://schemas.openxmlformats.org/markup-compatibility/2006" xmlns:aink="http://schemas.microsoft.com/office/drawing/2016/ink" xmlns:am3d="http://schemas.microsoft.com/office/drawing/2017/model3d" xmlns:o="urn:schemas-microsoft-com:office:office" xmlns:oel="http://schemas.microsoft.com/office/2019/extlst" xmlns:r="http://schemas.openxmlformats.org/officeDocument/2006/relationships" xmlns:m="http://schemas.openxmlformats.org/officeDocument/2006/math" xmlns:v="urn:schemas-microsoft-com:vml" xmlns:wp14="http://schemas.microsoft.com/office/word/2010/wordprocessingDrawing" xmlns:wp="http://schemas.openxmlformats.org/drawingml/2006/wordprocessingDrawing" xmlns:w10="urn:schemas-microsoft-com:office:word" xmlns:w="http://schemas.openxmlformats.org/wordprocessingml/2006/main" xmlns:w14="http://schemas.microsoft.com/office/word/2010/wordml" xmlns:w15="http://schemas.microsoft.com/office/word/2012/wordml" xmlns:w16cex="http://schemas.microsoft.com/office/word/2018/wordml/cex" xmlns:w16cid="http://schemas.microsoft.com/office/word/2016/wordml/cid" xmlns:w16="http://schemas.microsoft.com/office/word/2018/wordml" xmlns:w16sdtdh="http://schemas.microsoft.com/office/word/2020/wordml/sdtdatahash" xmlns:w16se="http://schemas.microsoft.com/office/word/2015/wordml/symex" xmlns:wpg="http://schemas.microsoft.com/office/word/2010/wordprocessingGroup" xmlns:wpi="http://schemas.microsoft.com/office/word/2010/wordprocessingInk" xmlns:wne="http://schemas.microsoft.com/office/word/2006/wordml" xmlns:wps="http://schemas.microsoft.com/office/word/2010/wordprocessingShape" mc:Ignorable="w14 w15 w16se w16cid w16 w16cex w16sdtdh wp14">
   <w:abstractNum w:abstractNumId="0" w15:restartNumberingAfterBreak="0">
     <w:nsid w:val="7AA7255E"/>
     <w:multiLevelType w:val="hybridMultilevel"/>
@@ -17522,14 +16562,14 @@
       </w:pPr>
     </w:lvl>
   </w:abstractNum>
-  <w:num w:numId="1">
+  <w:num w:numId="1" w16cid:durableId="817038913">
     <w:abstractNumId w:val="0"/>
   </w:num>
 </w:numbering>
 </file>
 
 <file path=word/styles.xml><?xml version="1.0" encoding="utf-8"?>
-<w:styles xmlns:mc="http://schemas.openxmlformats.org/markup-compatibility/2006" xmlns:r="http://schemas.openxmlformats.org/officeDocument/2006/relationships" xmlns:w="http://schemas.openxmlformats.org/wordprocessingml/2006/main" xmlns:w14="http://schemas.microsoft.com/office/word/2010/wordml" xmlns:w15="http://schemas.microsoft.com/office/word/2012/wordml" xmlns:w16se="http://schemas.microsoft.com/office/word/2015/wordml/symex" mc:Ignorable="w14 w15 w16se">
+<w:styles xmlns:mc="http://schemas.openxmlformats.org/markup-compatibility/2006" xmlns:r="http://schemas.openxmlformats.org/officeDocument/2006/relationships" xmlns:w="http://schemas.openxmlformats.org/wordprocessingml/2006/main" xmlns:w14="http://schemas.microsoft.com/office/word/2010/wordml" xmlns:w15="http://schemas.microsoft.com/office/word/2012/wordml" xmlns:w16cex="http://schemas.microsoft.com/office/word/2018/wordml/cex" xmlns:w16cid="http://schemas.microsoft.com/office/word/2016/wordml/cid" xmlns:w16="http://schemas.microsoft.com/office/word/2018/wordml" xmlns:w16sdtdh="http://schemas.microsoft.com/office/word/2020/wordml/sdtdatahash" xmlns:w16se="http://schemas.microsoft.com/office/word/2015/wordml/symex" mc:Ignorable="w14 w15 w16se w16cid w16 w16cex w16sdtdh">
   <w:docDefaults>
     <w:rPrDefault>
       <w:rPr>
@@ -17545,7 +16585,7 @@
       </w:pPr>
     </w:pPrDefault>
   </w:docDefaults>
-  <w:latentStyles w:defLockedState="0" w:defUIPriority="99" w:defSemiHidden="0" w:defUnhideWhenUsed="0" w:defQFormat="0" w:count="371">
+  <w:latentStyles w:defLockedState="0" w:defUIPriority="99" w:defSemiHidden="0" w:defUnhideWhenUsed="0" w:defQFormat="0" w:count="376">
     <w:lsdException w:name="Normal" w:uiPriority="0" w:qFormat="1"/>
     <w:lsdException w:name="heading 1" w:uiPriority="9" w:qFormat="1"/>
     <w:lsdException w:name="heading 2" w:semiHidden="1" w:uiPriority="0" w:unhideWhenUsed="1" w:qFormat="1"/>
@@ -17651,7 +16691,6 @@
     <w:lsdException w:name="HTML Sample" w:semiHidden="1" w:unhideWhenUsed="1"/>
     <w:lsdException w:name="HTML Typewriter" w:semiHidden="1" w:unhideWhenUsed="1"/>
     <w:lsdException w:name="HTML Variable" w:semiHidden="1" w:unhideWhenUsed="1"/>
-    <w:lsdException w:name="Normal Table" w:semiHidden="1" w:unhideWhenUsed="1"/>
     <w:lsdException w:name="annotation subject" w:semiHidden="1" w:unhideWhenUsed="1"/>
     <w:lsdException w:name="No List" w:semiHidden="1" w:unhideWhenUsed="1"/>
     <w:lsdException w:name="Outline List 1" w:semiHidden="1" w:unhideWhenUsed="1"/>
@@ -17694,11 +16733,8 @@
     <w:lsdException w:name="Table Contemporary" w:semiHidden="1" w:unhideWhenUsed="1"/>
     <w:lsdException w:name="Table Elegant" w:semiHidden="1" w:unhideWhenUsed="1"/>
     <w:lsdException w:name="Table Professional" w:semiHidden="1" w:unhideWhenUsed="1"/>
-    <w:lsdException w:name="Table Subtle 1" w:semiHidden="1" w:unhideWhenUsed="1"/>
     <w:lsdException w:name="Table Subtle 2" w:semiHidden="1" w:unhideWhenUsed="1"/>
     <w:lsdException w:name="Table Web 1" w:semiHidden="1" w:unhideWhenUsed="1"/>
-    <w:lsdException w:name="Table Web 2" w:semiHidden="1" w:unhideWhenUsed="1"/>
-    <w:lsdException w:name="Table Web 3" w:semiHidden="1" w:unhideWhenUsed="1"/>
     <w:lsdException w:name="Balloon Text" w:semiHidden="1" w:unhideWhenUsed="1"/>
     <w:lsdException w:name="Table Grid" w:uiPriority="59"/>
     <w:lsdException w:name="Table Theme" w:semiHidden="1" w:unhideWhenUsed="1"/>
@@ -17917,8 +16953,13 @@
     <w:lsdException w:name="List Table 5 Dark Accent 6" w:uiPriority="50"/>
     <w:lsdException w:name="List Table 6 Colorful Accent 6" w:uiPriority="51"/>
     <w:lsdException w:name="List Table 7 Colorful Accent 6" w:uiPriority="52"/>
+    <w:lsdException w:name="Mention" w:semiHidden="1" w:unhideWhenUsed="1"/>
+    <w:lsdException w:name="Smart Hyperlink" w:semiHidden="1" w:unhideWhenUsed="1"/>
+    <w:lsdException w:name="Hashtag" w:semiHidden="1" w:unhideWhenUsed="1"/>
+    <w:lsdException w:name="Unresolved Mention" w:semiHidden="1" w:unhideWhenUsed="1"/>
+    <w:lsdException w:name="Smart Link" w:semiHidden="1" w:unhideWhenUsed="1"/>
   </w:latentStyles>
-  <w:style w:type="paragraph" w:default="1" w:styleId="a">
+  <w:style w:type="paragraph" w:default="1" w:styleId="Normal">
     <w:name w:val="Normal"/>
     <w:qFormat/>
     <w:rsid w:val="00656233"/>
@@ -17939,11 +16980,11 @@
       <w:lang w:val="ru-RU" w:eastAsia="ru-RU"/>
     </w:rPr>
   </w:style>
-  <w:style w:type="paragraph" w:styleId="2">
+  <w:style w:type="paragraph" w:styleId="Heading2">
     <w:name w:val="heading 2"/>
-    <w:basedOn w:val="a"/>
-    <w:next w:val="a"/>
-    <w:link w:val="20"/>
+    <w:basedOn w:val="Normal"/>
+    <w:next w:val="Normal"/>
+    <w:link w:val="Heading2Char"/>
     <w:qFormat/>
     <w:rsid w:val="00656233"/>
     <w:pPr>
@@ -17960,13 +17001,12 @@
       <w:lang w:val="uk-UA" w:eastAsia="ja-JP"/>
     </w:rPr>
   </w:style>
-  <w:style w:type="character" w:default="1" w:styleId="a0">
+  <w:style w:type="character" w:default="1" w:styleId="DefaultParagraphFont">
     <w:name w:val="Default Paragraph Font"/>
     <w:uiPriority w:val="1"/>
-    <w:semiHidden/>
     <w:unhideWhenUsed/>
   </w:style>
-  <w:style w:type="table" w:default="1" w:styleId="a1">
+  <w:style w:type="table" w:default="1" w:styleId="TableNormal">
     <w:name w:val="Normal Table"/>
     <w:uiPriority w:val="99"/>
     <w:semiHidden/>
@@ -17981,16 +17021,16 @@
       </w:tblCellMar>
     </w:tblPr>
   </w:style>
-  <w:style w:type="numbering" w:default="1" w:styleId="a2">
+  <w:style w:type="numbering" w:default="1" w:styleId="NoList">
     <w:name w:val="No List"/>
     <w:uiPriority w:val="99"/>
     <w:semiHidden/>
     <w:unhideWhenUsed/>
   </w:style>
-  <w:style w:type="character" w:customStyle="1" w:styleId="20">
-    <w:name w:val="Заголовок 2 Знак"/>
-    <w:basedOn w:val="a0"/>
-    <w:link w:val="2"/>
+  <w:style w:type="character" w:customStyle="1" w:styleId="Heading2Char">
+    <w:name w:val="Heading 2 Char"/>
+    <w:basedOn w:val="DefaultParagraphFont"/>
+    <w:link w:val="Heading2"/>
     <w:rsid w:val="00656233"/>
     <w:rPr>
       <w:rFonts w:ascii="Times New Roman" w:eastAsia="MS Mincho" w:hAnsi="Times New Roman" w:cs="Times New Roman"/>
@@ -17999,11 +17039,11 @@
       <w:lang w:eastAsia="ja-JP"/>
     </w:rPr>
   </w:style>
-  <w:style w:type="paragraph" w:styleId="a3">
+  <w:style w:type="paragraph" w:styleId="BodyText">
     <w:name w:val="Body Text"/>
     <w:aliases w:val=" Знак"/>
-    <w:basedOn w:val="a"/>
-    <w:link w:val="a4"/>
+    <w:basedOn w:val="Normal"/>
+    <w:link w:val="BodyTextChar"/>
     <w:rsid w:val="00656233"/>
     <w:pPr>
       <w:ind w:right="-569"/>
@@ -18015,11 +17055,11 @@
       <w:lang w:val="uk-UA"/>
     </w:rPr>
   </w:style>
-  <w:style w:type="character" w:customStyle="1" w:styleId="a4">
-    <w:name w:val="Основной текст Знак"/>
-    <w:aliases w:val=" Знак Знак"/>
-    <w:basedOn w:val="a0"/>
-    <w:link w:val="a3"/>
+  <w:style w:type="character" w:customStyle="1" w:styleId="BodyTextChar">
+    <w:name w:val="Body Text Char"/>
+    <w:aliases w:val=" Знак Char"/>
+    <w:basedOn w:val="DefaultParagraphFont"/>
+    <w:link w:val="BodyText"/>
     <w:rsid w:val="00656233"/>
     <w:rPr>
       <w:rFonts w:ascii="Times New Roman" w:eastAsia="MS Mincho" w:hAnsi="Times New Roman" w:cs="Times New Roman"/>
@@ -18028,10 +17068,10 @@
       <w:lang w:eastAsia="ru-RU"/>
     </w:rPr>
   </w:style>
-  <w:style w:type="paragraph" w:styleId="21">
+  <w:style w:type="paragraph" w:styleId="BodyText2">
     <w:name w:val="Body Text 2"/>
-    <w:basedOn w:val="a"/>
-    <w:link w:val="22"/>
+    <w:basedOn w:val="Normal"/>
+    <w:link w:val="BodyText2Char"/>
     <w:rsid w:val="00656233"/>
     <w:pPr>
       <w:ind w:firstLine="567"/>
@@ -18046,10 +17086,10 @@
       <w:lang w:val="uk-UA"/>
     </w:rPr>
   </w:style>
-  <w:style w:type="character" w:customStyle="1" w:styleId="22">
-    <w:name w:val="Основной текст 2 Знак"/>
-    <w:basedOn w:val="a0"/>
-    <w:link w:val="21"/>
+  <w:style w:type="character" w:customStyle="1" w:styleId="BodyText2Char">
+    <w:name w:val="Body Text 2 Char"/>
+    <w:basedOn w:val="DefaultParagraphFont"/>
+    <w:link w:val="BodyText2"/>
     <w:rsid w:val="00656233"/>
     <w:rPr>
       <w:rFonts w:ascii="Times New Roman" w:eastAsia="MS Mincho" w:hAnsi="Times New Roman" w:cs="Times New Roman"/>
@@ -18059,10 +17099,10 @@
       <w:lang w:eastAsia="ru-RU"/>
     </w:rPr>
   </w:style>
-  <w:style w:type="paragraph" w:styleId="a5">
+  <w:style w:type="paragraph" w:styleId="Header">
     <w:name w:val="header"/>
-    <w:basedOn w:val="a"/>
-    <w:link w:val="a6"/>
+    <w:basedOn w:val="Normal"/>
+    <w:link w:val="HeaderChar"/>
     <w:rsid w:val="00656233"/>
     <w:pPr>
       <w:tabs>
@@ -18071,10 +17111,10 @@
       </w:tabs>
     </w:pPr>
   </w:style>
-  <w:style w:type="character" w:customStyle="1" w:styleId="a6">
-    <w:name w:val="Верхний колонтитул Знак"/>
-    <w:basedOn w:val="a0"/>
-    <w:link w:val="a5"/>
+  <w:style w:type="character" w:customStyle="1" w:styleId="HeaderChar">
+    <w:name w:val="Header Char"/>
+    <w:basedOn w:val="DefaultParagraphFont"/>
+    <w:link w:val="Header"/>
     <w:rsid w:val="00656233"/>
     <w:rPr>
       <w:rFonts w:ascii="Times New Roman" w:eastAsia="MS Mincho" w:hAnsi="Times New Roman" w:cs="Times New Roman"/>
@@ -18085,10 +17125,10 @@
       <w:lang w:val="ru-RU" w:eastAsia="ru-RU"/>
     </w:rPr>
   </w:style>
-  <w:style w:type="paragraph" w:styleId="a7">
+  <w:style w:type="paragraph" w:styleId="Footer">
     <w:name w:val="footer"/>
-    <w:basedOn w:val="a"/>
-    <w:link w:val="a8"/>
+    <w:basedOn w:val="Normal"/>
+    <w:link w:val="FooterChar"/>
     <w:rsid w:val="00656233"/>
     <w:pPr>
       <w:tabs>
@@ -18097,10 +17137,10 @@
       </w:tabs>
     </w:pPr>
   </w:style>
-  <w:style w:type="character" w:customStyle="1" w:styleId="a8">
-    <w:name w:val="Нижний колонтитул Знак"/>
-    <w:basedOn w:val="a0"/>
-    <w:link w:val="a7"/>
+  <w:style w:type="character" w:customStyle="1" w:styleId="FooterChar">
+    <w:name w:val="Footer Char"/>
+    <w:basedOn w:val="DefaultParagraphFont"/>
+    <w:link w:val="Footer"/>
     <w:rsid w:val="00656233"/>
     <w:rPr>
       <w:rFonts w:ascii="Times New Roman" w:eastAsia="MS Mincho" w:hAnsi="Times New Roman" w:cs="Times New Roman"/>
@@ -18111,20 +17151,20 @@
       <w:lang w:val="ru-RU" w:eastAsia="ru-RU"/>
     </w:rPr>
   </w:style>
-  <w:style w:type="paragraph" w:styleId="23">
+  <w:style w:type="paragraph" w:styleId="BodyTextIndent2">
     <w:name w:val="Body Text Indent 2"/>
-    <w:basedOn w:val="a"/>
-    <w:link w:val="24"/>
+    <w:basedOn w:val="Normal"/>
+    <w:link w:val="BodyTextIndent2Char"/>
     <w:rsid w:val="00656233"/>
     <w:pPr>
       <w:spacing w:after="120" w:line="480" w:lineRule="auto"/>
       <w:ind w:left="283"/>
     </w:pPr>
   </w:style>
-  <w:style w:type="character" w:customStyle="1" w:styleId="24">
-    <w:name w:val="Основной текст с отступом 2 Знак"/>
-    <w:basedOn w:val="a0"/>
-    <w:link w:val="23"/>
+  <w:style w:type="character" w:customStyle="1" w:styleId="BodyTextIndent2Char">
+    <w:name w:val="Body Text Indent 2 Char"/>
+    <w:basedOn w:val="DefaultParagraphFont"/>
+    <w:link w:val="BodyTextIndent2"/>
     <w:rsid w:val="00656233"/>
     <w:rPr>
       <w:rFonts w:ascii="Times New Roman" w:eastAsia="MS Mincho" w:hAnsi="Times New Roman" w:cs="Times New Roman"/>
@@ -18135,15 +17175,15 @@
       <w:lang w:val="ru-RU" w:eastAsia="ru-RU"/>
     </w:rPr>
   </w:style>
-  <w:style w:type="character" w:styleId="a9">
+  <w:style w:type="character" w:styleId="PageNumber">
     <w:name w:val="page number"/>
-    <w:basedOn w:val="a0"/>
+    <w:basedOn w:val="DefaultParagraphFont"/>
     <w:rsid w:val="00656233"/>
   </w:style>
-  <w:style w:type="paragraph" w:styleId="aa">
+  <w:style w:type="paragraph" w:styleId="Title">
     <w:name w:val="Title"/>
-    <w:basedOn w:val="a"/>
-    <w:link w:val="ab"/>
+    <w:basedOn w:val="Normal"/>
+    <w:link w:val="TitleChar"/>
     <w:qFormat/>
     <w:rsid w:val="00656233"/>
     <w:pPr>
@@ -18156,10 +17196,10 @@
       <w:lang w:val="uk-UA" w:eastAsia="ja-JP"/>
     </w:rPr>
   </w:style>
-  <w:style w:type="character" w:customStyle="1" w:styleId="ab">
-    <w:name w:val="Заголовок Знак"/>
-    <w:basedOn w:val="a0"/>
-    <w:link w:val="aa"/>
+  <w:style w:type="character" w:customStyle="1" w:styleId="TitleChar">
+    <w:name w:val="Title Char"/>
+    <w:basedOn w:val="DefaultParagraphFont"/>
+    <w:link w:val="Title"/>
     <w:rsid w:val="00656233"/>
     <w:rPr>
       <w:rFonts w:ascii="Times New Roman" w:eastAsia="MS Mincho" w:hAnsi="Times New Roman" w:cs="Times New Roman"/>
@@ -18170,10 +17210,10 @@
       <w:lang w:eastAsia="ja-JP"/>
     </w:rPr>
   </w:style>
-  <w:style w:type="paragraph" w:styleId="ac">
+  <w:style w:type="paragraph" w:styleId="Subtitle">
     <w:name w:val="Subtitle"/>
-    <w:basedOn w:val="a"/>
-    <w:link w:val="ad"/>
+    <w:basedOn w:val="Normal"/>
+    <w:link w:val="SubtitleChar"/>
     <w:qFormat/>
     <w:rsid w:val="00656233"/>
     <w:pPr>
@@ -18189,10 +17229,10 @@
       <w:lang w:val="uk-UA" w:eastAsia="ja-JP"/>
     </w:rPr>
   </w:style>
-  <w:style w:type="character" w:customStyle="1" w:styleId="ad">
-    <w:name w:val="Подзаголовок Знак"/>
-    <w:basedOn w:val="a0"/>
-    <w:link w:val="ac"/>
+  <w:style w:type="character" w:customStyle="1" w:styleId="SubtitleChar">
+    <w:name w:val="Subtitle Char"/>
+    <w:basedOn w:val="DefaultParagraphFont"/>
+    <w:link w:val="Subtitle"/>
     <w:rsid w:val="00656233"/>
     <w:rPr>
       <w:rFonts w:ascii="Times New Roman" w:eastAsia="MS Mincho" w:hAnsi="Times New Roman" w:cs="Times New Roman"/>
@@ -18205,18 +17245,18 @@
   </w:style>
   <w:style w:type="character" w:customStyle="1" w:styleId="rvts9">
     <w:name w:val="rvts9"/>
-    <w:basedOn w:val="a0"/>
+    <w:basedOn w:val="DefaultParagraphFont"/>
     <w:rsid w:val="00656233"/>
   </w:style>
   <w:style w:type="character" w:customStyle="1" w:styleId="rvts23">
     <w:name w:val="rvts23"/>
-    <w:basedOn w:val="a0"/>
+    <w:basedOn w:val="DefaultParagraphFont"/>
     <w:rsid w:val="00656233"/>
   </w:style>
-  <w:style w:type="paragraph" w:styleId="HTML">
+  <w:style w:type="paragraph" w:styleId="HTMLPreformatted">
     <w:name w:val="HTML Preformatted"/>
-    <w:basedOn w:val="a"/>
-    <w:link w:val="HTML0"/>
+    <w:basedOn w:val="Normal"/>
+    <w:link w:val="HTMLPreformattedChar"/>
     <w:uiPriority w:val="99"/>
     <w:unhideWhenUsed/>
     <w:rsid w:val="003E5210"/>
@@ -18254,10 +17294,10 @@
       <w:lang w:val="uk-UA" w:eastAsia="uk-UA"/>
     </w:rPr>
   </w:style>
-  <w:style w:type="character" w:customStyle="1" w:styleId="HTML0">
-    <w:name w:val="Стандартный HTML Знак"/>
-    <w:basedOn w:val="a0"/>
-    <w:link w:val="HTML"/>
+  <w:style w:type="character" w:customStyle="1" w:styleId="HTMLPreformattedChar">
+    <w:name w:val="HTML Preformatted Char"/>
+    <w:basedOn w:val="DefaultParagraphFont"/>
+    <w:link w:val="HTMLPreformatted"/>
     <w:uiPriority w:val="99"/>
     <w:rsid w:val="003E5210"/>
     <w:rPr>
@@ -18267,9 +17307,9 @@
       <w:lang w:eastAsia="uk-UA"/>
     </w:rPr>
   </w:style>
-  <w:style w:type="character" w:styleId="ae">
+  <w:style w:type="character" w:styleId="Hyperlink">
     <w:name w:val="Hyperlink"/>
-    <w:basedOn w:val="a0"/>
+    <w:basedOn w:val="DefaultParagraphFont"/>
     <w:uiPriority w:val="99"/>
     <w:unhideWhenUsed/>
     <w:rsid w:val="00CA2545"/>
@@ -18278,9 +17318,9 @@
       <w:u w:val="single"/>
     </w:rPr>
   </w:style>
-  <w:style w:type="character" w:styleId="af">
+  <w:style w:type="character" w:styleId="PlaceholderText">
     <w:name w:val="Placeholder Text"/>
-    <w:basedOn w:val="a0"/>
+    <w:basedOn w:val="DefaultParagraphFont"/>
     <w:uiPriority w:val="99"/>
     <w:semiHidden/>
     <w:rsid w:val="00C12C0B"/>
@@ -18288,9 +17328,9 @@
       <w:color w:val="808080"/>
     </w:rPr>
   </w:style>
-  <w:style w:type="table" w:styleId="af0">
+  <w:style w:type="table" w:styleId="TableGrid">
     <w:name w:val="Table Grid"/>
-    <w:basedOn w:val="a1"/>
+    <w:basedOn w:val="TableNormal"/>
     <w:uiPriority w:val="59"/>
     <w:rsid w:val="00E31227"/>
     <w:pPr>
@@ -18315,9 +17355,9 @@
       </w:tblBorders>
     </w:tblPr>
   </w:style>
-  <w:style w:type="character" w:styleId="af1">
+  <w:style w:type="character" w:styleId="CommentReference">
     <w:name w:val="annotation reference"/>
-    <w:basedOn w:val="a0"/>
+    <w:basedOn w:val="DefaultParagraphFont"/>
     <w:uiPriority w:val="99"/>
     <w:semiHidden/>
     <w:unhideWhenUsed/>
@@ -18327,10 +17367,10 @@
       <w:szCs w:val="16"/>
     </w:rPr>
   </w:style>
-  <w:style w:type="paragraph" w:styleId="af2">
+  <w:style w:type="paragraph" w:styleId="CommentText">
     <w:name w:val="annotation text"/>
-    <w:basedOn w:val="a"/>
-    <w:link w:val="af3"/>
+    <w:basedOn w:val="Normal"/>
+    <w:link w:val="CommentTextChar"/>
     <w:uiPriority w:val="99"/>
     <w:semiHidden/>
     <w:unhideWhenUsed/>
@@ -18352,23 +17392,22 @@
       <w:lang w:eastAsia="en-US"/>
     </w:rPr>
   </w:style>
-  <w:style w:type="character" w:customStyle="1" w:styleId="af3">
-    <w:name w:val="Текст примечания Знак"/>
-    <w:basedOn w:val="a0"/>
-    <w:link w:val="af2"/>
+  <w:style w:type="character" w:customStyle="1" w:styleId="CommentTextChar">
+    <w:name w:val="Comment Text Char"/>
+    <w:basedOn w:val="DefaultParagraphFont"/>
+    <w:link w:val="CommentText"/>
     <w:uiPriority w:val="99"/>
     <w:semiHidden/>
     <w:rsid w:val="00ED556C"/>
     <w:rPr>
       <w:sz w:val="20"/>
       <w:szCs w:val="20"/>
-      <w:lang/>
     </w:rPr>
   </w:style>
-  <w:style w:type="paragraph" w:styleId="af4">
+  <w:style w:type="paragraph" w:styleId="BalloonText">
     <w:name w:val="Balloon Text"/>
-    <w:basedOn w:val="a"/>
-    <w:link w:val="af5"/>
+    <w:basedOn w:val="Normal"/>
+    <w:link w:val="BalloonTextChar"/>
     <w:uiPriority w:val="99"/>
     <w:semiHidden/>
     <w:unhideWhenUsed/>
@@ -18379,10 +17418,10 @@
       <w:szCs w:val="18"/>
     </w:rPr>
   </w:style>
-  <w:style w:type="character" w:customStyle="1" w:styleId="af5">
-    <w:name w:val="Текст выноски Знак"/>
-    <w:basedOn w:val="a0"/>
-    <w:link w:val="af4"/>
+  <w:style w:type="character" w:customStyle="1" w:styleId="BalloonTextChar">
+    <w:name w:val="Balloon Text Char"/>
+    <w:basedOn w:val="DefaultParagraphFont"/>
+    <w:link w:val="BalloonText"/>
     <w:uiPriority w:val="99"/>
     <w:semiHidden/>
     <w:rsid w:val="00ED556C"/>
@@ -18399,7 +17438,7 @@
 </file>
 
 <file path=word/glossary/document.xml><?xml version="1.0" encoding="utf-8"?>
-<w:glossaryDocument xmlns:wpc="http://schemas.microsoft.com/office/word/2010/wordprocessingCanvas" xmlns:cx="http://schemas.microsoft.com/office/drawing/2014/chartex" xmlns:cx1="http://schemas.microsoft.com/office/drawing/2015/9/8/chartex" xmlns:mc="http://schemas.openxmlformats.org/markup-compatibility/2006" xmlns:o="urn:schemas-microsoft-com:office:office" xmlns:r="http://schemas.openxmlformats.org/officeDocument/2006/relationships" xmlns:m="http://schemas.openxmlformats.org/officeDocument/2006/math" xmlns:v="urn:schemas-microsoft-com:vml" xmlns:wp14="http://schemas.microsoft.com/office/word/2010/wordprocessingDrawing" xmlns:wp="http://schemas.openxmlformats.org/drawingml/2006/wordprocessingDrawing" xmlns:w10="urn:schemas-microsoft-com:office:word" xmlns:w="http://schemas.openxmlformats.org/wordprocessingml/2006/main" xmlns:w14="http://schemas.microsoft.com/office/word/2010/wordml" xmlns:w15="http://schemas.microsoft.com/office/word/2012/wordml" xmlns:w16se="http://schemas.microsoft.com/office/word/2015/wordml/symex" xmlns:wpg="http://schemas.microsoft.com/office/word/2010/wordprocessingGroup" xmlns:wpi="http://schemas.microsoft.com/office/word/2010/wordprocessingInk" xmlns:wne="http://schemas.microsoft.com/office/word/2006/wordml" xmlns:wps="http://schemas.microsoft.com/office/word/2010/wordprocessingShape" mc:Ignorable="w14 w15 w16se wp14">
+<w:glossaryDocument xmlns:wpc="http://schemas.microsoft.com/office/word/2010/wordprocessingCanvas" xmlns:cx="http://schemas.microsoft.com/office/drawing/2014/chartex" xmlns:cx1="http://schemas.microsoft.com/office/drawing/2015/9/8/chartex" xmlns:cx2="http://schemas.microsoft.com/office/drawing/2015/10/21/chartex" xmlns:cx3="http://schemas.microsoft.com/office/drawing/2016/5/9/chartex" xmlns:cx4="http://schemas.microsoft.com/office/drawing/2016/5/10/chartex" xmlns:cx5="http://schemas.microsoft.com/office/drawing/2016/5/11/chartex" xmlns:cx6="http://schemas.microsoft.com/office/drawing/2016/5/12/chartex" xmlns:cx7="http://schemas.microsoft.com/office/drawing/2016/5/13/chartex" xmlns:cx8="http://schemas.microsoft.com/office/drawing/2016/5/14/chartex" xmlns:mc="http://schemas.openxmlformats.org/markup-compatibility/2006" xmlns:aink="http://schemas.microsoft.com/office/drawing/2016/ink" xmlns:am3d="http://schemas.microsoft.com/office/drawing/2017/model3d" xmlns:o="urn:schemas-microsoft-com:office:office" xmlns:oel="http://schemas.microsoft.com/office/2019/extlst" xmlns:r="http://schemas.openxmlformats.org/officeDocument/2006/relationships" xmlns:m="http://schemas.openxmlformats.org/officeDocument/2006/math" xmlns:v="urn:schemas-microsoft-com:vml" xmlns:wp14="http://schemas.microsoft.com/office/word/2010/wordprocessingDrawing" xmlns:wp="http://schemas.openxmlformats.org/drawingml/2006/wordprocessingDrawing" xmlns:w10="urn:schemas-microsoft-com:office:word" xmlns:w="http://schemas.openxmlformats.org/wordprocessingml/2006/main" xmlns:w14="http://schemas.microsoft.com/office/word/2010/wordml" xmlns:w15="http://schemas.microsoft.com/office/word/2012/wordml" xmlns:w16cex="http://schemas.microsoft.com/office/word/2018/wordml/cex" xmlns:w16cid="http://schemas.microsoft.com/office/word/2016/wordml/cid" xmlns:w16="http://schemas.microsoft.com/office/word/2018/wordml" xmlns:w16sdtdh="http://schemas.microsoft.com/office/word/2020/wordml/sdtdatahash" xmlns:w16se="http://schemas.microsoft.com/office/word/2015/wordml/symex" xmlns:wpg="http://schemas.microsoft.com/office/word/2010/wordprocessingGroup" xmlns:wpi="http://schemas.microsoft.com/office/word/2010/wordprocessingInk" xmlns:wne="http://schemas.microsoft.com/office/word/2006/wordml" xmlns:wps="http://schemas.microsoft.com/office/word/2010/wordprocessingShape" mc:Ignorable="w14 w15 w16se w16cid w16 w16cex w16sdtdh wp14">
   <w:docParts>
     <w:docPart>
       <w:docPartPr>
@@ -18423,7 +17462,7 @@
           </w:pPr>
           <w:r>
             <w:rPr>
-              <w:rStyle w:val="a3"/>
+              <w:rStyle w:val="PlaceholderText"/>
             </w:rPr>
             <w:t>Место для ввода текста.</w:t>
           </w:r>
@@ -18452,7 +17491,7 @@
           </w:pPr>
           <w:r>
             <w:rPr>
-              <w:rStyle w:val="a3"/>
+              <w:rStyle w:val="PlaceholderText"/>
               <w:lang w:val="uk-UA"/>
             </w:rPr>
             <w:t>Место для ввода текста.</w:t>
@@ -18482,7 +17521,7 @@
           </w:pPr>
           <w:r>
             <w:rPr>
-              <w:rStyle w:val="a3"/>
+              <w:rStyle w:val="PlaceholderText"/>
               <w:lang w:val="uk-UA"/>
             </w:rPr>
             <w:t>Место для ввода текста.</w:t>
@@ -18512,7 +17551,7 @@
           </w:pPr>
           <w:r>
             <w:rPr>
-              <w:rStyle w:val="a3"/>
+              <w:rStyle w:val="PlaceholderText"/>
               <w:lang w:val="uk-UA"/>
             </w:rPr>
             <w:t>Место для ввода текста.</w:t>
@@ -18542,7 +17581,7 @@
           </w:pPr>
           <w:r>
             <w:rPr>
-              <w:rStyle w:val="a3"/>
+              <w:rStyle w:val="PlaceholderText"/>
               <w:rFonts w:eastAsia="Calibri"/>
               <w:b/>
               <w:lang w:val="uk-UA"/>
@@ -18574,7 +17613,7 @@
           </w:pPr>
           <w:r>
             <w:rPr>
-              <w:rStyle w:val="a3"/>
+              <w:rStyle w:val="PlaceholderText"/>
               <w:rFonts w:eastAsia="Calibri"/>
               <w:b/>
               <w:lang w:val="uk-UA"/>
@@ -18606,7 +17645,7 @@
           </w:pPr>
           <w:r>
             <w:rPr>
-              <w:rStyle w:val="a3"/>
+              <w:rStyle w:val="PlaceholderText"/>
               <w:lang w:val="uk-UA"/>
             </w:rPr>
             <w:t>Место для ввода текста.</w:t>
@@ -18636,7 +17675,7 @@
           </w:pPr>
           <w:r>
             <w:rPr>
-              <w:rStyle w:val="a3"/>
+              <w:rStyle w:val="PlaceholderText"/>
               <w:lang w:val="uk-UA"/>
             </w:rPr>
             <w:t>Место для ввода текста.</w:t>
@@ -18666,7 +17705,7 @@
           </w:pPr>
           <w:r>
             <w:rPr>
-              <w:rStyle w:val="a3"/>
+              <w:rStyle w:val="PlaceholderText"/>
               <w:lang w:val="uk-UA"/>
             </w:rPr>
             <w:t>Место для ввода текста.</w:t>
@@ -18696,7 +17735,7 @@
           </w:pPr>
           <w:r>
             <w:rPr>
-              <w:rStyle w:val="a3"/>
+              <w:rStyle w:val="PlaceholderText"/>
               <w:lang w:val="uk-UA"/>
             </w:rPr>
             <w:t>Место для ввода текста.</w:t>
@@ -18726,7 +17765,7 @@
           </w:pPr>
           <w:r>
             <w:rPr>
-              <w:rStyle w:val="a3"/>
+              <w:rStyle w:val="PlaceholderText"/>
               <w:lang w:val="uk-UA"/>
             </w:rPr>
             <w:t>Место для ввода текста.</w:t>
@@ -18756,37 +17795,8 @@
           </w:pPr>
           <w:r>
             <w:rPr>
-              <w:rStyle w:val="a3"/>
+              <w:rStyle w:val="PlaceholderText"/>
               <w:lang w:val="uk-UA"/>
-            </w:rPr>
-            <w:t>Место для ввода текста.</w:t>
-          </w:r>
-        </w:p>
-      </w:docPartBody>
-    </w:docPart>
-    <w:docPart>
-      <w:docPartPr>
-        <w:name w:val="A33336F5485B4C96A782165EC8F7B0DA"/>
-        <w:category>
-          <w:name w:val="Общие"/>
-          <w:gallery w:val="placeholder"/>
-        </w:category>
-        <w:types>
-          <w:type w:val="bbPlcHdr"/>
-        </w:types>
-        <w:behaviors>
-          <w:behavior w:val="content"/>
-        </w:behaviors>
-        <w:guid w:val="{29B441B2-113F-4F9C-89FD-FDBEBADCF7C3}"/>
-      </w:docPartPr>
-      <w:docPartBody>
-        <w:p>
-          <w:pPr>
-            <w:pStyle w:val="A33336F5485B4C96A782165EC8F7B0DA"/>
-          </w:pPr>
-          <w:r>
-            <w:rPr>
-              <w:rStyle w:val="a3"/>
             </w:rPr>
             <w:t>Место для ввода текста.</w:t>
           </w:r>
@@ -18815,7 +17825,7 @@
           </w:pPr>
           <w:r>
             <w:rPr>
-              <w:rStyle w:val="a3"/>
+              <w:rStyle w:val="PlaceholderText"/>
             </w:rPr>
             <w:t>Место для ввода текста.</w:t>
           </w:r>
@@ -18844,7 +17854,7 @@
           </w:pPr>
           <w:r>
             <w:rPr>
-              <w:rStyle w:val="a3"/>
+              <w:rStyle w:val="PlaceholderText"/>
             </w:rPr>
             <w:t>Место для ввода текста.</w:t>
           </w:r>
@@ -18873,7 +17883,7 @@
           </w:pPr>
           <w:r>
             <w:rPr>
-              <w:rStyle w:val="a3"/>
+              <w:rStyle w:val="PlaceholderText"/>
             </w:rPr>
             <w:t>Место для ввода текста.</w:t>
           </w:r>
@@ -18902,7 +17912,7 @@
           </w:pPr>
           <w:r>
             <w:rPr>
-              <w:rStyle w:val="a3"/>
+              <w:rStyle w:val="PlaceholderText"/>
             </w:rPr>
             <w:t>Место для ввода текста.</w:t>
           </w:r>
@@ -18931,7 +17941,7 @@
           </w:pPr>
           <w:r>
             <w:rPr>
-              <w:rStyle w:val="a3"/>
+              <w:rStyle w:val="PlaceholderText"/>
             </w:rPr>
             <w:t>Место для ввода текста.</w:t>
           </w:r>
@@ -18960,7 +17970,7 @@
           </w:pPr>
           <w:r>
             <w:rPr>
-              <w:rStyle w:val="a3"/>
+              <w:rStyle w:val="PlaceholderText"/>
             </w:rPr>
             <w:t>Место для ввода текста.</w:t>
           </w:r>
@@ -18989,7 +17999,7 @@
           </w:pPr>
           <w:r>
             <w:rPr>
-              <w:rStyle w:val="a3"/>
+              <w:rStyle w:val="PlaceholderText"/>
             </w:rPr>
             <w:t>Место для ввода текста.</w:t>
           </w:r>
@@ -19018,7 +18028,7 @@
           </w:pPr>
           <w:r>
             <w:rPr>
-              <w:rStyle w:val="a3"/>
+              <w:rStyle w:val="PlaceholderText"/>
             </w:rPr>
             <w:t>Место для ввода текста.</w:t>
           </w:r>
@@ -19047,7 +18057,7 @@
           </w:pPr>
           <w:r>
             <w:rPr>
-              <w:rStyle w:val="a3"/>
+              <w:rStyle w:val="PlaceholderText"/>
             </w:rPr>
             <w:t>Место для ввода текста.</w:t>
           </w:r>
@@ -19076,7 +18086,7 @@
           </w:pPr>
           <w:r>
             <w:rPr>
-              <w:rStyle w:val="a3"/>
+              <w:rStyle w:val="PlaceholderText"/>
             </w:rPr>
             <w:t>Место для ввода текста.</w:t>
           </w:r>
@@ -19105,7 +18115,7 @@
           </w:pPr>
           <w:r>
             <w:rPr>
-              <w:rStyle w:val="a3"/>
+              <w:rStyle w:val="PlaceholderText"/>
             </w:rPr>
             <w:t>Место для ввода текста.</w:t>
           </w:r>
@@ -19134,7 +18144,7 @@
           </w:pPr>
           <w:r>
             <w:rPr>
-              <w:rStyle w:val="a3"/>
+              <w:rStyle w:val="PlaceholderText"/>
             </w:rPr>
             <w:t>Место для ввода текста.</w:t>
           </w:r>
@@ -19163,7 +18173,7 @@
           </w:pPr>
           <w:r>
             <w:rPr>
-              <w:rStyle w:val="a3"/>
+              <w:rStyle w:val="PlaceholderText"/>
             </w:rPr>
             <w:t>Место для ввода текста.</w:t>
           </w:r>
@@ -19192,7 +18202,7 @@
           </w:pPr>
           <w:r>
             <w:rPr>
-              <w:rStyle w:val="a3"/>
+              <w:rStyle w:val="PlaceholderText"/>
             </w:rPr>
             <w:t>Место для ввода текста.</w:t>
           </w:r>
@@ -19221,7 +18231,7 @@
           </w:pPr>
           <w:r>
             <w:rPr>
-              <w:rStyle w:val="a3"/>
+              <w:rStyle w:val="PlaceholderText"/>
               <w:lang w:val="uk-UA"/>
             </w:rPr>
             <w:t>Место для ввода текста.</w:t>
@@ -19251,7 +18261,7 @@
           </w:pPr>
           <w:r>
             <w:rPr>
-              <w:rStyle w:val="a3"/>
+              <w:rStyle w:val="PlaceholderText"/>
               <w:lang w:val="uk-UA"/>
             </w:rPr>
             <w:t>Место для ввода текста.</w:t>
@@ -19278,9 +18288,67 @@
         <w:p>
           <w:r>
             <w:rPr>
-              <w:rStyle w:val="a3"/>
+              <w:rStyle w:val="PlaceholderText"/>
             </w:rPr>
             <w:t>Выберите стандартный блок.</w:t>
+          </w:r>
+        </w:p>
+      </w:docPartBody>
+    </w:docPart>
+    <w:docPart>
+      <w:docPartPr>
+        <w:name w:val="EBA04B993BF04BCEB812FC8399F8B7B5"/>
+        <w:category>
+          <w:name w:val="General"/>
+          <w:gallery w:val="placeholder"/>
+        </w:category>
+        <w:types>
+          <w:type w:val="bbPlcHdr"/>
+        </w:types>
+        <w:behaviors>
+          <w:behavior w:val="content"/>
+        </w:behaviors>
+        <w:guid w:val="{2E7A4BEC-CEDB-4687-843F-244FD18760F5}"/>
+      </w:docPartPr>
+      <w:docPartBody>
+        <w:p>
+          <w:pPr>
+            <w:pStyle w:val="EBA04B993BF04BCEB812FC8399F8B7B5"/>
+          </w:pPr>
+          <w:r>
+            <w:rPr>
+              <w:rStyle w:val="PlaceholderText"/>
+            </w:rPr>
+            <w:t>Место для ввода текста.</w:t>
+          </w:r>
+        </w:p>
+      </w:docPartBody>
+    </w:docPart>
+    <w:docPart>
+      <w:docPartPr>
+        <w:name w:val="02F47D7D59024BCBB2C71A5E0ABDCD57"/>
+        <w:category>
+          <w:name w:val="General"/>
+          <w:gallery w:val="placeholder"/>
+        </w:category>
+        <w:types>
+          <w:type w:val="bbPlcHdr"/>
+        </w:types>
+        <w:behaviors>
+          <w:behavior w:val="content"/>
+        </w:behaviors>
+        <w:guid w:val="{C34DC712-82D6-442C-A791-D81FA4F64315}"/>
+      </w:docPartPr>
+      <w:docPartBody>
+        <w:p>
+          <w:pPr>
+            <w:pStyle w:val="02F47D7D59024BCBB2C71A5E0ABDCD57"/>
+          </w:pPr>
+          <w:r>
+            <w:rPr>
+              <w:rStyle w:val="PlaceholderText"/>
+            </w:rPr>
+            <w:t>Место для ввода текста.</w:t>
           </w:r>
         </w:p>
       </w:docPartBody>
@@ -19290,23 +18358,23 @@
 </file>
 
 <file path=word/glossary/fontTable.xml><?xml version="1.0" encoding="utf-8"?>
-<w:fonts xmlns:mc="http://schemas.openxmlformats.org/markup-compatibility/2006" xmlns:r="http://schemas.openxmlformats.org/officeDocument/2006/relationships" xmlns:w="http://schemas.openxmlformats.org/wordprocessingml/2006/main" xmlns:w14="http://schemas.microsoft.com/office/word/2010/wordml" xmlns:w15="http://schemas.microsoft.com/office/word/2012/wordml" xmlns:w16se="http://schemas.microsoft.com/office/word/2015/wordml/symex" mc:Ignorable="w14 w15 w16se">
+<w:fonts xmlns:mc="http://schemas.openxmlformats.org/markup-compatibility/2006" xmlns:r="http://schemas.openxmlformats.org/officeDocument/2006/relationships" xmlns:w="http://schemas.openxmlformats.org/wordprocessingml/2006/main" xmlns:w14="http://schemas.microsoft.com/office/word/2010/wordml" xmlns:w15="http://schemas.microsoft.com/office/word/2012/wordml" xmlns:w16cex="http://schemas.microsoft.com/office/word/2018/wordml/cex" xmlns:w16cid="http://schemas.microsoft.com/office/word/2016/wordml/cid" xmlns:w16="http://schemas.microsoft.com/office/word/2018/wordml" xmlns:w16sdtdh="http://schemas.microsoft.com/office/word/2020/wordml/sdtdatahash" xmlns:w16se="http://schemas.microsoft.com/office/word/2015/wordml/symex" mc:Ignorable="w14 w15 w16se w16cid w16 w16cex w16sdtdh">
   <w:font w:name="Calibri">
     <w:panose1 w:val="020F0502020204030204"/>
-    <w:charset w:val="CC"/>
+    <w:charset w:val="00"/>
     <w:family w:val="swiss"/>
     <w:pitch w:val="variable"/>
     <w:sig w:usb0="E4002EFF" w:usb1="C000247B" w:usb2="00000009" w:usb3="00000000" w:csb0="000001FF" w:csb1="00000000"/>
   </w:font>
   <w:font w:name="Times New Roman">
     <w:panose1 w:val="02020603050405020304"/>
-    <w:charset w:val="CC"/>
+    <w:charset w:val="00"/>
     <w:family w:val="roman"/>
     <w:pitch w:val="variable"/>
     <w:sig w:usb0="E0002EFF" w:usb1="C000785B" w:usb2="00000009" w:usb3="00000000" w:csb0="000001FF" w:csb1="00000000"/>
   </w:font>
   <w:font w:name="MS Mincho">
-    <w:altName w:val="Yu Gothic UI"/>
+    <w:altName w:val="ＭＳ 明朝"/>
     <w:panose1 w:val="02020609040205080304"/>
     <w:charset w:val="80"/>
     <w:family w:val="modern"/>
@@ -19315,21 +18383,20 @@
   </w:font>
   <w:font w:name="Courier New">
     <w:panose1 w:val="02070309020205020404"/>
-    <w:charset w:val="CC"/>
+    <w:charset w:val="00"/>
     <w:family w:val="modern"/>
     <w:pitch w:val="fixed"/>
     <w:sig w:usb0="E0002EFF" w:usb1="C0007843" w:usb2="00000009" w:usb3="00000000" w:csb0="000001FF" w:csb1="00000000"/>
   </w:font>
   <w:font w:name="Segoe UI">
     <w:panose1 w:val="020B0502040204020203"/>
-    <w:charset w:val="CC"/>
+    <w:charset w:val="00"/>
     <w:family w:val="swiss"/>
     <w:pitch w:val="variable"/>
     <w:sig w:usb0="E4002EFF" w:usb1="C000E47F" w:usb2="00000009" w:usb3="00000000" w:csb0="000001FF" w:csb1="00000000"/>
   </w:font>
   <w:font w:name="Times New Roman CYR">
-    <w:panose1 w:val="02020603050405020304"/>
-    <w:charset w:val="CC"/>
+    <w:charset w:val="00"/>
     <w:family w:val="roman"/>
     <w:pitch w:val="variable"/>
     <w:sig w:usb0="E0002EFF" w:usb1="C000785B" w:usb2="00000009" w:usb3="00000000" w:csb0="000001FF" w:csb1="00000000"/>
@@ -19344,28 +18411,28 @@
   </w:font>
   <w:font w:name="Arial">
     <w:panose1 w:val="020B0604020202020204"/>
-    <w:charset w:val="CC"/>
+    <w:charset w:val="00"/>
     <w:family w:val="swiss"/>
     <w:pitch w:val="variable"/>
     <w:sig w:usb0="E0002EFF" w:usb1="C000785B" w:usb2="00000009" w:usb3="00000000" w:csb0="000001FF" w:csb1="00000000"/>
   </w:font>
   <w:font w:name="Arial Narrow">
     <w:panose1 w:val="020B0606020202030204"/>
-    <w:charset w:val="CC"/>
+    <w:charset w:val="00"/>
     <w:family w:val="swiss"/>
     <w:pitch w:val="variable"/>
     <w:sig w:usb0="00000287" w:usb1="00000800" w:usb2="00000000" w:usb3="00000000" w:csb0="0000009F" w:csb1="00000000"/>
   </w:font>
   <w:font w:name="Cambria">
     <w:panose1 w:val="02040503050406030204"/>
-    <w:charset w:val="CC"/>
+    <w:charset w:val="00"/>
     <w:family w:val="roman"/>
     <w:pitch w:val="variable"/>
     <w:sig w:usb0="E00006FF" w:usb1="420024FF" w:usb2="02000000" w:usb3="00000000" w:csb0="0000019F" w:csb1="00000000"/>
   </w:font>
   <w:font w:name="Calibri Light">
     <w:panose1 w:val="020F0302020204030204"/>
-    <w:charset w:val="CC"/>
+    <w:charset w:val="00"/>
     <w:family w:val="swiss"/>
     <w:pitch w:val="variable"/>
     <w:sig w:usb0="E4002EFF" w:usb1="C000247B" w:usb2="00000009" w:usb3="00000000" w:csb0="000001FF" w:csb1="00000000"/>
@@ -19374,7 +18441,7 @@
 </file>
 
 <file path=word/glossary/settings.xml><?xml version="1.0" encoding="utf-8"?>
-<w:settings xmlns:mc="http://schemas.openxmlformats.org/markup-compatibility/2006" xmlns:o="urn:schemas-microsoft-com:office:office" xmlns:r="http://schemas.openxmlformats.org/officeDocument/2006/relationships" xmlns:m="http://schemas.openxmlformats.org/officeDocument/2006/math" xmlns:v="urn:schemas-microsoft-com:vml" xmlns:w10="urn:schemas-microsoft-com:office:word" xmlns:w="http://schemas.openxmlformats.org/wordprocessingml/2006/main" xmlns:w14="http://schemas.microsoft.com/office/word/2010/wordml" xmlns:w15="http://schemas.microsoft.com/office/word/2012/wordml" xmlns:w16se="http://schemas.microsoft.com/office/word/2015/wordml/symex" xmlns:sl="http://schemas.openxmlformats.org/schemaLibrary/2006/main" mc:Ignorable="w14 w15 w16se">
+<w:settings xmlns:mc="http://schemas.openxmlformats.org/markup-compatibility/2006" xmlns:o="urn:schemas-microsoft-com:office:office" xmlns:r="http://schemas.openxmlformats.org/officeDocument/2006/relationships" xmlns:m="http://schemas.openxmlformats.org/officeDocument/2006/math" xmlns:v="urn:schemas-microsoft-com:vml" xmlns:w10="urn:schemas-microsoft-com:office:word" xmlns:w="http://schemas.openxmlformats.org/wordprocessingml/2006/main" xmlns:w14="http://schemas.microsoft.com/office/word/2010/wordml" xmlns:w15="http://schemas.microsoft.com/office/word/2012/wordml" xmlns:w16cex="http://schemas.microsoft.com/office/word/2018/wordml/cex" xmlns:w16cid="http://schemas.microsoft.com/office/word/2016/wordml/cid" xmlns:w16="http://schemas.microsoft.com/office/word/2018/wordml" xmlns:w16sdtdh="http://schemas.microsoft.com/office/word/2020/wordml/sdtdatahash" xmlns:w16se="http://schemas.microsoft.com/office/word/2015/wordml/symex" xmlns:sl="http://schemas.openxmlformats.org/schemaLibrary/2006/main" mc:Ignorable="w14 w15 w16se w16cid w16 w16cex w16sdtdh">
   <w:view w:val="normal"/>
   <w:defaultTabStop w:val="720"/>
   <w:hyphenationZone w:val="425"/>
@@ -19386,12 +18453,15 @@
     <w:compatSetting w:name="enableOpenTypeFeatures" w:uri="http://schemas.microsoft.com/office/word" w:val="1"/>
     <w:compatSetting w:name="doNotFlipMirrorIndents" w:uri="http://schemas.microsoft.com/office/word" w:val="1"/>
     <w:compatSetting w:name="differentiateMultirowTableHeaders" w:uri="http://schemas.microsoft.com/office/word" w:val="1"/>
+    <w:compatSetting w:name="useWord2013TrackBottomHyphenation" w:uri="http://schemas.microsoft.com/office/word" w:val="1"/>
   </w:compat>
   <w:rsids>
     <w:rsidRoot w:val="00C95694"/>
     <w:rsid w:val="000209D5"/>
     <w:rsid w:val="00067C2E"/>
     <w:rsid w:val="00100EC8"/>
+    <w:rsid w:val="001C613D"/>
+    <w:rsid w:val="002F3B28"/>
     <w:rsid w:val="0041308E"/>
     <w:rsid w:val="00895704"/>
     <w:rsid w:val="00A4525B"/>
@@ -19423,14 +18493,14 @@
 </file>
 
 <file path=word/glossary/styles.xml><?xml version="1.0" encoding="utf-8"?>
-<w:styles xmlns:mc="http://schemas.openxmlformats.org/markup-compatibility/2006" xmlns:r="http://schemas.openxmlformats.org/officeDocument/2006/relationships" xmlns:w="http://schemas.openxmlformats.org/wordprocessingml/2006/main" xmlns:w14="http://schemas.microsoft.com/office/word/2010/wordml" xmlns:w15="http://schemas.microsoft.com/office/word/2012/wordml" xmlns:w16se="http://schemas.microsoft.com/office/word/2015/wordml/symex" mc:Ignorable="w14 w15 w16se">
+<w:styles xmlns:mc="http://schemas.openxmlformats.org/markup-compatibility/2006" xmlns:r="http://schemas.openxmlformats.org/officeDocument/2006/relationships" xmlns:w="http://schemas.openxmlformats.org/wordprocessingml/2006/main" xmlns:w14="http://schemas.microsoft.com/office/word/2010/wordml" xmlns:w15="http://schemas.microsoft.com/office/word/2012/wordml" xmlns:w16cex="http://schemas.microsoft.com/office/word/2018/wordml/cex" xmlns:w16cid="http://schemas.microsoft.com/office/word/2016/wordml/cid" xmlns:w16="http://schemas.microsoft.com/office/word/2018/wordml" xmlns:w16sdtdh="http://schemas.microsoft.com/office/word/2020/wordml/sdtdatahash" xmlns:w16se="http://schemas.microsoft.com/office/word/2015/wordml/symex" mc:Ignorable="w14 w15 w16se w16cid w16 w16cex w16sdtdh">
   <w:docDefaults>
     <w:rPrDefault>
       <w:rPr>
         <w:rFonts w:asciiTheme="minorHAnsi" w:eastAsiaTheme="minorEastAsia" w:hAnsiTheme="minorHAnsi" w:cstheme="minorBidi"/>
         <w:sz w:val="22"/>
         <w:szCs w:val="22"/>
-        <w:lang w:bidi="ar-SA"/>
+        <w:lang w:val="en-US" w:eastAsia="en-US" w:bidi="ar-SA"/>
       </w:rPr>
     </w:rPrDefault>
     <w:pPrDefault>
@@ -19439,7 +18509,7 @@
       </w:pPr>
     </w:pPrDefault>
   </w:docDefaults>
-  <w:latentStyles w:defLockedState="0" w:defUIPriority="99" w:defSemiHidden="0" w:defUnhideWhenUsed="0" w:defQFormat="0" w:count="371">
+  <w:latentStyles w:defLockedState="0" w:defUIPriority="99" w:defSemiHidden="0" w:defUnhideWhenUsed="0" w:defQFormat="0" w:count="376">
     <w:lsdException w:name="Normal" w:uiPriority="0" w:qFormat="1"/>
     <w:lsdException w:name="heading 1" w:uiPriority="9" w:qFormat="1"/>
     <w:lsdException w:name="heading 2" w:semiHidden="1" w:uiPriority="9" w:unhideWhenUsed="1" w:qFormat="1"/>
@@ -19545,7 +18615,6 @@
     <w:lsdException w:name="HTML Sample" w:semiHidden="1" w:unhideWhenUsed="1"/>
     <w:lsdException w:name="HTML Typewriter" w:semiHidden="1" w:unhideWhenUsed="1"/>
     <w:lsdException w:name="HTML Variable" w:semiHidden="1" w:unhideWhenUsed="1"/>
-    <w:lsdException w:name="Normal Table" w:semiHidden="1" w:unhideWhenUsed="1"/>
     <w:lsdException w:name="annotation subject" w:semiHidden="1" w:unhideWhenUsed="1"/>
     <w:lsdException w:name="No List" w:semiHidden="1" w:unhideWhenUsed="1"/>
     <w:lsdException w:name="Outline List 1" w:semiHidden="1" w:unhideWhenUsed="1"/>
@@ -19588,11 +18657,8 @@
     <w:lsdException w:name="Table Contemporary" w:semiHidden="1" w:unhideWhenUsed="1"/>
     <w:lsdException w:name="Table Elegant" w:semiHidden="1" w:unhideWhenUsed="1"/>
     <w:lsdException w:name="Table Professional" w:semiHidden="1" w:unhideWhenUsed="1"/>
-    <w:lsdException w:name="Table Subtle 1" w:semiHidden="1" w:unhideWhenUsed="1"/>
     <w:lsdException w:name="Table Subtle 2" w:semiHidden="1" w:unhideWhenUsed="1"/>
     <w:lsdException w:name="Table Web 1" w:semiHidden="1" w:unhideWhenUsed="1"/>
-    <w:lsdException w:name="Table Web 2" w:semiHidden="1" w:unhideWhenUsed="1"/>
-    <w:lsdException w:name="Table Web 3" w:semiHidden="1" w:unhideWhenUsed="1"/>
     <w:lsdException w:name="Balloon Text" w:semiHidden="1" w:unhideWhenUsed="1"/>
     <w:lsdException w:name="Table Grid" w:uiPriority="39"/>
     <w:lsdException w:name="Table Theme" w:semiHidden="1" w:unhideWhenUsed="1"/>
@@ -19811,18 +18877,23 @@
     <w:lsdException w:name="List Table 5 Dark Accent 6" w:uiPriority="50"/>
     <w:lsdException w:name="List Table 6 Colorful Accent 6" w:uiPriority="51"/>
     <w:lsdException w:name="List Table 7 Colorful Accent 6" w:uiPriority="52"/>
+    <w:lsdException w:name="Mention" w:semiHidden="1" w:unhideWhenUsed="1"/>
+    <w:lsdException w:name="Smart Hyperlink" w:semiHidden="1" w:unhideWhenUsed="1"/>
+    <w:lsdException w:name="Hashtag" w:semiHidden="1" w:unhideWhenUsed="1"/>
+    <w:lsdException w:name="Unresolved Mention" w:semiHidden="1" w:unhideWhenUsed="1"/>
+    <w:lsdException w:name="Smart Link" w:semiHidden="1" w:unhideWhenUsed="1"/>
   </w:latentStyles>
-  <w:style w:type="paragraph" w:default="1" w:styleId="a">
+  <w:style w:type="paragraph" w:default="1" w:styleId="Normal">
     <w:name w:val="Normal"/>
     <w:qFormat/>
   </w:style>
-  <w:style w:type="character" w:default="1" w:styleId="a0">
+  <w:style w:type="character" w:default="1" w:styleId="DefaultParagraphFont">
     <w:name w:val="Default Paragraph Font"/>
     <w:uiPriority w:val="1"/>
     <w:semiHidden/>
     <w:unhideWhenUsed/>
   </w:style>
-  <w:style w:type="table" w:default="1" w:styleId="a1">
+  <w:style w:type="table" w:default="1" w:styleId="TableNormal">
     <w:name w:val="Normal Table"/>
     <w:uiPriority w:val="99"/>
     <w:semiHidden/>
@@ -19837,18 +18908,18 @@
       </w:tblCellMar>
     </w:tblPr>
   </w:style>
-  <w:style w:type="numbering" w:default="1" w:styleId="a2">
+  <w:style w:type="numbering" w:default="1" w:styleId="NoList">
     <w:name w:val="No List"/>
     <w:uiPriority w:val="99"/>
     <w:semiHidden/>
     <w:unhideWhenUsed/>
   </w:style>
-  <w:style w:type="character" w:styleId="a3">
+  <w:style w:type="character" w:styleId="PlaceholderText">
     <w:name w:val="Placeholder Text"/>
-    <w:basedOn w:val="a0"/>
+    <w:basedOn w:val="DefaultParagraphFont"/>
     <w:uiPriority w:val="99"/>
     <w:semiHidden/>
-    <w:rsid w:val="00C85F6D"/>
+    <w:rsid w:val="001C613D"/>
     <w:rPr>
       <w:color w:val="808080"/>
     </w:rPr>
@@ -19897,17 +18968,13 @@
     <w:name w:val="F3D650BE9AEB4D46958DEE6D589241CF"/>
     <w:rsid w:val="00C95694"/>
   </w:style>
-  <w:style w:type="paragraph" w:customStyle="1" w:styleId="D6A79802B46A40EF86CFA1EB70882485">
-    <w:name w:val="D6A79802B46A40EF86CFA1EB70882485"/>
-    <w:rsid w:val="00C95694"/>
+  <w:style w:type="paragraph" w:customStyle="1" w:styleId="EBA04B993BF04BCEB812FC8399F8B7B5">
+    <w:name w:val="EBA04B993BF04BCEB812FC8399F8B7B5"/>
+    <w:rsid w:val="001C613D"/>
   </w:style>
-  <w:style w:type="paragraph" w:customStyle="1" w:styleId="27832D0D823045FFA828BFC55D58847D">
-    <w:name w:val="27832D0D823045FFA828BFC55D58847D"/>
-    <w:rsid w:val="00C95694"/>
-  </w:style>
-  <w:style w:type="paragraph" w:customStyle="1" w:styleId="D222EBAF30FA4EA09FEE37A3587AB0D3">
-    <w:name w:val="D222EBAF30FA4EA09FEE37A3587AB0D3"/>
-    <w:rsid w:val="00C95694"/>
+  <w:style w:type="paragraph" w:customStyle="1" w:styleId="02F47D7D59024BCBB2C71A5E0ABDCD57">
+    <w:name w:val="02F47D7D59024BCBB2C71A5E0ABDCD57"/>
+    <w:rsid w:val="001C613D"/>
   </w:style>
   <w:style w:type="paragraph" w:customStyle="1" w:styleId="61ACCFACA33047C792EAD485BB8585B4">
     <w:name w:val="61ACCFACA33047C792EAD485BB8585B4"/>
@@ -19957,20 +19024,8 @@
     <w:name w:val="9B4ABE7B226D41F0AD32B2B5DE3DD869"/>
     <w:rsid w:val="00C95694"/>
   </w:style>
-  <w:style w:type="paragraph" w:customStyle="1" w:styleId="DE71A890CF474D9ABFAB17B40692D337">
-    <w:name w:val="DE71A890CF474D9ABFAB17B40692D337"/>
-    <w:rsid w:val="00C95694"/>
-  </w:style>
-  <w:style w:type="paragraph" w:customStyle="1" w:styleId="3B0C940881E34740ACE10A3C2D57D91F">
-    <w:name w:val="3B0C940881E34740ACE10A3C2D57D91F"/>
-    <w:rsid w:val="00C95694"/>
-  </w:style>
   <w:style w:type="paragraph" w:customStyle="1" w:styleId="5898252D755B45ADA9E448DC6D3DAAEF">
     <w:name w:val="5898252D755B45ADA9E448DC6D3DAAEF"/>
-    <w:rsid w:val="00C95694"/>
-  </w:style>
-  <w:style w:type="paragraph" w:customStyle="1" w:styleId="F0233B3DC60E417AADC8773E33CC72D7">
-    <w:name w:val="F0233B3DC60E417AADC8773E33CC72D7"/>
     <w:rsid w:val="00C95694"/>
   </w:style>
   <w:style w:type="paragraph" w:customStyle="1" w:styleId="FEE75F1DD53D4A56B0148711E3E98C8E">
@@ -19997,7 +19052,7 @@
 </file>
 
 <file path=word/glossary/webSettings.xml><?xml version="1.0" encoding="utf-8"?>
-<w:webSettings xmlns:mc="http://schemas.openxmlformats.org/markup-compatibility/2006" xmlns:r="http://schemas.openxmlformats.org/officeDocument/2006/relationships" xmlns:w="http://schemas.openxmlformats.org/wordprocessingml/2006/main" xmlns:w14="http://schemas.microsoft.com/office/word/2010/wordml" xmlns:w15="http://schemas.microsoft.com/office/word/2012/wordml" xmlns:w16se="http://schemas.microsoft.com/office/word/2015/wordml/symex" mc:Ignorable="w14 w15 w16se">
+<w:webSettings xmlns:mc="http://schemas.openxmlformats.org/markup-compatibility/2006" xmlns:r="http://schemas.openxmlformats.org/officeDocument/2006/relationships" xmlns:w="http://schemas.openxmlformats.org/wordprocessingml/2006/main" xmlns:w14="http://schemas.microsoft.com/office/word/2010/wordml" xmlns:w15="http://schemas.microsoft.com/office/word/2012/wordml" xmlns:w16cex="http://schemas.microsoft.com/office/word/2018/wordml/cex" xmlns:w16cid="http://schemas.microsoft.com/office/word/2016/wordml/cid" xmlns:w16="http://schemas.microsoft.com/office/word/2018/wordml" xmlns:w16sdtdh="http://schemas.microsoft.com/office/word/2020/wordml/sdtdatahash" xmlns:w16se="http://schemas.microsoft.com/office/word/2015/wordml/symex" mc:Ignorable="w14 w15 w16se w16cid w16 w16cex w16sdtdh">
   <w:optimizeForBrowser/>
   <w:allowPNG/>
 </w:webSettings>
